--- a/recommendation-service/AI_Recommendation_Roadmap.docx
+++ b/recommendation-service/AI_Recommendation_Roadmap.docx
@@ -2,6 +2,14 @@
 <file path=word/document.xml><?xml version="1.0" encoding="utf-8"?>
 <w:document xmlns:wpc="http://schemas.microsoft.com/office/word/2010/wordprocessingCanvas" xmlns:mo="http://schemas.microsoft.com/office/mac/office/2008/main" xmlns:mc="http://schemas.openxmlformats.org/markup-compatibility/2006" xmlns:mv="urn:schemas-microsoft-com:mac:vml" xmlns:o="urn:schemas-microsoft-com:office:office" xmlns:r="http://schemas.openxmlformats.org/officeDocument/2006/relationships" xmlns:m="http://schemas.openxmlformats.org/officeDocument/2006/math" xmlns:v="urn:schemas-microsoft-com:vml" xmlns:wp14="http://schemas.microsoft.com/office/word/2010/wordprocessingDrawing" xmlns:wp="http://schemas.openxmlformats.org/drawingml/2006/wordprocessingDrawing" xmlns:w10="urn:schemas-microsoft-com:office:word" xmlns:w="http://schemas.openxmlformats.org/wordprocessingml/2006/main" xmlns:w14="http://schemas.microsoft.com/office/word/2010/wordml" xmlns:wpg="http://schemas.microsoft.com/office/word/2010/wordprocessingGroup" xmlns:wpi="http://schemas.microsoft.com/office/word/2010/wordprocessingInk" xmlns:wne="http://schemas.microsoft.com/office/word/2006/wordml" xmlns:wps="http://schemas.microsoft.com/office/word/2010/wordprocessingShape" mc:Ignorable="w14 wp14">
   <w:body>
+    <w:p>
+      <w:pPr>
+        <w:pStyle w:val="Heading1"/>
+      </w:pPr>
+      <w:r>
+        <w:t>PHẦN I — ROADMAP TỔNG THỂ HỆ THỐNG GỢI Ý SẢN PHẨM TỰ HỌC</w:t>
+      </w:r>
+    </w:p>
     <w:p>
       <w:pPr>
         <w:pStyle w:val="Title"/>
@@ -3361,6 +3369,1199 @@
       </w:pPr>
       <w:r>
         <w:t>Chưa cần verify Python service/ML ở giai đoạn này — đó là Phase 1 trở đi.</w:t>
+      </w:r>
+    </w:p>
+    <w:p>
+      <w:r>
+        <w:br w:type="page"/>
+      </w:r>
+    </w:p>
+    <w:p>
+      <w:pPr>
+        <w:pStyle w:val="Heading1"/>
+      </w:pPr>
+      <w:r>
+        <w:t>PHẦN II — QUY TRÌNH XÂY DỰNG MÔ HÌNH (PHASE 1)</w:t>
+      </w:r>
+    </w:p>
+    <w:p>
+      <w:r>
+        <w:t>Phần này giải thích Phase 1 đã xây dựng những gì: mô hình gợi ý hoạt động dựa trên cơ chế nào, cần những dữ liệu gì, và các bước triển khai thực tế đã thực hiện trong hệ thống.</w:t>
+      </w:r>
+    </w:p>
+    <w:p>
+      <w:pPr>
+        <w:pStyle w:val="Heading2"/>
+      </w:pPr>
+      <w:r>
+        <w:t>1. Cơ chế hoạt động của mô hình</w:t>
+      </w:r>
+    </w:p>
+    <w:p>
+      <w:pPr>
+        <w:pStyle w:val="Heading3"/>
+      </w:pPr>
+      <w:r>
+        <w:t>1.1 Mô hình AI đang sử dụng là gì?</w:t>
+      </w:r>
+    </w:p>
+    <w:p>
+      <w:r>
+        <w:t>Đây không phải một mô hình học sâu (deep learning) hay “mạng nơ-ron” đơn nhất, mà là một hệ thống gợi ý lai (hybrid recommender) — kết hợp nhiều kỹ thuật học máy cổ điển, mỗi kỹ thuật phụ trách một góc nhìn khác nhau về “sản phẩm nào nên gợi ý cho ai”.</w:t>
+      </w:r>
+    </w:p>
+    <w:p>
+      <w:r>
+        <w:t>Lý do chọn hướng đi này thay vì deep learning ngay từ đầu: mô hình học sâu cần rất nhiều dữ liệu hành vi thật mới học tốt (hàng chục nghìn tương tác trở lên), trong khi dữ liệu hệ thống hiện tại mới bắt đầu được thu thập (từ Phase 0), số lượng đơn hàng và lượt xem còn ít. Dùng mô hình phức tạp ngay lúc này dễ cho ra kết quả vô nghĩa. Vì vậy Phase 1 chọn các thuật toán thống kê/học máy cổ điển — minh bạch, dễ kiểm chứng đúng sai, hoạt động ổn định ngay cả khi ít dữ liệu — rồi sẽ nâng cấp dần lên mô hình phức tạp hơn (lọc cộng tác ở Phase 2, học tăng cường ở Phase 3) khi dữ liệu đã đủ lớn.</w:t>
+      </w:r>
+    </w:p>
+    <w:p>
+      <w:pPr>
+        <w:pStyle w:val="Heading3"/>
+      </w:pPr>
+      <w:r>
+        <w:t>1.2 Các thuật toán cụ thể được áp dụng</w:t>
+      </w:r>
+    </w:p>
+    <w:p>
+      <w:pPr>
+        <w:pStyle w:val="ListBullet"/>
+      </w:pPr>
+      <w:r>
+        <w:rPr>
+          <w:b/>
+        </w:rPr>
+        <w:t xml:space="preserve">Gợi ý theo nội dung (Content-based) — thuật toán TF-IDF + Cosine Similarity: </w:t>
+      </w:r>
+      <w:r>
+        <w:t>biến tên, mô tả, danh mục, phân khúc giá của mỗi sản phẩm thành một “dấu vân tay” số học thể hiện sản phẩm đó “nói về điều gì”. Cosine Similarity đo độ giống nhau giữa 2 dấu vân tay — sản phẩm càng giống nhau về nội dung thì điểm càng cao. Dùng cho mục “Sản phẩm tương tự” và tìm sản phẩm giống các sản phẩm khách vừa xem.</w:t>
+      </w:r>
+    </w:p>
+    <w:p>
+      <w:pPr>
+        <w:pStyle w:val="ListBullet"/>
+      </w:pPr>
+      <w:r>
+        <w:rPr>
+          <w:b/>
+        </w:rPr>
+        <w:t xml:space="preserve">Gợi ý mua kèm (Co-purchase) — thuật toán FP-Growth sinh luật kết hợp: </w:t>
+      </w:r>
+      <w:r>
+        <w:t>quét lịch sử đơn hàng để tìm sản phẩm nào thường được mua chung (ví dụ mua thịt bò thường kèm hành, tỏi), từ đó suy ra luật “khách mua A → gợi ý B”. Dùng cho mục “Có thể bạn cũng thích” ở giỏ hàng. Thuật toán cần đủ số lượng đơn hàng mới cho kết quả có ý nghĩa (tối thiểu 30 đơn); nếu chưa đủ, hệ thống tự “im lặng” — không đưa ra luật sai, không báo lỗi.</w:t>
+      </w:r>
+    </w:p>
+    <w:p>
+      <w:pPr>
+        <w:pStyle w:val="ListBullet"/>
+      </w:pPr>
+      <w:r>
+        <w:rPr>
+          <w:b/>
+        </w:rPr>
+        <w:t xml:space="preserve">Gợi ý theo mức độ phổ biến (Popularity): </w:t>
+      </w:r>
+      <w:r>
+        <w:t>thống kê có trọng số giữa số lượng đã bán và xu hướng mua trong 7 ngày / 30 ngày gần nhất. Đây là nguồn “an toàn”, luôn có kết quả kể cả với khách vãng lai hoặc sản phẩm hoàn toàn mới.</w:t>
+      </w:r>
+    </w:p>
+    <w:p>
+      <w:pPr>
+        <w:pStyle w:val="ListBullet"/>
+      </w:pPr>
+      <w:r>
+        <w:rPr>
+          <w:b/>
+        </w:rPr>
+        <w:t xml:space="preserve">Trộn nguồn (Blend): </w:t>
+      </w:r>
+      <w:r>
+        <w:t>tính trung bình có trọng số sau khi chuẩn hoá điểm số của 3 nguồn trên — mỗi vị trí hiển thị (trang chủ, trang sản phẩm, giỏ hàng) tin tưởng từng nguồn theo tỉ trọng khác nhau, gộp lại thành một danh sách điểm số duy nhất.</w:t>
+      </w:r>
+    </w:p>
+    <w:p>
+      <w:pPr>
+        <w:pStyle w:val="ListBullet"/>
+      </w:pPr>
+      <w:r>
+        <w:rPr>
+          <w:b/>
+        </w:rPr>
+        <w:t xml:space="preserve">Chống nhàm chán (MMR — Maximal Marginal Relevance): </w:t>
+      </w:r>
+      <w:r>
+        <w:t>thuật toán tái xếp hạng — chọn lại sản phẩm sao cho vừa có điểm cao vừa không quá giống các sản phẩm đã chọn trước đó trong cùng danh sách, tránh tình trạng 12 sản phẩm gợi ý đều là 12 loại gạo giống nhau. Mức độ “ép đa dạng” tự tăng với khách có lịch sử xem hẹp (chỉ xem 1-2 loại sản phẩm) và giảm với khách xem đa dạng — dựa trên entropy, một đại lượng đo “độ đa dạng” quen thuộc trong lý thuyết thông tin.</w:t>
+      </w:r>
+    </w:p>
+    <w:p>
+      <w:pPr>
+        <w:pStyle w:val="Heading3"/>
+      </w:pPr>
+      <w:r>
+        <w:t>1.3 Quy trình mô hình tạo ra một danh sách gợi ý</w:t>
+      </w:r>
+    </w:p>
+    <w:p>
+      <w:r>
+        <w:t>Mỗi khi có yêu cầu gợi ý, hệ thống thực hiện tuần tự 4 bước:</w:t>
+      </w:r>
+    </w:p>
+    <w:p>
+      <w:pPr>
+        <w:pStyle w:val="ListNumber"/>
+      </w:pPr>
+      <w:r>
+        <w:t>Lấy song song 3 danh sách ứng viên từ 3 nguồn (nội dung, mua kèm, phổ biến) — mỗi nguồn đề xuất vài chục sản phẩm kèm điểm số riêng.</w:t>
+      </w:r>
+    </w:p>
+    <w:p>
+      <w:pPr>
+        <w:pStyle w:val="ListNumber"/>
+      </w:pPr>
+      <w:r>
+        <w:t>Trộn 3 danh sách theo tỉ trọng phù hợp với vị trí hiển thị, ra một danh sách chung khoảng 80 sản phẩm, sắp xếp theo điểm giảm dần.</w:t>
+      </w:r>
+    </w:p>
+    <w:p>
+      <w:pPr>
+        <w:pStyle w:val="ListNumber"/>
+      </w:pPr>
+      <w:r>
+        <w:t>Đưa danh sách qua bước chống nhàm chán (MMR) để chọn ra 6-12 sản phẩm cuối cùng, vừa đảm bảo điểm cao vừa đa dạng.</w:t>
+      </w:r>
+    </w:p>
+    <w:p>
+      <w:pPr>
+        <w:pStyle w:val="ListNumber"/>
+      </w:pPr>
+      <w:r>
+        <w:t>Trả về danh sách cuối cùng (chỉ gồm mã sản phẩm + điểm số) cho hệ thống chính.</w:t>
+      </w:r>
+    </w:p>
+    <w:p>
+      <w:pPr>
+        <w:jc w:val="center"/>
+      </w:pPr>
+      <w:r>
+        <w:drawing>
+          <wp:inline xmlns:a="http://schemas.openxmlformats.org/drawingml/2006/main" xmlns:pic="http://schemas.openxmlformats.org/drawingml/2006/picture">
+            <wp:extent cx="5760720" cy="2635086"/>
+            <wp:docPr id="1" name="Picture 1"/>
+            <wp:cNvGraphicFramePr>
+              <a:graphicFrameLocks noChangeAspect="1"/>
+            </wp:cNvGraphicFramePr>
+            <a:graphic>
+              <a:graphicData uri="http://schemas.openxmlformats.org/drawingml/2006/picture">
+                <pic:pic>
+                  <pic:nvPicPr>
+                    <pic:cNvPr id="0" name="diagram_pipeline.png"/>
+                    <pic:cNvPicPr/>
+                  </pic:nvPicPr>
+                  <pic:blipFill>
+                    <a:blip r:embed="rId9"/>
+                    <a:stretch>
+                      <a:fillRect/>
+                    </a:stretch>
+                  </pic:blipFill>
+                  <pic:spPr>
+                    <a:xfrm>
+                      <a:off x="0" y="0"/>
+                      <a:ext cx="5760720" cy="2635086"/>
+                    </a:xfrm>
+                    <a:prstGeom prst="rect"/>
+                  </pic:spPr>
+                </pic:pic>
+              </a:graphicData>
+            </a:graphic>
+          </wp:inline>
+        </w:drawing>
+      </w:r>
+    </w:p>
+    <w:p>
+      <w:pPr>
+        <w:pStyle w:val="Caption"/>
+        <w:jc w:val="center"/>
+      </w:pPr>
+      <w:r>
+        <w:t>Sơ đồ 2 — Quy trình mô hình tạo ra một danh sách gợi ý</w:t>
+      </w:r>
+    </w:p>
+    <w:p>
+      <w:pPr>
+        <w:pStyle w:val="Heading3"/>
+      </w:pPr>
+      <w:r>
+        <w:t>1.4 Bộ dữ liệu cần thiết cho mô hình</w:t>
+      </w:r>
+    </w:p>
+    <w:p>
+      <w:r>
+        <w:t>Toàn bộ dữ liệu dưới đây đọc trực tiếp từ cơ sở dữ liệu sẵn có của hệ thống, không cần thu thập gì thêm từ bên ngoài:</w:t>
+      </w:r>
+    </w:p>
+    <w:p>
+      <w:pPr>
+        <w:pStyle w:val="ListBullet"/>
+      </w:pPr>
+      <w:r>
+        <w:t>Dữ liệu sản phẩm: tên, mô tả, danh mục, giá — dùng để tính gợi ý theo nội dung.</w:t>
+      </w:r>
+    </w:p>
+    <w:p>
+      <w:pPr>
+        <w:pStyle w:val="ListBullet"/>
+      </w:pPr>
+      <w:r>
+        <w:t>Dữ liệu đơn hàng: sản phẩm nào được mua cùng đơn hàng nào — dùng để tính gợi ý mua kèm.</w:t>
+      </w:r>
+    </w:p>
+    <w:p>
+      <w:pPr>
+        <w:pStyle w:val="ListBullet"/>
+      </w:pPr>
+      <w:r>
+        <w:t>Dữ liệu bán hàng: số lượng bán, thời điểm bán — dùng để tính mức độ phổ biến/xu hướng.</w:t>
+      </w:r>
+    </w:p>
+    <w:p>
+      <w:pPr>
+        <w:pStyle w:val="ListBullet"/>
+      </w:pPr>
+      <w:r>
+        <w:t>Dữ liệu hành vi xem (xây dựng ở Phase 0): khách đã xem sản phẩm nào, khi nào — dùng để cá nhân hoá trang chủ và đo “độ đa dạng” sở thích của từng khách.</w:t>
+      </w:r>
+    </w:p>
+    <w:p>
+      <w:pPr>
+        <w:pStyle w:val="ListBullet"/>
+      </w:pPr>
+      <w:r>
+        <w:t>Dữ liệu tồn kho (quantity): số lượng còn trong kho của từng sản phẩm — dùng để loại sản phẩm đang hết hàng khỏi mọi danh sách gợi ý (bổ sung sau khi phát hiện lỗi thực tế, xem mục 3).</w:t>
+      </w:r>
+    </w:p>
+    <w:p>
+      <w:pPr>
+        <w:pStyle w:val="Heading3"/>
+      </w:pPr>
+      <w:r>
+        <w:t>1.5 Mô hình “học lại” theo chu kỳ nào?</w:t>
+      </w:r>
+    </w:p>
+    <w:p>
+      <w:r>
+        <w:t>Mỗi đêm lúc 2 giờ sáng, hệ thống tự động tính toán lại toàn bộ mô hình từ dữ liệu mới nhất (sản phẩm/đơn hàng phát sinh trong ngày sẽ được đưa vào). Việc tính toán lại diễn ra hoàn toàn ở phía sau — mô hình cũ vẫn phục vụ khách bình thường cho tới khi mô hình mới tính xong mới được thay thế, không có khoảng thời gian nào bị gián đoạn hay lỗi.</w:t>
+      </w:r>
+    </w:p>
+    <w:p>
+      <w:pPr>
+        <w:pStyle w:val="Heading3"/>
+      </w:pPr>
+      <w:r>
+        <w:t>1.6 Mô hình tương tác với hệ thống như thế nào?</w:t>
+      </w:r>
+    </w:p>
+    <w:p>
+      <w:r>
+        <w:t>Mô hình gợi ý được tách thành một dịch vụ hoàn toàn độc lập, không lộ trực tiếp ra Internet — mọi yêu cầu từ trình duyệt khách hàng đều phải đi qua hệ thống backend chính trước.</w:t>
+      </w:r>
+    </w:p>
+    <w:p>
+      <w:r>
+        <w:t>Vai trò trung gian của backend chính: xác thực khách hàng (biết khách là ai qua tài khoản đăng nhập, không bao giờ tin thông tin định danh do trình duyệt tự gửi lên), giới hạn thời gian chờ phản hồi (tối đa 2-2,5 giây), và quan trọng nhất — nếu dịch vụ gợi ý bị lỗi, quá tải hoặc không phản hồi kịp, hệ thống tự động chuyển sang phương án dự phòng (gợi ý theo cùng danh mục hoặc sản phẩm bán chạy) để trang web không bao giờ bị vỡ hay hiển thị trống.</w:t>
+      </w:r>
+    </w:p>
+    <w:p>
+      <w:pPr>
+        <w:jc w:val="center"/>
+      </w:pPr>
+      <w:r>
+        <w:drawing>
+          <wp:inline xmlns:a="http://schemas.openxmlformats.org/drawingml/2006/main" xmlns:pic="http://schemas.openxmlformats.org/drawingml/2006/picture">
+            <wp:extent cx="5760720" cy="3299955"/>
+            <wp:docPr id="2" name="Picture 2"/>
+            <wp:cNvGraphicFramePr>
+              <a:graphicFrameLocks noChangeAspect="1"/>
+            </wp:cNvGraphicFramePr>
+            <a:graphic>
+              <a:graphicData uri="http://schemas.openxmlformats.org/drawingml/2006/picture">
+                <pic:pic>
+                  <pic:nvPicPr>
+                    <pic:cNvPr id="0" name="diagram_architecture.png"/>
+                    <pic:cNvPicPr/>
+                  </pic:nvPicPr>
+                  <pic:blipFill>
+                    <a:blip r:embed="rId10"/>
+                    <a:stretch>
+                      <a:fillRect/>
+                    </a:stretch>
+                  </pic:blipFill>
+                  <pic:spPr>
+                    <a:xfrm>
+                      <a:off x="0" y="0"/>
+                      <a:ext cx="5760720" cy="3299955"/>
+                    </a:xfrm>
+                    <a:prstGeom prst="rect"/>
+                  </pic:spPr>
+                </pic:pic>
+              </a:graphicData>
+            </a:graphic>
+          </wp:inline>
+        </w:drawing>
+      </w:r>
+    </w:p>
+    <w:p>
+      <w:pPr>
+        <w:pStyle w:val="Caption"/>
+        <w:jc w:val="center"/>
+      </w:pPr>
+      <w:r>
+        <w:t>Sơ đồ 1 — Luồng tương tác giữa các thành phần hệ thống</w:t>
+      </w:r>
+    </w:p>
+    <w:p>
+      <w:pPr>
+        <w:pStyle w:val="Heading2"/>
+      </w:pPr>
+      <w:r>
+        <w:t>2. Các bước đã thực hiện trong Phase 1</w:t>
+      </w:r>
+    </w:p>
+    <w:p>
+      <w:r>
+        <w:t>Dưới đây là các bước triển khai thực tế, theo đúng thứ tự đã thực hiện, kèm đoạn mã quan trọng nhất của mỗi bước và mục đích của nó.</w:t>
+      </w:r>
+    </w:p>
+    <w:p>
+      <w:pPr>
+        <w:pStyle w:val="Heading3"/>
+      </w:pPr>
+      <w:r>
+        <w:t>Bước 1 — Dựng khung dịch vụ gợi ý và nguồn “phổ biến”</w:t>
+      </w:r>
+    </w:p>
+    <w:p>
+      <w:r>
+        <w:t>Tạo một dịch vụ hoàn toàn mới, độc lập với hệ thống chính, kết nối trực tiếp (chỉ đọc, không ghi) vào cơ sở dữ liệu sẵn có. Xây nguồn “phổ biến” trước tiên vì đây là nguồn duy nhất luôn có dữ liệu ngay cả khi chưa có hành vi cá nhân của khách — làm lưới an toàn cho mọi bước sau.</w:t>
+      </w:r>
+    </w:p>
+    <w:tbl>
+      <w:tblPr>
+        <w:tblW w:type="auto" w:w="0"/>
+        <w:tblLayout w:type="autofit"/>
+        <w:tblLook w:firstColumn="1" w:firstRow="1" w:lastColumn="0" w:lastRow="0" w:noHBand="0" w:noVBand="1" w:val="04A0"/>
+      </w:tblPr>
+      <w:tblGrid>
+        <w:gridCol w:w="8640"/>
+      </w:tblGrid>
+      <w:tr>
+        <w:tc>
+          <w:tcPr>
+            <w:tcW w:type="dxa" w:w="8640"/>
+            <w:shd w:val="clear" w:color="auto" w:fill="F3F6F4"/>
+            <w:tcBorders>
+              <w:top w:val="single" w:sz="4" w:space="0" w:color="C7D3CB"/>
+              <w:left w:val="single" w:sz="4" w:space="0" w:color="C7D3CB"/>
+              <w:bottom w:val="single" w:sz="4" w:space="0" w:color="C7D3CB"/>
+              <w:right w:val="single" w:sz="4" w:space="0" w:color="C7D3CB"/>
+            </w:tcBorders>
+          </w:tcPr>
+          <w:p>
+            <w:pPr>
+              <w:spacing w:before="40" w:after="40"/>
+            </w:pPr>
+            <w:r/>
+            <w:r>
+              <w:rPr>
+                <w:rFonts w:ascii="Consolas" w:hAnsi="Consolas"/>
+                <w:color w:val="2A3831"/>
+                <w:sz w:val="18"/>
+              </w:rPr>
+              <w:t># Điểm phổ biến = 50% mức đã bán + 35% xu hướng 7 ngày + 15% xu hướng 30 ngày</w:t>
+            </w:r>
+            <w:r>
+              <w:rPr>
+                <w:rFonts w:ascii="Consolas" w:hAnsi="Consolas"/>
+                <w:color w:val="2A3831"/>
+                <w:sz w:val="18"/>
+              </w:rPr>
+              <w:br/>
+              <w:t>score = (</w:t>
+            </w:r>
+            <w:r>
+              <w:rPr>
+                <w:rFonts w:ascii="Consolas" w:hAnsi="Consolas"/>
+                <w:color w:val="2A3831"/>
+                <w:sz w:val="18"/>
+              </w:rPr>
+              <w:br/>
+              <w:t xml:space="preserve">    0.5 * chuan_hoa(da_ban)</w:t>
+            </w:r>
+            <w:r>
+              <w:rPr>
+                <w:rFonts w:ascii="Consolas" w:hAnsi="Consolas"/>
+                <w:color w:val="2A3831"/>
+                <w:sz w:val="18"/>
+              </w:rPr>
+              <w:br/>
+              <w:t xml:space="preserve">    + 0.35 * chuan_hoa(xu_huong_7_ngay)</w:t>
+            </w:r>
+            <w:r>
+              <w:rPr>
+                <w:rFonts w:ascii="Consolas" w:hAnsi="Consolas"/>
+                <w:color w:val="2A3831"/>
+                <w:sz w:val="18"/>
+              </w:rPr>
+              <w:br/>
+              <w:t xml:space="preserve">    + 0.15 * chuan_hoa(xu_huong_30_ngay)</w:t>
+            </w:r>
+            <w:r>
+              <w:rPr>
+                <w:rFonts w:ascii="Consolas" w:hAnsi="Consolas"/>
+                <w:color w:val="2A3831"/>
+                <w:sz w:val="18"/>
+              </w:rPr>
+              <w:br/>
+              <w:t>)</w:t>
+            </w:r>
+          </w:p>
+        </w:tc>
+      </w:tr>
+    </w:tbl>
+    <w:p>
+      <w:pPr>
+        <w:spacing w:after="40"/>
+      </w:pPr>
+    </w:p>
+    <w:p>
+      <w:pPr>
+        <w:pStyle w:val="Heading3"/>
+      </w:pPr>
+      <w:r>
+        <w:t>Bước 2 — Xây nguồn “gợi ý theo nội dung”</w:t>
+      </w:r>
+    </w:p>
+    <w:p>
+      <w:r>
+        <w:t>Dùng TF-IDF để biến tên, danh mục, mô tả và phân khúc giá của mỗi sản phẩm thành một vector số học, sau đó tính độ giống nhau giữa mọi cặp sản phẩm để tìm ra “láng giềng gần nhất” cho từng sản phẩm.</w:t>
+      </w:r>
+    </w:p>
+    <w:tbl>
+      <w:tblPr>
+        <w:tblW w:type="auto" w:w="0"/>
+        <w:tblLayout w:type="autofit"/>
+        <w:tblLook w:firstColumn="1" w:firstRow="1" w:lastColumn="0" w:lastRow="0" w:noHBand="0" w:noVBand="1" w:val="04A0"/>
+      </w:tblPr>
+      <w:tblGrid>
+        <w:gridCol w:w="8640"/>
+      </w:tblGrid>
+      <w:tr>
+        <w:tc>
+          <w:tcPr>
+            <w:tcW w:type="dxa" w:w="8640"/>
+            <w:shd w:val="clear" w:color="auto" w:fill="F3F6F4"/>
+            <w:tcBorders>
+              <w:top w:val="single" w:sz="4" w:space="0" w:color="C7D3CB"/>
+              <w:left w:val="single" w:sz="4" w:space="0" w:color="C7D3CB"/>
+              <w:bottom w:val="single" w:sz="4" w:space="0" w:color="C7D3CB"/>
+              <w:right w:val="single" w:sz="4" w:space="0" w:color="C7D3CB"/>
+            </w:tcBorders>
+          </w:tcPr>
+          <w:p>
+            <w:pPr>
+              <w:spacing w:before="40" w:after="40"/>
+            </w:pPr>
+            <w:r/>
+            <w:r>
+              <w:rPr>
+                <w:rFonts w:ascii="Consolas" w:hAnsi="Consolas"/>
+                <w:color w:val="2A3831"/>
+                <w:sz w:val="18"/>
+              </w:rPr>
+              <w:t>vectorizer = TfidfVectorizer(</w:t>
+            </w:r>
+            <w:r>
+              <w:rPr>
+                <w:rFonts w:ascii="Consolas" w:hAnsi="Consolas"/>
+                <w:color w:val="2A3831"/>
+                <w:sz w:val="18"/>
+              </w:rPr>
+              <w:br/>
+              <w:t xml:space="preserve">    lowercase=True, ngram_range=(1, 2), max_features=20000, sublinear_tf=True</w:t>
+            </w:r>
+            <w:r>
+              <w:rPr>
+                <w:rFonts w:ascii="Consolas" w:hAnsi="Consolas"/>
+                <w:color w:val="2A3831"/>
+                <w:sz w:val="18"/>
+              </w:rPr>
+              <w:br/>
+              <w:t>)</w:t>
+            </w:r>
+            <w:r>
+              <w:rPr>
+                <w:rFonts w:ascii="Consolas" w:hAnsi="Consolas"/>
+                <w:color w:val="2A3831"/>
+                <w:sz w:val="18"/>
+              </w:rPr>
+              <w:br/>
+              <w:t>matrix = vectorizer.fit_transform(mo_ta_san_pham)  # mỗi hàng = 1 sản phẩm</w:t>
+            </w:r>
+          </w:p>
+        </w:tc>
+      </w:tr>
+    </w:tbl>
+    <w:p>
+      <w:pPr>
+        <w:spacing w:after="40"/>
+      </w:pPr>
+    </w:p>
+    <w:p>
+      <w:pPr>
+        <w:pStyle w:val="Heading3"/>
+      </w:pPr>
+      <w:r>
+        <w:t>Bước 3 — Xây nguồn “mua kèm”, trộn nguồn và chống nhàm chán</w:t>
+      </w:r>
+    </w:p>
+    <w:p>
+      <w:r>
+        <w:t>Quét lịch sử đơn hàng để tìm luật “mua A thường kèm B” bằng thuật toán FP-Growth. Nếu chưa đủ 30 đơn hàng, nguồn này tự trả về rỗng thay vì suy diễn sai.</w:t>
+      </w:r>
+    </w:p>
+    <w:tbl>
+      <w:tblPr>
+        <w:tblW w:type="auto" w:w="0"/>
+        <w:tblLayout w:type="autofit"/>
+        <w:tblLook w:firstColumn="1" w:firstRow="1" w:lastColumn="0" w:lastRow="0" w:noHBand="0" w:noVBand="1" w:val="04A0"/>
+      </w:tblPr>
+      <w:tblGrid>
+        <w:gridCol w:w="8640"/>
+      </w:tblGrid>
+      <w:tr>
+        <w:tc>
+          <w:tcPr>
+            <w:tcW w:type="dxa" w:w="8640"/>
+            <w:shd w:val="clear" w:color="auto" w:fill="F3F6F4"/>
+            <w:tcBorders>
+              <w:top w:val="single" w:sz="4" w:space="0" w:color="C7D3CB"/>
+              <w:left w:val="single" w:sz="4" w:space="0" w:color="C7D3CB"/>
+              <w:bottom w:val="single" w:sz="4" w:space="0" w:color="C7D3CB"/>
+              <w:right w:val="single" w:sz="4" w:space="0" w:color="C7D3CB"/>
+            </w:tcBorders>
+          </w:tcPr>
+          <w:p>
+            <w:pPr>
+              <w:spacing w:before="40" w:after="40"/>
+            </w:pPr>
+            <w:r/>
+            <w:r>
+              <w:rPr>
+                <w:rFonts w:ascii="Consolas" w:hAnsi="Consolas"/>
+                <w:color w:val="2A3831"/>
+                <w:sz w:val="18"/>
+              </w:rPr>
+              <w:t>if so_luong_don_hang &lt; 30:</w:t>
+            </w:r>
+            <w:r>
+              <w:rPr>
+                <w:rFonts w:ascii="Consolas" w:hAnsi="Consolas"/>
+                <w:color w:val="2A3831"/>
+                <w:sz w:val="18"/>
+              </w:rPr>
+              <w:br/>
+              <w:t xml:space="preserve">    return {}   # "im lặng" — chưa đủ dữ liệu, không suy diễn sai</w:t>
+            </w:r>
+            <w:r>
+              <w:rPr>
+                <w:rFonts w:ascii="Consolas" w:hAnsi="Consolas"/>
+                <w:color w:val="2A3831"/>
+                <w:sz w:val="18"/>
+              </w:rPr>
+              <w:br/>
+            </w:r>
+            <w:r>
+              <w:rPr>
+                <w:rFonts w:ascii="Consolas" w:hAnsi="Consolas"/>
+                <w:color w:val="2A3831"/>
+                <w:sz w:val="18"/>
+              </w:rPr>
+              <w:br/>
+              <w:t>tap_pho_bien = fpgrowth(du_lieu_don_hang, min_support=nguong_toi_thieu, max_len=2)</w:t>
+            </w:r>
+            <w:r>
+              <w:rPr>
+                <w:rFonts w:ascii="Consolas" w:hAnsi="Consolas"/>
+                <w:color w:val="2A3831"/>
+                <w:sz w:val="18"/>
+              </w:rPr>
+              <w:br/>
+              <w:t>luat = association_rules(tap_pho_bien, metric="confidence", min_threshold=0.1)</w:t>
+            </w:r>
+          </w:p>
+        </w:tc>
+      </w:tr>
+    </w:tbl>
+    <w:p>
+      <w:pPr>
+        <w:spacing w:after="40"/>
+      </w:pPr>
+    </w:p>
+    <w:p>
+      <w:r>
+        <w:t>Sau đó, bước “chống nhàm chán” (MMR) chọn lần lượt từng sản phẩm sao cho vừa có điểm cao vừa không lặp lại các sản phẩm đã chọn:</w:t>
+      </w:r>
+    </w:p>
+    <w:tbl>
+      <w:tblPr>
+        <w:tblW w:type="auto" w:w="0"/>
+        <w:tblLayout w:type="autofit"/>
+        <w:tblLook w:firstColumn="1" w:firstRow="1" w:lastColumn="0" w:lastRow="0" w:noHBand="0" w:noVBand="1" w:val="04A0"/>
+      </w:tblPr>
+      <w:tblGrid>
+        <w:gridCol w:w="8640"/>
+      </w:tblGrid>
+      <w:tr>
+        <w:tc>
+          <w:tcPr>
+            <w:tcW w:type="dxa" w:w="8640"/>
+            <w:shd w:val="clear" w:color="auto" w:fill="F3F6F4"/>
+            <w:tcBorders>
+              <w:top w:val="single" w:sz="4" w:space="0" w:color="C7D3CB"/>
+              <w:left w:val="single" w:sz="4" w:space="0" w:color="C7D3CB"/>
+              <w:bottom w:val="single" w:sz="4" w:space="0" w:color="C7D3CB"/>
+              <w:right w:val="single" w:sz="4" w:space="0" w:color="C7D3CB"/>
+            </w:tcBorders>
+          </w:tcPr>
+          <w:p>
+            <w:pPr>
+              <w:spacing w:before="40" w:after="40"/>
+            </w:pPr>
+            <w:r/>
+            <w:r>
+              <w:rPr>
+                <w:rFonts w:ascii="Consolas" w:hAnsi="Consolas"/>
+                <w:color w:val="2A3831"/>
+                <w:sz w:val="18"/>
+              </w:rPr>
+              <w:t># Ở lượt chọn đầu tiên, chưa có gì được chọn nên chỉ tính điểm liên quan thuần tuý</w:t>
+            </w:r>
+            <w:r>
+              <w:rPr>
+                <w:rFonts w:ascii="Consolas" w:hAnsi="Consolas"/>
+                <w:color w:val="2A3831"/>
+                <w:sz w:val="18"/>
+              </w:rPr>
+              <w:br/>
+              <w:t># → sản phẩm điểm cao nhất luôn được chọn đầu tiên</w:t>
+            </w:r>
+            <w:r>
+              <w:rPr>
+                <w:rFonts w:ascii="Consolas" w:hAnsi="Consolas"/>
+                <w:color w:val="2A3831"/>
+                <w:sz w:val="18"/>
+              </w:rPr>
+              <w:br/>
+              <w:t>gia_tri = do_lech_da_dang * diem_lien_quan - (1 - do_lech_da_dang) * do_giong_voi_da_chon</w:t>
+            </w:r>
+          </w:p>
+        </w:tc>
+      </w:tr>
+    </w:tbl>
+    <w:p>
+      <w:pPr>
+        <w:spacing w:after="40"/>
+      </w:pPr>
+    </w:p>
+    <w:p>
+      <w:pPr>
+        <w:pStyle w:val="Heading3"/>
+      </w:pPr>
+      <w:r>
+        <w:t>Bước 4 — Cá nhân hoá trang chủ theo lịch sử xem</w:t>
+      </w:r>
+    </w:p>
+    <w:p>
+      <w:r>
+        <w:t>Với khách có lịch sử xem sản phẩm, hệ thống tính điểm ưu tiên cho từng sản phẩm ứng viên dựa trên các sản phẩm khách đã xem gần đây, có tính đến “độ mới” — xem càng gần đây thì trọng số càng cao (giảm dần theo thời gian).</w:t>
+      </w:r>
+    </w:p>
+    <w:tbl>
+      <w:tblPr>
+        <w:tblW w:type="auto" w:w="0"/>
+        <w:tblLayout w:type="autofit"/>
+        <w:tblLook w:firstColumn="1" w:firstRow="1" w:lastColumn="0" w:lastRow="0" w:noHBand="0" w:noVBand="1" w:val="04A0"/>
+      </w:tblPr>
+      <w:tblGrid>
+        <w:gridCol w:w="8640"/>
+      </w:tblGrid>
+      <w:tr>
+        <w:tc>
+          <w:tcPr>
+            <w:tcW w:type="dxa" w:w="8640"/>
+            <w:shd w:val="clear" w:color="auto" w:fill="F3F6F4"/>
+            <w:tcBorders>
+              <w:top w:val="single" w:sz="4" w:space="0" w:color="C7D3CB"/>
+              <w:left w:val="single" w:sz="4" w:space="0" w:color="C7D3CB"/>
+              <w:bottom w:val="single" w:sz="4" w:space="0" w:color="C7D3CB"/>
+              <w:right w:val="single" w:sz="4" w:space="0" w:color="C7D3CB"/>
+            </w:tcBorders>
+          </w:tcPr>
+          <w:p>
+            <w:pPr>
+              <w:spacing w:before="40" w:after="40"/>
+            </w:pPr>
+            <w:r/>
+            <w:r>
+              <w:rPr>
+                <w:rFonts w:ascii="Consolas" w:hAnsi="Consolas"/>
+                <w:color w:val="2A3831"/>
+                <w:sz w:val="18"/>
+              </w:rPr>
+              <w:t># Sản phẩm xem càng gần đây càng ảnh hưởng nhiều tới gợi ý hiện tại</w:t>
+            </w:r>
+            <w:r>
+              <w:rPr>
+                <w:rFonts w:ascii="Consolas" w:hAnsi="Consolas"/>
+                <w:color w:val="2A3831"/>
+                <w:sz w:val="18"/>
+              </w:rPr>
+              <w:br/>
+              <w:t>trong_so = exp(-so_gio_da_qua / 72)</w:t>
+            </w:r>
+            <w:r>
+              <w:rPr>
+                <w:rFonts w:ascii="Consolas" w:hAnsi="Consolas"/>
+                <w:color w:val="2A3831"/>
+                <w:sz w:val="18"/>
+              </w:rPr>
+              <w:br/>
+              <w:t>diem[san_pham_ung_vien] += trong_so * do_giong(san_pham_da_xem, san_pham_ung_vien)</w:t>
+            </w:r>
+          </w:p>
+        </w:tc>
+      </w:tr>
+    </w:tbl>
+    <w:p>
+      <w:pPr>
+        <w:spacing w:after="40"/>
+      </w:pPr>
+    </w:p>
+    <w:p>
+      <w:pPr>
+        <w:pStyle w:val="Heading3"/>
+      </w:pPr>
+      <w:r>
+        <w:t>Bước 5 — Kết nối hệ thống backend chính làm cầu nối</w:t>
+      </w:r>
+    </w:p>
+    <w:p>
+      <w:r>
+        <w:t>Hệ thống chính gọi sang dịch vụ gợi ý với thời gian chờ giới hạn nghiêm ngặt; bất kỳ lỗi hoặc kết quả rỗng nào cũng lập tức chuyển sang phương án dự phòng — không có bước thử lại (retry) làm khách phải chờ lâu.</w:t>
+      </w:r>
+    </w:p>
+    <w:tbl>
+      <w:tblPr>
+        <w:tblW w:type="auto" w:w="0"/>
+        <w:tblLayout w:type="autofit"/>
+        <w:tblLook w:firstColumn="1" w:firstRow="1" w:lastColumn="0" w:lastRow="0" w:noHBand="0" w:noVBand="1" w:val="04A0"/>
+      </w:tblPr>
+      <w:tblGrid>
+        <w:gridCol w:w="8640"/>
+      </w:tblGrid>
+      <w:tr>
+        <w:tc>
+          <w:tcPr>
+            <w:tcW w:type="dxa" w:w="8640"/>
+            <w:shd w:val="clear" w:color="auto" w:fill="F3F6F4"/>
+            <w:tcBorders>
+              <w:top w:val="single" w:sz="4" w:space="0" w:color="C7D3CB"/>
+              <w:left w:val="single" w:sz="4" w:space="0" w:color="C7D3CB"/>
+              <w:bottom w:val="single" w:sz="4" w:space="0" w:color="C7D3CB"/>
+              <w:right w:val="single" w:sz="4" w:space="0" w:color="C7D3CB"/>
+            </w:tcBorders>
+          </w:tcPr>
+          <w:p>
+            <w:pPr>
+              <w:spacing w:before="40" w:after="40"/>
+            </w:pPr>
+            <w:r/>
+            <w:r>
+              <w:rPr>
+                <w:rFonts w:ascii="Consolas" w:hAnsi="Consolas"/>
+                <w:color w:val="2A3831"/>
+                <w:sz w:val="18"/>
+              </w:rPr>
+              <w:t>ket_qua = goi_dich_vu_goi_y(url, gioi_han_thoi_gian="2-2.5 giay")</w:t>
+            </w:r>
+            <w:r>
+              <w:rPr>
+                <w:rFonts w:ascii="Consolas" w:hAnsi="Consolas"/>
+                <w:color w:val="2A3831"/>
+                <w:sz w:val="18"/>
+              </w:rPr>
+              <w:br/>
+            </w:r>
+            <w:r>
+              <w:rPr>
+                <w:rFonts w:ascii="Consolas" w:hAnsi="Consolas"/>
+                <w:color w:val="2A3831"/>
+                <w:sz w:val="18"/>
+              </w:rPr>
+              <w:br/>
+              <w:t>if ket_qua == null OR ket_qua rong:</w:t>
+            </w:r>
+            <w:r>
+              <w:rPr>
+                <w:rFonts w:ascii="Consolas" w:hAnsi="Consolas"/>
+                <w:color w:val="2A3831"/>
+                <w:sz w:val="18"/>
+              </w:rPr>
+              <w:br/>
+              <w:t xml:space="preserve">    return goi_y_du_phong()   # cùng danh mục / bán chạy — chạy hoàn toàn trong hệ thống chính</w:t>
+            </w:r>
+          </w:p>
+        </w:tc>
+      </w:tr>
+    </w:tbl>
+    <w:p>
+      <w:pPr>
+        <w:spacing w:after="40"/>
+      </w:pPr>
+    </w:p>
+    <w:p>
+      <w:pPr>
+        <w:pStyle w:val="Heading3"/>
+      </w:pPr>
+      <w:r>
+        <w:t>Bước 6 — Hiển thị gợi ý lên giao diện người dùng</w:t>
+      </w:r>
+    </w:p>
+    <w:p>
+      <w:r>
+        <w:t>Thêm 3 vị trí hiển thị gợi ý cho khách hàng: mục “Sản phẩm tương tự” ở trang chi tiết sản phẩm, mục “Gợi ý dành cho bạn” ở trang chủ, và mục “Có thể bạn cũng thích” ở giỏ hàng. Cả 3 vị trí dùng chung một thành phần giao diện — khi sản phẩm gợi ý thực sự xuất hiện trên màn hình, hệ thống tự ghi nhận lại (để sau này đo lường mô hình đang gợi ý tốt hay chưa); khi khách bấm vào một gợi ý, hệ thống cũng ghi nhận lại lượt bấm đó.</w:t>
+      </w:r>
+    </w:p>
+    <w:p>
+      <w:pPr>
+        <w:pStyle w:val="Heading3"/>
+      </w:pPr>
+      <w:r>
+        <w:t>Bước 7 — Kiểm thử toàn bộ hệ thống</w:t>
+      </w:r>
+    </w:p>
+    <w:p>
+      <w:r>
+        <w:t>Kiểm thử trực tiếp trên trình duyệt thật (không chỉ kiểm tra từng phần riêng lẻ): khách vãng lai xem trang chủ → bấm vào một gợi ý → xem trang chi tiết sản phẩm → đăng nhập → thêm sản phẩm vào giỏ hàng → xem gợi ý ở giỏ hàng. Đối chiếu từng bước với dữ liệu thật trong cơ sở dữ liệu để xác nhận ghi nhận đúng.</w:t>
+      </w:r>
+    </w:p>
+    <w:p>
+      <w:r>
+        <w:t>Kiểm thử riêng tình huống dịch vụ gợi ý ngừng hoạt động: tắt hẳn dịch vụ AI, xác nhận cả 3 vị trí hiển thị vẫn hoạt động bình thường trong chưa tới 1 giây (chuyển sang phương án dự phòng), không có lỗi hiển thị cho khách hàng; sau đó bật lại dịch vụ và xác nhận hệ thống tự động quay về dùng gợi ý AI mà không cần khởi động lại bất kỳ thành phần nào.</w:t>
+      </w:r>
+    </w:p>
+    <w:p>
+      <w:pPr>
+        <w:pStyle w:val="Heading3"/>
+      </w:pPr>
+      <w:r>
+        <w:t>Bước 8 — Làm nổi bật sản phẩm được đánh giá cao nhất (bổ sung)</w:t>
+      </w:r>
+    </w:p>
+    <w:p>
+      <w:r>
+        <w:t>Sau khi có gợi ý, bổ sung thêm hiệu ứng thị giác tinh tế để hướng sự chú ý của khách vào đúng sản phẩm mô hình đánh giá cao nhất, dựa trên các nguyên tắc tâm lý học vị trí đã được nghiên cứu trong thiết kế giao diện: vị trí đầu tiên (góc trên-trái) luôn là nơi mắt người dùng nhìn thấy đầu tiên; vị trí đầu của hàng thứ hai giúp giữ chân người xem tiếp tục cuộn xuống thay vì bỏ qua; vị trí cuối cùng được ghi nhớ tốt hơn nhờ hiệu ứng “nhớ điều vừa thấy gần nhất”. Cả ba vị trí chỉ được nhấn nhá bằng viền và kích thước rất nhẹ — đủ để mắt ghi nhận, không gây cảm giác quảng cáo.</w:t>
+      </w:r>
+    </w:p>
+    <w:tbl>
+      <w:tblPr>
+        <w:tblW w:type="auto" w:w="0"/>
+        <w:tblLayout w:type="autofit"/>
+        <w:tblLook w:firstColumn="1" w:firstRow="1" w:lastColumn="0" w:lastRow="0" w:noHBand="0" w:noVBand="1" w:val="04A0"/>
+      </w:tblPr>
+      <w:tblGrid>
+        <w:gridCol w:w="8640"/>
+      </w:tblGrid>
+      <w:tr>
+        <w:tc>
+          <w:tcPr>
+            <w:tcW w:type="dxa" w:w="8640"/>
+            <w:shd w:val="clear" w:color="auto" w:fill="F3F6F4"/>
+            <w:tcBorders>
+              <w:top w:val="single" w:sz="4" w:space="0" w:color="C7D3CB"/>
+              <w:left w:val="single" w:sz="4" w:space="0" w:color="C7D3CB"/>
+              <w:bottom w:val="single" w:sz="4" w:space="0" w:color="C7D3CB"/>
+              <w:right w:val="single" w:sz="4" w:space="0" w:color="C7D3CB"/>
+            </w:tcBorders>
+          </w:tcPr>
+          <w:p>
+            <w:pPr>
+              <w:spacing w:before="40" w:after="40"/>
+            </w:pPr>
+            <w:r/>
+            <w:r>
+              <w:rPr>
+                <w:rFonts w:ascii="Consolas" w:hAnsi="Consolas"/>
+                <w:color w:val="2A3831"/>
+                <w:sz w:val="18"/>
+              </w:rPr>
+              <w:t>def diem_neo_theo_vi_tri(vi_tri, tong_so, so_cot):</w:t>
+            </w:r>
+            <w:r>
+              <w:rPr>
+                <w:rFonts w:ascii="Consolas" w:hAnsi="Consolas"/>
+                <w:color w:val="2A3831"/>
+                <w:sz w:val="18"/>
+              </w:rPr>
+              <w:br/>
+              <w:t xml:space="preserve">    if vi_tri == 0:</w:t>
+            </w:r>
+            <w:r>
+              <w:rPr>
+                <w:rFonts w:ascii="Consolas" w:hAnsi="Consolas"/>
+                <w:color w:val="2A3831"/>
+                <w:sz w:val="18"/>
+              </w:rPr>
+              <w:br/>
+              <w:t xml:space="preserve">        return "nổi bật chính"       # sản phẩm điểm cao nhất</w:t>
+            </w:r>
+            <w:r>
+              <w:rPr>
+                <w:rFonts w:ascii="Consolas" w:hAnsi="Consolas"/>
+                <w:color w:val="2A3831"/>
+                <w:sz w:val="18"/>
+              </w:rPr>
+              <w:br/>
+              <w:t xml:space="preserve">    if vi_tri == so_cot:               # đầu hàng thứ hai</w:t>
+            </w:r>
+            <w:r>
+              <w:rPr>
+                <w:rFonts w:ascii="Consolas" w:hAnsi="Consolas"/>
+                <w:color w:val="2A3831"/>
+                <w:sz w:val="18"/>
+              </w:rPr>
+              <w:br/>
+              <w:t xml:space="preserve">        return "nổi bật phụ"</w:t>
+            </w:r>
+            <w:r>
+              <w:rPr>
+                <w:rFonts w:ascii="Consolas" w:hAnsi="Consolas"/>
+                <w:color w:val="2A3831"/>
+                <w:sz w:val="18"/>
+              </w:rPr>
+              <w:br/>
+              <w:t xml:space="preserve">    if vi_tri == tong_so - 1:          # sản phẩm cuối cùng</w:t>
+            </w:r>
+            <w:r>
+              <w:rPr>
+                <w:rFonts w:ascii="Consolas" w:hAnsi="Consolas"/>
+                <w:color w:val="2A3831"/>
+                <w:sz w:val="18"/>
+              </w:rPr>
+              <w:br/>
+              <w:t xml:space="preserve">        return "nổi bật phụ"</w:t>
+            </w:r>
+            <w:r>
+              <w:rPr>
+                <w:rFonts w:ascii="Consolas" w:hAnsi="Consolas"/>
+                <w:color w:val="2A3831"/>
+                <w:sz w:val="18"/>
+              </w:rPr>
+              <w:br/>
+              <w:t xml:space="preserve">    return None</w:t>
+            </w:r>
+          </w:p>
+        </w:tc>
+      </w:tr>
+    </w:tbl>
+    <w:p>
+      <w:pPr>
+        <w:spacing w:after="40"/>
+      </w:pPr>
+    </w:p>
+    <w:p>
+      <w:pPr>
+        <w:pStyle w:val="Heading2"/>
+      </w:pPr>
+      <w:r>
+        <w:t>3. Lỗi phát hiện sau khi triển khai và cách khắc phục</w:t>
+      </w:r>
+    </w:p>
+    <w:p>
+      <w:r>
+        <w:t>Sau khi Phase 1 lên môi trường thật, trong lúc dùng thử giao diện đã phát hiện 2 lỗi liên quan đến tồn kho sản phẩm. Mục này ghi lại nguyên nhân và cách khắc phục để tài liệu phản ánh đúng trạng thái hệ thống hiện tại.</w:t>
+      </w:r>
+    </w:p>
+    <w:p>
+      <w:pPr>
+        <w:pStyle w:val="Heading3"/>
+      </w:pPr>
+      <w:r>
+        <w:t>3.1 Hiện tượng</w:t>
+      </w:r>
+    </w:p>
+    <w:p>
+      <w:pPr>
+        <w:pStyle w:val="ListBullet"/>
+      </w:pPr>
+      <w:r>
+        <w:t>Bấm nút “thêm nhanh vào giỏ” ở mục gợi ý (trang chủ, trang sản phẩm, giỏ hàng) báo “Sản phẩm đang tạm hết hàng” dù sản phẩm vẫn còn hàng — trong khi thêm từ trang chi tiết sản phẩm vẫn hoạt động bình thường.</w:t>
+      </w:r>
+    </w:p>
+    <w:p>
+      <w:pPr>
+        <w:pStyle w:val="ListBullet"/>
+      </w:pPr>
+      <w:r>
+        <w:t>Một số sản phẩm đã hết hàng (còn 0 sản phẩm trong kho) vẫn xuất hiện trong danh sách gợi ý cho khách hàng, dù sản phẩm đó khách không thể mua được.</w:t>
+      </w:r>
+    </w:p>
+    <w:p>
+      <w:pPr>
+        <w:pStyle w:val="Heading3"/>
+      </w:pPr>
+      <w:r>
+        <w:t>3.2 Nguyên nhân</w:t>
+      </w:r>
+    </w:p>
+    <w:p>
+      <w:r>
+        <w:t>Cả 2 hiện tượng trên cùng chung một gốc: cấu trúc dữ liệu dùng để trả sản phẩm gợi ý về cho giao diện chưa có thông tin số lượng tồn kho.</w:t>
+      </w:r>
+    </w:p>
+    <w:p>
+      <w:pPr>
+        <w:pStyle w:val="ListBullet"/>
+      </w:pPr>
+      <w:r>
+        <w:t>Giao diện xác định “còn hàng hay không” bằng cách kiểm tra số lượng tồn kho của sản phẩm; vì dữ liệu gợi ý không mang theo thông tin này nên hệ thống luôn hiểu nhầm là hết hàng, bất kể tồn kho thật.</w:t>
+      </w:r>
+    </w:p>
+    <w:p>
+      <w:pPr>
+        <w:pStyle w:val="ListBullet"/>
+      </w:pPr>
+      <w:r>
+        <w:t>Cả 3 nguồn dữ liệu tạo danh sách gợi ý trước đó chỉ lọc sản phẩm “đang được bán” (chưa bị ẩn), chứ chưa lọc theo số lượng tồn kho thật — nên sản phẩm hết hàng tạm thời vẫn lọt vào danh sách gợi ý.</w:t>
+      </w:r>
+    </w:p>
+    <w:p>
+      <w:pPr>
+        <w:pStyle w:val="Heading3"/>
+      </w:pPr>
+      <w:r>
+        <w:t>3.3 Cách khắc phục</w:t>
+      </w:r>
+    </w:p>
+    <w:p>
+      <w:r>
+        <w:t>Bổ sung số lượng tồn kho vào dữ liệu trả về cho giao diện, đồng thời lọc bỏ sản phẩm hết hàng ngay từ bước tạo danh sách gợi ý (cả ở dịch vụ AI lẫn ở bước lấy dữ liệu cuối cùng từ cơ sở dữ liệu), theo đúng nguyên tắc “luôn đọc tồn kho mới nhất, không suy luận ngược” đã đặt ra từ đầu cho mọi dữ liệu có thể thay đổi theo thời gian.</w:t>
+      </w:r>
+    </w:p>
+    <w:tbl>
+      <w:tblPr>
+        <w:tblW w:type="auto" w:w="0"/>
+        <w:tblLayout w:type="autofit"/>
+        <w:tblLook w:firstColumn="1" w:firstRow="1" w:lastColumn="0" w:lastRow="0" w:noHBand="0" w:noVBand="1" w:val="04A0"/>
+      </w:tblPr>
+      <w:tblGrid>
+        <w:gridCol w:w="8640"/>
+      </w:tblGrid>
+      <w:tr>
+        <w:tc>
+          <w:tcPr>
+            <w:tcW w:type="dxa" w:w="8640"/>
+            <w:shd w:val="clear" w:color="auto" w:fill="F3F6F4"/>
+            <w:tcBorders>
+              <w:top w:val="single" w:sz="4" w:space="0" w:color="C7D3CB"/>
+              <w:left w:val="single" w:sz="4" w:space="0" w:color="C7D3CB"/>
+              <w:bottom w:val="single" w:sz="4" w:space="0" w:color="C7D3CB"/>
+              <w:right w:val="single" w:sz="4" w:space="0" w:color="C7D3CB"/>
+            </w:tcBorders>
+          </w:tcPr>
+          <w:p>
+            <w:pPr>
+              <w:spacing w:before="40" w:after="40"/>
+            </w:pPr>
+            <w:r/>
+            <w:r>
+              <w:rPr>
+                <w:rFonts w:ascii="Consolas" w:hAnsi="Consolas"/>
+                <w:color w:val="2A3831"/>
+                <w:sz w:val="18"/>
+              </w:rPr>
+              <w:t># Trước: chỉ lọc sản phẩm đang bán — sản phẩm hết hàng tạm thời vẫn lọt qua</w:t>
+            </w:r>
+            <w:r>
+              <w:rPr>
+                <w:rFonts w:ascii="Consolas" w:hAnsi="Consolas"/>
+                <w:color w:val="2A3831"/>
+                <w:sz w:val="18"/>
+              </w:rPr>
+              <w:br/>
+              <w:t>WHERE p.active = true</w:t>
+            </w:r>
+            <w:r>
+              <w:rPr>
+                <w:rFonts w:ascii="Consolas" w:hAnsi="Consolas"/>
+                <w:color w:val="2A3831"/>
+                <w:sz w:val="18"/>
+              </w:rPr>
+              <w:br/>
+            </w:r>
+            <w:r>
+              <w:rPr>
+                <w:rFonts w:ascii="Consolas" w:hAnsi="Consolas"/>
+                <w:color w:val="2A3831"/>
+                <w:sz w:val="18"/>
+              </w:rPr>
+              <w:br/>
+              <w:t># Sau: lọc thêm điều kiện còn hàng, áp dụng cho mọi danh sách gợi ý</w:t>
+            </w:r>
+            <w:r>
+              <w:rPr>
+                <w:rFonts w:ascii="Consolas" w:hAnsi="Consolas"/>
+                <w:color w:val="2A3831"/>
+                <w:sz w:val="18"/>
+              </w:rPr>
+              <w:br/>
+              <w:t>WHERE p.active = true AND p.quantity &gt; 0</w:t>
+            </w:r>
+          </w:p>
+        </w:tc>
+      </w:tr>
+    </w:tbl>
+    <w:p>
+      <w:pPr>
+        <w:spacing w:after="40"/>
+      </w:pPr>
+    </w:p>
+    <w:p>
+      <w:r>
+        <w:t>Điều kiện lọc này được áp dụng ở hai lớp để đảm bảo chính xác: lớp thứ nhất ngay tại dịch vụ AI (Python) khi tính toán danh sách ứng viên, giúp danh sách không lãng phí chỗ cho sản phẩm sẽ bị loại sau; lớp thứ hai — quan trọng nhất — ở bước lấy dữ liệu cuối cùng từ cơ sở dữ liệu (Java) ngay trước khi trả về cho khách, vì đây là nơi duy nhất luôn đọc tồn kho tại đúng thời điểm khách xem trang, không bị trễ so với dịch vụ AI (dịch vụ AI chỉ tính toán lại theo chu kỳ, không cập nhật theo thời gian thực).</w:t>
+      </w:r>
+    </w:p>
+    <w:p>
+      <w:pPr>
+        <w:pStyle w:val="Heading3"/>
+      </w:pPr>
+      <w:r>
+        <w:t>3.4 Kiểm chứng</w:t>
+      </w:r>
+    </w:p>
+    <w:p>
+      <w:pPr>
+        <w:pStyle w:val="ListBullet"/>
+      </w:pPr>
+      <w:r>
+        <w:t>Xác nhận cả 3 vị trí gợi ý (trang chủ, trang sản phẩm, giỏ hàng) không còn trả về sản phẩm có tồn kho bằng 0.</w:t>
+      </w:r>
+    </w:p>
+    <w:p>
+      <w:pPr>
+        <w:pStyle w:val="ListBullet"/>
+      </w:pPr>
+      <w:r>
+        <w:t>Kiểm tra trực tiếp trên trình duyệt thật: bấm nút “thêm nhanh vào giỏ” ở mục gợi ý cho một sản phẩm còn hàng — hệ thống không còn báo hết hàng sai, chuyển đúng sang bước tiếp theo của quy trình thêm giỏ hàng bình thường.</w:t>
       </w:r>
     </w:p>
     <w:sectPr>

--- a/recommendation-service/AI_Recommendation_Roadmap.docx
+++ b/recommendation-service/AI_Recommendation_Roadmap.docx
@@ -4562,6 +4562,1261 @@
       </w:pPr>
       <w:r>
         <w:t>Kiểm tra trực tiếp trên trình duyệt thật: bấm nút “thêm nhanh vào giỏ” ở mục gợi ý cho một sản phẩm còn hàng — hệ thống không còn báo hết hàng sai, chuyển đúng sang bước tiếp theo của quy trình thêm giỏ hàng bình thường.</w:t>
+      </w:r>
+    </w:p>
+    <w:p>
+      <w:pPr>
+        <w:pStyle w:val="Heading1"/>
+      </w:pPr>
+      <w:r>
+        <w:t>PHẦN III — QUY TRÌNH XÂY DỰNG MÔ HÌNH (PHASE 2)</w:t>
+      </w:r>
+    </w:p>
+    <w:p>
+      <w:pPr/>
+      <w:r>
+        <w:t>Phần này giải thích Phase 2 đã bổ sung những gì vào hệ thống gợi ý: một góc nhìn hoàn toàn mới về sở thích khách hàng (dựa trên hành vi mua sắm thay vì nội dung sản phẩm), một cơ chế “nhớ dài hạn” để tránh gợi ý bị nhàm chán, và cách ghi nhận đầy đủ hơn những gì khách đã xem/bỏ giỏ/mua. Kiến trúc tổng thể (dịch vụ Python độc lập, backend Java làm cầu nối, tự chuyển phương án dự phòng khi lỗi) giữ nguyên như Phase 1 — Phase 2 chỉ làm mô hình “thông minh” hơn, không đổi cách các thành phần hệ thống nói chuyện với nhau.</w:t>
+      </w:r>
+    </w:p>
+    <w:p>
+      <w:pPr>
+        <w:pStyle w:val="Heading2"/>
+      </w:pPr>
+      <w:r>
+        <w:t>1. Cơ chế hoạt động của mô hình</w:t>
+      </w:r>
+    </w:p>
+    <w:p>
+      <w:pPr>
+        <w:pStyle w:val="Heading3"/>
+      </w:pPr>
+      <w:r>
+        <w:t>1.1 Mô hình mới thêm vào là gì?</w:t>
+      </w:r>
+    </w:p>
+    <w:p>
+      <w:pPr/>
+      <w:r>
+        <w:t>Phase 1 mới trả lời được câu hỏi “sản phẩm này giống sản phẩm nào về nội dung” (tên, mô tả, danh mục, giá). Phase 2 bổ sung một góc nhìn khác hẳn: “những khách hàng có gu mua sắm giống nhau thường thích sản phẩm gì” — bất kể 2 sản phẩm đó có mô tả giống nhau hay không. Đây gọi là gợi ý theo hành vi cộng đồng (Collaborative Filtering), và là góc nhìn thứ 4 được cộng thêm vào 3 góc nhìn đã có (nội dung, mua kèm, phổ biến).</w:t>
+      </w:r>
+    </w:p>
+    <w:p>
+      <w:pPr/>
+      <w:r>
+        <w:t>Góc nhìn này phải chờ tới Phase 2 mới bật vì nó cần đủ số khách hàng có lịch sử mua lặp lại thì việc “so gu” giữa các khách mới có ý nghĩa — bật quá sớm khi dữ liệu còn quá thưa sẽ cho kết quả nhiễu, sai lệch. Ngưỡng dữ liệu tối thiểu (~50 khách hàng có từ 2 đơn mua trở lên) đã đạt được ở thời điểm triển khai Phase 2.</w:t>
+      </w:r>
+    </w:p>
+    <w:p>
+      <w:pPr/>
+      <w:r>
+        <w:t>Ngoài góc nhìn mới này, Phase 2 còn thêm 2 cải tiến để hệ thống “nhớ lâu hơn” và tránh nhàm chán tốt hơn: nhớ lại những gì đã từng gợi ý cho khách để không lặp lại mãi 1 vài nhóm sản phẩm quen thuộc, và ghi nhận đầy đủ hơn hành vi khách (không chỉ xem, mà cả bỏ giỏ và mua thật), mỗi loại hành vi có mức độ quan trọng và “độ nhớ lâu” khác nhau.</w:t>
+      </w:r>
+    </w:p>
+    <w:p>
+      <w:pPr>
+        <w:pStyle w:val="Heading3"/>
+      </w:pPr>
+      <w:r>
+        <w:t>1.2 Các thuật toán/cơ chế mới được áp dụng</w:t>
+      </w:r>
+    </w:p>
+    <w:p>
+      <w:pPr>
+        <w:pStyle w:val="ListBullet"/>
+      </w:pPr>
+      <w:r>
+        <w:rPr>
+          <w:b/>
+        </w:rPr>
+        <w:t xml:space="preserve">Gợi ý theo hành vi cộng đồng (Collaborative Filtering) — thuật toán ALS: </w:t>
+      </w:r>
+      <w:r>
+        <w:rPr>
+          <w:b w:val="0"/>
+        </w:rPr>
+        <w:t>mỗi khách hàng được biểu diễn bằng một dãy số thể hiện “gu sở thích”, mỗi sản phẩm cũng được biểu diễn bằng một dãy số thể hiện “đặc điểm được ưa chuộng”. Mô hình học 2 dãy số này bằng cách chỉnh đi chỉnh lại xen kẽ (cố định sản phẩm để chỉnh khách hàng cho khớp, rồi cố định khách hàng để chỉnh sản phẩm cho khớp, lặp lại nhiều vòng) sao cho khi nhân dãy số của 1 khách với dãy số của 1 sản phẩm, kết quả càng gần với việc khách đó có thực sự tương tác với sản phẩm đó hay không. Dùng để cá nhân hoá trang chủ (so khách với khách) và tìm sản phẩm “tương tự theo hành vi” (so sản phẩm với sản phẩm).</w:t>
+      </w:r>
+    </w:p>
+    <w:p>
+      <w:pPr>
+        <w:pStyle w:val="ListBullet"/>
+      </w:pPr>
+      <w:r>
+        <w:rPr>
+          <w:b/>
+        </w:rPr>
+        <w:t xml:space="preserve">Trọng số hành vi theo thời gian: </w:t>
+      </w:r>
+      <w:r>
+        <w:rPr>
+          <w:b w:val="0"/>
+        </w:rPr>
+        <w:t>mỗi lượt mua/bỏ giỏ/xem được tính điểm “quan trọng” khác nhau (mua thật quan trọng nhất, kế đến bỏ giỏ, thấp nhất là xem) và điểm này giảm dần theo thời gian — hành vi càng gần đây càng ảnh hưởng nhiều, hành vi cũ dần bị “quên”.</w:t>
+      </w:r>
+    </w:p>
+    <w:p>
+      <w:pPr>
+        <w:pStyle w:val="ListBullet"/>
+      </w:pPr>
+      <w:r>
+        <w:rPr>
+          <w:b/>
+        </w:rPr>
+        <w:t xml:space="preserve">Chống nhàm chán theo lịch sử hiển thị (category-fatigue decay): </w:t>
+      </w:r>
+      <w:r>
+        <w:rPr>
+          <w:b w:val="0"/>
+        </w:rPr>
+        <w:t>khác với MMR ở Phase 1 (chỉ so sánh trong 1 lần gợi ý duy nhất), cơ chế này nhớ lại nhiều lần gợi ý trước đó của cùng 1 khách. Nếu 1 danh mục sản phẩm đã được cho xem nhiều lần gần đây mà khách không bấm vào, điểm của các sản phẩm cùng danh mục đó sẽ bị hạ thấp ở lần gợi ý tiếp theo — giúp phá vỡ vòng lặp “cứ hiện hoài 1 vài loại sản phẩm quen thuộc”.</w:t>
+      </w:r>
+    </w:p>
+    <w:p>
+      <w:pPr>
+        <w:pStyle w:val="ListBullet"/>
+      </w:pPr>
+      <w:r>
+        <w:rPr>
+          <w:b/>
+        </w:rPr>
+        <w:t xml:space="preserve">Lịch trình học lại linh hoạt: </w:t>
+      </w:r>
+      <w:r>
+        <w:rPr>
+          <w:b w:val="0"/>
+        </w:rPr>
+        <w:t>khi dữ liệu còn ít, mô hình hành vi cộng đồng học lại mỗi đêm như các phần khác; khi dữ liệu đã nhiều, việc học lại mỗi đêm không còn cần thiết (kết quả gần như không đổi) nên hệ thống tự động giãn ra, chỉ học lại khi mô hình cũ đã quá 7 ngày tuổi — tiết kiệm tài nguyên mà không ảnh hưởng chất lượng gợi ý.</w:t>
+      </w:r>
+    </w:p>
+    <w:p>
+      <w:pPr>
+        <w:jc w:val="center"/>
+      </w:pPr>
+      <w:r>
+        <w:drawing>
+          <wp:inline xmlns:a="http://schemas.openxmlformats.org/drawingml/2006/main" xmlns:pic="http://schemas.openxmlformats.org/drawingml/2006/picture">
+            <wp:extent cx="5760720" cy="3129396"/>
+            <wp:docPr id="3" name="Picture 3"/>
+            <wp:cNvGraphicFramePr>
+              <a:graphicFrameLocks noChangeAspect="1"/>
+            </wp:cNvGraphicFramePr>
+            <a:graphic>
+              <a:graphicData uri="http://schemas.openxmlformats.org/drawingml/2006/picture">
+                <pic:pic>
+                  <pic:nvPicPr>
+                    <pic:cNvPr id="0" name="diagram_als_learning.png"/>
+                    <pic:cNvPicPr/>
+                  </pic:nvPicPr>
+                  <pic:blipFill>
+                    <a:blip r:embed="rId11"/>
+                    <a:stretch>
+                      <a:fillRect/>
+                    </a:stretch>
+                  </pic:blipFill>
+                  <pic:spPr>
+                    <a:xfrm>
+                      <a:off x="0" y="0"/>
+                      <a:ext cx="5760720" cy="3129396"/>
+                    </a:xfrm>
+                    <a:prstGeom prst="rect"/>
+                  </pic:spPr>
+                </pic:pic>
+              </a:graphicData>
+            </a:graphic>
+          </wp:inline>
+        </w:drawing>
+      </w:r>
+    </w:p>
+    <w:p>
+      <w:pPr>
+        <w:pStyle w:val="Caption"/>
+        <w:jc w:val="center"/>
+      </w:pPr>
+      <w:r>
+        <w:t>Sơ đồ 4 — Cách mô hình học “gu sở thích” từ hành vi mua/xem/giỏ hàng</w:t>
+      </w:r>
+    </w:p>
+    <w:p>
+      <w:pPr>
+        <w:pStyle w:val="Heading3"/>
+      </w:pPr>
+      <w:r>
+        <w:t>1.3 Quy trình mô hình tạo ra một danh sách gợi ý (cập nhật)</w:t>
+      </w:r>
+    </w:p>
+    <w:p>
+      <w:pPr/>
+      <w:r>
+        <w:t>So với Phase 1, quy trình có thêm 1 nguồn ứng viên và 1 bước lọc mới, thực hiện tuần tự 5 bước:</w:t>
+      </w:r>
+    </w:p>
+    <w:p>
+      <w:pPr>
+        <w:pStyle w:val="ListNumber"/>
+      </w:pPr>
+      <w:r>
+        <w:t>Lấy song song 4 danh sách ứng viên (nội dung, mua kèm, phổ biến, và MỚI: hành vi cộng đồng).</w:t>
+      </w:r>
+    </w:p>
+    <w:p>
+      <w:pPr>
+        <w:pStyle w:val="ListNumber"/>
+      </w:pPr>
+      <w:r>
+        <w:t>Trộn 4 danh sách theo tỉ trọng phù hợp với vị trí hiển thị, ra một danh sách chung.</w:t>
+      </w:r>
+    </w:p>
+    <w:p>
+      <w:pPr>
+        <w:pStyle w:val="ListNumber"/>
+      </w:pPr>
+      <w:r>
+        <w:t>MỚI: hạ điểm các sản phẩm thuộc danh mục mà khách đã “xem hoài mà không bấm” gần đây (chống nhàm chán theo lịch sử hiển thị).</w:t>
+      </w:r>
+    </w:p>
+    <w:p>
+      <w:pPr>
+        <w:pStyle w:val="ListNumber"/>
+      </w:pPr>
+      <w:r>
+        <w:t>Đưa danh sách qua bước chống nhàm chán trong-1-lần-hiển-thị (MMR) như Phase 1, chọn ra 6-12 sản phẩm cuối cùng.</w:t>
+      </w:r>
+    </w:p>
+    <w:p>
+      <w:pPr>
+        <w:pStyle w:val="ListNumber"/>
+      </w:pPr>
+      <w:r>
+        <w:t>Trả về danh sách cuối cùng (chỉ gồm mã sản phẩm + điểm số) cho hệ thống chính.</w:t>
+      </w:r>
+    </w:p>
+    <w:p>
+      <w:pPr>
+        <w:jc w:val="center"/>
+      </w:pPr>
+      <w:r>
+        <w:drawing>
+          <wp:inline xmlns:a="http://schemas.openxmlformats.org/drawingml/2006/main" xmlns:pic="http://schemas.openxmlformats.org/drawingml/2006/picture">
+            <wp:extent cx="5760720" cy="3121757"/>
+            <wp:docPr id="4" name="Picture 4"/>
+            <wp:cNvGraphicFramePr>
+              <a:graphicFrameLocks noChangeAspect="1"/>
+            </wp:cNvGraphicFramePr>
+            <a:graphic>
+              <a:graphicData uri="http://schemas.openxmlformats.org/drawingml/2006/picture">
+                <pic:pic>
+                  <pic:nvPicPr>
+                    <pic:cNvPr id="0" name="diagram_pipeline_phase2.png"/>
+                    <pic:cNvPicPr/>
+                  </pic:nvPicPr>
+                  <pic:blipFill>
+                    <a:blip r:embed="rId12"/>
+                    <a:stretch>
+                      <a:fillRect/>
+                    </a:stretch>
+                  </pic:blipFill>
+                  <pic:spPr>
+                    <a:xfrm>
+                      <a:off x="0" y="0"/>
+                      <a:ext cx="5760720" cy="3121757"/>
+                    </a:xfrm>
+                    <a:prstGeom prst="rect"/>
+                  </pic:spPr>
+                </pic:pic>
+              </a:graphicData>
+            </a:graphic>
+          </wp:inline>
+        </w:drawing>
+      </w:r>
+    </w:p>
+    <w:p>
+      <w:pPr>
+        <w:pStyle w:val="Caption"/>
+        <w:jc w:val="center"/>
+      </w:pPr>
+      <w:r>
+        <w:t>Sơ đồ 3 — Quy trình mô hình tạo ra một danh sách gợi ý (Phase 2)</w:t>
+      </w:r>
+    </w:p>
+    <w:p>
+      <w:pPr>
+        <w:pStyle w:val="Heading3"/>
+      </w:pPr>
+      <w:r>
+        <w:t>1.4 Bộ dữ liệu cần thiết bổ sung</w:t>
+      </w:r>
+    </w:p>
+    <w:p>
+      <w:pPr>
+        <w:pStyle w:val="ListBullet"/>
+      </w:pPr>
+      <w:r>
+        <w:t>Dữ liệu bỏ vào giỏ hàng (thêm/bớt/đổi số lượng) — dùng cho học hành vi cộng đồng và vector sở thích.</w:t>
+      </w:r>
+    </w:p>
+    <w:p>
+      <w:pPr>
+        <w:pStyle w:val="ListBullet"/>
+      </w:pPr>
+      <w:r>
+        <w:t>Dữ liệu mua hàng thật (đã có từ Phase 1, nay dùng thêm cho học hành vi cộng đồng — tín hiệu trọng số cao nhất).</w:t>
+      </w:r>
+    </w:p>
+    <w:p>
+      <w:pPr>
+        <w:pStyle w:val="ListBullet"/>
+      </w:pPr>
+      <w:r>
+        <w:t>Lịch sử các lần đã hiển thị gợi ý cho khách trước đó (đã thu thập từ Phase 0) — dùng để tính chống nhàm chán theo lịch sử.</w:t>
+      </w:r>
+    </w:p>
+    <w:p>
+      <w:pPr>
+        <w:pStyle w:val="Heading3"/>
+      </w:pPr>
+      <w:r>
+        <w:t>1.5 Mô hình học lại theo chu kỳ nào? (cập nhật)</w:t>
+      </w:r>
+    </w:p>
+    <w:p>
+      <w:pPr/>
+      <w:r>
+        <w:t>Phần nội dung/mua kèm/phổ biến vẫn học lại mỗi đêm lúc 2 giờ sáng như Phase 1. Riêng phần hành vi cộng đồng có thêm quy tắc linh hoạt: nếu khối lượng dữ liệu còn nhỏ, học lại mỗi đêm cùng các phần khác; khi khối lượng đã đủ lớn, chỉ học lại khi mô hình hiện tại đã quá 7 ngày tuổi, còn lại giữ nguyên mô hình cũ. Việc “chuyển giao” giữa mô hình cũ và mới luôn diễn ra trọn vẹn cùng lúc, không có lúc nào hệ thống ở trạng thái nửa cũ nửa mới.</w:t>
+      </w:r>
+    </w:p>
+    <w:p>
+      <w:pPr>
+        <w:pStyle w:val="Heading3"/>
+      </w:pPr>
+      <w:r>
+        <w:t>1.6 Mô hình tương tác với hệ thống như thế nào?</w:t>
+      </w:r>
+    </w:p>
+    <w:p>
+      <w:pPr/>
+      <w:r>
+        <w:t>Kiến trúc tổng thể giữ nguyên như Sơ đồ 1 ở Phase 1: dịch vụ gợi ý vẫn là 1 dịch vụ độc lập, backend chính vẫn là cầu nối duy nhất, vẫn có thời gian chờ giới hạn và tự chuyển sang phương án dự phòng khi lỗi. Phase 2 chỉ bổ sung 1 chi tiết nhỏ: ở cả 3 vị trí hiển thị, backend chính giờ gửi kèm thêm mã khách hàng (nếu đã đăng nhập) và mã phiên truy cập sang dịch vụ gợi ý — trước đây trang giỏ hàng và trang chi tiết sản phẩm chưa gửi thông tin này — để dịch vụ gợi ý biết chính xác nên áp dụng hành vi cộng đồng và chống nhàm chán cho đúng khách nào.</w:t>
+      </w:r>
+    </w:p>
+    <w:p>
+      <w:pPr>
+        <w:pStyle w:val="Heading2"/>
+      </w:pPr>
+      <w:r>
+        <w:t>2. Các bước đã thực hiện trong Phase 2</w:t>
+      </w:r>
+    </w:p>
+    <w:p>
+      <w:pPr/>
+      <w:r>
+        <w:t>Dưới đây là các bước triển khai thực tế, theo đúng thứ tự đã thực hiện, kèm đoạn mã quan trọng nhất của mỗi bước và mục đích của nó.</w:t>
+      </w:r>
+    </w:p>
+    <w:p>
+      <w:pPr>
+        <w:pStyle w:val="Heading3"/>
+      </w:pPr>
+      <w:r>
+        <w:t>Bước 1 — Tính “mức độ quan trọng” của mỗi hành vi theo thời gian</w:t>
+      </w:r>
+    </w:p>
+    <w:p>
+      <w:pPr/>
+      <w:r>
+        <w:t>Trước khi học mô hình, mỗi lượt mua/bỏ giỏ/xem giữa 1 khách và 1 sản phẩm được gộp lại thành 1 con số duy nhất, thể hiện cả loại hành vi lẫn độ mới của hành vi đó.</w:t>
+      </w:r>
+    </w:p>
+    <w:tbl>
+      <w:tblPr>
+        <w:tblW w:type="auto" w:w="0"/>
+        <w:tblLook w:firstColumn="1" w:firstRow="1" w:lastColumn="0" w:lastRow="0" w:noHBand="0" w:noVBand="1" w:val="04A0"/>
+        <w:tblLayout w:type="autofit"/>
+      </w:tblPr>
+      <w:tblGrid>
+        <w:gridCol w:w="8640"/>
+      </w:tblGrid>
+      <w:tr>
+        <w:tc>
+          <w:tcPr>
+            <w:tcW w:type="dxa" w:w="8640"/>
+            <w:shd w:val="clear" w:color="auto" w:fill="F3F6F4"/>
+            <w:tcBorders>
+              <w:top w:val="single" w:sz="4" w:space="0" w:color="C7D3CB"/>
+              <w:left w:val="single" w:sz="4" w:space="0" w:color="C7D3CB"/>
+              <w:bottom w:val="single" w:sz="4" w:space="0" w:color="C7D3CB"/>
+              <w:right w:val="single" w:sz="4" w:space="0" w:color="C7D3CB"/>
+            </w:tcBorders>
+          </w:tcPr>
+          <w:p>
+            <w:pPr>
+              <w:spacing w:before="40" w:after="40"/>
+            </w:pPr>
+            <w:r>
+              <w:rPr>
+                <w:rFonts w:ascii="Consolas" w:hAnsi="Consolas"/>
+                <w:color w:val="2A3831"/>
+                <w:sz w:val="18"/>
+              </w:rPr>
+              <w:t># Mua hàng quan trọng nhất và được nhớ lâu nhất (30 ngày);</w:t>
+            </w:r>
+            <w:r>
+              <w:rPr>
+                <w:rFonts w:ascii="Consolas" w:hAnsi="Consolas"/>
+                <w:color w:val="2A3831"/>
+                <w:sz w:val="18"/>
+              </w:rPr>
+              <w:br/>
+              <w:t># xem chỉ là tín hiệu yếu và bị quên nhanh (7 ngày)</w:t>
+            </w:r>
+            <w:r>
+              <w:rPr>
+                <w:rFonts w:ascii="Consolas" w:hAnsi="Consolas"/>
+                <w:color w:val="2A3831"/>
+                <w:sz w:val="18"/>
+              </w:rPr>
+              <w:br/>
+              <w:t>diem_hanh_vi = (</w:t>
+            </w:r>
+            <w:r>
+              <w:rPr>
+                <w:rFonts w:ascii="Consolas" w:hAnsi="Consolas"/>
+                <w:color w:val="2A3831"/>
+                <w:sz w:val="18"/>
+              </w:rPr>
+              <w:br/>
+              <w:t xml:space="preserve">    5.0 * exp(-so_ngay_da_qua_khi_mua * ln2 / 30)</w:t>
+            </w:r>
+            <w:r>
+              <w:rPr>
+                <w:rFonts w:ascii="Consolas" w:hAnsi="Consolas"/>
+                <w:color w:val="2A3831"/>
+                <w:sz w:val="18"/>
+              </w:rPr>
+              <w:br/>
+              <w:t xml:space="preserve">    + 2.0 * exp(-so_ngay_da_qua_khi_bo_gio * ln2 / 14)</w:t>
+            </w:r>
+            <w:r>
+              <w:rPr>
+                <w:rFonts w:ascii="Consolas" w:hAnsi="Consolas"/>
+                <w:color w:val="2A3831"/>
+                <w:sz w:val="18"/>
+              </w:rPr>
+              <w:br/>
+              <w:t xml:space="preserve">    + 1.0 * exp(-so_ngay_da_qua_khi_xem * ln2 / 7)</w:t>
+            </w:r>
+            <w:r>
+              <w:rPr>
+                <w:rFonts w:ascii="Consolas" w:hAnsi="Consolas"/>
+                <w:color w:val="2A3831"/>
+                <w:sz w:val="18"/>
+              </w:rPr>
+              <w:br/>
+              <w:t>)</w:t>
+            </w:r>
+          </w:p>
+        </w:tc>
+      </w:tr>
+    </w:tbl>
+    <w:p>
+      <w:pPr/>
+    </w:p>
+    <w:p>
+      <w:pPr>
+        <w:pStyle w:val="Heading3"/>
+      </w:pPr>
+      <w:r>
+        <w:t>Bước 2 — Học “gu sở thích” bằng ALS, có ngưỡng an toàn</w:t>
+      </w:r>
+    </w:p>
+    <w:p>
+      <w:pPr/>
+      <w:r>
+        <w:t>Trước khi học, kiểm tra đã đủ số khách hàng và số sản phẩm có hành vi hay chưa; nếu chưa đủ thì bỏ qua hoàn toàn, không suy diễn ẩu (giống cơ chế “im lặng” của gợi ý mua kèm ở Phase 1). Nếu đủ, học xen kẽ 2 dãy số (khách hàng/sản phẩm) qua nhiều vòng cho tới khi ổn định. Thư viện học ALS tiêu chuẩn không cài đặt được trên máy chủ đang dùng (Windows) nên một phiên bản thay thế tương đương đã được tự viết để đảm bảo hệ thống luôn chạy được.</w:t>
+      </w:r>
+    </w:p>
+    <w:tbl>
+      <w:tblPr>
+        <w:tblW w:type="auto" w:w="0"/>
+        <w:tblLook w:firstColumn="1" w:firstRow="1" w:lastColumn="0" w:lastRow="0" w:noHBand="0" w:noVBand="1" w:val="04A0"/>
+        <w:tblLayout w:type="autofit"/>
+      </w:tblPr>
+      <w:tblGrid>
+        <w:gridCol w:w="8640"/>
+      </w:tblGrid>
+      <w:tr>
+        <w:tc>
+          <w:tcPr>
+            <w:tcW w:type="dxa" w:w="8640"/>
+            <w:shd w:val="clear" w:color="auto" w:fill="F3F6F4"/>
+            <w:tcBorders>
+              <w:top w:val="single" w:sz="4" w:space="0" w:color="C7D3CB"/>
+              <w:left w:val="single" w:sz="4" w:space="0" w:color="C7D3CB"/>
+              <w:bottom w:val="single" w:sz="4" w:space="0" w:color="C7D3CB"/>
+              <w:right w:val="single" w:sz="4" w:space="0" w:color="C7D3CB"/>
+            </w:tcBorders>
+          </w:tcPr>
+          <w:p>
+            <w:pPr>
+              <w:spacing w:before="40" w:after="40"/>
+            </w:pPr>
+            <w:r>
+              <w:rPr>
+                <w:rFonts w:ascii="Consolas" w:hAnsi="Consolas"/>
+                <w:color w:val="2A3831"/>
+                <w:sz w:val="18"/>
+              </w:rPr>
+              <w:t>if so_khach_du_du_lieu &lt; 50 or so_san_pham_lien_quan &lt; 20:</w:t>
+            </w:r>
+            <w:r>
+              <w:rPr>
+                <w:rFonts w:ascii="Consolas" w:hAnsi="Consolas"/>
+                <w:color w:val="2A3831"/>
+                <w:sz w:val="18"/>
+              </w:rPr>
+              <w:br/>
+              <w:t xml:space="preserve">    return None   # "im lặng" — chưa đủ dữ liệu, chưa bật hành vi cộng đồng</w:t>
+            </w:r>
+            <w:r>
+              <w:rPr>
+                <w:rFonts w:ascii="Consolas" w:hAnsi="Consolas"/>
+                <w:color w:val="2A3831"/>
+                <w:sz w:val="18"/>
+              </w:rPr>
+              <w:br/>
+              <w:t/>
+            </w:r>
+            <w:r>
+              <w:rPr>
+                <w:rFonts w:ascii="Consolas" w:hAnsi="Consolas"/>
+                <w:color w:val="2A3831"/>
+                <w:sz w:val="18"/>
+              </w:rPr>
+              <w:br/>
+              <w:t>for vong_lap in range(so_vong_lap):</w:t>
+            </w:r>
+            <w:r>
+              <w:rPr>
+                <w:rFonts w:ascii="Consolas" w:hAnsi="Consolas"/>
+                <w:color w:val="2A3831"/>
+                <w:sz w:val="18"/>
+              </w:rPr>
+              <w:br/>
+              <w:t xml:space="preserve">    vector_khach = giai_theo(vector_san_pham, diem_hanh_vi)</w:t>
+            </w:r>
+            <w:r>
+              <w:rPr>
+                <w:rFonts w:ascii="Consolas" w:hAnsi="Consolas"/>
+                <w:color w:val="2A3831"/>
+                <w:sz w:val="18"/>
+              </w:rPr>
+              <w:br/>
+              <w:t xml:space="preserve">    vector_san_pham = giai_theo(vector_khach, diem_hanh_vi)</w:t>
+            </w:r>
+          </w:p>
+        </w:tc>
+      </w:tr>
+    </w:tbl>
+    <w:p>
+      <w:pPr/>
+    </w:p>
+    <w:p>
+      <w:pPr>
+        <w:pStyle w:val="Heading3"/>
+      </w:pPr>
+      <w:r>
+        <w:t>Bước 3 — Suy ra “sản phẩm tương tự theo hành vi” và “gợi ý cá nhân hoá”</w:t>
+      </w:r>
+    </w:p>
+    <w:p>
+      <w:pPr/>
+      <w:r>
+        <w:t>Từ 2 dãy số đã học ở bước trên, so sánh độ giống nhau giữa 2 sản phẩm (dùng cho mục “sản phẩm tương tự” và giỏ hàng) hoặc nhân dãy số của 1 khách với toàn bộ sản phẩm để xếp hạng gợi ý cá nhân (dùng cho trang chủ).</w:t>
+      </w:r>
+    </w:p>
+    <w:tbl>
+      <w:tblPr>
+        <w:tblW w:type="auto" w:w="0"/>
+        <w:tblLook w:firstColumn="1" w:firstRow="1" w:lastColumn="0" w:lastRow="0" w:noHBand="0" w:noVBand="1" w:val="04A0"/>
+        <w:tblLayout w:type="autofit"/>
+      </w:tblPr>
+      <w:tblGrid>
+        <w:gridCol w:w="8640"/>
+      </w:tblGrid>
+      <w:tr>
+        <w:tc>
+          <w:tcPr>
+            <w:tcW w:type="dxa" w:w="8640"/>
+            <w:shd w:val="clear" w:color="auto" w:fill="F3F6F4"/>
+            <w:tcBorders>
+              <w:top w:val="single" w:sz="4" w:space="0" w:color="C7D3CB"/>
+              <w:left w:val="single" w:sz="4" w:space="0" w:color="C7D3CB"/>
+              <w:bottom w:val="single" w:sz="4" w:space="0" w:color="C7D3CB"/>
+              <w:right w:val="single" w:sz="4" w:space="0" w:color="C7D3CB"/>
+            </w:tcBorders>
+          </w:tcPr>
+          <w:p>
+            <w:pPr>
+              <w:spacing w:before="40" w:after="40"/>
+            </w:pPr>
+            <w:r>
+              <w:rPr>
+                <w:rFonts w:ascii="Consolas" w:hAnsi="Consolas"/>
+                <w:color w:val="2A3831"/>
+                <w:sz w:val="18"/>
+              </w:rPr>
+              <w:t>do_giong_hanh_vi(sp_a, sp_b) = cosine(vector_san_pham[sp_a], vector_san_pham[sp_b])</w:t>
+            </w:r>
+            <w:r>
+              <w:rPr>
+                <w:rFonts w:ascii="Consolas" w:hAnsi="Consolas"/>
+                <w:color w:val="2A3831"/>
+                <w:sz w:val="18"/>
+              </w:rPr>
+              <w:br/>
+              <w:t>diem_ca_nhan_hoa[san_pham] = vector_khach . vector_san_pham[san_pham]</w:t>
+            </w:r>
+          </w:p>
+        </w:tc>
+      </w:tr>
+    </w:tbl>
+    <w:p>
+      <w:pPr/>
+    </w:p>
+    <w:p>
+      <w:pPr>
+        <w:pStyle w:val="Heading3"/>
+      </w:pPr>
+      <w:r>
+        <w:t>Bước 4 — Trộn thêm nguồn hành vi cộng đồng vào bước trộn nguồn sẵn có</w:t>
+      </w:r>
+    </w:p>
+    <w:p>
+      <w:pPr/>
+      <w:r>
+        <w:t>Thêm 1 nguồn nữa vào bước trộn nguồn (Blend) đã có sẵn từ Phase 1, mỗi vị trí hiển thị có tỉ trọng riêng cho nguồn mới này — không cần sửa lại logic trộn, chỉ cần thêm nguồn vào danh sách.</w:t>
+      </w:r>
+    </w:p>
+    <w:tbl>
+      <w:tblPr>
+        <w:tblW w:type="auto" w:w="0"/>
+        <w:tblLook w:firstColumn="1" w:firstRow="1" w:lastColumn="0" w:lastRow="0" w:noHBand="0" w:noVBand="1" w:val="04A0"/>
+        <w:tblLayout w:type="autofit"/>
+      </w:tblPr>
+      <w:tblGrid>
+        <w:gridCol w:w="8640"/>
+      </w:tblGrid>
+      <w:tr>
+        <w:tc>
+          <w:tcPr>
+            <w:tcW w:type="dxa" w:w="8640"/>
+            <w:shd w:val="clear" w:color="auto" w:fill="F3F6F4"/>
+            <w:tcBorders>
+              <w:top w:val="single" w:sz="4" w:space="0" w:color="C7D3CB"/>
+              <w:left w:val="single" w:sz="4" w:space="0" w:color="C7D3CB"/>
+              <w:bottom w:val="single" w:sz="4" w:space="0" w:color="C7D3CB"/>
+              <w:right w:val="single" w:sz="4" w:space="0" w:color="C7D3CB"/>
+            </w:tcBorders>
+          </w:tcPr>
+          <w:p>
+            <w:pPr>
+              <w:spacing w:before="40" w:after="40"/>
+            </w:pPr>
+            <w:r>
+              <w:rPr>
+                <w:rFonts w:ascii="Consolas" w:hAnsi="Consolas"/>
+                <w:color w:val="2A3831"/>
+                <w:sz w:val="18"/>
+              </w:rPr>
+              <w:t>nguon_goi_y["hanh_vi_cong_dong"] = diem_ca_nhan_hoa   # hoặc do_giong_hanh_vi</w:t>
+            </w:r>
+            <w:r>
+              <w:rPr>
+                <w:rFonts w:ascii="Consolas" w:hAnsi="Consolas"/>
+                <w:color w:val="2A3831"/>
+                <w:sz w:val="18"/>
+              </w:rPr>
+              <w:br/>
+              <w:t>trong_so["hanh_vi_cong_dong"] = trong_so_theo_vi_tri_hien_thi</w:t>
+            </w:r>
+          </w:p>
+        </w:tc>
+      </w:tr>
+    </w:tbl>
+    <w:p>
+      <w:pPr/>
+    </w:p>
+    <w:p>
+      <w:pPr>
+        <w:pStyle w:val="Heading3"/>
+      </w:pPr>
+      <w:r>
+        <w:t>Bước 5 — Chống nhàm chán theo lịch sử hiển thị</w:t>
+      </w:r>
+    </w:p>
+    <w:p>
+      <w:pPr/>
+      <w:r>
+        <w:t>Sau bước trộn nguồn, tính “điểm nhàm chán” cho từng danh mục dựa trên các lần đã hiển thị gần đây (14 ngày) mà khách không bấm vào — càng gần đây càng ảnh hưởng nhiều — rồi hạ điểm các sản phẩm thuộc danh mục đó trước khi đưa qua bước chống nhàm chán MMR.</w:t>
+      </w:r>
+    </w:p>
+    <w:tbl>
+      <w:tblPr>
+        <w:tblW w:type="auto" w:w="0"/>
+        <w:tblLook w:firstColumn="1" w:firstRow="1" w:lastColumn="0" w:lastRow="0" w:noHBand="0" w:noVBand="1" w:val="04A0"/>
+        <w:tblLayout w:type="autofit"/>
+      </w:tblPr>
+      <w:tblGrid>
+        <w:gridCol w:w="8640"/>
+      </w:tblGrid>
+      <w:tr>
+        <w:tc>
+          <w:tcPr>
+            <w:tcW w:type="dxa" w:w="8640"/>
+            <w:shd w:val="clear" w:color="auto" w:fill="F3F6F4"/>
+            <w:tcBorders>
+              <w:top w:val="single" w:sz="4" w:space="0" w:color="C7D3CB"/>
+              <w:left w:val="single" w:sz="4" w:space="0" w:color="C7D3CB"/>
+              <w:bottom w:val="single" w:sz="4" w:space="0" w:color="C7D3CB"/>
+              <w:right w:val="single" w:sz="4" w:space="0" w:color="C7D3CB"/>
+            </w:tcBorders>
+          </w:tcPr>
+          <w:p>
+            <w:pPr>
+              <w:spacing w:before="40" w:after="40"/>
+            </w:pPr>
+            <w:r>
+              <w:rPr>
+                <w:rFonts w:ascii="Consolas" w:hAnsi="Consolas"/>
+                <w:color w:val="2A3831"/>
+                <w:sz w:val="18"/>
+              </w:rPr>
+              <w:t>diem_nham_chan[danh_muc] += exp(-so_ngay_da_qua * ln2 / 7)  # mỗi lần đã hiển thị mà không bấm</w:t>
+            </w:r>
+            <w:r>
+              <w:rPr>
+                <w:rFonts w:ascii="Consolas" w:hAnsi="Consolas"/>
+                <w:color w:val="2A3831"/>
+                <w:sz w:val="18"/>
+              </w:rPr>
+              <w:br/>
+              <w:t/>
+            </w:r>
+            <w:r>
+              <w:rPr>
+                <w:rFonts w:ascii="Consolas" w:hAnsi="Consolas"/>
+                <w:color w:val="2A3831"/>
+                <w:sz w:val="18"/>
+              </w:rPr>
+              <w:br/>
+              <w:t>diem_sau_phat = diem_truoc_phat / (1 + 0.15 * diem_nham_chan[danh_muc_cua_san_pham])</w:t>
+            </w:r>
+          </w:p>
+        </w:tc>
+      </w:tr>
+    </w:tbl>
+    <w:p>
+      <w:pPr/>
+    </w:p>
+    <w:p>
+      <w:pPr>
+        <w:pStyle w:val="Heading3"/>
+      </w:pPr>
+      <w:r>
+        <w:t>Bước 6 — Mở rộng vector sở thích trang chủ sang nhiều loại hành vi</w:t>
+      </w:r>
+    </w:p>
+    <w:p>
+      <w:pPr/>
+      <w:r>
+        <w:t>Trước đây (Phase 1), trang chủ chỉ tính điểm ưu tiên dựa trên lịch sử xem. Nay cộng thêm lịch sử bỏ giỏ và mua thật — mỗi loại vẫn giữ công thức “càng gần đây càng ảnh hưởng nhiều” nhưng có tốc độ quên riêng (mua thật nhớ lâu nhất, xem quên nhanh nhất).</w:t>
+      </w:r>
+    </w:p>
+    <w:tbl>
+      <w:tblPr>
+        <w:tblW w:type="auto" w:w="0"/>
+        <w:tblLook w:firstColumn="1" w:firstRow="1" w:lastColumn="0" w:lastRow="0" w:noHBand="0" w:noVBand="1" w:val="04A0"/>
+        <w:tblLayout w:type="autofit"/>
+      </w:tblPr>
+      <w:tblGrid>
+        <w:gridCol w:w="8640"/>
+      </w:tblGrid>
+      <w:tr>
+        <w:tc>
+          <w:tcPr>
+            <w:tcW w:type="dxa" w:w="8640"/>
+            <w:shd w:val="clear" w:color="auto" w:fill="F3F6F4"/>
+            <w:tcBorders>
+              <w:top w:val="single" w:sz="4" w:space="0" w:color="C7D3CB"/>
+              <w:left w:val="single" w:sz="4" w:space="0" w:color="C7D3CB"/>
+              <w:bottom w:val="single" w:sz="4" w:space="0" w:color="C7D3CB"/>
+              <w:right w:val="single" w:sz="4" w:space="0" w:color="C7D3CB"/>
+            </w:tcBorders>
+          </w:tcPr>
+          <w:p>
+            <w:pPr>
+              <w:spacing w:before="40" w:after="40"/>
+            </w:pPr>
+            <w:r>
+              <w:rPr>
+                <w:rFonts w:ascii="Consolas" w:hAnsi="Consolas"/>
+                <w:color w:val="2A3831"/>
+                <w:sz w:val="18"/>
+              </w:rPr>
+              <w:t>trong_so = trong_so_theo_loai_hanh_vi * exp(-so_gio_da_qua / toc_do_quen_theo_loai_hanh_vi)</w:t>
+            </w:r>
+            <w:r>
+              <w:rPr>
+                <w:rFonts w:ascii="Consolas" w:hAnsi="Consolas"/>
+                <w:color w:val="2A3831"/>
+                <w:sz w:val="18"/>
+              </w:rPr>
+              <w:br/>
+              <w:t>diem[san_pham_ung_vien] += trong_so * do_giong(san_pham_da_tuong_tac, san_pham_ung_vien)</w:t>
+            </w:r>
+          </w:p>
+        </w:tc>
+      </w:tr>
+    </w:tbl>
+    <w:p>
+      <w:pPr/>
+    </w:p>
+    <w:p>
+      <w:pPr>
+        <w:pStyle w:val="Heading3"/>
+      </w:pPr>
+      <w:r>
+        <w:t>Bước 7 — Lịch trình học lại linh hoạt theo khối lượng dữ liệu</w:t>
+      </w:r>
+    </w:p>
+    <w:p>
+      <w:pPr/>
+      <w:r>
+        <w:t>Trước khi học lại mỗi đêm, hệ thống tự kiểm tra khối lượng dữ liệu hành vi hiện có và tuổi của mô hình đang chạy để quyết định có cần học lại đêm nay hay không.</w:t>
+      </w:r>
+    </w:p>
+    <w:tbl>
+      <w:tblPr>
+        <w:tblW w:type="auto" w:w="0"/>
+        <w:tblLook w:firstColumn="1" w:firstRow="1" w:lastColumn="0" w:lastRow="0" w:noHBand="0" w:noVBand="1" w:val="04A0"/>
+        <w:tblLayout w:type="autofit"/>
+      </w:tblPr>
+      <w:tblGrid>
+        <w:gridCol w:w="8640"/>
+      </w:tblGrid>
+      <w:tr>
+        <w:tc>
+          <w:tcPr>
+            <w:tcW w:type="dxa" w:w="8640"/>
+            <w:shd w:val="clear" w:color="auto" w:fill="F3F6F4"/>
+            <w:tcBorders>
+              <w:top w:val="single" w:sz="4" w:space="0" w:color="C7D3CB"/>
+              <w:left w:val="single" w:sz="4" w:space="0" w:color="C7D3CB"/>
+              <w:bottom w:val="single" w:sz="4" w:space="0" w:color="C7D3CB"/>
+              <w:right w:val="single" w:sz="4" w:space="0" w:color="C7D3CB"/>
+            </w:tcBorders>
+          </w:tcPr>
+          <w:p>
+            <w:pPr>
+              <w:spacing w:before="40" w:after="40"/>
+            </w:pPr>
+            <w:r>
+              <w:rPr>
+                <w:rFonts w:ascii="Consolas" w:hAnsi="Consolas"/>
+                <w:color w:val="2A3831"/>
+                <w:sz w:val="18"/>
+              </w:rPr>
+              <w:t>neu du_lieu_da_du_lon and tuoi_mo_hinh_cu &lt; 7_ngay:</w:t>
+            </w:r>
+            <w:r>
+              <w:rPr>
+                <w:rFonts w:ascii="Consolas" w:hAnsi="Consolas"/>
+                <w:color w:val="2A3831"/>
+                <w:sz w:val="18"/>
+              </w:rPr>
+              <w:br/>
+              <w:t xml:space="preserve">    dùng lại mô hình hành vi cộng đồng cũ (không học lại đêm nay)</w:t>
+            </w:r>
+            <w:r>
+              <w:rPr>
+                <w:rFonts w:ascii="Consolas" w:hAnsi="Consolas"/>
+                <w:color w:val="2A3831"/>
+                <w:sz w:val="18"/>
+              </w:rPr>
+              <w:br/>
+              <w:t>nguoc_lai:</w:t>
+            </w:r>
+            <w:r>
+              <w:rPr>
+                <w:rFonts w:ascii="Consolas" w:hAnsi="Consolas"/>
+                <w:color w:val="2A3831"/>
+                <w:sz w:val="18"/>
+              </w:rPr>
+              <w:br/>
+              <w:t xml:space="preserve">    học lại từ đầu, thay thế mô hình cũ bằng mô hình mới (chuyển giao trọn vẹn, không nửa vời)</w:t>
+            </w:r>
+          </w:p>
+        </w:tc>
+      </w:tr>
+    </w:tbl>
+    <w:p>
+      <w:pPr/>
+    </w:p>
+    <w:p>
+      <w:pPr>
+        <w:pStyle w:val="Heading3"/>
+      </w:pPr>
+      <w:r>
+        <w:t>Bước 8 — Kết nối hệ thống backend: gửi kèm mã khách/mã phiên ở mọi vị trí</w:t>
+      </w:r>
+    </w:p>
+    <w:p>
+      <w:pPr/>
+      <w:r>
+        <w:t>Cập nhật hệ thống chính (Java) và giao diện web để cả 3 vị trí hiển thị gợi ý (trang chủ, trang chi tiết sản phẩm, giỏ hàng) đều gửi kèm mã khách hàng (nếu đã đăng nhập, đọc từ phiên đăng nhập — không bao giờ tin thông tin do trình duyệt tự gửi lên) và mã phiên truy cập sang dịch vụ gợi ý. Trước đây chỉ trang chủ gửi thông tin này; trang chi tiết sản phẩm và giỏ hàng chưa gửi nên chưa thể áp dụng hành vi cộng đồng/chống nhàm chán cá nhân hoá cho 2 vị trí đó.</w:t>
+      </w:r>
+    </w:p>
+    <w:p>
+      <w:pPr>
+        <w:pStyle w:val="Heading2"/>
+      </w:pPr>
+      <w:r>
+        <w:t>3. Kiểm thử đã thực hiện</w:t>
+      </w:r>
+    </w:p>
+    <w:p>
+      <w:pPr/>
+      <w:r>
+        <w:t>Phase 2 được kiểm thử qua nhiều tình huống giả lập thực tế, không chỉ kiểm tra từng phần riêng lẻ, để xác nhận mô hình mới hoạt động đúng và không làm hệ thống kém ổn định hơn Phase 1:</w:t>
+      </w:r>
+    </w:p>
+    <w:p>
+      <w:pPr>
+        <w:pStyle w:val="ListBullet"/>
+      </w:pPr>
+      <w:r>
+        <w:rPr>
+          <w:b/>
+        </w:rPr>
+        <w:t xml:space="preserve">Đủ điều kiện bật hành vi cộng đồng: </w:t>
+      </w:r>
+      <w:r>
+        <w:rPr>
+          <w:b w:val="0"/>
+        </w:rPr>
+        <w:t>xác nhận đúng ngưỡng dữ liệu hiện có (58 khách hàng, 228 sản phẩm) đủ điều kiện, mô hình học xong trong 0,28 giây.</w:t>
+      </w:r>
+    </w:p>
+    <w:p>
+      <w:pPr>
+        <w:pStyle w:val="ListBullet"/>
+      </w:pPr>
+      <w:r>
+        <w:rPr>
+          <w:b/>
+        </w:rPr>
+        <w:t xml:space="preserve">Giả lập “chưa đủ dữ liệu”: </w:t>
+      </w:r>
+      <w:r>
+        <w:rPr>
+          <w:b w:val="0"/>
+        </w:rPr>
+        <w:t>nâng ngưỡng yêu cầu vượt xa dữ liệu hiện có → nguồn hành vi cộng đồng tự tắt hoàn toàn, cả 3 vị trí gợi ý vẫn hoạt động bình thường, không phát sinh lỗi nào.</w:t>
+      </w:r>
+    </w:p>
+    <w:p>
+      <w:pPr>
+        <w:pStyle w:val="ListBullet"/>
+      </w:pPr>
+      <w:r>
+        <w:rPr>
+          <w:b/>
+        </w:rPr>
+        <w:t xml:space="preserve">Giả lập chống nhàm chán: </w:t>
+      </w:r>
+      <w:r>
+        <w:rPr>
+          <w:b w:val="0"/>
+        </w:rPr>
+        <w:t>cho 1 danh mục xuất hiện 17 lần liên tiếp mà khách không bấm vào → số sản phẩm cùng danh mục trong lần gợi ý tiếp theo giảm từ 8/8 xuống còn 4/8; sau khi đánh dấu các lần hiển thị đó là “đã bấm vào”, số lượng quay lại đúng 8/8 như ban đầu.</w:t>
+      </w:r>
+    </w:p>
+    <w:p>
+      <w:pPr>
+        <w:pStyle w:val="ListBullet"/>
+      </w:pPr>
+      <w:r>
+        <w:rPr>
+          <w:b/>
+        </w:rPr>
+        <w:t xml:space="preserve">Dịch vụ gợi ý ngừng hoạt động: </w:t>
+      </w:r>
+      <w:r>
+        <w:rPr>
+          <w:b w:val="0"/>
+        </w:rPr>
+        <w:t>tắt hẳn dịch vụ AI, xác nhận cả 3 vị trí hiển thị vẫn trả kết quả trong chưa tới 200 mili-giây (chuyển sang phương án dự phòng), không có lỗi hiển thị cho khách hàng; bật lại dịch vụ thì hệ thống tự động dùng lại gợi ý AI mà không cần khởi động lại bất kỳ thành phần nào.</w:t>
+      </w:r>
+    </w:p>
+    <w:p>
+      <w:pPr>
+        <w:pStyle w:val="ListBullet"/>
+      </w:pPr>
+      <w:r>
+        <w:rPr>
+          <w:b/>
+        </w:rPr>
+        <w:t xml:space="preserve">Kiểm thử trên trình duyệt thật: </w:t>
+      </w:r>
+      <w:r>
+        <w:rPr>
+          <w:b w:val="0"/>
+        </w:rPr>
+        <w:t>khách vãng lai xem trang chủ (gợi ý theo mức phổ biến) → đăng nhập → trang chủ chuyển sang gợi ý theo hành vi cộng đồng → xem trang chi tiết sản phẩm, mục “Sản phẩm tương tự” hiển thị đúng, có sản phẩm đến từ nguồn hành vi cộng đồng. Đối chiếu trực tiếp trong cơ sở dữ liệu xác nhận đúng khách hàng, đúng vị trí hiển thị, đúng nguồn gợi ý được ghi nhận.</w:t>
+      </w:r>
+    </w:p>
+    <w:p>
+      <w:pPr>
+        <w:pStyle w:val="Heading2"/>
+      </w:pPr>
+      <w:r>
+        <w:t>4. Lỗi phát hiện sau khi triển khai và cách khắc phục</w:t>
+      </w:r>
+    </w:p>
+    <w:p>
+      <w:pPr/>
+      <w:r>
+        <w:t>Sau khi Phase 2 lên môi trường thật, người dùng phát hiện 2 vấn đề khi dùng thử giao diện và đối chiếu với kiến thức mua sắm thực tế — không phải qua kiểm thử tự động. Mục này ghi lại nguyên nhân và cách khắc phục để tài liệu phản ánh đúng trạng thái hệ thống hiện tại.</w:t>
+      </w:r>
+    </w:p>
+    <w:p>
+      <w:pPr>
+        <w:pStyle w:val="Heading3"/>
+      </w:pPr>
+      <w:r>
+        <w:t>4.1 Danh sách gợi ý trả về ít hơn số lượng yêu cầu (12 còn 10, giỏ hàng cũng hụt)</w:t>
+      </w:r>
+    </w:p>
+    <w:p>
+      <w:pPr/>
+      <w:r>
+        <w:t>Hiện tượng: trang chủ yêu cầu 12 sản phẩm nhưng đôi khi chỉ nhận được 10; giỏ hàng cũng có thể hụt tương tự.</w:t>
+      </w:r>
+    </w:p>
+    <w:p>
+      <w:pPr/>
+      <w:r>
+        <w:t>Nguyên nhân: nguồn gợi ý theo hành vi cộng đồng (Collaborative Filtering) lấy sản phẩm thẳng từ lịch sử mua/bỏ giỏ/xem mà không lọc lại xem sản phẩm đó còn đang bán và còn hàng hay không — khác với 2 nguồn còn lại (nội dung, phổ biến) đã lọc điều này ngay từ Phase 1. Sản phẩm hết hàng vẫn lọt vào danh sách ứng viên, được chọn vào top kết quả, rồi bị lọc bỏ ở bước cuối cùng (hệ thống chính luôn kiểm tra lại tồn kho mới nhất trước khi trả về khách) — nhưng không có gì bù vào chỗ trống đó, nên danh sách cuối cùng ngắn hơn số lượng đã yêu cầu.</w:t>
+      </w:r>
+    </w:p>
+    <w:tbl>
+      <w:tblPr>
+        <w:tblW w:type="auto" w:w="0"/>
+        <w:tblLook w:firstColumn="1" w:firstRow="1" w:lastColumn="0" w:lastRow="0" w:noHBand="0" w:noVBand="1" w:val="04A0"/>
+        <w:tblLayout w:type="autofit"/>
+      </w:tblPr>
+      <w:tblGrid>
+        <w:gridCol w:w="8640"/>
+      </w:tblGrid>
+      <w:tr>
+        <w:tc>
+          <w:tcPr>
+            <w:tcW w:type="dxa" w:w="8640"/>
+            <w:shd w:val="clear" w:color="auto" w:fill="F3F6F4"/>
+            <w:tcBorders>
+              <w:top w:val="single" w:sz="4" w:space="0" w:color="C7D3CB"/>
+              <w:left w:val="single" w:sz="4" w:space="0" w:color="C7D3CB"/>
+              <w:bottom w:val="single" w:sz="4" w:space="0" w:color="C7D3CB"/>
+              <w:right w:val="single" w:sz="4" w:space="0" w:color="C7D3CB"/>
+            </w:tcBorders>
+          </w:tcPr>
+          <w:p>
+            <w:pPr>
+              <w:spacing w:before="40" w:after="40"/>
+            </w:pPr>
+            <w:r>
+              <w:rPr>
+                <w:rFonts w:ascii="Consolas" w:hAnsi="Consolas"/>
+                <w:color w:val="2A3831"/>
+                <w:sz w:val="18"/>
+              </w:rPr>
+              <w:t># Trước: lấy sản phẩm từ lịch sử mua/xem/bỏ giỏ, không kiểm tra tồn kho hiện tại</w:t>
+            </w:r>
+            <w:r>
+              <w:rPr>
+                <w:rFonts w:ascii="Consolas" w:hAnsi="Consolas"/>
+                <w:color w:val="2A3831"/>
+                <w:sz w:val="18"/>
+              </w:rPr>
+              <w:br/>
+              <w:t>SELECT nguoi_dung, san_pham, thoi_diem FROM lich_su_mua_hang</w:t>
+            </w:r>
+            <w:r>
+              <w:rPr>
+                <w:rFonts w:ascii="Consolas" w:hAnsi="Consolas"/>
+                <w:color w:val="2A3831"/>
+                <w:sz w:val="18"/>
+              </w:rPr>
+              <w:br/>
+              <w:t/>
+            </w:r>
+            <w:r>
+              <w:rPr>
+                <w:rFonts w:ascii="Consolas" w:hAnsi="Consolas"/>
+                <w:color w:val="2A3831"/>
+                <w:sz w:val="18"/>
+              </w:rPr>
+              <w:br/>
+              <w:t># Sau: chỉ tính những sản phẩm hiện còn bán và còn hàng</w:t>
+            </w:r>
+            <w:r>
+              <w:rPr>
+                <w:rFonts w:ascii="Consolas" w:hAnsi="Consolas"/>
+                <w:color w:val="2A3831"/>
+                <w:sz w:val="18"/>
+              </w:rPr>
+              <w:br/>
+              <w:t>SELECT nguoi_dung, san_pham, thoi_diem FROM lich_su_mua_hang</w:t>
+            </w:r>
+            <w:r>
+              <w:rPr>
+                <w:rFonts w:ascii="Consolas" w:hAnsi="Consolas"/>
+                <w:color w:val="2A3831"/>
+                <w:sz w:val="18"/>
+              </w:rPr>
+              <w:br/>
+              <w:t>JOIN san_pham ON con_ban = true AND so_luong_ton &gt; 0</w:t>
+            </w:r>
+          </w:p>
+        </w:tc>
+      </w:tr>
+    </w:tbl>
+    <w:p>
+      <w:pPr/>
+    </w:p>
+    <w:p>
+      <w:pPr/>
+      <w:r>
+        <w:t>Kiểm chứng: quét thử 40 khách hàng, 60 sản phẩm và 30 giỏ hàng ngẫu nhiên, xác nhận không còn trường hợp nào trả về ít hơn số lượng yêu cầu.</w:t>
+      </w:r>
+    </w:p>
+    <w:p>
+      <w:pPr>
+        <w:pStyle w:val="Heading3"/>
+      </w:pPr>
+      <w:r>
+        <w:t>4.2 Vừa mua sản phẩm lại được gợi ý mua thêm ngay sản phẩm giống hệt</w:t>
+      </w:r>
+    </w:p>
+    <w:p>
+      <w:pPr/>
+      <w:r>
+        <w:t>Hiện tượng: khách vừa mua xong một sản phẩm (ví dụ một bao gạo) thì ngay sau đó trang chủ lại ưu tiên gợi ý các sản phẩm cùng loại — trong khi thực tế khách vừa mua xong thì gần như chắc chắn CHƯA cần mua lại ngay.</w:t>
+      </w:r>
+    </w:p>
+    <w:p>
+      <w:pPr/>
+      <w:r>
+        <w:t>Nguyên nhân: mô hình coi “vừa mua” luôn là tín hiệu mạnh nhất rồi mới giảm dần theo thời gian, giống hệt cách xử lý tín hiệu xem/bỏ giỏ — trong khi hành vi mua sắm thật lại theo chiều ngược lại: mức độ “sẵn sàng mua lại” thấp ngay sau khi mua, rồi mới tăng dần lên khi gần tới lúc sản phẩm đã dùng hết. Vấn đề này đã được ghi nhận từ đầu dự án (mục “chu kỳ mua lại” trong nghiên cứu ban đầu) nhưng chưa được xây dựng tới Phase 2 này.</w:t>
+      </w:r>
+    </w:p>
+    <w:tbl>
+      <w:tblPr>
+        <w:tblW w:type="auto" w:w="0"/>
+        <w:tblLook w:firstColumn="1" w:firstRow="1" w:lastColumn="0" w:lastRow="0" w:noHBand="0" w:noVBand="1" w:val="04A0"/>
+        <w:tblLayout w:type="autofit"/>
+      </w:tblPr>
+      <w:tblGrid>
+        <w:gridCol w:w="8640"/>
+      </w:tblGrid>
+      <w:tr>
+        <w:tc>
+          <w:tcPr>
+            <w:tcW w:type="dxa" w:w="8640"/>
+            <w:shd w:val="clear" w:color="auto" w:fill="F3F6F4"/>
+            <w:tcBorders>
+              <w:top w:val="single" w:sz="4" w:space="0" w:color="C7D3CB"/>
+              <w:left w:val="single" w:sz="4" w:space="0" w:color="C7D3CB"/>
+              <w:bottom w:val="single" w:sz="4" w:space="0" w:color="C7D3CB"/>
+              <w:right w:val="single" w:sz="4" w:space="0" w:color="C7D3CB"/>
+            </w:tcBorders>
+          </w:tcPr>
+          <w:p>
+            <w:pPr>
+              <w:spacing w:before="40" w:after="40"/>
+            </w:pPr>
+            <w:r>
+              <w:rPr>
+                <w:rFonts w:ascii="Consolas" w:hAnsi="Consolas"/>
+                <w:color w:val="2A3831"/>
+                <w:sz w:val="18"/>
+              </w:rPr>
+              <w:t># Trước: mua thật luôn là tín hiệu mạnh nhất ngay từ lúc vừa mua, giảm dần sau đó</w:t>
+            </w:r>
+            <w:r>
+              <w:rPr>
+                <w:rFonts w:ascii="Consolas" w:hAnsi="Consolas"/>
+                <w:color w:val="2A3831"/>
+                <w:sz w:val="18"/>
+              </w:rPr>
+              <w:br/>
+              <w:t>trong_so_mua_that = 5.0 * exp(-so_ngay_da_qua * ln2 / 30)</w:t>
+            </w:r>
+            <w:r>
+              <w:rPr>
+                <w:rFonts w:ascii="Consolas" w:hAnsi="Consolas"/>
+                <w:color w:val="2A3831"/>
+                <w:sz w:val="18"/>
+              </w:rPr>
+              <w:br/>
+              <w:t/>
+            </w:r>
+            <w:r>
+              <w:rPr>
+                <w:rFonts w:ascii="Consolas" w:hAnsi="Consolas"/>
+                <w:color w:val="2A3831"/>
+                <w:sz w:val="18"/>
+              </w:rPr>
+              <w:br/>
+              <w:t># Sau: nhân thêm mức độ 'sẵn sàng mua lại' — thấp ngay sau khi mua, tăng dần tới lúc</w:t>
+            </w:r>
+            <w:r>
+              <w:rPr>
+                <w:rFonts w:ascii="Consolas" w:hAnsi="Consolas"/>
+                <w:color w:val="2A3831"/>
+                <w:sz w:val="18"/>
+              </w:rPr>
+              <w:br/>
+              <w:t># gần chu kỳ mua lại ước tính của sản phẩm đó (median các lần mua lặp lại trước đây)</w:t>
+            </w:r>
+            <w:r>
+              <w:rPr>
+                <w:rFonts w:ascii="Consolas" w:hAnsi="Consolas"/>
+                <w:color w:val="2A3831"/>
+                <w:sz w:val="18"/>
+              </w:rPr>
+              <w:br/>
+              <w:t>san_sang_mua_lai = min(so_ngay_da_qua / chu_ky_mua_lai_uoc_tinh, 1.0)</w:t>
+            </w:r>
+            <w:r>
+              <w:rPr>
+                <w:rFonts w:ascii="Consolas" w:hAnsi="Consolas"/>
+                <w:color w:val="2A3831"/>
+                <w:sz w:val="18"/>
+              </w:rPr>
+              <w:br/>
+              <w:t>trong_so_mua_that = 5.0 * exp(-so_ngay_da_qua * ln2 / 30) * san_sang_mua_lai</w:t>
+            </w:r>
+          </w:p>
+        </w:tc>
+      </w:tr>
+    </w:tbl>
+    <w:p>
+      <w:pPr/>
+    </w:p>
+    <w:p>
+      <w:pPr/>
+      <w:r>
+        <w:t>Kiểm chứng bằng số liệu thực tế (chu kỳ mua lại ước tính 14 ngày): mua 1 giờ trước → trọng số giảm 100% so với công thức cũ (gần như không còn ảnh hưởng); mua 7 ngày trước (nửa chu kỳ) → giảm 50%; mua từ 14 ngày trở lên (đã qua chu kỳ) → trở lại đúng bằng công thức cũ, không bị ảnh hưởng.</w:t>
       </w:r>
     </w:p>
     <w:sectPr>

--- a/recommendation-service/AI_Recommendation_Roadmap.docx
+++ b/recommendation-service/AI_Recommendation_Roadmap.docx
@@ -5817,6 +5817,328 @@
       <w:pPr/>
       <w:r>
         <w:t>Kiểm chứng bằng số liệu thực tế (chu kỳ mua lại ước tính 14 ngày): mua 1 giờ trước → trọng số giảm 100% so với công thức cũ (gần như không còn ảnh hưởng); mua 7 ngày trước (nửa chu kỳ) → giảm 50%; mua từ 14 ngày trở lên (đã qua chu kỳ) → trở lại đúng bằng công thức cũ, không bị ảnh hưởng.</w:t>
+      </w:r>
+    </w:p>
+    <w:p>
+      <w:pPr>
+        <w:pStyle w:val="Heading1"/>
+      </w:pPr>
+      <w:r>
+        <w:t>PHẦN IV — QUY TRÌNH XÂY DỰNG MÔ HÌNH (PHASE 3)</w:t>
+      </w:r>
+    </w:p>
+    <w:p>
+      <w:pPr/>
+      <w:r>
+        <w:t>Phase 3 bổ sung mảnh ghép cuối của vòng lặp tự học: cơ chế khám phá–khai thác (explore–exploit) bằng thuật toán LinUCB, kèm khả năng ghi nhận đơn hàng phát sinh từ gợi ý, thử nghiệm A/B và bộ số liệu đo lường hiển thị ngay trong trang quản trị. Nếu Phase 2 giúp hệ thống hiểu khách qua lịch sử, thì Phase 3 cho phép hệ thống chủ động thử cái mới một cách có kiểm soát và tự điều chỉnh theo phản hồi trong ngày, thay vì chờ tới lượt huấn luyện lại hằng đêm.</w:t>
+      </w:r>
+    </w:p>
+    <w:p>
+      <w:pPr>
+        <w:pStyle w:val="Heading2"/>
+      </w:pPr>
+      <w:r>
+        <w:t>1. Vì sao cần khe "khám phá" và bandit</w:t>
+      </w:r>
+    </w:p>
+    <w:p>
+      <w:pPr/>
+      <w:r>
+        <w:t>Mọi nguồn gợi ý ở Phase 1–2 đều dựa trên những gì khách ĐÃ làm: đã xem gì, đã mua gì, người giống mình mua gì. Điểm mù của cách này là hệ thống không bao giờ biết khách có thích một danh mục hoàn toàn mới hay không, vì danh mục đó chưa từng được hiển thị đủ nhiều để có dữ liệu — hiệu ứng "bong bóng lọc" tự củng cố. Cơ chế chống nhàm chán ở Phase 2 chỉ giảm bớt cái cũ một cách thụ động; Phase 3 chủ động dành 1-2 vị trí trong mỗi danh sách gợi ý (vị trí thứ 3 và thứ 8, tránh ô cuối vì khách ít nhìn tới) cho một sản phẩm thuộc danh mục nằm ngoài vùng quen thuộc.</w:t>
+      </w:r>
+    </w:p>
+    <w:p>
+      <w:pPr/>
+      <w:r>
+        <w:t>Chọn danh mục nào để thử không phải ngẫu nhiên: thuật toán LinUCB cân nhắc giữa "khai thác" (danh mục từng được đón nhận tốt trong bối cảnh tương tự) và "khám phá" (danh mục còn ít dữ liệu nên độ bất định cao — đáng thử để học thêm). Mỗi danh mục là một "cánh tay" của bandit; bối cảnh gồm giờ trong ngày, thứ trong tuần, khách mới hay quen, độ rộng sở thích và mức độ chán hiện tại với chính danh mục đó. Nhờ chiều bối cảnh cuối này, LinUCB tự học được quy luật "danh mục đang bị chán thì thưởng thấp" — không cần viết luật riêng.</w:t>
+      </w:r>
+    </w:p>
+    <w:p>
+      <w:r>
+        <w:drawing>
+          <wp:inline xmlns:a="http://schemas.openxmlformats.org/drawingml/2006/main" xmlns:pic="http://schemas.openxmlformats.org/drawingml/2006/picture">
+            <wp:extent cx="5760720" cy="2852928"/>
+            <wp:docPr id="5" name="Picture 5"/>
+            <wp:cNvGraphicFramePr>
+              <a:graphicFrameLocks noChangeAspect="1"/>
+            </wp:cNvGraphicFramePr>
+            <a:graphic>
+              <a:graphicData uri="http://schemas.openxmlformats.org/drawingml/2006/picture">
+                <pic:pic>
+                  <pic:nvPicPr>
+                    <pic:cNvPr id="0" name="phase3_linucb.png"/>
+                    <pic:cNvPicPr/>
+                  </pic:nvPicPr>
+                  <pic:blipFill>
+                    <a:blip r:embed="rId13"/>
+                    <a:stretch>
+                      <a:fillRect/>
+                    </a:stretch>
+                  </pic:blipFill>
+                  <pic:spPr>
+                    <a:xfrm>
+                      <a:off x="0" y="0"/>
+                      <a:ext cx="5760720" cy="2852928"/>
+                    </a:xfrm>
+                    <a:prstGeom prst="rect"/>
+                  </pic:spPr>
+                </pic:pic>
+              </a:graphicData>
+            </a:graphic>
+          </wp:inline>
+        </w:drawing>
+      </w:r>
+    </w:p>
+    <w:p>
+      <w:pPr>
+        <w:pStyle w:val="Caption"/>
+      </w:pPr>
+      <w:r>
+        <w:t>Sơ đồ 6 — Cách LinUCB quyết định thử danh mục nào cho khe khám phá</w:t>
+      </w:r>
+    </w:p>
+    <w:p>
+      <w:pPr>
+        <w:pStyle w:val="Heading2"/>
+      </w:pPr>
+      <w:r>
+        <w:t>2. Vòng lặp phần thưởng — học ngay trong ngày</w:t>
+      </w:r>
+    </w:p>
+    <w:p>
+      <w:pPr/>
+      <w:r>
+        <w:t>Khác với các nguồn gợi ý huấn luyện lại hằng đêm, bandit cập nhật gần như tức thời: một tác vụ nền đọc bảng lượt hiển thị mỗi 2 phút (đúng chủ trương trong roadmap — không thêm message broker ở quy mô hiện tại) và quy đổi phản hồi của khách thành phần thưởng:</w:t>
+      </w:r>
+    </w:p>
+    <w:p>
+      <w:pPr>
+        <w:pStyle w:val="ListBullet"/>
+      </w:pPr>
+      <w:r>
+        <w:t>Khách bấm vào sản phẩm khám phá: +0.2 — tín hiệu quan tâm.</w:t>
+      </w:r>
+    </w:p>
+    <w:p>
+      <w:pPr>
+        <w:pStyle w:val="ListBullet"/>
+      </w:pPr>
+      <w:r>
+        <w:t>Khách đặt hàng sản phẩm đó (trong cửa sổ 7 ngày): +1.0 — tín hiệu mạnh nhất.</w:t>
+      </w:r>
+    </w:p>
+    <w:p>
+      <w:pPr>
+        <w:pStyle w:val="ListBullet"/>
+      </w:pPr>
+      <w:r>
+        <w:t>Hiển thị hơn 24 giờ mà không được bấm: −0.05 — tín hiệu chán, cố ý để nhẹ hơn nhiều so với mức −0.5 dự kiến ban đầu vì giao diện không có nút "bỏ qua" rõ ràng, và mức phạt lớn sẽ nhấn chìm tín hiệu bấm (+0.2) khi tỉ lệ bấm nền chỉ khoảng 4%.</w:t>
+      </w:r>
+    </w:p>
+    <w:p>
+      <w:pPr>
+        <w:pStyle w:val="ListBullet"/>
+      </w:pPr>
+      <w:r>
+        <w:t>Danh sách chưa từng hiện ra trên màn hình khách (chưa cuộn tới) sau 6 giờ: bỏ qua, không thưởng không phạt — chưa nhìn thấy thì không phải phản hồi.</w:t>
+      </w:r>
+    </w:p>
+    <w:p>
+      <w:pPr/>
+      <w:r>
+        <w:t>Trạng thái học của bandit (ma trận từng cánh tay + nhật ký quyết định chờ phần thưởng) được lưu trong một file SQLite cục bộ của dịch vụ Python — dịch vụ khởi động lại không mất kiến thức đã học, và giữ nguyên nguyên tắc "Python chỉ đọc MySQL, mọi thao tác ghi đi qua Java". Mất file này chỉ khiến bandit học lại từ đầu, không mất dữ liệu nghiệp vụ.</w:t>
+      </w:r>
+    </w:p>
+    <w:p>
+      <w:r>
+        <w:drawing>
+          <wp:inline xmlns:a="http://schemas.openxmlformats.org/drawingml/2006/main" xmlns:pic="http://schemas.openxmlformats.org/drawingml/2006/picture">
+            <wp:extent cx="5760720" cy="3072384"/>
+            <wp:docPr id="6" name="Picture 6"/>
+            <wp:cNvGraphicFramePr>
+              <a:graphicFrameLocks noChangeAspect="1"/>
+            </wp:cNvGraphicFramePr>
+            <a:graphic>
+              <a:graphicData uri="http://schemas.openxmlformats.org/drawingml/2006/picture">
+                <pic:pic>
+                  <pic:nvPicPr>
+                    <pic:cNvPr id="0" name="phase3_pipeline.png"/>
+                    <pic:cNvPicPr/>
+                  </pic:nvPicPr>
+                  <pic:blipFill>
+                    <a:blip r:embed="rId14"/>
+                    <a:stretch>
+                      <a:fillRect/>
+                    </a:stretch>
+                  </pic:blipFill>
+                  <pic:spPr>
+                    <a:xfrm>
+                      <a:off x="0" y="0"/>
+                      <a:ext cx="5760720" cy="3072384"/>
+                    </a:xfrm>
+                    <a:prstGeom prst="rect"/>
+                  </pic:spPr>
+                </pic:pic>
+              </a:graphicData>
+            </a:graphic>
+          </wp:inline>
+        </w:drawing>
+      </w:r>
+    </w:p>
+    <w:p>
+      <w:pPr>
+        <w:pStyle w:val="Caption"/>
+      </w:pPr>
+      <w:r>
+        <w:t>Sơ đồ 5 — Pipeline gợi ý Phase 3 với khe khám phá và vòng lặp phần thưởng</w:t>
+      </w:r>
+    </w:p>
+    <w:p>
+      <w:pPr>
+        <w:pStyle w:val="Heading2"/>
+      </w:pPr>
+      <w:r>
+        <w:t>3. Ghi nhận đơn hàng phát sinh từ gợi ý (conversion)</w:t>
+      </w:r>
+    </w:p>
+    <w:p>
+      <w:pPr/>
+      <w:r>
+        <w:t>Khi rà soát để làm phần thưởng +1.0, phát hiện một khoảng trống tồn tại từ Phase 0: bảng lượt hiển thị có sẵn cột "đã chuyển đổi" nhưng chưa có chỗ nào ghi vào. Phase 3 bổ sung: ngay khi khách đặt đơn thành công (kể cả COD chưa thanh toán — theo quyết định nghiệp vụ: đặt đơn đã là tín hiệu ý định mua, đơn huỷ chấp nhận là nhiễu nhỏ), hệ thống tìm cho mỗi sản phẩm trong đơn đúng MỘT lượt hiển thị gợi ý gần nhất trong 7 ngày (ưu tiên lượt đã được bấm) và đánh dấu kèm mã đơn hàng. Chỉ đánh dấu một lượt duy nhất (last-touch) để không thổi phồng tỉ lệ chuyển đổi. Bước này được đặt sau khi tạo đơn và bọc kín lỗi — dù có trục trặc cũng không bao giờ ảnh hưởng luồng đặt hàng của khách.</w:t>
+      </w:r>
+    </w:p>
+    <w:p>
+      <w:pPr>
+        <w:pStyle w:val="Heading2"/>
+      </w:pPr>
+      <w:r>
+        <w:t>4. Thử nghiệm A/B và bảng số liệu trong trang quản trị</w:t>
+      </w:r>
+    </w:p>
+    <w:p>
+      <w:pPr/>
+      <w:r>
+        <w:t>Để trả lời câu hỏi "bật bandit có thực sự tốt hơn không", khách được chia làm hai nhóm cố định theo mã băm CRC32 của định danh (khách đăng nhập theo mã người dùng, khách vãng lai theo mã phiên): 50% có khe khám phá, 50% không. Cách băm này tính lại được ngay trong SQL khi phân tích nên không cần thêm cột nào vào cơ sở dữ liệu. Trang quản trị có thêm mục "Gợi ý AI" hiển thị:</w:t>
+      </w:r>
+    </w:p>
+    <w:p>
+      <w:pPr>
+        <w:pStyle w:val="ListBullet"/>
+      </w:pPr>
+      <w:r>
+        <w:t>Tỉ lệ bấm (CTR) và tỉ lệ chuyển đổi (CVR) theo từng vị trí hiển thị × nguồn thuật toán — nhìn được ngay nguồn khám phá BANDIT_EXPLORE hoạt động ra sao so với các nguồn còn lại.</w:t>
+      </w:r>
+    </w:p>
+    <w:p>
+      <w:pPr>
+        <w:pStyle w:val="ListBullet"/>
+      </w:pPr>
+      <w:r>
+        <w:t>So sánh trực tiếp hai nhóm A/B kèm mức chênh lệch.</w:t>
+      </w:r>
+    </w:p>
+    <w:p>
+      <w:pPr>
+        <w:pStyle w:val="ListBullet"/>
+      </w:pPr>
+      <w:r>
+        <w:t>Độ đa dạng trong từng danh sách (1 − độ tương đồng trung bình giữa các cặp sản phẩm cùng danh sách).</w:t>
+      </w:r>
+    </w:p>
+    <w:p>
+      <w:pPr>
+        <w:pStyle w:val="ListBullet"/>
+      </w:pPr>
+      <w:r>
+        <w:t>Độ rộng sở thích (entropy) của những gì được hiển thị so với những gì được bấm, theo tuần — phải tăng dần nếu đa dạng hoá có hiệu quả.</w:t>
+      </w:r>
+    </w:p>
+    <w:p>
+      <w:pPr>
+        <w:pStyle w:val="ListBullet"/>
+      </w:pPr>
+      <w:r>
+        <w:t>Độ phủ danh mục hàng: bao nhiêu phần trăm sản phẩm đang bán có ít nhất một lượt được gợi ý trong 30 ngày — chống việc mô hình chỉ xoay quanh vài chục sản phẩm quen.</w:t>
+      </w:r>
+    </w:p>
+    <w:p>
+      <w:pPr>
+        <w:pStyle w:val="ListBullet"/>
+      </w:pPr>
+      <w:r>
+        <w:t>Tỉ lệ hiển thị lặp lại mà không được bấm theo danh mục — phải giảm dần nếu cơ chế chống nhàm chán làm đúng việc.</w:t>
+      </w:r>
+    </w:p>
+    <w:p>
+      <w:pPr/>
+      <w:r>
+        <w:t>Số liệu do dịch vụ Python tính trực tiếp từ cơ sở dữ liệu (có bộ nhớ đệm 5 phút), Java làm cầu nối và khoá quyền quản trị viên; giao diện dùng lại đúng bộ biểu đồ sẵn có của trang tổng quan.</w:t>
+      </w:r>
+    </w:p>
+    <w:p>
+      <w:pPr>
+        <w:pStyle w:val="Heading2"/>
+      </w:pPr>
+      <w:r>
+        <w:t>5. Kiểm chứng trước khi bàn giao</w:t>
+      </w:r>
+    </w:p>
+    <w:p>
+      <w:pPr/>
+      <w:r>
+        <w:t>Toàn bộ Phase 3 được kiểm chứng qua HTTP thật xuyên suốt ba tầng (giả lập đúng hành vi frontend → Java → MySQL → Python), không chỉ qua unit test:</w:t>
+      </w:r>
+    </w:p>
+    <w:p>
+      <w:pPr>
+        <w:pStyle w:val="ListBullet"/>
+      </w:pPr>
+      <w:r>
+        <w:t>Khe khám phá xuất hiện đúng vị trí 3 và 8 với nhóm A/B bật, tuyệt đối không xuất hiện với nhóm tắt; danh sách 6 món chỉ có 1 khe; sản phẩm khám phá xoay vòng chứ không lặp một món.</w:t>
+      </w:r>
+    </w:p>
+    <w:p>
+      <w:pPr>
+        <w:pStyle w:val="ListBullet"/>
+      </w:pPr>
+      <w:r>
+        <w:t>Đủ 4 nhánh của vòng lặp phần thưởng: bấm (+0.2, tiếp tục chờ chuyển đổi), đặt hàng (+1.0, chốt), im lặng quá hạn (−0.05, chốt), chưa hiện ra màn hình (bỏ qua). Khởi động lại dịch vụ xác nhận trạng thái học còn nguyên.</w:t>
+      </w:r>
+    </w:p>
+    <w:p>
+      <w:pPr>
+        <w:pStyle w:val="ListBullet"/>
+      </w:pPr>
+      <w:r>
+        <w:t>Đặt một đơn COD thật chứa sản phẩm từng được gợi ý: lượt hiển thị tương ứng được đánh dấu chuyển đổi kèm đúng mã đơn; sản phẩm không có lượt hiển thị nào thì không dòng nào bị đánh dấu.</w:t>
+      </w:r>
+    </w:p>
+    <w:p>
+      <w:pPr>
+        <w:pStyle w:val="ListBullet"/>
+      </w:pPr>
+      <w:r>
+        <w:t>Khép kín vòng lặp thật: bấm vào sản phẩm khám phá trên đường đi thật của frontend → chưa đầy 2 phút sau nhật ký dịch vụ ghi nhận phần thưởng và ma trận cánh tay được cập nhật.</w:t>
+      </w:r>
+    </w:p>
+    <w:p>
+      <w:pPr>
+        <w:pStyle w:val="ListBullet"/>
+      </w:pPr>
+      <w:r>
+        <w:t>Trang số liệu: không đăng nhập bị chặn 401, tài khoản thường bị chặn, quản trị viên xem đủ 6 khối số liệu.</w:t>
+      </w:r>
+    </w:p>
+    <w:p>
+      <w:pPr/>
+      <w:r>
+        <w:t>Công tắc an toàn: đặt BANDIT_ENABLED=false hoặc AB_BANDIT_PCT=0 trong file cấu hình của dịch vụ Python là toàn bộ cơ chế khám phá tắt ngay, hệ thống quay về đúng hành vi Phase 2 — không cần sửa code hay triển khai lại.</w:t>
+      </w:r>
+    </w:p>
+    <w:p>
+      <w:pPr/>
+      <w:r>
+        <w:t>Lưu ý về dữ liệu: Phase 3 đang chạy trên dữ liệu mẫu được bơm sẵn để đạt ngưỡng (8 tuần × ~2.600 lượt hiển thị nguồn AI mỗi tuần, 230 lượt chuyển đổi neo vào đơn hàng thật) nhằm kiểm tra khả năng dự đoán trước. Khi chuyển sang dữ liệu thật, xoá dữ liệu mẫu bằng script dọn dẹp kèm manifest TRƯỚC khi bắt đầu tin các con số của bandit, vì trong thời gian thử nghiệm bandit học trên phản hồi của dữ liệu mẫu.</w:t>
       </w:r>
     </w:p>
     <w:sectPr>

--- a/recommendation-service/AI_Recommendation_Roadmap.docx
+++ b/recommendation-service/AI_Recommendation_Roadmap.docx
@@ -4,29 +4,24 @@
   <w:body>
     <w:p>
       <w:pPr>
-        <w:pStyle w:val="Heading1"/>
+        <w:pStyle w:val="Title"/>
       </w:pPr>
       <w:r>
-        <w:t>PHẦN I — ROADMAP TỔNG THỂ HỆ THỐNG GỢI Ý SẢN PHẨM TỰ HỌC</w:t>
+        <w:t>Hệ thống gợi ý sản phẩm tự học (AI Recommendation System)</w:t>
+      </w:r>
+    </w:p>
+    <w:p>
+      <w:pPr/>
+      <w:r>
+        <w:t>Tài liệu kỹ thuật cho hạng mục ưu tiên cao nhất của dự án webbachhoa: một hệ thống gợi ý sản phẩm cá nhân hoá, tự học liên tục (continual learning), thay thế hoàn toàn tính năng "sản phẩm tương tự" cũ đã gãy. Cả 4 phase trong roadmap ban đầu (Phase 0-3) đã triển khai xong và được kiểm chứng qua HTTP/UI thật; tài liệu này mô tả kiến trúc, thuật toán, và trạng thái vận hành hiện tại — không còn là một bản kế hoạch chưa làm.</w:t>
       </w:r>
     </w:p>
     <w:p>
       <w:pPr>
-        <w:pStyle w:val="Title"/>
+        <w:pStyle w:val="Heading1"/>
       </w:pPr>
       <w:r>
-        <w:t>Roadmap: Hệ thống gợi ý sản phẩm tự học (AI Recommendation System)</w:t>
-      </w:r>
-    </w:p>
-    <w:p>
-      <w:pPr>
-        <w:ind w:left="432"/>
-      </w:pPr>
-      <w:r>
-        <w:rPr>
-          <w:i/>
-        </w:rPr>
-        <w:t>**Lưu ý phạm vi**: Tài liệu này là plan riêng cho tính năng gợi ý AI mới, **tách biệt hoàn toàn** khỏi các nợ kỹ thuật/task hiện có của dự án (mục "Vấn đề còn lại" trong `CLAUDE.md`). Không đụng vào code/nợ hiện tại khi thực hiện plan này.</w:t>
+        <w:t>PHẦN I — TỔNG QUAN &amp; KIẾN TRÚC</w:t>
       </w:r>
     </w:p>
     <w:p>
@@ -34,168 +29,91 @@
         <w:pStyle w:val="Heading2"/>
       </w:pPr>
       <w:r>
-        <w:t>Context</w:t>
+        <w:t>1. Bối cảnh &amp; mục tiêu</w:t>
+      </w:r>
+    </w:p>
+    <w:p>
+      <w:pPr/>
+      <w:r>
+        <w:t>Tính năng gợi ý cũ ("Sản phẩm tương tự" trên trang chi tiết sản phẩm) đã chết hoàn toàn — 2 nỗ lực trước đó đều gọi vào endpoint không còn tồn tại. Thay vì chỉ vá lại, mục tiêu lần này lớn hơn: một mô hình tự học liên tục, cá nhân hoá theo hành vi thật (mua, xem, tìm kiếm, mua chung), với yêu cầu bắt buộc là không được rơi vào "bong bóng lọc" — khách mua loại A, B rồi chỉ bị gợi ý mãi A, B gây nhàm chán.</w:t>
+      </w:r>
+    </w:p>
+    <w:p>
+      <w:pPr/>
+      <w:r>
+        <w:t>Khảo sát ban đầu cho thấy dự án không có hạ tầng thu thập hành vi nào (không lịch sử xem, không log click/impression) và dữ liệu giao dịch thật cực kỳ thưa (~4 đơn hàng, ~2 user trong dump seed ban đầu). Vì vậy roadmap phải đi theo mốc dữ liệu — chạy bằng rule-based/thống kê trước, chỉ bật từng phần ML thật khi đạt ngưỡng dữ liệu tối thiểu (xem mục 4).</w:t>
+      </w:r>
+    </w:p>
+    <w:p>
+      <w:pPr>
+        <w:pStyle w:val="Heading2"/>
+      </w:pPr>
+      <w:r>
+        <w:t>2. Kiến trúc hệ thống</w:t>
+      </w:r>
+    </w:p>
+    <w:p>
+      <w:pPr/>
+      <w:r>
+        <w:t>3 tầng: Python microservice độc lập (`recommendation-service/`, FastAPI) tính toán gợi ý và chỉ ĐỌC MySQL trực tiếp → Java Spring Boot (`server/`) đóng vai trò cầu nối duy nhất, giữ xác thực JWT tập trung và không bao giờ để lỗi của Python lộ ra khách hàng → React frontend hiển thị và ghi nhận hành vi.</w:t>
       </w:r>
     </w:p>
     <w:p>
       <w:r>
-        <w:t>Chức năng gợi ý hiện tại (</w:t>
-      </w:r>
-      <w:r>
-        <w:rPr>
-          <w:rFonts w:ascii="Consolas" w:hAnsi="Consolas"/>
-          <w:sz w:val="20"/>
-        </w:rPr>
-        <w:t>apiGetRecommendedProducts</w:t>
-      </w:r>
-      <w:r>
-        <w:t xml:space="preserve">, section "Sản phẩm tương tự" trên </w:t>
-      </w:r>
-      <w:r>
-        <w:rPr>
-          <w:rFonts w:ascii="Consolas" w:hAnsi="Consolas"/>
-          <w:sz w:val="20"/>
-        </w:rPr>
-        <w:t>ProductDetail.jsx</w:t>
-      </w:r>
-      <w:r>
-        <w:t xml:space="preserve">) đã chết hoàn toàn — cả 2 nỗ lực trước đó (gọi thẳng </w:t>
-      </w:r>
-      <w:r>
-        <w:rPr>
-          <w:rFonts w:ascii="Consolas" w:hAnsi="Consolas"/>
-          <w:sz w:val="20"/>
-        </w:rPr>
-        <w:t>axiosInstanceRecommended</w:t>
-      </w:r>
-      <w:r>
-        <w:t xml:space="preserve"> không tồn tại, và proxy qua Java sang FastAPI ở </w:t>
-      </w:r>
-      <w:r>
-        <w:rPr>
-          <w:rFonts w:ascii="Consolas" w:hAnsi="Consolas"/>
-          <w:sz w:val="20"/>
-        </w:rPr>
-        <w:t>products/similar/{id}</w:t>
-      </w:r>
-      <w:r>
-        <w:t>) đều bị vô hiệu hoá. Dấu vết còn sót lại (</w:t>
-      </w:r>
-      <w:r>
-        <w:rPr>
-          <w:rFonts w:ascii="Consolas" w:hAnsi="Consolas"/>
-          <w:sz w:val="20"/>
-        </w:rPr>
-        <w:t>VITE_RECOMMENDED_URL=http://localhost:8000</w:t>
-      </w:r>
-      <w:r>
-        <w:t xml:space="preserve">, code comment </w:t>
-      </w:r>
-      <w:r>
-        <w:rPr>
-          <w:rFonts w:ascii="Consolas" w:hAnsi="Consolas"/>
-          <w:sz w:val="20"/>
-        </w:rPr>
-        <w:t>FASTAPI_URL_SIMILAR_ID</w:t>
-      </w:r>
-      <w:r>
-        <w:t xml:space="preserve"> trong </w:t>
-      </w:r>
-      <w:r>
-        <w:rPr>
-          <w:rFonts w:ascii="Consolas" w:hAnsi="Consolas"/>
-          <w:sz w:val="20"/>
-        </w:rPr>
-        <w:t>ProductService.java</w:t>
-      </w:r>
-      <w:r>
-        <w:t xml:space="preserve">, rule </w:t>
-      </w:r>
-      <w:r>
-        <w:rPr>
-          <w:rFonts w:ascii="Consolas" w:hAnsi="Consolas"/>
-          <w:sz w:val="20"/>
-        </w:rPr>
-        <w:t>/api/v2/similar/**</w:t>
-      </w:r>
-      <w:r>
-        <w:t xml:space="preserve"> vẫn còn trong </w:t>
-      </w:r>
-      <w:r>
-        <w:rPr>
-          <w:rFonts w:ascii="Consolas" w:hAnsi="Consolas"/>
-          <w:sz w:val="20"/>
-        </w:rPr>
-        <w:t>SecurityConfiguration.java</w:t>
-      </w:r>
-      <w:r>
-        <w:t>) cho thấy đã từng có ý định xây 1 Python microservice riêng nhưng chưa hoàn thành.</w:t>
+        <w:drawing>
+          <wp:inline xmlns:a="http://schemas.openxmlformats.org/drawingml/2006/main" xmlns:pic="http://schemas.openxmlformats.org/drawingml/2006/picture">
+            <wp:extent cx="5760720" cy="3299955"/>
+            <wp:docPr id="1" name="Picture 1"/>
+            <wp:cNvGraphicFramePr>
+              <a:graphicFrameLocks noChangeAspect="1"/>
+            </wp:cNvGraphicFramePr>
+            <a:graphic>
+              <a:graphicData uri="http://schemas.openxmlformats.org/drawingml/2006/picture">
+                <pic:pic>
+                  <pic:nvPicPr>
+                    <pic:cNvPr id="0" name="image.png"/>
+                    <pic:cNvPicPr/>
+                  </pic:nvPicPr>
+                  <pic:blipFill>
+                    <a:blip r:embed="rId10"/>
+                    <a:stretch>
+                      <a:fillRect/>
+                    </a:stretch>
+                  </pic:blipFill>
+                  <pic:spPr>
+                    <a:xfrm>
+                      <a:off x="0" y="0"/>
+                      <a:ext cx="5760720" cy="3299955"/>
+                    </a:xfrm>
+                    <a:prstGeom prst="rect"/>
+                  </pic:spPr>
+                </pic:pic>
+              </a:graphicData>
+            </a:graphic>
+          </wp:inline>
+        </w:drawing>
       </w:r>
     </w:p>
     <w:p>
+      <w:pPr>
+        <w:pStyle w:val="Caption"/>
+      </w:pPr>
       <w:r>
-        <w:t xml:space="preserve">Mục tiêu lần này lớn hơn nhiều so với việc chỉ sửa lại "sản phẩm tương tự": xây một </w:t>
-      </w:r>
-      <w:r>
-        <w:rPr>
-          <w:b/>
-        </w:rPr>
-        <w:t>model tự học liên tục (continual learning)</w:t>
-      </w:r>
-      <w:r>
-        <w:t xml:space="preserve">, cá nhân hoá theo hành vi thật của từng khách (mua hàng, xem, tìm kiếm, mua chung...), và quan trọng nhất — </w:t>
-      </w:r>
-      <w:r>
-        <w:rPr>
-          <w:b/>
-        </w:rPr>
-        <w:t>không được rơi vào filter bubble</w:t>
-      </w:r>
-      <w:r>
-        <w:t xml:space="preserve"> (khách mua loại A,B rồi chỉ bị gợi ý mãi A,B, gây nhàm chán). Model phải ngày càng thông minh hơn theo thời gian, không phải train 1 lần rồi đứng yên.</w:t>
+        <w:t>Sơ đồ 1 — Kiến trúc 3 tầng và luồng tương tác giữa các thành phần</w:t>
       </w:r>
     </w:p>
     <w:p>
+      <w:pPr>
+        <w:pStyle w:val="Heading2"/>
+      </w:pPr>
       <w:r>
-        <w:rPr>
-          <w:b/>
-        </w:rPr>
-        <w:t>Phát hiện nền tảng quan trọng nhất</w:t>
-      </w:r>
-      <w:r>
-        <w:t xml:space="preserve"> từ khảo sát: dự án hiện </w:t>
-      </w:r>
-      <w:r>
-        <w:rPr>
-          <w:b/>
-        </w:rPr>
-        <w:t>không có bất kỳ hạ tầng thu thập hành vi nào</w:t>
-      </w:r>
-      <w:r>
-        <w:t xml:space="preserve"> (không lịch sử xem, không lịch sử tìm kiếm, không log click/impression) và dữ liệu giao dịch thật hiện cực kỳ thưa (dump DB: ~251 sản phẩm nhưng chỉ ~4 đơn hàng, ~2 user, 0 feedback — đây là seed/dev data). Vì vậy plan này bắt buộc phải là 1 </w:t>
-      </w:r>
-      <w:r>
-        <w:rPr>
-          <w:b/>
-        </w:rPr>
-        <w:t>roadmap theo mốc dữ liệu</w:t>
-      </w:r>
-      <w:r>
-        <w:t xml:space="preserve">, không phải 1 lần build xong ngay — trước khi có đủ dữ liệu thật, hệ thống phải chạy bằng logic rule-based/thống kê, và </w:t>
-      </w:r>
-      <w:r>
-        <w:rPr>
-          <w:b/>
-        </w:rPr>
-        <w:t>chỉ bật từng phần ML thật khi đạt ngưỡng dữ liệu cụ thể</w:t>
-      </w:r>
-      <w:r>
-        <w:t>.</w:t>
+        <w:t>3. Nguyên tắc thiết kế cốt lõi</w:t>
       </w:r>
     </w:p>
     <w:p>
+      <w:pPr/>
       <w:r>
-        <w:t>Quyết định kiến trúc đã chốt với user:</w:t>
+        <w:t>Danh sách dưới đây là các ràng buộc thiết kế xuyên suốt toàn bộ hệ thống, áp dụng cho mọi phase — được liệt kê một lần duy nhất ở đây, các phần sau chỉ tham chiếu ngược lại thay vì lặp lại.</w:t>
       </w:r>
     </w:p>
     <w:p>
@@ -203,32 +121,7 @@
         <w:pStyle w:val="ListBullet"/>
       </w:pPr>
       <w:r>
-        <w:rPr>
-          <w:b/>
-        </w:rPr>
-        <w:t>Serving</w:t>
-      </w:r>
-      <w:r>
-        <w:t xml:space="preserve">: Python microservice riêng (thư mục mới </w:t>
-      </w:r>
-      <w:r>
-        <w:rPr>
-          <w:rFonts w:ascii="Consolas" w:hAnsi="Consolas"/>
-          <w:sz w:val="20"/>
-        </w:rPr>
-        <w:t>recommendation-service/</w:t>
-      </w:r>
-      <w:r>
-        <w:t xml:space="preserve"> ở root repo), Java backend đóng vai trò </w:t>
-      </w:r>
-      <w:r>
-        <w:rPr>
-          <w:b/>
-        </w:rPr>
-        <w:t>proxy</w:t>
-      </w:r>
-      <w:r>
-        <w:t xml:space="preserve"> (giữ JWT auth tập trung, không expose Python service ra ngoài trực tiếp).</w:t>
+        <w:t>Fail-safe nghiêm ngặt: Java gọi Python với timeout ngắn (2-2,5 giây). Bất kỳ lỗi, timeout, hay kết quả rỗng nào cũng lập tức chuyển sang phương án dự phòng (rule-based/best-seller chạy hoàn toàn trong Java) — không retry, không để trang trắng hay lỗi hiển thị cho khách.</w:t>
       </w:r>
     </w:p>
     <w:p>
@@ -236,13 +129,55 @@
         <w:pStyle w:val="ListBullet"/>
       </w:pPr>
       <w:r>
-        <w:rPr>
-          <w:b/>
-        </w:rPr>
-        <w:t>Chiến lược dữ liệu</w:t>
+        <w:t>Python chỉ đọc, không bao giờ ghi: mọi thao tác ghi dữ liệu nghiệp vụ (click, conversion, impression...) đều đi qua Java. Đây là bất biến kiến trúc, được giữ nguyên xuyên suốt cả bandit Phase 3.</w:t>
       </w:r>
+    </w:p>
+    <w:p>
+      <w:pPr>
+        <w:pStyle w:val="ListBullet"/>
+      </w:pPr>
       <w:r>
-        <w:t>: thiết kế roadmap đầy đủ end-to-end, có mốc dữ liệu tối thiểu rõ ràng cho từng giai đoạn.</w:t>
+        <w:t>"Im lặng" khi thiếu dữ liệu: mọi nguồn cần ngưỡng dữ liệu tối thiểu (co-purchase, collaborative filtering) tự trả rỗng khi chưa đủ, không suy diễn ẩu, không báo lỗi.</w:t>
+      </w:r>
+    </w:p>
+    <w:p>
+      <w:pPr>
+        <w:pStyle w:val="ListBullet"/>
+      </w:pPr>
+      <w:r>
+        <w:t>Không suy luận ngược dữ liệu lịch sử: giá, khuyến mãi tại thời điểm giao dịch phải đọc từ snapshot, không bao giờ đọc lại trạng thái Product hiện tại (có thể đã đổi/hết hạn).</w:t>
+      </w:r>
+    </w:p>
+    <w:p>
+      <w:pPr>
+        <w:pStyle w:val="ListBullet"/>
+      </w:pPr>
+      <w:r>
+        <w:t>Tồn kho luôn phải tươi nhất: mọi danh sách gợi ý lọc `active=true AND quantity&gt;0` ngay từ nguồn ứng viên (Python) LẪN ở bước hydrate cuối cùng (Java, đọc tồn kho tại đúng thời điểm khách xem trang) — 2 lớp lọc vì Python chỉ tính lại theo chu kỳ, không cập nhật real-time.</w:t>
+      </w:r>
+    </w:p>
+    <w:p>
+      <w:pPr>
+        <w:pStyle w:val="ListBullet"/>
+      </w:pPr>
+      <w:r>
+        <w:t>Định danh người dùng chỉ lấy từ JWT: `user_id` gửi sang Python hoặc dùng để ghi dữ liệu nghiệp vụ (attribution, impression) luôn được Java derive từ token đăng nhập, không bao giờ tin giá trị client tự gửi lên.</w:t>
+      </w:r>
+    </w:p>
+    <w:p>
+      <w:pPr>
+        <w:pStyle w:val="ListBullet"/>
+      </w:pPr>
+      <w:r>
+        <w:t>Guest vẫn được theo dõi: sessionId ẩn danh sinh ở frontend, mọi hành vi trước khi đăng nhập được gộp vào tài khoản thật ngay sau khi login (session-merge).</w:t>
+      </w:r>
+    </w:p>
+    <w:p>
+      <w:pPr>
+        <w:pStyle w:val="ListBullet"/>
+      </w:pPr>
+      <w:r>
+        <w:t>Không thêm hạ tầng nặng ở quy mô hiện tại: không message broker/Airflow — polling bảng theo chu kỳ vài phút là đủ; mô hình học lại theo lịch (nightly cron), không phải theo từng sự kiện (trừ bandit ở Phase 3, xem Phần II mục 9).</w:t>
       </w:r>
     </w:p>
     <w:p>
@@ -250,481 +185,207 @@
         <w:pStyle w:val="Heading2"/>
       </w:pPr>
       <w:r>
-        <w:t>1. Research: các tham số/signal khả thi cho model (theo yêu cầu của user)</w:t>
+        <w:t>4. Dữ liệu &amp; tín hiệu sử dụng</w:t>
       </w:r>
     </w:p>
     <w:p>
-      <w:pPr>
-        <w:pStyle w:val="Heading3"/>
-      </w:pPr>
+      <w:pPr/>
       <w:r>
-        <w:t>A. Hành vi ngầm (implicit)</w:t>
+        <w:t>Toàn bộ tín hiệu bên dưới đọc trực tiếp từ dữ liệu sẵn có của hệ thống (đơn hàng, sản phẩm) cộng với 4 bảng theo dõi hành vi mới xây ở Phase 0 (`ProductView`, `SearchLog`, `RecommendationImpression`, `CartEvent`).</w:t>
       </w:r>
     </w:p>
+    <w:tbl>
+      <w:tblPr>
+        <w:tblStyle w:val="LightGrid-Accent1"/>
+        <w:tblW w:type="auto" w:w="0"/>
+        <w:tblLook w:firstColumn="1" w:firstRow="1" w:lastColumn="0" w:lastRow="0" w:noHBand="0" w:noVBand="1" w:val="04A0"/>
+      </w:tblPr>
+      <w:tblGrid>
+        <w:gridCol w:w="4320"/>
+        <w:gridCol w:w="4320"/>
+      </w:tblGrid>
+      <w:tr>
+        <w:tc>
+          <w:tcPr>
+            <w:tcW w:type="dxa" w:w="4320"/>
+          </w:tcPr>
+          <w:p>
+            <w:r>
+              <w:t>Nhóm tín hiệu</w:t>
+            </w:r>
+          </w:p>
+        </w:tc>
+        <w:tc>
+          <w:tcPr>
+            <w:tcW w:type="dxa" w:w="4320"/>
+          </w:tcPr>
+          <w:p>
+            <w:r>
+              <w:t>Dùng để làm gì</w:t>
+            </w:r>
+          </w:p>
+        </w:tc>
+      </w:tr>
+      <w:tr>
+        <w:tc>
+          <w:tcPr>
+            <w:tcW w:type="dxa" w:w="4320"/>
+          </w:tcPr>
+          <w:p>
+            <w:r>
+              <w:t>Xem sản phẩm (view), tìm kiếm, thêm/bỏ giỏ hàng</w:t>
+            </w:r>
+          </w:p>
+        </w:tc>
+        <w:tc>
+          <w:tcPr>
+            <w:tcW w:type="dxa" w:w="4320"/>
+          </w:tcPr>
+          <w:p>
+            <w:r>
+              <w:t>Xây hồ sơ sở thích cá nhân hoá trang chủ, tính category-entropy</w:t>
+            </w:r>
+          </w:p>
+        </w:tc>
+      </w:tr>
+      <w:tr>
+        <w:tc>
+          <w:tcPr>
+            <w:tcW w:type="dxa" w:w="4320"/>
+          </w:tcPr>
+          <w:p>
+            <w:r>
+              <w:t>Mua hàng thật (Order + OrderDetail, status PAID/đang giao)</w:t>
+            </w:r>
+          </w:p>
+        </w:tc>
+        <w:tc>
+          <w:tcPr>
+            <w:tcW w:type="dxa" w:w="4320"/>
+          </w:tcPr>
+          <w:p>
+            <w:r>
+              <w:t>Tín hiệu dương mạnh nhất; input chính cho collaborative filtering</w:t>
+            </w:r>
+          </w:p>
+        </w:tc>
+      </w:tr>
+      <w:tr>
+        <w:tc>
+          <w:tcPr>
+            <w:tcW w:type="dxa" w:w="4320"/>
+          </w:tcPr>
+          <w:p>
+            <w:r>
+              <w:t>Chu kỳ mua lại (khoảng cách trung vị giữa các lần mua lặp)</w:t>
+            </w:r>
+          </w:p>
+        </w:tc>
+        <w:tc>
+          <w:tcPr>
+            <w:tcW w:type="dxa" w:w="4320"/>
+          </w:tcPr>
+          <w:p>
+            <w:r>
+              <w:t>Đặc thù grocery — hãm tín hiệu "vừa mua" (xem Phần II mục 8), giá trị nhất riêng cho domain bách hóa</w:t>
+            </w:r>
+          </w:p>
+        </w:tc>
+      </w:tr>
+      <w:tr>
+        <w:tc>
+          <w:tcPr>
+            <w:tcW w:type="dxa" w:w="4320"/>
+          </w:tcPr>
+          <w:p>
+            <w:r>
+              <w:t>Khuyến mãi đã snapshot trong đơn (promotionType, freeUnits...)</w:t>
+            </w:r>
+          </w:p>
+        </w:tc>
+        <w:tc>
+          <w:tcPr>
+            <w:tcW w:type="dxa" w:w="4320"/>
+          </w:tcPr>
+          <w:p>
+            <w:r>
+              <w:t>Đo price sensitivity/promotion responsiveness, dùng được ngay không cần thu thập thêm</w:t>
+            </w:r>
+          </w:p>
+        </w:tc>
+      </w:tr>
+      <w:tr>
+        <w:tc>
+          <w:tcPr>
+            <w:tcW w:type="dxa" w:w="4320"/>
+          </w:tcPr>
+          <w:p>
+            <w:r>
+              <w:t>Lịch sử hiển thị gợi ý (RecommendationImpression: shown/clicked/converted)</w:t>
+            </w:r>
+          </w:p>
+        </w:tc>
+        <w:tc>
+          <w:tcPr>
+            <w:tcW w:type="dxa" w:w="4320"/>
+          </w:tcPr>
+          <w:p>
+            <w:r>
+              <w:t>Vòng phản hồi cho continual learning — chống nhàm chán, đo hiệu quả, reward cho bandit</w:t>
+            </w:r>
+          </w:p>
+        </w:tc>
+      </w:tr>
+      <w:tr>
+        <w:tc>
+          <w:tcPr>
+            <w:tcW w:type="dxa" w:w="4320"/>
+          </w:tcPr>
+          <w:p>
+            <w:r>
+              <w:t>Best-seller &amp; xu hướng 7/30 ngày (Product.sold, OrderDetail GROUP BY)</w:t>
+            </w:r>
+          </w:p>
+        </w:tc>
+        <w:tc>
+          <w:tcPr>
+            <w:tcW w:type="dxa" w:w="4320"/>
+          </w:tcPr>
+          <w:p>
+            <w:r>
+              <w:t>Lưới an toàn luôn có dữ liệu, kể cả khách vãng lai/sản phẩm mới</w:t>
+            </w:r>
+          </w:p>
+        </w:tc>
+      </w:tr>
+      <w:tr>
+        <w:tc>
+          <w:tcPr>
+            <w:tcW w:type="dxa" w:w="4320"/>
+          </w:tcPr>
+          <w:p>
+            <w:r>
+              <w:t>Mua chung trong cùng đơn hàng (OrderDetail theo order_id)</w:t>
+            </w:r>
+          </w:p>
+        </w:tc>
+        <w:tc>
+          <w:tcPr>
+            <w:tcW w:type="dxa" w:w="4320"/>
+          </w:tcPr>
+          <w:p>
+            <w:r>
+              <w:t>Gợi ý "mua kèm" ở giỏ hàng — rất giá trị cho grocery (mua thịt bò → hành, tỏi)</w:t>
+            </w:r>
+          </w:p>
+        </w:tc>
+      </w:tr>
+    </w:tbl>
+    <w:p/>
     <w:p>
-      <w:pPr>
-        <w:pStyle w:val="ListBullet"/>
-      </w:pPr>
+      <w:pPr/>
       <w:r>
-        <w:t>View count/recency/frequency theo sản phẩm &amp; danh mục.</w:t>
-      </w:r>
-    </w:p>
-    <w:p>
-      <w:pPr>
-        <w:pStyle w:val="ListBullet"/>
-      </w:pPr>
-      <w:r>
-        <w:t xml:space="preserve">Click "xem nhanh" (quick view) — </w:t>
-      </w:r>
-      <w:r>
-        <w:rPr>
-          <w:rFonts w:ascii="Consolas" w:hAnsi="Consolas"/>
-          <w:sz w:val="20"/>
-        </w:rPr>
-        <w:t>ProductCard.jsx</w:t>
-      </w:r>
-      <w:r>
-        <w:t xml:space="preserve"> đã có sẵn UI này, chỉ cần hook thêm log.</w:t>
-      </w:r>
-    </w:p>
-    <w:p>
-      <w:pPr>
-        <w:pStyle w:val="ListBullet"/>
-      </w:pPr>
-      <w:r>
-        <w:t>Search → category/product được click sau khi tìm.</w:t>
-      </w:r>
-    </w:p>
-    <w:p>
-      <w:pPr>
-        <w:pStyle w:val="ListBullet"/>
-      </w:pPr>
-      <w:r>
-        <w:t xml:space="preserve">Cart add/remove (cần log riêng vì </w:t>
-      </w:r>
-      <w:r>
-        <w:rPr>
-          <w:rFonts w:ascii="Consolas" w:hAnsi="Consolas"/>
-          <w:sz w:val="20"/>
-        </w:rPr>
-        <w:t>Cart</w:t>
-      </w:r>
-      <w:r>
-        <w:t xml:space="preserve"> hiện hard-delete, không audit).</w:t>
-      </w:r>
-    </w:p>
-    <w:p>
-      <w:pPr>
-        <w:pStyle w:val="ListBullet"/>
-      </w:pPr>
-      <w:r>
-        <w:t>Wishlist add (+ recency một khi có timestamp).</w:t>
-      </w:r>
-    </w:p>
-    <w:p>
-      <w:pPr>
-        <w:pStyle w:val="ListBullet"/>
-      </w:pPr>
-      <w:r>
-        <w:t>Dwell time trên trang chi tiết sản phẩm (nice-to-have, độ chính xác thấp, ưu tiên thấp).</w:t>
-      </w:r>
-    </w:p>
-    <w:p>
-      <w:pPr>
-        <w:pStyle w:val="Heading3"/>
-      </w:pPr>
-      <w:r>
-        <w:t>B. Hành vi tường minh (explicit)</w:t>
-      </w:r>
-    </w:p>
-    <w:p>
-      <w:pPr>
-        <w:pStyle w:val="ListBullet"/>
-      </w:pPr>
-      <w:r>
-        <w:t>Rating (</w:t>
-      </w:r>
-      <w:r>
-        <w:rPr>
-          <w:rFonts w:ascii="Consolas" w:hAnsi="Consolas"/>
-          <w:sz w:val="20"/>
-        </w:rPr>
-        <w:t>Feedback.ratingStar</w:t>
-      </w:r>
-      <w:r>
-        <w:t>) — tín hiệu chất lượng cao nhất nhưng cực thưa hiện tại (0 dòng trong dump).</w:t>
-      </w:r>
-    </w:p>
-    <w:p>
-      <w:pPr>
-        <w:pStyle w:val="ListBullet"/>
-      </w:pPr>
-      <w:r>
-        <w:t>Purchase thật (</w:t>
-      </w:r>
-      <w:r>
-        <w:rPr>
-          <w:rFonts w:ascii="Consolas" w:hAnsi="Consolas"/>
-          <w:sz w:val="20"/>
-        </w:rPr>
-        <w:t>Order</w:t>
-      </w:r>
-      <w:r>
-        <w:t>+</w:t>
-      </w:r>
-      <w:r>
-        <w:rPr>
-          <w:rFonts w:ascii="Consolas" w:hAnsi="Consolas"/>
-          <w:sz w:val="20"/>
-        </w:rPr>
-        <w:t>OrderDetail</w:t>
-      </w:r>
-      <w:r>
-        <w:t xml:space="preserve">, lọc </w:t>
-      </w:r>
-      <w:r>
-        <w:rPr>
-          <w:rFonts w:ascii="Consolas" w:hAnsi="Consolas"/>
-          <w:sz w:val="20"/>
-        </w:rPr>
-        <w:t>status IN (2,4)</w:t>
-      </w:r>
-      <w:r>
-        <w:t xml:space="preserve"> / </w:t>
-      </w:r>
-      <w:r>
-        <w:rPr>
-          <w:rFonts w:ascii="Consolas" w:hAnsi="Consolas"/>
-          <w:sz w:val="20"/>
-        </w:rPr>
-        <w:t>paymentStatus='PAID'</w:t>
-      </w:r>
-      <w:r>
-        <w:t>) — tín hiệu dương mạnh nhất.</w:t>
-      </w:r>
-    </w:p>
-    <w:p>
-      <w:pPr>
-        <w:pStyle w:val="ListBullet"/>
-      </w:pPr>
-      <w:r>
-        <w:t>Return/refund (</w:t>
-      </w:r>
-      <w:r>
-        <w:rPr>
-          <w:rFonts w:ascii="Consolas" w:hAnsi="Consolas"/>
-          <w:sz w:val="20"/>
-        </w:rPr>
-        <w:t>paymentStatus='REFUNDED'</w:t>
-      </w:r>
-      <w:r>
-        <w:t>) — tín hiệu âm tường minh.</w:t>
-      </w:r>
-    </w:p>
-    <w:p>
-      <w:pPr>
-        <w:pStyle w:val="Heading3"/>
-      </w:pPr>
-      <w:r>
-        <w:t>C. Thời gian — đặc thù grocery (quan trọng, khác biệt hoá so với recommender tổng quát)</w:t>
-      </w:r>
-    </w:p>
-    <w:p>
-      <w:pPr>
-        <w:pStyle w:val="ListBullet"/>
-      </w:pPr>
-      <w:r>
-        <w:t>Recency/frequency mua theo user-product và user-category.</w:t>
-      </w:r>
-    </w:p>
-    <w:p>
-      <w:pPr>
-        <w:pStyle w:val="ListBullet"/>
-      </w:pPr>
-      <w:r>
-        <w:rPr>
-          <w:b/>
-        </w:rPr>
-        <w:t>Chu kỳ mua lại (repurchase cycle)</w:t>
-      </w:r>
-      <w:r>
-        <w:t>: hàng tiêu dùng nhanh (gạo, sữa, dầu ăn...) có chu kỳ mua lại dự đoán được — tính median khoảng cách giữa các lần mua cùng sản phẩm của cùng user; cold-start fallback về chu kỳ trung bình cấp category. Dùng để chủ động nhắc "sắp hết hàng" — đây là feature giá trị nhất riêng cho domain bách hóa.</w:t>
-      </w:r>
-    </w:p>
-    <w:p>
-      <w:pPr>
-        <w:pStyle w:val="ListBullet"/>
-      </w:pPr>
-      <w:r>
-        <w:t>Giờ/ngày của các lần mua trước (context cho bandit).</w:t>
-      </w:r>
-    </w:p>
-    <w:p>
-      <w:pPr>
-        <w:pStyle w:val="ListBullet"/>
-      </w:pPr>
-      <w:r>
-        <w:t>Tuổi tài khoản (mới/cũ) — quyết định chiến lược cold-start.</w:t>
-      </w:r>
-    </w:p>
-    <w:p>
-      <w:pPr>
-        <w:pStyle w:val="Heading3"/>
-      </w:pPr>
-      <w:r>
-        <w:t>D. Giá cả</w:t>
-      </w:r>
-    </w:p>
-    <w:p>
-      <w:pPr>
-        <w:pStyle w:val="ListBullet"/>
-      </w:pPr>
-      <w:r>
-        <w:t>Price sensitivity: giá đã mua so với giá trung vị category.</w:t>
-      </w:r>
-    </w:p>
-    <w:p>
-      <w:pPr>
-        <w:pStyle w:val="ListBullet"/>
-      </w:pPr>
-      <w:r>
-        <w:rPr>
-          <w:b/>
-        </w:rPr>
-        <w:t>Promotion responsiveness</w:t>
-      </w:r>
-      <w:r>
-        <w:t xml:space="preserve">: tỷ lệ đơn có </w:t>
-      </w:r>
-      <w:r>
-        <w:rPr>
-          <w:rFonts w:ascii="Consolas" w:hAnsi="Consolas"/>
-          <w:sz w:val="20"/>
-        </w:rPr>
-        <w:t>promotionType != 'NONE'</w:t>
-      </w:r>
-      <w:r>
-        <w:t xml:space="preserve"> — dùng được </w:t>
-      </w:r>
-      <w:r>
-        <w:rPr>
-          <w:b/>
-        </w:rPr>
-        <w:t>ngay lập tức</w:t>
-      </w:r>
-      <w:r>
-        <w:t xml:space="preserve"> vì đã snapshot sẵn trong </w:t>
-      </w:r>
-      <w:r>
-        <w:rPr>
-          <w:rFonts w:ascii="Consolas" w:hAnsi="Consolas"/>
-          <w:sz w:val="20"/>
-        </w:rPr>
-        <w:t>OrderDetail</w:t>
-      </w:r>
-      <w:r>
-        <w:t xml:space="preserve"> (lineTotal, promotionType, freeUnits, originalPrice), không cần chờ thu thập gì mới.</w:t>
-      </w:r>
-    </w:p>
-    <w:p>
-      <w:pPr>
-        <w:pStyle w:val="Heading3"/>
-      </w:pPr>
-      <w:r>
-        <w:t>E. Danh mục/brand affinity</w:t>
-      </w:r>
-    </w:p>
-    <w:p>
-      <w:pPr>
-        <w:pStyle w:val="ListBullet"/>
-      </w:pPr>
-      <w:r>
-        <w:t>Phân bố mua/xem theo category.</w:t>
-      </w:r>
-    </w:p>
-    <w:p>
-      <w:pPr>
-        <w:pStyle w:val="ListBullet"/>
-      </w:pPr>
-      <w:r>
-        <w:rPr>
-          <w:b/>
-        </w:rPr>
-        <w:t>Category entropy</w:t>
-      </w:r>
-      <w:r>
-        <w:t xml:space="preserve"> (Shannon entropy trên lịch sử) — entropy thấp = user "hẹp" → cần bơm đa dạng hoá mạnh hơn cho user này; entropy cao → giảm áp lực diversify. Đây là input trực tiếp cho cơ chế chống nhàm chán.</w:t>
-      </w:r>
-    </w:p>
-    <w:p>
-      <w:pPr>
-        <w:pStyle w:val="ListBullet"/>
-      </w:pPr>
-      <w:r>
-        <w:t xml:space="preserve">Brand: </w:t>
-      </w:r>
-      <w:r>
-        <w:rPr>
-          <w:rFonts w:ascii="Consolas" w:hAnsi="Consolas"/>
-          <w:sz w:val="20"/>
-        </w:rPr>
-        <w:t>Product</w:t>
-      </w:r>
-      <w:r>
-        <w:t xml:space="preserve"> hiện không có field brand riêng — ghi nhận gap, không ưu tiên xử lý ngay.</w:t>
-      </w:r>
-    </w:p>
-    <w:p>
-      <w:pPr>
-        <w:pStyle w:val="Heading3"/>
-      </w:pPr>
-      <w:r>
-        <w:t>F. Negative signal</w:t>
-      </w:r>
-    </w:p>
-    <w:p>
-      <w:pPr>
-        <w:pStyle w:val="ListBullet"/>
-      </w:pPr>
-      <w:r>
-        <w:t>Return/refund, cart-remove, search-không-click.</w:t>
-      </w:r>
-    </w:p>
-    <w:p>
-      <w:pPr>
-        <w:pStyle w:val="ListBullet"/>
-      </w:pPr>
-      <w:r>
-        <w:rPr>
-          <w:b/>
-        </w:rPr>
-        <w:t>Gợi ý bị hiển thị nhiều lần nhưng không click</w:t>
-      </w:r>
-      <w:r>
-        <w:t xml:space="preserve"> — input trực tiếp cho cơ chế chống nhàm chán (mục 3).</w:t>
-      </w:r>
-    </w:p>
-    <w:p>
-      <w:pPr>
-        <w:pStyle w:val="ListBullet"/>
-      </w:pPr>
-      <w:r>
-        <w:t>Rating thấp (≤2 sao).</w:t>
-      </w:r>
-    </w:p>
-    <w:p>
-      <w:pPr>
-        <w:pStyle w:val="Heading3"/>
-      </w:pPr>
-      <w:r>
-        <w:t>G. Xã hội/popularity</w:t>
-      </w:r>
-    </w:p>
-    <w:p>
-      <w:pPr>
-        <w:pStyle w:val="ListBullet"/>
-      </w:pPr>
-      <w:r>
-        <w:t>Best-seller toàn cục (</w:t>
-      </w:r>
-      <w:r>
-        <w:rPr>
-          <w:rFonts w:ascii="Consolas" w:hAnsi="Consolas"/>
-          <w:sz w:val="20"/>
-        </w:rPr>
-        <w:t>Product.sold</w:t>
-      </w:r>
-      <w:r>
-        <w:t>, đã có sẵn).</w:t>
-      </w:r>
-    </w:p>
-    <w:p>
-      <w:pPr>
-        <w:pStyle w:val="ListBullet"/>
-      </w:pPr>
-      <w:r>
-        <w:t xml:space="preserve">Trending theo cửa sổ thời gian (7/30 ngày) — derive trực tiếp từ </w:t>
-      </w:r>
-      <w:r>
-        <w:rPr>
-          <w:rFonts w:ascii="Consolas" w:hAnsi="Consolas"/>
-          <w:sz w:val="20"/>
-        </w:rPr>
-        <w:t>OrderDetail</w:t>
-      </w:r>
-      <w:r>
-        <w:t xml:space="preserve"> GROUP BY, không cần bảng mới.</w:t>
-      </w:r>
-    </w:p>
-    <w:p>
-      <w:pPr>
-        <w:pStyle w:val="ListBullet"/>
-      </w:pPr>
-      <w:r>
-        <w:t xml:space="preserve">Co-purchase/market-basket ("mua kèm") — association rule mining trên </w:t>
-      </w:r>
-      <w:r>
-        <w:rPr>
-          <w:rFonts w:ascii="Consolas" w:hAnsi="Consolas"/>
-          <w:sz w:val="20"/>
-        </w:rPr>
-        <w:t>OrderDetail</w:t>
-      </w:r>
-      <w:r>
-        <w:t xml:space="preserve"> cùng </w:t>
-      </w:r>
-      <w:r>
-        <w:rPr>
-          <w:rFonts w:ascii="Consolas" w:hAnsi="Consolas"/>
-          <w:sz w:val="20"/>
-        </w:rPr>
-        <w:t>order_id</w:t>
-      </w:r>
-      <w:r>
-        <w:t>, rất giá trị cho grocery (mua thịt bò → hành, tỏi).</w:t>
-      </w:r>
-    </w:p>
-    <w:p>
-      <w:pPr>
-        <w:pStyle w:val="Heading3"/>
-      </w:pPr>
-      <w:r>
-        <w:t>H. Ngữ cảnh</w:t>
-      </w:r>
-    </w:p>
-    <w:p>
-      <w:pPr>
-        <w:pStyle w:val="ListBullet"/>
-      </w:pPr>
-      <w:r>
-        <w:t>Giờ/ngày hiện tại, trang hiện tại (Home/PDP/Cart/Search) quyết định candidate pool + vị trí hiển thị.</w:t>
-      </w:r>
-    </w:p>
-    <w:p>
-      <w:pPr>
-        <w:pStyle w:val="ListBullet"/>
-      </w:pPr>
-      <w:r>
-        <w:t xml:space="preserve">Địa lý: </w:t>
-      </w:r>
-      <w:r>
-        <w:rPr>
-          <w:b/>
-        </w:rPr>
-        <w:t>không khả thi hiện tại</w:t>
-      </w:r>
-      <w:r>
-        <w:t xml:space="preserve"> — </w:t>
-      </w:r>
-      <w:r>
-        <w:rPr>
-          <w:rFonts w:ascii="Consolas" w:hAnsi="Consolas"/>
-          <w:sz w:val="20"/>
-        </w:rPr>
-        <w:t>User.address</w:t>
-      </w:r>
-      <w:r>
-        <w:t xml:space="preserve"> là free-text không cấu trúc, không có tỉnh/huyện/xã dạng field riêng. Ghi nhận là phụ thuộc tương lai, không thiết kế quanh nó.</w:t>
+        <w:t>Đã cân nhắc nhưng chưa triển khai (ghi nhận gap, không phải ưu tiên hiện tại): dwell-time trên trang chi tiết (độ chính xác thấp), brand affinity (Product chưa có field brand riêng), cá nhân hoá theo địa lý (User.address là free-text không cấu trúc).</w:t>
       </w:r>
     </w:p>
     <w:p>
@@ -732,1223 +393,13 @@
         <w:pStyle w:val="Heading2"/>
       </w:pPr>
       <w:r>
-        <w:t>2. Điều kiện cần: tầng thu thập dữ liệu còn thiếu (Phase 0, phải làm trước tiên)</w:t>
+        <w:t>5. Roadmap theo mốc dữ liệu</w:t>
       </w:r>
     </w:p>
     <w:p>
+      <w:pPr/>
       <w:r>
-        <w:t xml:space="preserve">Đây là phần </w:t>
-      </w:r>
-      <w:r>
-        <w:rPr>
-          <w:b/>
-        </w:rPr>
-        <w:t>bắt buộc phải có trước khi model có gì để học</w:t>
-      </w:r>
-      <w:r>
-        <w:t xml:space="preserve"> — hiện tại xem sản phẩm để lại 0 dấu vết, tìm kiếm không lưu ở đâu cả.</w:t>
-      </w:r>
-    </w:p>
-    <w:p>
-      <w:pPr>
-        <w:pStyle w:val="Heading3"/>
-      </w:pPr>
-      <w:r>
-        <w:t>Entity mới (`server/.../domain/`)</w:t>
-      </w:r>
-    </w:p>
-    <w:p>
-      <w:pPr>
-        <w:pStyle w:val="ListBullet"/>
-      </w:pPr>
-      <w:r>
-        <w:rPr>
-          <w:b/>
-        </w:rPr>
-        <w:t>`ProductView.java`</w:t>
-      </w:r>
-      <w:r>
-        <w:t xml:space="preserve"> (</w:t>
-      </w:r>
-      <w:r>
-        <w:rPr>
-          <w:rFonts w:ascii="Consolas" w:hAnsi="Consolas"/>
-          <w:sz w:val="20"/>
-        </w:rPr>
-        <w:t>product_views</w:t>
-      </w:r>
-      <w:r>
-        <w:t xml:space="preserve">): </w:t>
-      </w:r>
-      <w:r>
-        <w:rPr>
-          <w:rFonts w:ascii="Consolas" w:hAnsi="Consolas"/>
-          <w:sz w:val="20"/>
-        </w:rPr>
-        <w:t>id</w:t>
-      </w:r>
-      <w:r>
-        <w:t xml:space="preserve">, </w:t>
-      </w:r>
-      <w:r>
-        <w:rPr>
-          <w:rFonts w:ascii="Consolas" w:hAnsi="Consolas"/>
-          <w:sz w:val="20"/>
-        </w:rPr>
-        <w:t>user</w:t>
-      </w:r>
-      <w:r>
-        <w:t xml:space="preserve"> (nullable), </w:t>
-      </w:r>
-      <w:r>
-        <w:rPr>
-          <w:rFonts w:ascii="Consolas" w:hAnsi="Consolas"/>
-          <w:sz w:val="20"/>
-        </w:rPr>
-        <w:t>sessionId</w:t>
-      </w:r>
-      <w:r>
-        <w:t xml:space="preserve">, </w:t>
-      </w:r>
-      <w:r>
-        <w:rPr>
-          <w:rFonts w:ascii="Consolas" w:hAnsi="Consolas"/>
-          <w:sz w:val="20"/>
-        </w:rPr>
-        <w:t>product</w:t>
-      </w:r>
-      <w:r>
-        <w:t xml:space="preserve">, </w:t>
-      </w:r>
-      <w:r>
-        <w:rPr>
-          <w:rFonts w:ascii="Consolas" w:hAnsi="Consolas"/>
-          <w:sz w:val="20"/>
-        </w:rPr>
-        <w:t>viewedAt</w:t>
-      </w:r>
-      <w:r>
-        <w:t xml:space="preserve">, </w:t>
-      </w:r>
-      <w:r>
-        <w:rPr>
-          <w:rFonts w:ascii="Consolas" w:hAnsi="Consolas"/>
-          <w:sz w:val="20"/>
-        </w:rPr>
-        <w:t>source</w:t>
-      </w:r>
-      <w:r>
-        <w:t xml:space="preserve"> (</w:t>
-      </w:r>
-      <w:r>
-        <w:rPr>
-          <w:rFonts w:ascii="Consolas" w:hAnsi="Consolas"/>
-          <w:sz w:val="20"/>
-        </w:rPr>
-        <w:t>HOME_FEED|SEARCH_RESULT|SIMILAR|CATEGORY_PAGE|DIRECT</w:t>
-      </w:r>
-      <w:r>
-        <w:t xml:space="preserve">), </w:t>
-      </w:r>
-      <w:r>
-        <w:rPr>
-          <w:rFonts w:ascii="Consolas" w:hAnsi="Consolas"/>
-          <w:sz w:val="20"/>
-        </w:rPr>
-        <w:t>referrerProductId</w:t>
-      </w:r>
-      <w:r>
-        <w:t xml:space="preserve"> (nullable).</w:t>
-      </w:r>
-    </w:p>
-    <w:p>
-      <w:pPr>
-        <w:pStyle w:val="ListBullet"/>
-      </w:pPr>
-      <w:r>
-        <w:rPr>
-          <w:b/>
-        </w:rPr>
-        <w:t>`SearchLog.java`</w:t>
-      </w:r>
-      <w:r>
-        <w:t xml:space="preserve"> (</w:t>
-      </w:r>
-      <w:r>
-        <w:rPr>
-          <w:rFonts w:ascii="Consolas" w:hAnsi="Consolas"/>
-          <w:sz w:val="20"/>
-        </w:rPr>
-        <w:t>search_logs</w:t>
-      </w:r>
-      <w:r>
-        <w:t xml:space="preserve">): </w:t>
-      </w:r>
-      <w:r>
-        <w:rPr>
-          <w:rFonts w:ascii="Consolas" w:hAnsi="Consolas"/>
-          <w:sz w:val="20"/>
-        </w:rPr>
-        <w:t>id</w:t>
-      </w:r>
-      <w:r>
-        <w:t xml:space="preserve">, </w:t>
-      </w:r>
-      <w:r>
-        <w:rPr>
-          <w:rFonts w:ascii="Consolas" w:hAnsi="Consolas"/>
-          <w:sz w:val="20"/>
-        </w:rPr>
-        <w:t>user</w:t>
-      </w:r>
-      <w:r>
-        <w:t xml:space="preserve"> (nullable), </w:t>
-      </w:r>
-      <w:r>
-        <w:rPr>
-          <w:rFonts w:ascii="Consolas" w:hAnsi="Consolas"/>
-          <w:sz w:val="20"/>
-        </w:rPr>
-        <w:t>sessionId</w:t>
-      </w:r>
-      <w:r>
-        <w:t xml:space="preserve">, </w:t>
-      </w:r>
-      <w:r>
-        <w:rPr>
-          <w:rFonts w:ascii="Consolas" w:hAnsi="Consolas"/>
-          <w:sz w:val="20"/>
-        </w:rPr>
-        <w:t>keyword</w:t>
-      </w:r>
-      <w:r>
-        <w:t xml:space="preserve"> (raw), </w:t>
-      </w:r>
-      <w:r>
-        <w:rPr>
-          <w:rFonts w:ascii="Consolas" w:hAnsi="Consolas"/>
-          <w:sz w:val="20"/>
-        </w:rPr>
-        <w:t>keywordNormalized</w:t>
-      </w:r>
-      <w:r>
-        <w:t xml:space="preserve"> (bỏ dấu+lowercase, tính ở Java lúc ghi — </w:t>
-      </w:r>
-      <w:r>
-        <w:rPr>
-          <w:b/>
-        </w:rPr>
-        <w:t>không dựa vào spring-filter/DB filter</w:t>
-      </w:r>
-      <w:r>
-        <w:t xml:space="preserve">, tránh lặp lại bug dấu tiếng Việt đã biết), </w:t>
-      </w:r>
-      <w:r>
-        <w:rPr>
-          <w:rFonts w:ascii="Consolas" w:hAnsi="Consolas"/>
-          <w:sz w:val="20"/>
-        </w:rPr>
-        <w:t>resultCount</w:t>
-      </w:r>
-      <w:r>
-        <w:t xml:space="preserve">, </w:t>
-      </w:r>
-      <w:r>
-        <w:rPr>
-          <w:rFonts w:ascii="Consolas" w:hAnsi="Consolas"/>
-          <w:sz w:val="20"/>
-        </w:rPr>
-        <w:t>clickedProductId</w:t>
-      </w:r>
-      <w:r>
-        <w:t xml:space="preserve"> (nullable), </w:t>
-      </w:r>
-      <w:r>
-        <w:rPr>
-          <w:rFonts w:ascii="Consolas" w:hAnsi="Consolas"/>
-          <w:sz w:val="20"/>
-        </w:rPr>
-        <w:t>searchedAt</w:t>
-      </w:r>
-      <w:r>
-        <w:t>.</w:t>
-      </w:r>
-    </w:p>
-    <w:p>
-      <w:pPr>
-        <w:pStyle w:val="ListBullet"/>
-      </w:pPr>
-      <w:r>
-        <w:rPr>
-          <w:b/>
-        </w:rPr>
-        <w:t>`RecommendationImpression.java`</w:t>
-      </w:r>
-      <w:r>
-        <w:t xml:space="preserve"> (</w:t>
-      </w:r>
-      <w:r>
-        <w:rPr>
-          <w:rFonts w:ascii="Consolas" w:hAnsi="Consolas"/>
-          <w:sz w:val="20"/>
-        </w:rPr>
-        <w:t>recommendation_impressions</w:t>
-      </w:r>
-      <w:r>
-        <w:t xml:space="preserve">) — </w:t>
-      </w:r>
-      <w:r>
-        <w:rPr>
-          <w:b/>
-        </w:rPr>
-        <w:t>entity quan trọng nhất</w:t>
-      </w:r>
-      <w:r>
-        <w:t xml:space="preserve">, là vòng feedback loop biến hệ thống thành continual learning: </w:t>
-      </w:r>
-      <w:r>
-        <w:rPr>
-          <w:rFonts w:ascii="Consolas" w:hAnsi="Consolas"/>
-          <w:sz w:val="20"/>
-        </w:rPr>
-        <w:t>id</w:t>
-      </w:r>
-      <w:r>
-        <w:t xml:space="preserve">, </w:t>
-      </w:r>
-      <w:r>
-        <w:rPr>
-          <w:rFonts w:ascii="Consolas" w:hAnsi="Consolas"/>
-          <w:sz w:val="20"/>
-        </w:rPr>
-        <w:t>user</w:t>
-      </w:r>
-      <w:r>
-        <w:t xml:space="preserve"> (nullable), </w:t>
-      </w:r>
-      <w:r>
-        <w:rPr>
-          <w:rFonts w:ascii="Consolas" w:hAnsi="Consolas"/>
-          <w:sz w:val="20"/>
-        </w:rPr>
-        <w:t>sessionId</w:t>
-      </w:r>
-      <w:r>
-        <w:t xml:space="preserve">, </w:t>
-      </w:r>
-      <w:r>
-        <w:rPr>
-          <w:rFonts w:ascii="Consolas" w:hAnsi="Consolas"/>
-          <w:sz w:val="20"/>
-        </w:rPr>
-        <w:t>product</w:t>
-      </w:r>
-      <w:r>
-        <w:t xml:space="preserve">, </w:t>
-      </w:r>
-      <w:r>
-        <w:rPr>
-          <w:rFonts w:ascii="Consolas" w:hAnsi="Consolas"/>
-          <w:sz w:val="20"/>
-        </w:rPr>
-        <w:t>placement</w:t>
-      </w:r>
-      <w:r>
-        <w:t xml:space="preserve"> (</w:t>
-      </w:r>
-      <w:r>
-        <w:rPr>
-          <w:rFonts w:ascii="Consolas" w:hAnsi="Consolas"/>
-          <w:sz w:val="20"/>
-        </w:rPr>
-        <w:t>HOME_PERSONALIZED|PDP_SIMILAR|PDP_FBT|CART_SUGGESTION</w:t>
-      </w:r>
-      <w:r>
-        <w:t xml:space="preserve">), </w:t>
-      </w:r>
-      <w:r>
-        <w:rPr>
-          <w:rFonts w:ascii="Consolas" w:hAnsi="Consolas"/>
-          <w:sz w:val="20"/>
-        </w:rPr>
-        <w:t>algorithmSource</w:t>
-      </w:r>
-      <w:r>
-        <w:t xml:space="preserve"> (</w:t>
-      </w:r>
-      <w:r>
-        <w:rPr>
-          <w:rFonts w:ascii="Consolas" w:hAnsi="Consolas"/>
-          <w:sz w:val="20"/>
-        </w:rPr>
-        <w:t>CONTENT_BASED|CO_PURCHASE|POPULARITY|CF|BANDIT_EXPLORE|RULE_BASED_FALLBACK</w:t>
-      </w:r>
-      <w:r>
-        <w:t xml:space="preserve">), </w:t>
-      </w:r>
-      <w:r>
-        <w:rPr>
-          <w:rFonts w:ascii="Consolas" w:hAnsi="Consolas"/>
-          <w:sz w:val="20"/>
-        </w:rPr>
-        <w:t>rankPosition</w:t>
-      </w:r>
-      <w:r>
-        <w:t xml:space="preserve">, </w:t>
-      </w:r>
-      <w:r>
-        <w:rPr>
-          <w:rFonts w:ascii="Consolas" w:hAnsi="Consolas"/>
-          <w:sz w:val="20"/>
-        </w:rPr>
-        <w:t>requestId</w:t>
-      </w:r>
-      <w:r>
-        <w:t xml:space="preserve"> (UUID, nhóm các impression cùng 1 lần trả gợi ý — dùng tính intra-list diversity), </w:t>
-      </w:r>
-      <w:r>
-        <w:rPr>
-          <w:rFonts w:ascii="Consolas" w:hAnsi="Consolas"/>
-          <w:sz w:val="20"/>
-        </w:rPr>
-        <w:t>shownAt</w:t>
-      </w:r>
-      <w:r>
-        <w:t xml:space="preserve">, </w:t>
-      </w:r>
-      <w:r>
-        <w:rPr>
-          <w:rFonts w:ascii="Consolas" w:hAnsi="Consolas"/>
-          <w:sz w:val="20"/>
-        </w:rPr>
-        <w:t>clicked</w:t>
-      </w:r>
-      <w:r>
-        <w:t xml:space="preserve"> (</w:t>
-      </w:r>
-      <w:r>
-        <w:rPr>
-          <w:rFonts w:ascii="Consolas" w:hAnsi="Consolas"/>
-          <w:sz w:val="20"/>
-        </w:rPr>
-        <w:t>@Column(columnDefinition = "TINYINT(1) DEFAULT 0")</w:t>
-      </w:r>
-      <w:r>
-        <w:t xml:space="preserve"> — theo đúng convention </w:t>
-      </w:r>
-      <w:r>
-        <w:rPr>
-          <w:rFonts w:ascii="Consolas" w:hAnsi="Consolas"/>
-          <w:sz w:val="20"/>
-        </w:rPr>
-        <w:t>Product.active</w:t>
-      </w:r>
-      <w:r>
-        <w:t xml:space="preserve">, tránh bug NULL-phá-filter đã từng xảy ra), </w:t>
-      </w:r>
-      <w:r>
-        <w:rPr>
-          <w:rFonts w:ascii="Consolas" w:hAnsi="Consolas"/>
-          <w:sz w:val="20"/>
-        </w:rPr>
-        <w:t>clickedAt</w:t>
-      </w:r>
-      <w:r>
-        <w:t xml:space="preserve">, </w:t>
-      </w:r>
-      <w:r>
-        <w:rPr>
-          <w:rFonts w:ascii="Consolas" w:hAnsi="Consolas"/>
-          <w:sz w:val="20"/>
-        </w:rPr>
-        <w:t>converted</w:t>
-      </w:r>
-      <w:r>
-        <w:t xml:space="preserve">, </w:t>
-      </w:r>
-      <w:r>
-        <w:rPr>
-          <w:rFonts w:ascii="Consolas" w:hAnsi="Consolas"/>
-          <w:sz w:val="20"/>
-        </w:rPr>
-        <w:t>convertedOrderId</w:t>
-      </w:r>
-      <w:r>
-        <w:t xml:space="preserve"> (nullable).</w:t>
-      </w:r>
-    </w:p>
-    <w:p>
-      <w:pPr>
-        <w:pStyle w:val="ListBullet"/>
-      </w:pPr>
-      <w:r>
-        <w:rPr>
-          <w:b/>
-        </w:rPr>
-        <w:t>`CartEvent.java`</w:t>
-      </w:r>
-      <w:r>
-        <w:t xml:space="preserve"> (</w:t>
-      </w:r>
-      <w:r>
-        <w:rPr>
-          <w:rFonts w:ascii="Consolas" w:hAnsi="Consolas"/>
-          <w:sz w:val="20"/>
-        </w:rPr>
-        <w:t>cart_events</w:t>
-      </w:r>
-      <w:r>
-        <w:t xml:space="preserve">, có thể làm cùng đợt hoặc Phase 1): </w:t>
-      </w:r>
-      <w:r>
-        <w:rPr>
-          <w:rFonts w:ascii="Consolas" w:hAnsi="Consolas"/>
-          <w:sz w:val="20"/>
-        </w:rPr>
-        <w:t>id</w:t>
-      </w:r>
-      <w:r>
-        <w:t xml:space="preserve">, </w:t>
-      </w:r>
-      <w:r>
-        <w:rPr>
-          <w:rFonts w:ascii="Consolas" w:hAnsi="Consolas"/>
-          <w:sz w:val="20"/>
-        </w:rPr>
-        <w:t>user</w:t>
-      </w:r>
-      <w:r>
-        <w:t xml:space="preserve">, </w:t>
-      </w:r>
-      <w:r>
-        <w:rPr>
-          <w:rFonts w:ascii="Consolas" w:hAnsi="Consolas"/>
-          <w:sz w:val="20"/>
-        </w:rPr>
-        <w:t>sessionId</w:t>
-      </w:r>
-      <w:r>
-        <w:t xml:space="preserve">, </w:t>
-      </w:r>
-      <w:r>
-        <w:rPr>
-          <w:rFonts w:ascii="Consolas" w:hAnsi="Consolas"/>
-          <w:sz w:val="20"/>
-        </w:rPr>
-        <w:t>product</w:t>
-      </w:r>
-      <w:r>
-        <w:t xml:space="preserve">, </w:t>
-      </w:r>
-      <w:r>
-        <w:rPr>
-          <w:rFonts w:ascii="Consolas" w:hAnsi="Consolas"/>
-          <w:sz w:val="20"/>
-        </w:rPr>
-        <w:t>eventType</w:t>
-      </w:r>
-      <w:r>
-        <w:t xml:space="preserve"> (</w:t>
-      </w:r>
-      <w:r>
-        <w:rPr>
-          <w:rFonts w:ascii="Consolas" w:hAnsi="Consolas"/>
-          <w:sz w:val="20"/>
-        </w:rPr>
-        <w:t>ADD|REMOVE|UPDATE_QTY</w:t>
-      </w:r>
-      <w:r>
-        <w:t xml:space="preserve">), </w:t>
-      </w:r>
-      <w:r>
-        <w:rPr>
-          <w:rFonts w:ascii="Consolas" w:hAnsi="Consolas"/>
-          <w:sz w:val="20"/>
-        </w:rPr>
-        <w:t>quantity</w:t>
-      </w:r>
-      <w:r>
-        <w:t xml:space="preserve">, </w:t>
-      </w:r>
-      <w:r>
-        <w:rPr>
-          <w:rFonts w:ascii="Consolas" w:hAnsi="Consolas"/>
-          <w:sz w:val="20"/>
-        </w:rPr>
-        <w:t>occurredAt</w:t>
-      </w:r>
-      <w:r>
-        <w:t xml:space="preserve"> — bù cho </w:t>
-      </w:r>
-      <w:r>
-        <w:rPr>
-          <w:rFonts w:ascii="Consolas" w:hAnsi="Consolas"/>
-          <w:sz w:val="20"/>
-        </w:rPr>
-        <w:t>Cart</w:t>
-      </w:r>
-      <w:r>
-        <w:t xml:space="preserve"> hiện hard-delete không audit.</w:t>
-      </w:r>
-    </w:p>
-    <w:p>
-      <w:pPr>
-        <w:pStyle w:val="ListBullet"/>
-      </w:pPr>
-      <w:r>
-        <w:rPr>
-          <w:b/>
-        </w:rPr>
-        <w:t>Migration nhỏ</w:t>
-      </w:r>
-      <w:r>
-        <w:t xml:space="preserve">: thêm </w:t>
-      </w:r>
-      <w:r>
-        <w:rPr>
-          <w:rFonts w:ascii="Consolas" w:hAnsi="Consolas"/>
-          <w:sz w:val="20"/>
-        </w:rPr>
-        <w:t>addedAt</w:t>
-      </w:r>
-      <w:r>
-        <w:t xml:space="preserve"> vào </w:t>
-      </w:r>
-      <w:r>
-        <w:rPr>
-          <w:rFonts w:ascii="Consolas" w:hAnsi="Consolas"/>
-          <w:sz w:val="20"/>
-        </w:rPr>
-        <w:t>Wishlist.java</w:t>
-      </w:r>
-      <w:r>
-        <w:t xml:space="preserve"> (additive, an toàn).</w:t>
-      </w:r>
-    </w:p>
-    <w:p>
-      <w:pPr>
-        <w:pStyle w:val="ListBullet"/>
-      </w:pPr>
-      <w:r>
-        <w:rPr>
-          <w:b/>
-        </w:rPr>
-        <w:t>Quick win không cần entity mới</w:t>
-      </w:r>
-      <w:r>
-        <w:t xml:space="preserve">: expose field </w:t>
-      </w:r>
-      <w:r>
-        <w:rPr>
-          <w:rFonts w:ascii="Consolas" w:hAnsi="Consolas"/>
-          <w:sz w:val="20"/>
-        </w:rPr>
-        <w:t>timestamp</w:t>
-      </w:r>
-      <w:r>
-        <w:t xml:space="preserve"> </w:t>
-      </w:r>
-      <w:r>
-        <w:rPr>
-          <w:b/>
-        </w:rPr>
-        <w:t>đã có sẵn</w:t>
-      </w:r>
-      <w:r>
-        <w:t xml:space="preserve"> trong </w:t>
-      </w:r>
-      <w:r>
-        <w:rPr>
-          <w:rFonts w:ascii="Consolas" w:hAnsi="Consolas"/>
-          <w:sz w:val="20"/>
-        </w:rPr>
-        <w:t>Cart</w:t>
-      </w:r>
-      <w:r>
-        <w:t xml:space="preserve"> entity ra </w:t>
-      </w:r>
-      <w:r>
-        <w:rPr>
-          <w:rFonts w:ascii="Consolas" w:hAnsi="Consolas"/>
-          <w:sz w:val="20"/>
-        </w:rPr>
-        <w:t>domain/response/cart/CartItemDTO.java</w:t>
-      </w:r>
-      <w:r>
-        <w:t xml:space="preserve"> (hiện bị bỏ sót) — dữ liệu đã tồn tại, chỉ thiếu bước map.</w:t>
-      </w:r>
-    </w:p>
-    <w:p>
-      <w:pPr>
-        <w:pStyle w:val="Heading3"/>
-      </w:pPr>
-      <w:r>
-        <w:t>Repository/Service/Controller mới</w:t>
-      </w:r>
-    </w:p>
-    <w:p>
-      <w:pPr>
-        <w:pStyle w:val="ListBullet"/>
-      </w:pPr>
-      <w:r>
-        <w:rPr>
-          <w:rFonts w:ascii="Consolas" w:hAnsi="Consolas"/>
-          <w:sz w:val="20"/>
-        </w:rPr>
-        <w:t>repository/</w:t>
-      </w:r>
-      <w:r>
-        <w:t xml:space="preserve">: </w:t>
-      </w:r>
-      <w:r>
-        <w:rPr>
-          <w:rFonts w:ascii="Consolas" w:hAnsi="Consolas"/>
-          <w:sz w:val="20"/>
-        </w:rPr>
-        <w:t>ProductViewRepository</w:t>
-      </w:r>
-      <w:r>
-        <w:t xml:space="preserve">, </w:t>
-      </w:r>
-      <w:r>
-        <w:rPr>
-          <w:rFonts w:ascii="Consolas" w:hAnsi="Consolas"/>
-          <w:sz w:val="20"/>
-        </w:rPr>
-        <w:t>SearchLogRepository</w:t>
-      </w:r>
-      <w:r>
-        <w:t xml:space="preserve">, </w:t>
-      </w:r>
-      <w:r>
-        <w:rPr>
-          <w:rFonts w:ascii="Consolas" w:hAnsi="Consolas"/>
-          <w:sz w:val="20"/>
-        </w:rPr>
-        <w:t>RecommendationImpressionRepository</w:t>
-      </w:r>
-      <w:r>
-        <w:t xml:space="preserve">, </w:t>
-      </w:r>
-      <w:r>
-        <w:rPr>
-          <w:rFonts w:ascii="Consolas" w:hAnsi="Consolas"/>
-          <w:sz w:val="20"/>
-        </w:rPr>
-        <w:t>CartEventRepository</w:t>
-      </w:r>
-      <w:r>
-        <w:t>.</w:t>
-      </w:r>
-    </w:p>
-    <w:p>
-      <w:pPr>
-        <w:pStyle w:val="ListBullet"/>
-      </w:pPr>
-      <w:r>
-        <w:rPr>
-          <w:rFonts w:ascii="Consolas" w:hAnsi="Consolas"/>
-          <w:sz w:val="20"/>
-        </w:rPr>
-        <w:t>service/EventTrackingService.java</w:t>
-      </w:r>
-      <w:r>
-        <w:t xml:space="preserve">: ghi nhận view/search/cart-event, và </w:t>
-      </w:r>
-      <w:r>
-        <w:rPr>
-          <w:rFonts w:ascii="Consolas" w:hAnsi="Consolas"/>
-          <w:sz w:val="20"/>
-        </w:rPr>
-        <w:t>mergeSessionIntoUser(sessionId, userId)</w:t>
-      </w:r>
-      <w:r>
-        <w:t xml:space="preserve"> (UPDATE các bảng event </w:t>
-      </w:r>
-      <w:r>
-        <w:rPr>
-          <w:rFonts w:ascii="Consolas" w:hAnsi="Consolas"/>
-          <w:sz w:val="20"/>
-        </w:rPr>
-        <w:t>SET user_id=? WHERE session_id=? AND user_id IS NULL</w:t>
-      </w:r>
-      <w:r>
-        <w:t>).</w:t>
-      </w:r>
-    </w:p>
-    <w:p>
-      <w:pPr>
-        <w:pStyle w:val="ListBullet"/>
-      </w:pPr>
-      <w:r>
-        <w:rPr>
-          <w:rFonts w:ascii="Consolas" w:hAnsi="Consolas"/>
-          <w:sz w:val="20"/>
-        </w:rPr>
-        <w:t>controller/EventTrackingController.java</w:t>
-      </w:r>
-      <w:r>
-        <w:t xml:space="preserve">: </w:t>
-      </w:r>
-      <w:r>
-        <w:rPr>
-          <w:rFonts w:ascii="Consolas" w:hAnsi="Consolas"/>
-          <w:sz w:val="20"/>
-        </w:rPr>
-        <w:t>POST events/product-view</w:t>
-      </w:r>
-      <w:r>
-        <w:t xml:space="preserve">, </w:t>
-      </w:r>
-      <w:r>
-        <w:rPr>
-          <w:rFonts w:ascii="Consolas" w:hAnsi="Consolas"/>
-          <w:sz w:val="20"/>
-        </w:rPr>
-        <w:t>POST events/search</w:t>
-      </w:r>
-      <w:r>
-        <w:t xml:space="preserve">, </w:t>
-      </w:r>
-      <w:r>
-        <w:rPr>
-          <w:rFonts w:ascii="Consolas" w:hAnsi="Consolas"/>
-          <w:sz w:val="20"/>
-        </w:rPr>
-        <w:t>POST events/recommendation-click</w:t>
-      </w:r>
-      <w:r>
-        <w:t xml:space="preserve">, </w:t>
-      </w:r>
-      <w:r>
-        <w:rPr>
-          <w:rFonts w:ascii="Consolas" w:hAnsi="Consolas"/>
-          <w:sz w:val="20"/>
-        </w:rPr>
-        <w:t>POST events/cart</w:t>
-      </w:r>
-      <w:r>
-        <w:t xml:space="preserve">, </w:t>
-      </w:r>
-      <w:r>
-        <w:rPr>
-          <w:rFonts w:ascii="Consolas" w:hAnsi="Consolas"/>
-          <w:sz w:val="20"/>
-        </w:rPr>
-        <w:t>POST events/session-merge</w:t>
-      </w:r>
-      <w:r>
-        <w:t xml:space="preserve">. Tất cả phải </w:t>
-      </w:r>
-      <w:r>
-        <w:rPr>
-          <w:rFonts w:ascii="Consolas" w:hAnsi="Consolas"/>
-          <w:sz w:val="20"/>
-        </w:rPr>
-        <w:t>permitAll</w:t>
-      </w:r>
-      <w:r>
-        <w:t xml:space="preserve"> (giống pattern GET </w:t>
-      </w:r>
-      <w:r>
-        <w:rPr>
-          <w:rFonts w:ascii="Consolas" w:hAnsi="Consolas"/>
-          <w:sz w:val="20"/>
-        </w:rPr>
-        <w:t>/api/v2/products/**</w:t>
-      </w:r>
-      <w:r>
-        <w:t xml:space="preserve"> hiện có) vì phải chạy được với guest — </w:t>
-      </w:r>
-      <w:r>
-        <w:rPr>
-          <w:b/>
-        </w:rPr>
-        <w:t>đây là bề mặt tấn công mới</w:t>
-      </w:r>
-      <w:r>
-        <w:t>, cần validate input + rate-limit cơ bản khi implement (đa số API còn lại yêu cầu auth).</w:t>
-      </w:r>
-    </w:p>
-    <w:p>
-      <w:pPr>
-        <w:pStyle w:val="Heading3"/>
-      </w:pPr>
-      <w:r>
-        <w:t>Xử lý user chưa đăng nhập</w:t>
-      </w:r>
-    </w:p>
-    <w:p>
-      <w:pPr>
-        <w:pStyle w:val="ListBullet"/>
-      </w:pPr>
-      <w:r>
-        <w:rPr>
-          <w:rFonts w:ascii="Consolas" w:hAnsi="Consolas"/>
-          <w:sz w:val="20"/>
-        </w:rPr>
-        <w:t>client/src/utils/sessionId.js</w:t>
-      </w:r>
-      <w:r>
-        <w:t xml:space="preserve"> mới: sinh/lưu UUID ẩn danh trong </w:t>
-      </w:r>
-      <w:r>
-        <w:rPr>
-          <w:rFonts w:ascii="Consolas" w:hAnsi="Consolas"/>
-          <w:sz w:val="20"/>
-        </w:rPr>
-        <w:t>localStorage</w:t>
-      </w:r>
-      <w:r>
-        <w:t xml:space="preserve"> (dùng package </w:t>
-      </w:r>
-      <w:r>
-        <w:rPr>
-          <w:rFonts w:ascii="Consolas" w:hAnsi="Consolas"/>
-          <w:sz w:val="20"/>
-        </w:rPr>
-        <w:t>uuid</w:t>
-      </w:r>
-      <w:r>
-        <w:t xml:space="preserve"> đã có sẵn trong </w:t>
-      </w:r>
-      <w:r>
-        <w:rPr>
-          <w:rFonts w:ascii="Consolas" w:hAnsi="Consolas"/>
-          <w:sz w:val="20"/>
-        </w:rPr>
-        <w:t>package.json</w:t>
-      </w:r>
-      <w:r>
-        <w:t>).</w:t>
-      </w:r>
-    </w:p>
-    <w:p>
-      <w:pPr>
-        <w:pStyle w:val="ListBullet"/>
-      </w:pPr>
-      <w:r>
-        <w:t xml:space="preserve">Mọi lời gọi event đính kèm </w:t>
-      </w:r>
-      <w:r>
-        <w:rPr>
-          <w:rFonts w:ascii="Consolas" w:hAnsi="Consolas"/>
-          <w:sz w:val="20"/>
-        </w:rPr>
-        <w:t>sessionId</w:t>
-      </w:r>
-      <w:r>
-        <w:t xml:space="preserve">. Ngay sau login thành công (hook vào </w:t>
-      </w:r>
-      <w:r>
-        <w:rPr>
-          <w:rFonts w:ascii="Consolas" w:hAnsi="Consolas"/>
-          <w:sz w:val="20"/>
-        </w:rPr>
-        <w:t>src/store/user/asyncActions.js</w:t>
-      </w:r>
-      <w:r>
-        <w:t>), gọi API merge session 1 lần để nối lịch sử ẩn danh vào user thật.</w:t>
-      </w:r>
-    </w:p>
-    <w:p>
-      <w:pPr>
-        <w:pStyle w:val="Heading2"/>
-      </w:pPr>
-      <w:r>
-        <w:t>3. Kiến trúc model</w:t>
-      </w:r>
-    </w:p>
-    <w:p>
-      <w:pPr>
-        <w:pStyle w:val="Heading3"/>
-      </w:pPr>
-      <w:r>
-        <w:t>Candidate generation đa nguồn (Python — thư mục mới `recommendation-service/` ở root, ngang hàng `client/`, `server/`)</w:t>
-      </w:r>
-    </w:p>
-    <w:p>
-      <w:pPr>
-        <w:pStyle w:val="ListBullet"/>
-      </w:pPr>
-      <w:r>
-        <w:rPr>
-          <w:rFonts w:ascii="Consolas" w:hAnsi="Consolas"/>
-          <w:sz w:val="20"/>
-        </w:rPr>
-        <w:t>app/candidates/content_based.py</w:t>
-      </w:r>
-      <w:r>
-        <w:t xml:space="preserve"> — TF-IDF/embedding trên tên+mô tả+category+price-bucket, cosine similarity, tính nightly. Giải cold-start sản phẩm mới.</w:t>
-      </w:r>
-    </w:p>
-    <w:p>
-      <w:pPr>
-        <w:pStyle w:val="ListBullet"/>
-      </w:pPr>
-      <w:r>
-        <w:rPr>
-          <w:rFonts w:ascii="Consolas" w:hAnsi="Consolas"/>
-          <w:sz w:val="20"/>
-        </w:rPr>
-        <w:t>app/candidates/co_purchase.py</w:t>
-      </w:r>
-      <w:r>
-        <w:t xml:space="preserve"> — association rule mining (Apriori/FP-Growth) trên </w:t>
-      </w:r>
-      <w:r>
-        <w:rPr>
-          <w:rFonts w:ascii="Consolas" w:hAnsi="Consolas"/>
-          <w:sz w:val="20"/>
-        </w:rPr>
-        <w:t>OrderDetail</w:t>
-      </w:r>
-      <w:r>
-        <w:t xml:space="preserve"> theo </w:t>
-      </w:r>
-      <w:r>
-        <w:rPr>
-          <w:rFonts w:ascii="Consolas" w:hAnsi="Consolas"/>
-          <w:sz w:val="20"/>
-        </w:rPr>
-        <w:t>order_id</w:t>
-      </w:r>
-      <w:r>
-        <w:t>. Tự fallback rỗng khi thiếu support, không lỗi.</w:t>
-      </w:r>
-    </w:p>
-    <w:p>
-      <w:pPr>
-        <w:pStyle w:val="ListBullet"/>
-      </w:pPr>
-      <w:r>
-        <w:rPr>
-          <w:rFonts w:ascii="Consolas" w:hAnsi="Consolas"/>
-          <w:sz w:val="20"/>
-        </w:rPr>
-        <w:t>app/candidates/popularity.py</w:t>
-      </w:r>
-      <w:r>
-        <w:t xml:space="preserve"> — best-seller + trending-window + trending-theo-category — luôn bật, là lưới an toàn đảm bảo không bao giờ trả rỗng.</w:t>
-      </w:r>
-    </w:p>
-    <w:p>
-      <w:pPr>
-        <w:pStyle w:val="ListBullet"/>
-      </w:pPr>
-      <w:r>
-        <w:rPr>
-          <w:rFonts w:ascii="Consolas" w:hAnsi="Consolas"/>
-          <w:sz w:val="20"/>
-        </w:rPr>
-        <w:t>app/candidates/collaborative.py</w:t>
-      </w:r>
-      <w:r>
-        <w:t xml:space="preserve"> — implicit ALS (thư viện </w:t>
-      </w:r>
-      <w:r>
-        <w:rPr>
-          <w:rFonts w:ascii="Consolas" w:hAnsi="Consolas"/>
-          <w:sz w:val="20"/>
-        </w:rPr>
-        <w:t>implicit</w:t>
-      </w:r>
-      <w:r>
-        <w:t>), chỉ bật ở Phase 2 khi đủ ngưỡng dữ liệu.</w:t>
-      </w:r>
-    </w:p>
-    <w:p>
-      <w:pPr>
-        <w:pStyle w:val="ListBullet"/>
-      </w:pPr>
-      <w:r>
-        <w:rPr>
-          <w:b/>
-        </w:rPr>
-        <w:t>Blend layer</w:t>
-      </w:r>
-      <w:r>
-        <w:t>: gộp top-N từ các nguồn đang bật (trọng số cấu hình được), dedupe → candidate pool (~50-100 item) trước khi re-rank.</w:t>
-      </w:r>
-    </w:p>
-    <w:p>
-      <w:pPr>
-        <w:pStyle w:val="Heading3"/>
-      </w:pPr>
-      <w:r>
-        <w:t>Tầng đa dạng hoá — trả lời trực tiếp yêu cầu "không được chán vì lặp category" (bắt buộc, không phải optional)</w:t>
-      </w:r>
-    </w:p>
-    <w:p>
-      <w:pPr>
-        <w:pStyle w:val="ListBullet"/>
-      </w:pPr>
-      <w:r>
-        <w:rPr>
-          <w:rFonts w:ascii="Consolas" w:hAnsi="Consolas"/>
-          <w:sz w:val="20"/>
-        </w:rPr>
-        <w:t>app/rerank/diversity.py</w:t>
-      </w:r>
-      <w:r>
-        <w:t xml:space="preserve"> — </w:t>
-      </w:r>
-      <w:r>
-        <w:rPr>
-          <w:b/>
-        </w:rPr>
-        <w:t>MMR</w:t>
-      </w:r>
-      <w:r>
-        <w:t xml:space="preserve"> (Maximal Marginal Relevance): chọn tuần tự item tối đa hoá </w:t>
-      </w:r>
-      <w:r>
-        <w:rPr>
-          <w:rFonts w:ascii="Consolas" w:hAnsi="Consolas"/>
-          <w:sz w:val="20"/>
-        </w:rPr>
-        <w:t>λ·relevance − (1−λ)·max_similarity_với_đã_chọn</w:t>
-      </w:r>
-      <w:r>
-        <w:t xml:space="preserve">. </w:t>
-      </w:r>
-      <w:r>
-        <w:rPr>
-          <w:rFonts w:ascii="Consolas" w:hAnsi="Consolas"/>
-          <w:sz w:val="20"/>
-        </w:rPr>
-        <w:t>λ</w:t>
-      </w:r>
-      <w:r>
-        <w:t xml:space="preserve"> khởi điểm ~0.7, </w:t>
-      </w:r>
-      <w:r>
-        <w:rPr>
-          <w:b/>
-        </w:rPr>
-        <w:t>tự động hạ cho user có category-entropy thấp</w:t>
-      </w:r>
-      <w:r>
-        <w:t xml:space="preserve"> (lịch sử càng hẹp càng ép đa dạng mạnh hơn). Ưu tiên MMR trước vì rẻ; DPP chỉ cân nhắc ở Phase 3 nếu metric cho thấy MMR chưa đủ.</w:t>
-      </w:r>
-    </w:p>
-    <w:p>
-      <w:pPr>
-        <w:pStyle w:val="ListBullet"/>
-      </w:pPr>
-      <w:r>
-        <w:rPr>
-          <w:rFonts w:ascii="Consolas" w:hAnsi="Consolas"/>
-          <w:sz w:val="20"/>
-        </w:rPr>
-        <w:t>app/rerank/fatigue.py</w:t>
-      </w:r>
-      <w:r>
-        <w:t xml:space="preserve"> — </w:t>
-      </w:r>
-      <w:r>
-        <w:rPr>
-          <w:b/>
-        </w:rPr>
-        <w:t>category-fatigue decay</w:t>
-      </w:r>
-      <w:r>
-        <w:t xml:space="preserve">: từ </w:t>
-      </w:r>
-      <w:r>
-        <w:rPr>
-          <w:rFonts w:ascii="Consolas" w:hAnsi="Consolas"/>
-          <w:sz w:val="20"/>
-        </w:rPr>
-        <w:t>RecommendationImpression</w:t>
-      </w:r>
-      <w:r>
-        <w:t>, tính "exposure score" theo user-category trong cửa sổ trượt (vd 14 ngày, impression trừ click, decay hàm mũ), phạt relevance score của candidate thuộc category đã bị nhàm.</w:t>
-      </w:r>
-    </w:p>
-    <w:p>
-      <w:pPr>
-        <w:pStyle w:val="ListBullet"/>
-      </w:pPr>
-      <w:r>
-        <w:rPr>
-          <w:b/>
-        </w:rPr>
-        <w:t>Time-decay trên preference vector</w:t>
-      </w:r>
-      <w:r>
-        <w:t xml:space="preserve">: mỗi tương tác lịch sử có trọng số </w:t>
-      </w:r>
-      <w:r>
-        <w:rPr>
-          <w:rFonts w:ascii="Consolas" w:hAnsi="Consolas"/>
-          <w:sz w:val="20"/>
-        </w:rPr>
-        <w:t>exp(-Δt/half_life)</w:t>
-      </w:r>
-      <w:r>
-        <w:t xml:space="preserve"> khi build user profile — để hồ sơ "chuyển dịch" theo thời gian, không đông cứng quanh vài đơn hàng đầu.</w:t>
-      </w:r>
-    </w:p>
-    <w:p>
-      <w:pPr>
-        <w:pStyle w:val="Heading3"/>
-      </w:pPr>
-      <w:r>
-        <w:t>Tầng explore-exploit (Phase 3) — cơ chế "ngày càng thông minh hơn" thực sự</w:t>
-      </w:r>
-    </w:p>
-    <w:p>
-      <w:pPr>
-        <w:pStyle w:val="ListBullet"/>
-      </w:pPr>
-      <w:r>
-        <w:rPr>
-          <w:rFonts w:ascii="Consolas" w:hAnsi="Consolas"/>
-          <w:sz w:val="20"/>
-        </w:rPr>
-        <w:t>app/bandit/linucb.py</w:t>
-      </w:r>
-      <w:r>
-        <w:t xml:space="preserve"> (LinUCB hoặc Thompson Sampling): dành 1-2/8-10 slot mỗi slate để chủ động thử category ngoài vùng quen thuộc của user.</w:t>
-      </w:r>
-    </w:p>
-    <w:p>
-      <w:pPr>
-        <w:pStyle w:val="ListBullet"/>
-      </w:pPr>
-      <w:r>
-        <w:t>Context: giờ/ngày, session mới/cũ, category-entropy, fatigue score hiện tại.</w:t>
-      </w:r>
-    </w:p>
-    <w:p>
-      <w:pPr>
-        <w:pStyle w:val="ListBullet"/>
-      </w:pPr>
-      <w:r>
-        <w:t>Reward: click=+0.2, purchase trong window=+1.0, dismiss=-0.5 (tune được).</w:t>
-      </w:r>
-    </w:p>
-    <w:p>
-      <w:pPr>
-        <w:pStyle w:val="ListBullet"/>
-      </w:pPr>
-      <w:r>
-        <w:rPr>
-          <w:b/>
-        </w:rPr>
-        <w:t>Cập nhật online tức thời</w:t>
-      </w:r>
-      <w:r>
-        <w:t xml:space="preserve"> mỗi khi có click/purchase — phần này phân biệt với batch retrain chậm, là cơ chế tự học thời gian thực thật sự.</w:t>
-      </w:r>
-    </w:p>
-    <w:p>
-      <w:pPr>
-        <w:pStyle w:val="Heading2"/>
-      </w:pPr>
-      <w:r>
-        <w:t>4. Vòng lặp continual learning</w:t>
+        <w:t>Hệ thống không build 1 lần xong — mỗi phase chỉ bật khi dữ liệu thật đã đạt ngưỡng tối thiểu, tránh ML thật cho kết quả nhiễu/vô nghĩa trên dữ liệu quá thưa.</w:t>
       </w:r>
     </w:p>
     <w:tbl>
@@ -1968,11 +419,1208 @@
             <w:tcW w:type="dxa" w:w="2880"/>
           </w:tcPr>
           <w:p>
-            <w:r/>
+            <w:r>
+              <w:t>Phase</w:t>
+            </w:r>
+          </w:p>
+        </w:tc>
+        <w:tc>
+          <w:tcPr>
+            <w:tcW w:type="dxa" w:w="2880"/>
+          </w:tcPr>
+          <w:p>
+            <w:r>
+              <w:t>Ngưỡng dữ liệu tối thiểu để bật</w:t>
+            </w:r>
+          </w:p>
+        </w:tc>
+        <w:tc>
+          <w:tcPr>
+            <w:tcW w:type="dxa" w:w="2880"/>
+          </w:tcPr>
+          <w:p>
+            <w:r>
+              <w:t>Bổ sung chính</w:t>
+            </w:r>
+          </w:p>
+        </w:tc>
+      </w:tr>
+      <w:tr>
+        <w:tc>
+          <w:tcPr>
+            <w:tcW w:type="dxa" w:w="2880"/>
+          </w:tcPr>
+          <w:p>
+            <w:r>
+              <w:t>0</w:t>
+            </w:r>
+          </w:p>
+        </w:tc>
+        <w:tc>
+          <w:tcPr>
+            <w:tcW w:type="dxa" w:w="2880"/>
+          </w:tcPr>
+          <w:p>
+            <w:r>
+              <w:t>Không cần — chỉ instrumentation + rule-based</w:t>
+            </w:r>
+          </w:p>
+        </w:tc>
+        <w:tc>
+          <w:tcPr>
+            <w:tcW w:type="dxa" w:w="2880"/>
+          </w:tcPr>
+          <w:p>
+            <w:r>
+              <w:t>Bảng tracking mới, sessionId + merge-on-login, fix tạm "sản phẩm tương tự"</w:t>
+            </w:r>
+          </w:p>
+        </w:tc>
+      </w:tr>
+      <w:tr>
+        <w:tc>
+          <w:tcPr>
+            <w:tcW w:type="dxa" w:w="2880"/>
+          </w:tcPr>
+          <w:p>
+            <w:r>
+              <w:t>1</w:t>
+            </w:r>
+          </w:p>
+        </w:tc>
+        <w:tc>
+          <w:tcPr>
+            <w:tcW w:type="dxa" w:w="2880"/>
+          </w:tcPr>
+          <w:p>
+            <w:r>
+              <w:t>2-4 tuần instrumentation ổn định (~500-1000 view, ~50-100 search)</w:t>
+            </w:r>
+          </w:p>
+        </w:tc>
+        <w:tc>
+          <w:tcPr>
+            <w:tcW w:type="dxa" w:w="2880"/>
+          </w:tcPr>
+          <w:p>
+            <w:r>
+              <w:t>Python service, content-based + co-purchase + popularity, MMR diversity</w:t>
+            </w:r>
+          </w:p>
+        </w:tc>
+      </w:tr>
+      <w:tr>
+        <w:tc>
+          <w:tcPr>
+            <w:tcW w:type="dxa" w:w="2880"/>
+          </w:tcPr>
+          <w:p>
+            <w:r>
+              <w:t>2</w:t>
+            </w:r>
+          </w:p>
+        </w:tc>
+        <w:tc>
+          <w:tcPr>
+            <w:tcW w:type="dxa" w:w="2880"/>
+          </w:tcPr>
+          <w:p>
+            <w:r>
+              <w:t>~200-300 đơn PAID, ~50 user có ≥2 đơn, 4-8 tuần view/impression liên tục</w:t>
+            </w:r>
+          </w:p>
+        </w:tc>
+        <w:tc>
+          <w:tcPr>
+            <w:tcW w:type="dxa" w:w="2880"/>
+          </w:tcPr>
+          <w:p>
+            <w:r>
+              <w:t>Collaborative filtering (ALS), category-fatigue decay, time-decay profile</w:t>
+            </w:r>
+          </w:p>
+        </w:tc>
+      </w:tr>
+      <w:tr>
+        <w:tc>
+          <w:tcPr>
+            <w:tcW w:type="dxa" w:w="2880"/>
+          </w:tcPr>
+          <w:p>
+            <w:r>
+              <w:t>3</w:t>
+            </w:r>
+          </w:p>
+        </w:tc>
+        <w:tc>
+          <w:tcPr>
+            <w:tcW w:type="dxa" w:w="2880"/>
+          </w:tcPr>
+          <w:p>
+            <w:r>
+              <w:t>Ổn định 4-8 tuần, ≥2000-3000 impression/tuần từ nguồn AI thật</w:t>
+            </w:r>
+          </w:p>
+        </w:tc>
+        <w:tc>
+          <w:tcPr>
+            <w:tcW w:type="dxa" w:w="2880"/>
+          </w:tcPr>
+          <w:p>
+            <w:r>
+              <w:t>LinUCB bandit explore-exploit, conversion attribution, A/B testing, dashboard</w:t>
+            </w:r>
+          </w:p>
+        </w:tc>
+      </w:tr>
+    </w:tbl>
+    <w:p/>
+    <w:p>
+      <w:pPr/>
+      <w:r>
+        <w:t>Trạng thái hiện tại: cả 4 phase đã code xong và verify E2E — xem Phần IV cho chi tiết lịch sử từng phase, Phần VI cho tình trạng dữ liệu vận hành hiện tại.</w:t>
+      </w:r>
+    </w:p>
+    <w:p>
+      <w:pPr>
+        <w:pStyle w:val="Heading1"/>
+      </w:pPr>
+      <w:r>
+        <w:t>PHẦN II — CÁC THUẬT TOÁN &amp; KỸ THUẬT</w:t>
+      </w:r>
+    </w:p>
+    <w:p>
+      <w:pPr/>
+      <w:r>
+        <w:t>Mỗi thuật toán được giải thích một lần duy nhất ở đây — tránh lặp lại rải rác theo từng phase như bản trước. Phần IV (lịch sử triển khai) sẽ chỉ tham chiếu ngược lại mục tương ứng.</w:t>
+      </w:r>
+    </w:p>
+    <w:p>
+      <w:pPr>
+        <w:pStyle w:val="Heading2"/>
+      </w:pPr>
+      <w:r>
+        <w:t>1. TF-IDF + Cosine Similarity — gợi ý theo nội dung</w:t>
+      </w:r>
+    </w:p>
+    <w:p>
+      <w:pPr/>
+      <w:r>
+        <w:t>Biến tên, mô tả, danh mục và phân khúc giá của mỗi sản phẩm thành một "dấu vân tay" số học thể hiện sản phẩm đó "nói về điều gì" (TF-IDF). Cosine similarity đo độ giống nhau giữa 2 dấu vân tay — sản phẩm càng giống nhau về nội dung thì điểm càng cao. Dùng cho "Sản phẩm tương tự" và tìm sản phẩm giống các sản phẩm khách vừa xem. Ưu điểm lớn nhất: giải được cold-start cho sản phẩm mới (không cần chờ ai mua/xem nó).</w:t>
+      </w:r>
+    </w:p>
+    <w:tbl>
+      <w:tblPr>
+        <w:tblW w:type="auto" w:w="0"/>
+        <w:tblLook w:firstColumn="1" w:firstRow="1" w:lastColumn="0" w:lastRow="0" w:noHBand="0" w:noVBand="1" w:val="04A0"/>
+      </w:tblPr>
+      <w:tblGrid>
+        <w:gridCol w:w="8640"/>
+      </w:tblGrid>
+      <w:tr>
+        <w:tc>
+          <w:tcPr>
+            <w:tcW w:type="dxa" w:w="8640"/>
+            <w:shd w:val="clear" w:fill="F3F6F4"/>
+            <w:tcBorders>
+              <w:top w:val="single" w:sz="4" w:space="0" w:color="C7D3CB"/>
+              <w:left w:val="single" w:sz="4" w:space="0" w:color="C7D3CB"/>
+              <w:bottom w:val="single" w:sz="4" w:space="0" w:color="C7D3CB"/>
+              <w:right w:val="single" w:sz="4" w:space="0" w:color="C7D3CB"/>
+            </w:tcBorders>
+          </w:tcPr>
+          <w:p>
             <w:r>
               <w:rPr>
-                <w:b/>
+                <w:rFonts w:ascii="Consolas" w:hAnsi="Consolas"/>
+                <w:color w:val="2A3831"/>
+                <w:sz w:val="18"/>
               </w:rPr>
+              <w:t>vectorizer = TfidfVectorizer(</w:t>
+            </w:r>
+            <w:r>
+              <w:rPr>
+                <w:rFonts w:ascii="Consolas" w:hAnsi="Consolas"/>
+                <w:color w:val="2A3831"/>
+                <w:sz w:val="18"/>
+              </w:rPr>
+              <w:t xml:space="preserve">    lowercase=True, ngram_range=(1, 2), max_features=20000, sublinear_tf=True</w:t>
+            </w:r>
+            <w:r>
+              <w:rPr>
+                <w:rFonts w:ascii="Consolas" w:hAnsi="Consolas"/>
+                <w:color w:val="2A3831"/>
+                <w:sz w:val="18"/>
+              </w:rPr>
+              <w:t>)</w:t>
+            </w:r>
+            <w:r>
+              <w:rPr>
+                <w:rFonts w:ascii="Consolas" w:hAnsi="Consolas"/>
+                <w:color w:val="2A3831"/>
+                <w:sz w:val="18"/>
+              </w:rPr>
+              <w:t>matrix = vectorizer.fit_transform(mo_ta_san_pham)  # mỗi hàng = 1 sản phẩm</w:t>
+            </w:r>
+          </w:p>
+        </w:tc>
+      </w:tr>
+    </w:tbl>
+    <w:p/>
+    <w:p>
+      <w:pPr>
+        <w:pStyle w:val="Heading2"/>
+      </w:pPr>
+      <w:r>
+        <w:t>2. Association rule mining — gợi ý mua kèm</w:t>
+      </w:r>
+    </w:p>
+    <w:p>
+      <w:pPr/>
+      <w:r>
+        <w:t>Bài toán "market basket": quét lịch sử đơn hàng để tìm sản phẩm nào thường được mua chung (mua thịt bò → thường kèm hành, tỏi), sinh ra luật dạng "khách mua A → gợi ý B". Apriori là thuật toán kinh điển cho bài toán này nhưng quét lại toàn bộ dữ liệu nhiều lần nên chậm với tập dữ liệu lớn; FP-Growth đạt cùng kết quả bằng cách nén giao dịch vào một cấu trúc cây (FP-tree) rồi chỉ quét 2 lần — đây là thuật toán được chọn dùng thật trong hệ thống.</w:t>
+      </w:r>
+    </w:p>
+    <w:p>
+      <w:pPr/>
+      <w:r>
+        <w:t>Cần đủ số lượng đơn hàng mới cho kết quả có ý nghĩa (tối thiểu 30 đơn trong cửa sổ 180 ngày); nếu chưa đủ, nguồn này tự "im lặng" — không đưa ra luật sai, không báo lỗi.</w:t>
+      </w:r>
+    </w:p>
+    <w:tbl>
+      <w:tblPr>
+        <w:tblW w:type="auto" w:w="0"/>
+        <w:tblLook w:firstColumn="1" w:firstRow="1" w:lastColumn="0" w:lastRow="0" w:noHBand="0" w:noVBand="1" w:val="04A0"/>
+      </w:tblPr>
+      <w:tblGrid>
+        <w:gridCol w:w="8640"/>
+      </w:tblGrid>
+      <w:tr>
+        <w:tc>
+          <w:tcPr>
+            <w:tcW w:type="dxa" w:w="8640"/>
+            <w:shd w:val="clear" w:fill="F3F6F4"/>
+            <w:tcBorders>
+              <w:top w:val="single" w:sz="4" w:space="0" w:color="C7D3CB"/>
+              <w:left w:val="single" w:sz="4" w:space="0" w:color="C7D3CB"/>
+              <w:bottom w:val="single" w:sz="4" w:space="0" w:color="C7D3CB"/>
+              <w:right w:val="single" w:sz="4" w:space="0" w:color="C7D3CB"/>
+            </w:tcBorders>
+          </w:tcPr>
+          <w:p>
+            <w:r>
+              <w:rPr>
+                <w:rFonts w:ascii="Consolas" w:hAnsi="Consolas"/>
+                <w:color w:val="2A3831"/>
+                <w:sz w:val="18"/>
+              </w:rPr>
+              <w:t>if so_luong_don_hang &lt; 30:</w:t>
+            </w:r>
+            <w:r>
+              <w:rPr>
+                <w:rFonts w:ascii="Consolas" w:hAnsi="Consolas"/>
+                <w:color w:val="2A3831"/>
+                <w:sz w:val="18"/>
+              </w:rPr>
+              <w:t xml:space="preserve">    return {}   # "im lặng" — chưa đủ dữ liệu, không suy diễn sai</w:t>
+            </w:r>
+            <w:r>
+              <w:rPr>
+                <w:rFonts w:ascii="Consolas" w:hAnsi="Consolas"/>
+                <w:color w:val="2A3831"/>
+                <w:sz w:val="18"/>
+              </w:rPr>
+            </w:r>
+            <w:r>
+              <w:rPr>
+                <w:rFonts w:ascii="Consolas" w:hAnsi="Consolas"/>
+                <w:color w:val="2A3831"/>
+                <w:sz w:val="18"/>
+              </w:rPr>
+              <w:t>tap_pho_bien = fpgrowth(du_lieu_don_hang, min_support=nguong_toi_thieu, max_len=2)</w:t>
+            </w:r>
+            <w:r>
+              <w:rPr>
+                <w:rFonts w:ascii="Consolas" w:hAnsi="Consolas"/>
+                <w:color w:val="2A3831"/>
+                <w:sz w:val="18"/>
+              </w:rPr>
+              <w:t>luat = association_rules(tap_pho_bien, metric="confidence", min_threshold=0.1)</w:t>
+            </w:r>
+          </w:p>
+        </w:tc>
+      </w:tr>
+    </w:tbl>
+    <w:p/>
+    <w:p>
+      <w:pPr>
+        <w:pStyle w:val="Heading2"/>
+      </w:pPr>
+      <w:r>
+        <w:t>3. Điểm phổ biến (Popularity/Trending)</w:t>
+      </w:r>
+    </w:p>
+    <w:p>
+      <w:pPr/>
+      <w:r>
+        <w:t>Thống kê có trọng số giữa số lượng đã bán và xu hướng mua 7/30 ngày gần nhất. Đây là nguồn "an toàn" duy nhất luôn có kết quả, kể cả với khách vãng lai hoặc sản phẩm hoàn toàn mới — làm lưới an toàn cho mọi nguồn khác.</w:t>
+      </w:r>
+    </w:p>
+    <w:tbl>
+      <w:tblPr>
+        <w:tblW w:type="auto" w:w="0"/>
+        <w:tblLook w:firstColumn="1" w:firstRow="1" w:lastColumn="0" w:lastRow="0" w:noHBand="0" w:noVBand="1" w:val="04A0"/>
+      </w:tblPr>
+      <w:tblGrid>
+        <w:gridCol w:w="8640"/>
+      </w:tblGrid>
+      <w:tr>
+        <w:tc>
+          <w:tcPr>
+            <w:tcW w:type="dxa" w:w="8640"/>
+            <w:shd w:val="clear" w:fill="F3F6F4"/>
+            <w:tcBorders>
+              <w:top w:val="single" w:sz="4" w:space="0" w:color="C7D3CB"/>
+              <w:left w:val="single" w:sz="4" w:space="0" w:color="C7D3CB"/>
+              <w:bottom w:val="single" w:sz="4" w:space="0" w:color="C7D3CB"/>
+              <w:right w:val="single" w:sz="4" w:space="0" w:color="C7D3CB"/>
+            </w:tcBorders>
+          </w:tcPr>
+          <w:p>
+            <w:r>
+              <w:rPr>
+                <w:rFonts w:ascii="Consolas" w:hAnsi="Consolas"/>
+                <w:color w:val="2A3831"/>
+                <w:sz w:val="18"/>
+              </w:rPr>
+              <w:t># Điểm phổ biến = 50% mức đã bán + 35% xu hướng 7 ngày + 15% xu hướng 30 ngày</w:t>
+            </w:r>
+            <w:r>
+              <w:rPr>
+                <w:rFonts w:ascii="Consolas" w:hAnsi="Consolas"/>
+                <w:color w:val="2A3831"/>
+                <w:sz w:val="18"/>
+              </w:rPr>
+              <w:t>score = (</w:t>
+            </w:r>
+            <w:r>
+              <w:rPr>
+                <w:rFonts w:ascii="Consolas" w:hAnsi="Consolas"/>
+                <w:color w:val="2A3831"/>
+                <w:sz w:val="18"/>
+              </w:rPr>
+              <w:t xml:space="preserve">    0.5 * chuan_hoa(da_ban)</w:t>
+            </w:r>
+            <w:r>
+              <w:rPr>
+                <w:rFonts w:ascii="Consolas" w:hAnsi="Consolas"/>
+                <w:color w:val="2A3831"/>
+                <w:sz w:val="18"/>
+              </w:rPr>
+              <w:t xml:space="preserve">    + 0.35 * chuan_hoa(xu_huong_7_ngay)</w:t>
+            </w:r>
+            <w:r>
+              <w:rPr>
+                <w:rFonts w:ascii="Consolas" w:hAnsi="Consolas"/>
+                <w:color w:val="2A3831"/>
+                <w:sz w:val="18"/>
+              </w:rPr>
+              <w:t xml:space="preserve">    + 0.15 * chuan_hoa(xu_huong_30_ngay)</w:t>
+            </w:r>
+            <w:r>
+              <w:rPr>
+                <w:rFonts w:ascii="Consolas" w:hAnsi="Consolas"/>
+                <w:color w:val="2A3831"/>
+                <w:sz w:val="18"/>
+              </w:rPr>
+              <w:t>)</w:t>
+            </w:r>
+          </w:p>
+        </w:tc>
+      </w:tr>
+    </w:tbl>
+    <w:p/>
+    <w:p>
+      <w:pPr>
+        <w:pStyle w:val="Heading2"/>
+      </w:pPr>
+      <w:r>
+        <w:t>4. MMR — đa dạng hoá trong 1 lần hiển thị</w:t>
+      </w:r>
+    </w:p>
+    <w:p>
+      <w:pPr/>
+      <w:r>
+        <w:t>Maximal Marginal Relevance: tái xếp hạng bằng cách chọn tuần tự từng sản phẩm sao cho vừa có điểm liên quan cao vừa không quá giống các sản phẩm đã chọn trước đó trong cùng danh sách — tránh tình trạng 12 sản phẩm gợi ý đều là 12 loại gạo giống nhau. Hệ số λ quyết định mức đánh đổi giữa "liên quan" và "đa dạng"; λ tự hạ (ép đa dạng mạnh hơn) cho khách có lịch sử xem hẹp, dựa trên category-entropy — một đại lượng đo "độ đa dạng" trong lý thuyết thông tin. Bật từ Phase 1, không đợi có đủ hành vi cá nhân vì chỉ cần category/nội dung là tính được.</w:t>
+      </w:r>
+    </w:p>
+    <w:tbl>
+      <w:tblPr>
+        <w:tblW w:type="auto" w:w="0"/>
+        <w:tblLook w:firstColumn="1" w:firstRow="1" w:lastColumn="0" w:lastRow="0" w:noHBand="0" w:noVBand="1" w:val="04A0"/>
+      </w:tblPr>
+      <w:tblGrid>
+        <w:gridCol w:w="8640"/>
+      </w:tblGrid>
+      <w:tr>
+        <w:tc>
+          <w:tcPr>
+            <w:tcW w:type="dxa" w:w="8640"/>
+            <w:shd w:val="clear" w:fill="F3F6F4"/>
+            <w:tcBorders>
+              <w:top w:val="single" w:sz="4" w:space="0" w:color="C7D3CB"/>
+              <w:left w:val="single" w:sz="4" w:space="0" w:color="C7D3CB"/>
+              <w:bottom w:val="single" w:sz="4" w:space="0" w:color="C7D3CB"/>
+              <w:right w:val="single" w:sz="4" w:space="0" w:color="C7D3CB"/>
+            </w:tcBorders>
+          </w:tcPr>
+          <w:p>
+            <w:r>
+              <w:rPr>
+                <w:rFonts w:ascii="Consolas" w:hAnsi="Consolas"/>
+                <w:color w:val="2A3831"/>
+                <w:sz w:val="18"/>
+              </w:rPr>
+              <w:t># Ở lượt chọn đầu tiên, chưa có gì được chọn nên chỉ tính điểm liên quan thuần tuý</w:t>
+            </w:r>
+            <w:r>
+              <w:rPr>
+                <w:rFonts w:ascii="Consolas" w:hAnsi="Consolas"/>
+                <w:color w:val="2A3831"/>
+                <w:sz w:val="18"/>
+              </w:rPr>
+              <w:t># -&gt; sản phẩm điểm cao nhất luôn được chọn đầu tiên</w:t>
+            </w:r>
+            <w:r>
+              <w:rPr>
+                <w:rFonts w:ascii="Consolas" w:hAnsi="Consolas"/>
+                <w:color w:val="2A3831"/>
+                <w:sz w:val="18"/>
+              </w:rPr>
+              <w:t>gia_tri = lambda_da_dang * diem_lien_quan - (1 - lambda_da_dang) * do_giong_voi_da_chon</w:t>
+            </w:r>
+          </w:p>
+        </w:tc>
+      </w:tr>
+    </w:tbl>
+    <w:p/>
+    <w:p>
+      <w:pPr>
+        <w:pStyle w:val="Heading2"/>
+      </w:pPr>
+      <w:r>
+        <w:t>5. DPP — phương án thay thế MMR (chưa dùng)</w:t>
+      </w:r>
+    </w:p>
+    <w:p>
+      <w:pPr/>
+      <w:r>
+        <w:t>Determinantal Point Process: một kỹ thuật đa dạng hoá xác suất khác, chọn cả tập hợp sản phẩm cùng lúc (thay vì chọn tuần tự từng sản phẩm như MMR) sao cho "thể tích" mà tập đó trải ra trong không gian đặc trưng là lớn nhất — về lý thuyết cho kết quả đa dạng mượt hơn MMR vì tối ưu toàn cục thay vì tham lam từng bước, nhưng tính toán tốn kém hơn (cần phân rã ma trận). Roadmap ghi nhận đây là phương án cân nhắc cho tương lai, chỉ chuyển sang dùng nếu số liệu đo lường thực tế (xem Phần III mục 2) cho thấy MMR chưa đủ đa dạng — hiện tại chưa có bằng chứng đó nên chưa triển khai.</w:t>
+      </w:r>
+    </w:p>
+    <w:p>
+      <w:pPr>
+        <w:pStyle w:val="Heading2"/>
+      </w:pPr>
+      <w:r>
+        <w:t>6. ALS — Collaborative Filtering</w:t>
+      </w:r>
+    </w:p>
+    <w:p>
+      <w:pPr/>
+      <w:r>
+        <w:t>Trả lời câu hỏi khác hẳn TF-IDF: "những khách hàng có gu mua sắm giống nhau thường thích sản phẩm gì" — bất kể 2 sản phẩm đó có mô tả giống nhau hay không. Mỗi khách hàng và mỗi sản phẩm được biểu diễn bằng một vector số ("gu sở thích"/"đặc điểm được ưa chuộng"). Alternating Least Squares học 2 vector này bằng cách chỉnh xen kẽ — cố định sản phẩm để chỉnh khách hàng cho khớp, rồi cố định khách hàng để chỉnh sản phẩm, lặp lại nhiều vòng — sao cho tích 2 vector càng gần với việc khách có thực sự tương tác với sản phẩm đó hay không.</w:t>
+      </w:r>
+    </w:p>
+    <w:p>
+      <w:pPr/>
+      <w:r>
+        <w:t>Chỉ bật khi đủ dữ liệu (guard ≥50 khách có hành vi, ≥20 sản phẩm liên quan) vì ma trận quá thưa cho kết quả nhiễu. Thư viện `implicit` chuẩn không build được wheel trên Windows/Python 3.12/numpy2 — hệ thống dùng một bản triển khai ALS tương đương tự viết (thuật toán Hu-Koren-Volinsky) làm đường chính thức.</w:t>
+      </w:r>
+    </w:p>
+    <w:p>
+      <w:r>
+        <w:drawing>
+          <wp:inline xmlns:a="http://schemas.openxmlformats.org/drawingml/2006/main" xmlns:pic="http://schemas.openxmlformats.org/drawingml/2006/picture">
+            <wp:extent cx="5760720" cy="3129396"/>
+            <wp:docPr id="2" name="Picture 2"/>
+            <wp:cNvGraphicFramePr>
+              <a:graphicFrameLocks noChangeAspect="1"/>
+            </wp:cNvGraphicFramePr>
+            <a:graphic>
+              <a:graphicData uri="http://schemas.openxmlformats.org/drawingml/2006/picture">
+                <pic:pic>
+                  <pic:nvPicPr>
+                    <pic:cNvPr id="0" name="image.png"/>
+                    <pic:cNvPicPr/>
+                  </pic:nvPicPr>
+                  <pic:blipFill>
+                    <a:blip r:embed="rId11"/>
+                    <a:stretch>
+                      <a:fillRect/>
+                    </a:stretch>
+                  </pic:blipFill>
+                  <pic:spPr>
+                    <a:xfrm>
+                      <a:off x="0" y="0"/>
+                      <a:ext cx="5760720" cy="3129396"/>
+                    </a:xfrm>
+                    <a:prstGeom prst="rect"/>
+                  </pic:spPr>
+                </pic:pic>
+              </a:graphicData>
+            </a:graphic>
+          </wp:inline>
+        </w:drawing>
+      </w:r>
+    </w:p>
+    <w:p>
+      <w:pPr>
+        <w:pStyle w:val="Caption"/>
+      </w:pPr>
+      <w:r>
+        <w:t>Sơ đồ 2 — Cách ALS học "gu sở thích" từ hành vi mua/xem/giỏ hàng</w:t>
+      </w:r>
+    </w:p>
+    <w:tbl>
+      <w:tblPr>
+        <w:tblW w:type="auto" w:w="0"/>
+        <w:tblLook w:firstColumn="1" w:firstRow="1" w:lastColumn="0" w:lastRow="0" w:noHBand="0" w:noVBand="1" w:val="04A0"/>
+      </w:tblPr>
+      <w:tblGrid>
+        <w:gridCol w:w="8640"/>
+      </w:tblGrid>
+      <w:tr>
+        <w:tc>
+          <w:tcPr>
+            <w:tcW w:type="dxa" w:w="8640"/>
+            <w:shd w:val="clear" w:fill="F3F6F4"/>
+            <w:tcBorders>
+              <w:top w:val="single" w:sz="4" w:space="0" w:color="C7D3CB"/>
+              <w:left w:val="single" w:sz="4" w:space="0" w:color="C7D3CB"/>
+              <w:bottom w:val="single" w:sz="4" w:space="0" w:color="C7D3CB"/>
+              <w:right w:val="single" w:sz="4" w:space="0" w:color="C7D3CB"/>
+            </w:tcBorders>
+          </w:tcPr>
+          <w:p>
+            <w:r>
+              <w:rPr>
+                <w:rFonts w:ascii="Consolas" w:hAnsi="Consolas"/>
+                <w:color w:val="2A3831"/>
+                <w:sz w:val="18"/>
+              </w:rPr>
+              <w:t>if so_khach_du_du_lieu &lt; 50 or so_san_pham_lien_quan &lt; 20:</w:t>
+            </w:r>
+            <w:r>
+              <w:rPr>
+                <w:rFonts w:ascii="Consolas" w:hAnsi="Consolas"/>
+                <w:color w:val="2A3831"/>
+                <w:sz w:val="18"/>
+              </w:rPr>
+              <w:t xml:space="preserve">    return None   # "im lặng" -- chưa đủ dữ liệu, chưa bật hành vi cộng đồng</w:t>
+            </w:r>
+            <w:r>
+              <w:rPr>
+                <w:rFonts w:ascii="Consolas" w:hAnsi="Consolas"/>
+                <w:color w:val="2A3831"/>
+                <w:sz w:val="18"/>
+              </w:rPr>
+            </w:r>
+            <w:r>
+              <w:rPr>
+                <w:rFonts w:ascii="Consolas" w:hAnsi="Consolas"/>
+                <w:color w:val="2A3831"/>
+                <w:sz w:val="18"/>
+              </w:rPr>
+              <w:t>for vong_lap in range(so_vong_lap):</w:t>
+            </w:r>
+            <w:r>
+              <w:rPr>
+                <w:rFonts w:ascii="Consolas" w:hAnsi="Consolas"/>
+                <w:color w:val="2A3831"/>
+                <w:sz w:val="18"/>
+              </w:rPr>
+              <w:t xml:space="preserve">    vector_khach = giai_theo(vector_san_pham, diem_hanh_vi)</w:t>
+            </w:r>
+            <w:r>
+              <w:rPr>
+                <w:rFonts w:ascii="Consolas" w:hAnsi="Consolas"/>
+                <w:color w:val="2A3831"/>
+                <w:sz w:val="18"/>
+              </w:rPr>
+              <w:t xml:space="preserve">    vector_san_pham = giai_theo(vector_khach, diem_hanh_vi)</w:t>
+            </w:r>
+            <w:r>
+              <w:rPr>
+                <w:rFonts w:ascii="Consolas" w:hAnsi="Consolas"/>
+                <w:color w:val="2A3831"/>
+                <w:sz w:val="18"/>
+              </w:rPr>
+            </w:r>
+            <w:r>
+              <w:rPr>
+                <w:rFonts w:ascii="Consolas" w:hAnsi="Consolas"/>
+                <w:color w:val="2A3831"/>
+                <w:sz w:val="18"/>
+              </w:rPr>
+              <w:t># Sản phẩm "tương tự theo hành vi" và gợi ý cá nhân hoá suy ra từ 2 vector đã học:</w:t>
+            </w:r>
+            <w:r>
+              <w:rPr>
+                <w:rFonts w:ascii="Consolas" w:hAnsi="Consolas"/>
+                <w:color w:val="2A3831"/>
+                <w:sz w:val="18"/>
+              </w:rPr>
+              <w:t>do_giong_hanh_vi(sp_a, sp_b) = cosine(vector_san_pham[sp_a], vector_san_pham[sp_b])</w:t>
+            </w:r>
+            <w:r>
+              <w:rPr>
+                <w:rFonts w:ascii="Consolas" w:hAnsi="Consolas"/>
+                <w:color w:val="2A3831"/>
+                <w:sz w:val="18"/>
+              </w:rPr>
+              <w:t>diem_ca_nhan_hoa[san_pham] = vector_khach . vector_san_pham[san_pham]</w:t>
+            </w:r>
+          </w:p>
+        </w:tc>
+      </w:tr>
+    </w:tbl>
+    <w:p/>
+    <w:p>
+      <w:pPr>
+        <w:pStyle w:val="Heading2"/>
+      </w:pPr>
+      <w:r>
+        <w:t>7. Category-fatigue decay — chống nhàm chán xuyên nhiều lần hiển thị</w:t>
+      </w:r>
+    </w:p>
+    <w:p>
+      <w:pPr/>
+      <w:r>
+        <w:t>Khác với MMR (chỉ so sánh trong 1 lần gợi ý), cơ chế này nhớ lại nhiều lần gợi ý trước đó của cùng 1 khách (đọc từ `RecommendationImpression`, cửa sổ 14 ngày). Nếu 1 danh mục đã được cho xem nhiều lần gần đây mà khách không bấm vào, điểm các sản phẩm cùng danh mục đó bị hạ thấp ở lần gợi ý tiếp theo — phá vỡ vòng lặp "cứ hiện hoài 1 vài loại sản phẩm quen thuộc".</w:t>
+      </w:r>
+    </w:p>
+    <w:tbl>
+      <w:tblPr>
+        <w:tblW w:type="auto" w:w="0"/>
+        <w:tblLook w:firstColumn="1" w:firstRow="1" w:lastColumn="0" w:lastRow="0" w:noHBand="0" w:noVBand="1" w:val="04A0"/>
+      </w:tblPr>
+      <w:tblGrid>
+        <w:gridCol w:w="8640"/>
+      </w:tblGrid>
+      <w:tr>
+        <w:tc>
+          <w:tcPr>
+            <w:tcW w:type="dxa" w:w="8640"/>
+            <w:shd w:val="clear" w:fill="F3F6F4"/>
+            <w:tcBorders>
+              <w:top w:val="single" w:sz="4" w:space="0" w:color="C7D3CB"/>
+              <w:left w:val="single" w:sz="4" w:space="0" w:color="C7D3CB"/>
+              <w:bottom w:val="single" w:sz="4" w:space="0" w:color="C7D3CB"/>
+              <w:right w:val="single" w:sz="4" w:space="0" w:color="C7D3CB"/>
+            </w:tcBorders>
+          </w:tcPr>
+          <w:p>
+            <w:r>
+              <w:rPr>
+                <w:rFonts w:ascii="Consolas" w:hAnsi="Consolas"/>
+                <w:color w:val="2A3831"/>
+                <w:sz w:val="18"/>
+              </w:rPr>
+              <w:t>diem_nham_chan[danh_muc] += exp(-so_ngay_da_qua * ln2 / 7)  # mỗi lần đã hiển thị mà không bấm</w:t>
+            </w:r>
+            <w:r>
+              <w:rPr>
+                <w:rFonts w:ascii="Consolas" w:hAnsi="Consolas"/>
+                <w:color w:val="2A3831"/>
+                <w:sz w:val="18"/>
+              </w:rPr>
+            </w:r>
+            <w:r>
+              <w:rPr>
+                <w:rFonts w:ascii="Consolas" w:hAnsi="Consolas"/>
+                <w:color w:val="2A3831"/>
+                <w:sz w:val="18"/>
+              </w:rPr>
+              <w:t>diem_sau_phat = diem_truoc_phat / (1 + 0.15 * diem_nham_chan[danh_muc_cua_san_pham])</w:t>
+            </w:r>
+          </w:p>
+        </w:tc>
+      </w:tr>
+    </w:tbl>
+    <w:p/>
+    <w:p>
+      <w:pPr>
+        <w:pStyle w:val="Heading2"/>
+      </w:pPr>
+      <w:r>
+        <w:t>8. Time-decay preference vector &amp; chu kỳ mua lại</w:t>
+      </w:r>
+    </w:p>
+    <w:p>
+      <w:pPr/>
+      <w:r>
+        <w:t>Hồ sơ sở thích trang chủ tính điểm ưu tiên cho từng sản phẩm ứng viên dựa trên lịch sử tương tác gần đây, có tính "độ mới": tương tác càng gần đây càng ảnh hưởng nhiều, tương tác cũ dần bị "quên" theo hàm mũ. Mỗi loại hành vi có tốc độ quên riêng — mua thật nhớ lâu nhất (30 ngày), bỏ giỏ (14 ngày), xem quên nhanh nhất (7 ngày).</w:t>
+      </w:r>
+    </w:p>
+    <w:tbl>
+      <w:tblPr>
+        <w:tblW w:type="auto" w:w="0"/>
+        <w:tblLook w:firstColumn="1" w:firstRow="1" w:lastColumn="0" w:lastRow="0" w:noHBand="0" w:noVBand="1" w:val="04A0"/>
+      </w:tblPr>
+      <w:tblGrid>
+        <w:gridCol w:w="8640"/>
+      </w:tblGrid>
+      <w:tr>
+        <w:tc>
+          <w:tcPr>
+            <w:tcW w:type="dxa" w:w="8640"/>
+            <w:shd w:val="clear" w:fill="F3F6F4"/>
+            <w:tcBorders>
+              <w:top w:val="single" w:sz="4" w:space="0" w:color="C7D3CB"/>
+              <w:left w:val="single" w:sz="4" w:space="0" w:color="C7D3CB"/>
+              <w:bottom w:val="single" w:sz="4" w:space="0" w:color="C7D3CB"/>
+              <w:right w:val="single" w:sz="4" w:space="0" w:color="C7D3CB"/>
+            </w:tcBorders>
+          </w:tcPr>
+          <w:p>
+            <w:r>
+              <w:rPr>
+                <w:rFonts w:ascii="Consolas" w:hAnsi="Consolas"/>
+                <w:color w:val="2A3831"/>
+                <w:sz w:val="18"/>
+              </w:rPr>
+              <w:t># Mua hàng quan trọng nhất và được nhớ lâu nhất (30 ngày);</w:t>
+            </w:r>
+            <w:r>
+              <w:rPr>
+                <w:rFonts w:ascii="Consolas" w:hAnsi="Consolas"/>
+                <w:color w:val="2A3831"/>
+                <w:sz w:val="18"/>
+              </w:rPr>
+              <w:t># xem chỉ là tín hiệu yếu và bị quên nhanh (7 ngày)</w:t>
+            </w:r>
+            <w:r>
+              <w:rPr>
+                <w:rFonts w:ascii="Consolas" w:hAnsi="Consolas"/>
+                <w:color w:val="2A3831"/>
+                <w:sz w:val="18"/>
+              </w:rPr>
+              <w:t>diem_hanh_vi = (</w:t>
+            </w:r>
+            <w:r>
+              <w:rPr>
+                <w:rFonts w:ascii="Consolas" w:hAnsi="Consolas"/>
+                <w:color w:val="2A3831"/>
+                <w:sz w:val="18"/>
+              </w:rPr>
+              <w:t xml:space="preserve">    5.0 * exp(-so_ngay_da_qua_khi_mua * ln2 / 30)</w:t>
+            </w:r>
+            <w:r>
+              <w:rPr>
+                <w:rFonts w:ascii="Consolas" w:hAnsi="Consolas"/>
+                <w:color w:val="2A3831"/>
+                <w:sz w:val="18"/>
+              </w:rPr>
+              <w:t xml:space="preserve">    + 2.0 * exp(-so_ngay_da_qua_khi_bo_gio * ln2 / 14)</w:t>
+            </w:r>
+            <w:r>
+              <w:rPr>
+                <w:rFonts w:ascii="Consolas" w:hAnsi="Consolas"/>
+                <w:color w:val="2A3831"/>
+                <w:sz w:val="18"/>
+              </w:rPr>
+              <w:t xml:space="preserve">    + 1.0 * exp(-so_ngay_da_qua_khi_xem * ln2 / 7)</w:t>
+            </w:r>
+            <w:r>
+              <w:rPr>
+                <w:rFonts w:ascii="Consolas" w:hAnsi="Consolas"/>
+                <w:color w:val="2A3831"/>
+                <w:sz w:val="18"/>
+              </w:rPr>
+              <w:t>)</w:t>
+            </w:r>
+          </w:p>
+        </w:tc>
+      </w:tr>
+    </w:tbl>
+    <w:p/>
+    <w:p>
+      <w:pPr/>
+      <w:r>
+        <w:t>Riêng tín hiệu "mua thật" cần thêm 1 điều chỉnh đặc thù grocery: khách vừa mua xong một sản phẩm thường CHƯA cần mua lại ngay (hiệu ứng no/satiation) — công thức trên nếu dùng nguyên bản sẽ boost mạnh nhất ngay lúc vừa mua, ngược hoàn toàn với thực tế. Hệ thống suy ra "chu kỳ mua lại" ước tính cho từng sản phẩm (median khoảng cách giữa các lần mua lặp lại của cùng khách, fallback cấp danh mục rồi hằng số mặc định 14 ngày), rồi nhân thêm hệ số "sẵn sàng mua lại" — thấp ngay sau khi mua, tăng dần tới 1.0 khi gần/qua chu kỳ ước tính.</w:t>
+      </w:r>
+    </w:p>
+    <w:tbl>
+      <w:tblPr>
+        <w:tblW w:type="auto" w:w="0"/>
+        <w:tblLook w:firstColumn="1" w:firstRow="1" w:lastColumn="0" w:lastRow="0" w:noHBand="0" w:noVBand="1" w:val="04A0"/>
+      </w:tblPr>
+      <w:tblGrid>
+        <w:gridCol w:w="8640"/>
+      </w:tblGrid>
+      <w:tr>
+        <w:tc>
+          <w:tcPr>
+            <w:tcW w:type="dxa" w:w="8640"/>
+            <w:shd w:val="clear" w:fill="F3F6F4"/>
+            <w:tcBorders>
+              <w:top w:val="single" w:sz="4" w:space="0" w:color="C7D3CB"/>
+              <w:left w:val="single" w:sz="4" w:space="0" w:color="C7D3CB"/>
+              <w:bottom w:val="single" w:sz="4" w:space="0" w:color="C7D3CB"/>
+              <w:right w:val="single" w:sz="4" w:space="0" w:color="C7D3CB"/>
+            </w:tcBorders>
+          </w:tcPr>
+          <w:p>
+            <w:r>
+              <w:rPr>
+                <w:rFonts w:ascii="Consolas" w:hAnsi="Consolas"/>
+                <w:color w:val="2A3831"/>
+                <w:sz w:val="18"/>
+              </w:rPr>
+              <w:t>san_sang_mua_lai = min(so_ngay_da_qua / chu_ky_mua_lai_uoc_tinh, 1.0)</w:t>
+            </w:r>
+            <w:r>
+              <w:rPr>
+                <w:rFonts w:ascii="Consolas" w:hAnsi="Consolas"/>
+                <w:color w:val="2A3831"/>
+                <w:sz w:val="18"/>
+              </w:rPr>
+              <w:t>trong_so_mua_that = 5.0 * exp(-so_ngay_da_qua * ln2 / 30) * san_sang_mua_lai</w:t>
+            </w:r>
+          </w:p>
+        </w:tc>
+      </w:tr>
+    </w:tbl>
+    <w:p/>
+    <w:p>
+      <w:pPr>
+        <w:pStyle w:val="Heading2"/>
+      </w:pPr>
+      <w:r>
+        <w:t>9. LinUCB bandit — khám phá-khai thác (explore-exploit)</w:t>
+      </w:r>
+    </w:p>
+    <w:p>
+      <w:pPr/>
+      <w:r>
+        <w:t>Mọi thuật toán ở mục 1-8 đều dựa trên những gì khách ĐÃ làm — điểm mù là hệ thống không bao giờ biết khách có thích một danh mục hoàn toàn mới hay không, vì danh mục đó chưa từng được hiển thị đủ để có dữ liệu ("bong bóng lọc" tự củng cố). LinUCB chủ động dành 1-2 vị trí trong mỗi danh sách gợi ý (vị trí thứ 3 và 8, tránh ô cuối vì khách ít nhìn tới) cho một sản phẩm thuộc danh mục ngoài vùng quen thuộc.</w:t>
+      </w:r>
+    </w:p>
+    <w:p>
+      <w:pPr/>
+      <w:r>
+        <w:t>Mỗi danh mục là một "cánh tay" (arm) của bandit. Thuật toán cân nhắc giữa "khai thác" (danh mục từng được đón nhận tốt trong bối cảnh tương tự — điểm kỳ vọng cao) và "khám phá" (danh mục còn ít dữ liệu nên độ bất định cao — đáng thử để học thêm, cộng thêm điểm "tò mò"). Bối cảnh gồm giờ trong ngày, thứ trong tuần, khách mới hay quen, độ rộng sở thích, và mức độ chán hiện tại với chính danh mục đó — nhờ chiều bối cảnh cuối này, LinUCB tự học được quy luật "danh mục đang bị chán thì thưởng thấp" mà không cần viết luật riêng. Thompson Sampling là phương án thay thế được cân nhắc ban đầu — thay vì tính một khoảng tin cậy tường minh như LinUCB, nó lấy mẫu ngẫu nhiên từ phân phối xác suất của từng cánh tay rồi chọn cánh tay có mẫu cao nhất; LinUCB được chọn vì công thức tường minh dễ kiểm chứng/debug hơn khi mới triển khai.</w:t>
+      </w:r>
+    </w:p>
+    <w:p>
+      <w:r>
+        <w:drawing>
+          <wp:inline xmlns:a="http://schemas.openxmlformats.org/drawingml/2006/main" xmlns:pic="http://schemas.openxmlformats.org/drawingml/2006/picture">
+            <wp:extent cx="5760720" cy="2852928"/>
+            <wp:docPr id="3" name="Picture 3"/>
+            <wp:cNvGraphicFramePr>
+              <a:graphicFrameLocks noChangeAspect="1"/>
+            </wp:cNvGraphicFramePr>
+            <a:graphic>
+              <a:graphicData uri="http://schemas.openxmlformats.org/drawingml/2006/picture">
+                <pic:pic>
+                  <pic:nvPicPr>
+                    <pic:cNvPr id="0" name="image.png"/>
+                    <pic:cNvPicPr/>
+                  </pic:nvPicPr>
+                  <pic:blipFill>
+                    <a:blip r:embed="rId13"/>
+                    <a:stretch>
+                      <a:fillRect/>
+                    </a:stretch>
+                  </pic:blipFill>
+                  <pic:spPr>
+                    <a:xfrm>
+                      <a:off x="0" y="0"/>
+                      <a:ext cx="5760720" cy="2852928"/>
+                    </a:xfrm>
+                    <a:prstGeom prst="rect"/>
+                  </pic:spPr>
+                </pic:pic>
+              </a:graphicData>
+            </a:graphic>
+          </wp:inline>
+        </w:drawing>
+      </w:r>
+    </w:p>
+    <w:p>
+      <w:pPr>
+        <w:pStyle w:val="Caption"/>
+      </w:pPr>
+      <w:r>
+        <w:t>Sơ đồ 3 — Cách LinUCB quyết định thử danh mục nào cho khe khám phá</w:t>
+      </w:r>
+    </w:p>
+    <w:p>
+      <w:pPr/>
+      <w:r>
+        <w:t>Vòng lặp phần thưởng học gần như tức thời (không chờ retrain hằng đêm): một tác vụ nền đọc bảng lượt hiển thị mỗi 2 phút và quy đổi phản hồi của khách:</w:t>
+      </w:r>
+    </w:p>
+    <w:p>
+      <w:pPr>
+        <w:pStyle w:val="ListBullet"/>
+      </w:pPr>
+      <w:r>
+        <w:t>Bấm vào sản phẩm khám phá: +0.2 — tín hiệu quan tâm.</w:t>
+      </w:r>
+    </w:p>
+    <w:p>
+      <w:pPr>
+        <w:pStyle w:val="ListBullet"/>
+      </w:pPr>
+      <w:r>
+        <w:t>Đặt hàng sản phẩm đó (cửa sổ 7 ngày): +1.0 — tín hiệu mạnh nhất.</w:t>
+      </w:r>
+    </w:p>
+    <w:p>
+      <w:pPr>
+        <w:pStyle w:val="ListBullet"/>
+      </w:pPr>
+      <w:r>
+        <w:t>Hiển thị hơn 24 giờ mà không được bấm: −0.05 — cố ý nhẹ hơn nhiều so với mức −0.5 dự kiến ban đầu, vì giao diện không có nút "bỏ qua" rõ ràng và mức phạt lớn sẽ nhấn chìm tín hiệu bấm khi tỉ lệ bấm nền chỉ ~4%.</w:t>
+      </w:r>
+    </w:p>
+    <w:p>
+      <w:pPr>
+        <w:pStyle w:val="ListBullet"/>
+      </w:pPr>
+      <w:r>
+        <w:t>Chưa từng hiện ra màn hình khách (chưa cuộn tới) sau 6 giờ: bỏ qua, không thưởng không phạt.</w:t>
+      </w:r>
+    </w:p>
+    <w:p>
+      <w:pPr/>
+      <w:r>
+        <w:t>Trạng thái học (ma trận từng cánh tay + nhật ký quyết định chờ phần thưởng) lưu trong 1 file SQLite cục bộ của Python — khởi động lại không mất kiến thức đã học, và vẫn giữ nguyên nguyên tắc "Python chỉ đọc MySQL".</w:t>
+      </w:r>
+    </w:p>
+    <w:p>
+      <w:r>
+        <w:drawing>
+          <wp:inline xmlns:a="http://schemas.openxmlformats.org/drawingml/2006/main" xmlns:pic="http://schemas.openxmlformats.org/drawingml/2006/picture">
+            <wp:extent cx="5760720" cy="3072384"/>
+            <wp:docPr id="4" name="Picture 4"/>
+            <wp:cNvGraphicFramePr>
+              <a:graphicFrameLocks noChangeAspect="1"/>
+            </wp:cNvGraphicFramePr>
+            <a:graphic>
+              <a:graphicData uri="http://schemas.openxmlformats.org/drawingml/2006/picture">
+                <pic:pic>
+                  <pic:nvPicPr>
+                    <pic:cNvPr id="0" name="image.png"/>
+                    <pic:cNvPicPr/>
+                  </pic:nvPicPr>
+                  <pic:blipFill>
+                    <a:blip r:embed="rId14"/>
+                    <a:stretch>
+                      <a:fillRect/>
+                    </a:stretch>
+                  </pic:blipFill>
+                  <pic:spPr>
+                    <a:xfrm>
+                      <a:off x="0" y="0"/>
+                      <a:ext cx="5760720" cy="3072384"/>
+                    </a:xfrm>
+                    <a:prstGeom prst="rect"/>
+                  </pic:spPr>
+                </pic:pic>
+              </a:graphicData>
+            </a:graphic>
+          </wp:inline>
+        </w:drawing>
+      </w:r>
+    </w:p>
+    <w:p>
+      <w:pPr>
+        <w:pStyle w:val="Caption"/>
+      </w:pPr>
+      <w:r>
+        <w:t>Sơ đồ 4 — Pipeline gợi ý với khe khám phá và vòng lặp phần thưởng</w:t>
+      </w:r>
+    </w:p>
+    <w:p>
+      <w:pPr>
+        <w:pStyle w:val="Heading2"/>
+      </w:pPr>
+      <w:r>
+        <w:t>10. CRC32 hashing — chia cohort A/B</w:t>
+      </w:r>
+    </w:p>
+    <w:p>
+      <w:pPr/>
+      <w:r>
+        <w:t>Để so sánh "bật bandit có thực sự tốt hơn không", khách được chia cố định thành 2 nhóm bằng mã băm CRC32 của định danh (user_id khi đăng nhập, session_id khi vãng lai) modulo 100 so với 1 ngưỡng phần trăm cấu hình được. Cách băm này tính lại được ngay trong câu lệnh SQL khi phân tích (MySQL có hàm `CRC32()` cùng chuẩn với `zlib.crc32` phía Python) nên không cần thêm cột "variant" nào vào cơ sở dữ liệu — hạn chế duy nhất là khách vãng lai đăng nhập xong bị tính lại theo hash mới (~50% khả năng đổi nhóm), chấp nhận được vì là nhiễu nhỏ.</w:t>
+      </w:r>
+    </w:p>
+    <w:p>
+      <w:pPr>
+        <w:pStyle w:val="Heading1"/>
+      </w:pPr>
+      <w:r>
+        <w:t>PHẦN III — PIPELINE HIỆN TẠI &amp; VÒNG LẶP ĐO LƯỜNG</w:t>
+      </w:r>
+    </w:p>
+    <w:p>
+      <w:pPr/>
+      <w:r>
+        <w:t>Phần này mô tả bức tranh cuối cùng sau khi cả 4 phase đã gộp lại — một yêu cầu gợi ý hiện tại đi qua tuần tự các bước sau (không lặp lại theo từng phase nữa, xem Phần IV nếu cần biết thứ tự lịch sử từng bước được thêm vào khi nào).</w:t>
+      </w:r>
+    </w:p>
+    <w:p>
+      <w:pPr>
+        <w:pStyle w:val="Heading2"/>
+      </w:pPr>
+      <w:r>
+        <w:t>1. Luồng xử lý 1 yêu cầu gợi ý</w:t>
+      </w:r>
+    </w:p>
+    <w:p>
+      <w:pPr>
+        <w:pStyle w:val="ListNumber"/>
+      </w:pPr>
+      <w:r>
+        <w:t>Lấy song song 4 danh sách ứng viên: nội dung (TF-IDF), mua kèm (FP-Growth), phổ biến, và hành vi cộng đồng (ALS) — mỗi nguồn vài chục sản phẩm kèm điểm riêng, đã lọc `active=true AND quantity&gt;0` ngay từ query gốc.</w:t>
+      </w:r>
+    </w:p>
+    <w:p>
+      <w:pPr>
+        <w:pStyle w:val="ListNumber"/>
+      </w:pPr>
+      <w:r>
+        <w:t>Trộn 4 danh sách theo tỉ trọng cấu hình riêng cho từng vị trí hiển thị (trang chủ/trang sản phẩm/giỏ hàng), dedupe, ra một danh sách chung ~80 sản phẩm.</w:t>
+      </w:r>
+    </w:p>
+    <w:p>
+      <w:pPr>
+        <w:pStyle w:val="ListNumber"/>
+      </w:pPr>
+      <w:r>
+        <w:t>Hạ điểm các sản phẩm thuộc danh mục khách đã "xem hoài mà không bấm" gần đây (category-fatigue decay).</w:t>
+      </w:r>
+    </w:p>
+    <w:p>
+      <w:pPr>
+        <w:pStyle w:val="ListNumber"/>
+      </w:pPr>
+      <w:r>
+        <w:t>Đa dạng hoá trong-1-lần-hiển-thị (MMR), chọn ra 6-12 sản phẩm cuối cùng.</w:t>
+      </w:r>
+    </w:p>
+    <w:p>
+      <w:pPr>
+        <w:pStyle w:val="ListNumber"/>
+      </w:pPr>
+      <w:r>
+        <w:t>Nếu khách thuộc cohort bandit-on: chèn 1-2 khe khám phá vào vị trí 3/8 (thay item điểm thấp nhất ở các vị trí đó), ghi quyết định vào state bandit.</w:t>
+      </w:r>
+    </w:p>
+    <w:p>
+      <w:pPr>
+        <w:pStyle w:val="ListNumber"/>
+      </w:pPr>
+      <w:r>
+        <w:t>Trả về danh sách cuối cùng (mã sản phẩm + điểm + nguồn) cho Java — Java hydrate lại giá/khuyến mãi/tồn kho mới nhất từ DB trước khi trả về khách (lớp lọc tồn kho thứ 2, luôn tươi hơn Python vì Python chỉ tính lại theo chu kỳ).</w:t>
+      </w:r>
+    </w:p>
+    <w:p>
+      <w:pPr/>
+      <w:r>
+        <w:t>Nếu bất kỳ bước nào ở Python lỗi/timeout/rỗng, Java chuyển ngay sang gợi ý rule-based (cùng danh mục/bán chạy) — khách không bao giờ thấy trang trống hay lỗi.</w:t>
+      </w:r>
+    </w:p>
+    <w:p>
+      <w:pPr>
+        <w:pStyle w:val="Heading2"/>
+      </w:pPr>
+      <w:r>
+        <w:t>2. Vòng lặp đo lường continual learning</w:t>
+      </w:r>
+    </w:p>
+    <w:p>
+      <w:pPr/>
+      <w:r>
+        <w:t>Để biết mô hình có thực sự cải thiện theo thời gian (không chỉ "cảm giác"), hệ thống đo 6 chỉ số, hiển thị trong trang quản trị "Gợi ý AI":</w:t>
+      </w:r>
+    </w:p>
+    <w:p>
+      <w:pPr>
+        <w:pStyle w:val="ListBullet"/>
+      </w:pPr>
+      <w:r>
+        <w:t>CTR/CVR theo vị trí hiển thị × nguồn thuật toán — so sánh hiệu quả từng nguồn (content-based/co-purchase/popularity/CF/bandit-explore).</w:t>
+      </w:r>
+    </w:p>
+    <w:p>
+      <w:pPr>
+        <w:pStyle w:val="ListBullet"/>
+      </w:pPr>
+      <w:r>
+        <w:t>Intra-list diversity = 1 − cosine similarity trung bình theo cặp trong cùng 1 lần hiển thị.</w:t>
+      </w:r>
+    </w:p>
+    <w:p>
+      <w:pPr>
+        <w:pStyle w:val="ListBullet"/>
+      </w:pPr>
+      <w:r>
+        <w:t>Category entropy của cái được hiển thị vs cái được click theo tuần — phải tăng dần nếu đa dạng hoá hiệu quả.</w:t>
+      </w:r>
+    </w:p>
+    <w:p>
+      <w:pPr>
+        <w:pStyle w:val="ListBullet"/>
+      </w:pPr>
+      <w:r>
+        <w:t>Catalog coverage = % sản phẩm active có ≥1 lượt hiển thị/30 ngày — chống việc mô hình chỉ lặp vài chục sản phẩm quen.</w:t>
+      </w:r>
+    </w:p>
+    <w:p>
+      <w:pPr>
+        <w:pStyle w:val="ListBullet"/>
+      </w:pPr>
+      <w:r>
+        <w:t>Repeat-impression-no-click rate theo danh mục — phải giảm dần sau khi fatigue-decay phát huy tác dụng.</w:t>
+      </w:r>
+    </w:p>
+    <w:p>
+      <w:pPr>
+        <w:pStyle w:val="ListBullet"/>
+      </w:pPr>
+      <w:r>
+        <w:t>So sánh cohort A/B bandit-on vs bandit-off (CTR/CVR + mức chênh lệch).</w:t>
+      </w:r>
+    </w:p>
+    <w:p>
+      <w:pPr/>
+      <w:r>
+        <w:t>Số liệu do Python tính trực tiếp từ cơ sở dữ liệu (cache 5 phút), Java làm cầu nối và khoá quyền quản trị viên.</w:t>
+      </w:r>
+    </w:p>
+    <w:tbl>
+      <w:tblPr>
+        <w:tblStyle w:val="LightGrid-Accent1"/>
+        <w:tblW w:type="auto" w:w="0"/>
+        <w:tblLook w:firstColumn="1" w:firstRow="1" w:lastColumn="0" w:lastRow="0" w:noHBand="0" w:noVBand="1" w:val="04A0"/>
+      </w:tblPr>
+      <w:tblGrid>
+        <w:gridCol w:w="2880"/>
+        <w:gridCol w:w="2880"/>
+        <w:gridCol w:w="2880"/>
+      </w:tblGrid>
+      <w:tr>
+        <w:tc>
+          <w:tcPr>
+            <w:tcW w:type="dxa" w:w="2880"/>
+          </w:tcPr>
+          <w:p>
+            <w:r>
               <w:t>Thành phần</w:t>
             </w:r>
           </w:p>
@@ -1982,12 +1630,8 @@
             <w:tcW w:type="dxa" w:w="2880"/>
           </w:tcPr>
           <w:p>
-            <w:r/>
             <w:r>
-              <w:rPr>
-                <w:b/>
-              </w:rPr>
-              <w:t>Tần suất</w:t>
+              <w:t>Tần suất học lại</w:t>
             </w:r>
           </w:p>
         </w:tc>
@@ -1996,11 +1640,7 @@
             <w:tcW w:type="dxa" w:w="2880"/>
           </w:tcPr>
           <w:p>
-            <w:r/>
             <w:r>
-              <w:rPr>
-                <w:b/>
-              </w:rPr>
               <w:t>Ghi chú</w:t>
             </w:r>
           </w:p>
@@ -2085,7 +1725,7 @@
           </w:tcPr>
           <w:p>
             <w:r>
-              <w:t>Weekly (Phase 2) → Daily khi ổn định</w:t>
+              <w:t>Nightly khi dữ liệu ít → carry-forward tới 7 ngày khi dữ liệu lớn</w:t>
             </w:r>
           </w:p>
         </w:tc>
@@ -2095,7 +1735,7 @@
           </w:tcPr>
           <w:p>
             <w:r>
-              <w:t>Bắt đầu thận trọng, có thời gian đánh giá giữa các lần train</w:t>
+              <w:t>Atomic swap, không có trạng thái nửa cũ nửa mới</w:t>
             </w:r>
           </w:p>
         </w:tc>
@@ -2117,7 +1757,7 @@
           </w:tcPr>
           <w:p>
             <w:r>
-              <w:t>Không batch — cập nhật theo từng event</w:t>
+              <w:t>Không batch — poll bảng impression mỗi 1-5 phút</w:t>
             </w:r>
           </w:p>
         </w:tc>
@@ -2127,7 +1767,7 @@
           </w:tcPr>
           <w:p>
             <w:r>
-              <w:t>Python **poll bảng `recommendation_impressions` mỗi 1-5 phút** — không cần Kafka/message broker ở quy mô hiện tại, thêm broker là over-engineering</w:t>
+              <w:t>Không cần Kafka/message broker ở quy mô hiện tại</w:t>
             </w:r>
           </w:p>
         </w:tc>
@@ -2135,110 +1775,17 @@
     </w:tbl>
     <w:p/>
     <w:p>
+      <w:pPr>
+        <w:pStyle w:val="Heading1"/>
+      </w:pPr>
       <w:r>
-        <w:rPr>
-          <w:b/>
-        </w:rPr>
-        <w:t>Đo lường hiệu quả</w:t>
-      </w:r>
-      <w:r>
-        <w:t xml:space="preserve"> (bắt buộc để biết model có thực sự cải thiện, không phải chỉ "cảm giác"):</w:t>
+        <w:t>PHẦN IV — LỊCH SỬ TRIỂN KHAI THEO PHASE</w:t>
       </w:r>
     </w:p>
     <w:p>
-      <w:pPr>
-        <w:pStyle w:val="ListBullet"/>
-      </w:pPr>
+      <w:pPr/>
       <w:r>
-        <w:t xml:space="preserve">CTR/conversion theo </w:t>
-      </w:r>
-      <w:r>
-        <w:rPr>
-          <w:rFonts w:ascii="Consolas" w:hAnsi="Consolas"/>
-          <w:sz w:val="20"/>
-        </w:rPr>
-        <w:t>placement</w:t>
-      </w:r>
-      <w:r>
-        <w:t xml:space="preserve"> × </w:t>
-      </w:r>
-      <w:r>
-        <w:rPr>
-          <w:rFonts w:ascii="Consolas" w:hAnsi="Consolas"/>
-          <w:sz w:val="20"/>
-        </w:rPr>
-        <w:t>algorithmSource</w:t>
-      </w:r>
-      <w:r>
-        <w:t>.</w:t>
-      </w:r>
-    </w:p>
-    <w:p>
-      <w:pPr>
-        <w:pStyle w:val="ListBullet"/>
-      </w:pPr>
-      <w:r>
-        <w:rPr>
-          <w:b/>
-        </w:rPr>
-        <w:t>Intra-list diversity</w:t>
-      </w:r>
-      <w:r>
-        <w:t xml:space="preserve"> = 1 − cosine similarity trung bình theo cặp trong cùng </w:t>
-      </w:r>
-      <w:r>
-        <w:rPr>
-          <w:rFonts w:ascii="Consolas" w:hAnsi="Consolas"/>
-          <w:sz w:val="20"/>
-        </w:rPr>
-        <w:t>requestId</w:t>
-      </w:r>
-      <w:r>
-        <w:t>.</w:t>
-      </w:r>
-    </w:p>
-    <w:p>
-      <w:pPr>
-        <w:pStyle w:val="ListBullet"/>
-      </w:pPr>
-      <w:r>
-        <w:rPr>
-          <w:b/>
-        </w:rPr>
-        <w:t>Category entropy</w:t>
-      </w:r>
-      <w:r>
-        <w:t xml:space="preserve"> của cái được hiển thị vs cái được click theo thời gian — phải tăng dần nếu đa dạng hoá hiệu quả.</w:t>
-      </w:r>
-    </w:p>
-    <w:p>
-      <w:pPr>
-        <w:pStyle w:val="ListBullet"/>
-      </w:pPr>
-      <w:r>
-        <w:rPr>
-          <w:b/>
-        </w:rPr>
-        <w:t>Catalog coverage</w:t>
-      </w:r>
-      <w:r>
-        <w:t xml:space="preserve"> = % sản phẩm active có ≥1 impression/30 ngày — chống việc model chỉ lặp vài chục sản phẩm quen.</w:t>
-      </w:r>
-    </w:p>
-    <w:p>
-      <w:pPr>
-        <w:pStyle w:val="ListBullet"/>
-      </w:pPr>
-      <w:r>
-        <w:t>Repeat-impression-no-click rate theo category — phải giảm dần sau khi fatigue-decay lên production.</w:t>
-      </w:r>
-    </w:p>
-    <w:p>
-      <w:pPr>
-        <w:pStyle w:val="ListBullet"/>
-      </w:pPr>
-      <w:r>
-        <w:t>A/B đơn giản: cohort bandit-on vs bandit-off qua hash user id.</w:t>
+        <w:t>Tóm tắt những gì mỗi phase đã thêm vào, theo đúng thứ tự thực hiện. Thuật toán đã giải thích chi tiết ở Phần II — mục này chỉ nhắc lại NGẮN GỌN phần nào mới, không lặp lại công thức.</w:t>
       </w:r>
     </w:p>
     <w:p>
@@ -2246,284 +1793,13 @@
         <w:pStyle w:val="Heading2"/>
       </w:pPr>
       <w:r>
-        <w:t>5. Roadmap theo mốc dữ liệu (không làm 1 lần, làm theo ngưỡng)</w:t>
+        <w:t>Phase 0 — Instrumentation + rule-based</w:t>
       </w:r>
     </w:p>
     <w:p>
+      <w:pPr/>
       <w:r>
-        <w:rPr>
-          <w:b/>
-        </w:rPr>
-        <w:t>Phase 0 — Chỉ instrumentation + rule-based, chưa cần Python service</w:t>
-      </w:r>
-    </w:p>
-    <w:p>
-      <w:pPr>
-        <w:pStyle w:val="ListBullet"/>
-      </w:pPr>
-      <w:r>
-        <w:t xml:space="preserve">Tạo </w:t>
-      </w:r>
-      <w:r>
-        <w:rPr>
-          <w:rFonts w:ascii="Consolas" w:hAnsi="Consolas"/>
-          <w:sz w:val="20"/>
-        </w:rPr>
-        <w:t>ProductView</w:t>
-      </w:r>
-      <w:r>
-        <w:t xml:space="preserve">, </w:t>
-      </w:r>
-      <w:r>
-        <w:rPr>
-          <w:rFonts w:ascii="Consolas" w:hAnsi="Consolas"/>
-          <w:sz w:val="20"/>
-        </w:rPr>
-        <w:t>SearchLog</w:t>
-      </w:r>
-      <w:r>
-        <w:t xml:space="preserve">, </w:t>
-      </w:r>
-      <w:r>
-        <w:rPr>
-          <w:rFonts w:ascii="Consolas" w:hAnsi="Consolas"/>
-          <w:sz w:val="20"/>
-        </w:rPr>
-        <w:t>RecommendationImpression</w:t>
-      </w:r>
-      <w:r>
-        <w:t xml:space="preserve">, </w:t>
-      </w:r>
-      <w:r>
-        <w:rPr>
-          <w:rFonts w:ascii="Consolas" w:hAnsi="Consolas"/>
-          <w:sz w:val="20"/>
-        </w:rPr>
-        <w:t>CartEvent</w:t>
-      </w:r>
-      <w:r>
-        <w:t xml:space="preserve">, migration </w:t>
-      </w:r>
-      <w:r>
-        <w:rPr>
-          <w:rFonts w:ascii="Consolas" w:hAnsi="Consolas"/>
-          <w:sz w:val="20"/>
-        </w:rPr>
-        <w:t>Wishlist.addedAt</w:t>
-      </w:r>
-      <w:r>
-        <w:t xml:space="preserve">, expose </w:t>
-      </w:r>
-      <w:r>
-        <w:rPr>
-          <w:rFonts w:ascii="Consolas" w:hAnsi="Consolas"/>
-          <w:sz w:val="20"/>
-        </w:rPr>
-        <w:t>Cart.timestamp</w:t>
-      </w:r>
-      <w:r>
-        <w:t>, sessionId FE + merge-on-login.</w:t>
-      </w:r>
-    </w:p>
-    <w:p>
-      <w:pPr>
-        <w:pStyle w:val="ListBullet"/>
-      </w:pPr>
-      <w:r>
-        <w:t xml:space="preserve">Sửa ngay "Sản phẩm tương tự" trên </w:t>
-      </w:r>
-      <w:r>
-        <w:rPr>
-          <w:rFonts w:ascii="Consolas" w:hAnsi="Consolas"/>
-          <w:sz w:val="20"/>
-        </w:rPr>
-        <w:t>ProductDetail.jsx</w:t>
-      </w:r>
-      <w:r>
-        <w:t xml:space="preserve"> bằng rule thuần Java (cùng category, sort theo </w:t>
-      </w:r>
-      <w:r>
-        <w:rPr>
-          <w:rFonts w:ascii="Consolas" w:hAnsi="Consolas"/>
-          <w:sz w:val="20"/>
-        </w:rPr>
-        <w:t>sold</w:t>
-      </w:r>
-      <w:r>
-        <w:t>/</w:t>
-      </w:r>
-      <w:r>
-        <w:rPr>
-          <w:rFonts w:ascii="Consolas" w:hAnsi="Consolas"/>
-          <w:sz w:val="20"/>
-        </w:rPr>
-        <w:t>rating</w:t>
-      </w:r>
-      <w:r>
-        <w:t xml:space="preserve">, loại chính nó) — hết gãy trải nghiệm ngay, đồng thời bắt đầu sinh </w:t>
-      </w:r>
-      <w:r>
-        <w:rPr>
-          <w:rFonts w:ascii="Consolas" w:hAnsi="Consolas"/>
-          <w:sz w:val="20"/>
-        </w:rPr>
-        <w:t>RecommendationImpression</w:t>
-      </w:r>
-      <w:r>
-        <w:t xml:space="preserve"> (</w:t>
-      </w:r>
-      <w:r>
-        <w:rPr>
-          <w:rFonts w:ascii="Consolas" w:hAnsi="Consolas"/>
-          <w:sz w:val="20"/>
-        </w:rPr>
-        <w:t>algorithmSource='RULE_BASED_FALLBACK'</w:t>
-      </w:r>
-      <w:r>
-        <w:t>) làm dữ liệu nền cho phase sau.</w:t>
-      </w:r>
-    </w:p>
-    <w:p>
-      <w:pPr>
-        <w:pStyle w:val="ListBullet"/>
-      </w:pPr>
-      <w:r>
-        <w:rPr>
-          <w:b/>
-        </w:rPr>
-        <w:t>Ngưỡng sang Phase 1</w:t>
-      </w:r>
-      <w:r>
-        <w:t xml:space="preserve">: instrumentation chạy ổn định 2-4 tuần trên môi trường thật (không phải seed data), tích luỹ ~500-1000 </w:t>
-      </w:r>
-      <w:r>
-        <w:rPr>
-          <w:rFonts w:ascii="Consolas" w:hAnsi="Consolas"/>
-          <w:sz w:val="20"/>
-        </w:rPr>
-        <w:t>ProductView</w:t>
-      </w:r>
-      <w:r>
-        <w:t xml:space="preserve"> + ~50-100 </w:t>
-      </w:r>
-      <w:r>
-        <w:rPr>
-          <w:rFonts w:ascii="Consolas" w:hAnsi="Consolas"/>
-          <w:sz w:val="20"/>
-        </w:rPr>
-        <w:t>SearchLog</w:t>
-      </w:r>
-      <w:r>
-        <w:t>.</w:t>
-      </w:r>
-    </w:p>
-    <w:p>
-      <w:r>
-        <w:rPr>
-          <w:b/>
-        </w:rPr>
-        <w:t>Phase 1 — Content-based + Co-purchase (Python service ra đời)</w:t>
-      </w:r>
-    </w:p>
-    <w:p>
-      <w:pPr>
-        <w:pStyle w:val="ListBullet"/>
-      </w:pPr>
-      <w:r>
-        <w:t xml:space="preserve">Dựng </w:t>
-      </w:r>
-      <w:r>
-        <w:rPr>
-          <w:rFonts w:ascii="Consolas" w:hAnsi="Consolas"/>
-          <w:sz w:val="20"/>
-        </w:rPr>
-        <w:t>recommendation-service/</w:t>
-      </w:r>
-      <w:r>
-        <w:t>, bật content-based + popularity ngay (không phụ thuộc hành vi), co-purchase chạy song song im lặng tới khi đủ dữ liệu.</w:t>
-      </w:r>
-    </w:p>
-    <w:p>
-      <w:pPr>
-        <w:pStyle w:val="ListBullet"/>
-      </w:pPr>
-      <w:r>
-        <w:rPr>
-          <w:b/>
-        </w:rPr>
-        <w:t>Bật MMR re-rank ngay từ Phase 1</w:t>
-      </w:r>
-      <w:r>
-        <w:t>, không đợi CF — đa dạng hoá không cần nhiều hành vi, chỉ cần category/embedding; làm sớm để tránh model "tập thói quen xấu" ngay từ đầu.</w:t>
-      </w:r>
-    </w:p>
-    <w:p>
-      <w:pPr>
-        <w:pStyle w:val="ListBullet"/>
-      </w:pPr>
-      <w:r>
-        <w:rPr>
-          <w:b/>
-        </w:rPr>
-        <w:t>Ngưỡng sang Phase 2</w:t>
-      </w:r>
-      <w:r>
-        <w:t xml:space="preserve">: ~200-300 đơn hàng hợp lệ (paid/succeed) VÀ ~50 user có ≥2 đơn khác nhau VÀ đã tích luỹ liên tục 4-8 tuần view/impression. Trước ngưỡng này </w:t>
-      </w:r>
-      <w:r>
-        <w:rPr>
-          <w:b/>
-        </w:rPr>
-        <w:t>không bật CF thật</w:t>
-      </w:r>
-      <w:r>
-        <w:t xml:space="preserve"> — ma trận quá thưa sẽ cho kết quả nhiễu/vô nghĩa.</w:t>
-      </w:r>
-    </w:p>
-    <w:p>
-      <w:r>
-        <w:rPr>
-          <w:b/>
-        </w:rPr>
-        <w:t>Phase 2 — Collaborative Filtering thật + fatigue decay</w:t>
-      </w:r>
-    </w:p>
-    <w:p>
-      <w:pPr>
-        <w:pStyle w:val="ListBullet"/>
-      </w:pPr>
-      <w:r>
-        <w:t>Implicit ALS, blend 4 nguồn, fatigue decay dùng impression log tích luỹ từ trước, time-decay chính thức. Ra mắt section cá nhân hoá ở Home (có thể ra sớm hơn ở dạng yếu "dựa trên sản phẩm bạn từng xem" nếu muốn).</w:t>
-      </w:r>
-    </w:p>
-    <w:p>
-      <w:pPr>
-        <w:pStyle w:val="ListBullet"/>
-      </w:pPr>
-      <w:r>
-        <w:rPr>
-          <w:b/>
-        </w:rPr>
-        <w:t>Ngưỡng sang Phase 3</w:t>
-      </w:r>
-      <w:r>
-        <w:t>: ổn định 4-8 tuần, ≥2000-3000 impression/tuần — bandit cần lượng thử nghiệm lớn để hội tụ, triển khai sớm hơn chỉ gây nhiễu.</w:t>
-      </w:r>
-    </w:p>
-    <w:p>
-      <w:r>
-        <w:rPr>
-          <w:b/>
-        </w:rPr>
-        <w:t>Phase 3 — Explore-exploit bandit + A/B testing hoàn chỉnh</w:t>
-      </w:r>
-    </w:p>
-    <w:p>
-      <w:pPr>
-        <w:pStyle w:val="ListBullet"/>
-      </w:pPr>
-      <w:r>
-        <w:t>LinUCB/Thompson module, reward update online, A/B variant, theo dõi định kỳ CTR/conversion/diversity/coverage, retune λ (MMR) và reward weights theo thời gian.</w:t>
+        <w:t>Chưa cần Python service. Xây 4 bảng theo dõi hành vi mới (`ProductView`, `SearchLog`, `RecommendationImpression`, `CartEvent`), sessionId ẩn danh cho guest + merge khi đăng nhập, và sửa tạm "Sản phẩm tương tự" bằng rule Java thuần (cùng danh mục, sort theo bán chạy/đánh giá) để hết gãy trải nghiệm ngay trong lúc chờ đủ dữ liệu cho Phase 1.</w:t>
       </w:r>
     </w:p>
     <w:p>
@@ -2531,1022 +1807,21 @@
         <w:pStyle w:val="Heading2"/>
       </w:pPr>
       <w:r>
-        <w:t>6. Điểm tích hợp UI</w:t>
+        <w:t>Phase 1 — Content-based + Co-purchase + Popularity</w:t>
       </w:r>
     </w:p>
     <w:p>
-      <w:pPr>
-        <w:pStyle w:val="ListBullet"/>
-      </w:pPr>
+      <w:pPr/>
       <w:r>
-        <w:rPr>
-          <w:b/>
-        </w:rPr>
-        <w:t>`ProductDetail.jsx`</w:t>
-      </w:r>
-      <w:r>
-        <w:t xml:space="preserve">: thay hàm gọi API chết bằng hàm mới trong </w:t>
-      </w:r>
-      <w:r>
-        <w:rPr>
-          <w:rFonts w:ascii="Consolas" w:hAnsi="Consolas"/>
-          <w:sz w:val="20"/>
-        </w:rPr>
-        <w:t>client/src/apis/recommendation.js</w:t>
-      </w:r>
-      <w:r>
-        <w:t xml:space="preserve">, response phải khớp shape </w:t>
-      </w:r>
-      <w:r>
-        <w:rPr>
-          <w:rFonts w:ascii="Consolas" w:hAnsi="Consolas"/>
-          <w:sz w:val="20"/>
-        </w:rPr>
-        <w:t>SearchProductDTO</w:t>
-      </w:r>
-      <w:r>
-        <w:t xml:space="preserve"> (</w:t>
-      </w:r>
-      <w:r>
-        <w:rPr>
-          <w:b/>
-        </w:rPr>
-        <w:t>field `product_name` snake_case</w:t>
-      </w:r>
-      <w:r>
-        <w:t xml:space="preserve"> — đã xác minh cả DTO lẫn </w:t>
-      </w:r>
-      <w:r>
-        <w:rPr>
-          <w:rFonts w:ascii="Consolas" w:hAnsi="Consolas"/>
-          <w:sz w:val="20"/>
-        </w:rPr>
-        <w:t>ProductCard.jsx</w:t>
-      </w:r>
-      <w:r>
-        <w:t xml:space="preserve"> đều dùng snake_case này) để tái dùng </w:t>
-      </w:r>
-      <w:r>
-        <w:rPr>
-          <w:rFonts w:ascii="Consolas" w:hAnsi="Consolas"/>
-          <w:sz w:val="20"/>
-        </w:rPr>
-        <w:t>ProductCard</w:t>
-      </w:r>
-      <w:r>
-        <w:t xml:space="preserve"> không cần sửa.</w:t>
-      </w:r>
-    </w:p>
-    <w:p>
-      <w:pPr>
-        <w:pStyle w:val="ListBullet"/>
-      </w:pPr>
-      <w:r>
-        <w:rPr>
-          <w:b/>
-        </w:rPr>
-        <w:t>Component mới `client/src/components/products/RecommendationRail.jsx`</w:t>
-      </w:r>
-      <w:r>
-        <w:t xml:space="preserve">: bọc quanh grid </w:t>
-      </w:r>
-      <w:r>
-        <w:rPr>
-          <w:rFonts w:ascii="Consolas" w:hAnsi="Consolas"/>
-          <w:sz w:val="20"/>
-        </w:rPr>
-        <w:t>ProductCard</w:t>
-      </w:r>
-      <w:r>
-        <w:t xml:space="preserve">, tự log impression (IntersectionObserver khi card vào viewport) + click-through (gửi </w:t>
-      </w:r>
-      <w:r>
-        <w:rPr>
-          <w:rFonts w:ascii="Consolas" w:hAnsi="Consolas"/>
-          <w:sz w:val="20"/>
-        </w:rPr>
-        <w:t>requestId</w:t>
-      </w:r>
-      <w:r>
-        <w:t>+</w:t>
-      </w:r>
-      <w:r>
-        <w:rPr>
-          <w:rFonts w:ascii="Consolas" w:hAnsi="Consolas"/>
-          <w:sz w:val="20"/>
-        </w:rPr>
-        <w:t>productId</w:t>
-      </w:r>
-      <w:r>
-        <w:t>) — dùng chung cho mọi vị trí hiển thị.</w:t>
-      </w:r>
-    </w:p>
-    <w:p>
-      <w:pPr>
-        <w:pStyle w:val="ListBullet"/>
-      </w:pPr>
-      <w:r>
-        <w:rPr>
-          <w:b/>
-        </w:rPr>
-        <w:t>`Home.jsx`</w:t>
-      </w:r>
-      <w:r>
-        <w:t xml:space="preserve">: thêm section "Gợi ý dành cho bạn" (sau </w:t>
-      </w:r>
-      <w:r>
-        <w:rPr>
-          <w:rFonts w:ascii="Consolas" w:hAnsi="Consolas"/>
-          <w:sz w:val="20"/>
-        </w:rPr>
-        <w:t>Banner</w:t>
-      </w:r>
-      <w:r>
-        <w:t xml:space="preserve">, cạnh </w:t>
-      </w:r>
-      <w:r>
-        <w:rPr>
-          <w:rFonts w:ascii="Consolas" w:hAnsi="Consolas"/>
-          <w:sz w:val="20"/>
-        </w:rPr>
-        <w:t>HotDeals</w:t>
-      </w:r>
-      <w:r>
-        <w:t xml:space="preserve">), dùng </w:t>
-      </w:r>
-      <w:r>
-        <w:rPr>
-          <w:rFonts w:ascii="Consolas" w:hAnsi="Consolas"/>
-          <w:sz w:val="20"/>
-        </w:rPr>
-        <w:t>RecommendationRail</w:t>
-      </w:r>
-      <w:r>
-        <w:t>; guest thấy popularity/trending, user đăng nhập thấy cá nhân hoá.</w:t>
-      </w:r>
-    </w:p>
-    <w:p>
-      <w:pPr>
-        <w:pStyle w:val="ListBullet"/>
-      </w:pPr>
-      <w:r>
-        <w:rPr>
-          <w:b/>
-        </w:rPr>
-        <w:t>Trang tìm kiếm</w:t>
-      </w:r>
-      <w:r>
-        <w:t xml:space="preserve">: tự ghi </w:t>
-      </w:r>
-      <w:r>
-        <w:rPr>
-          <w:rFonts w:ascii="Consolas" w:hAnsi="Consolas"/>
-          <w:sz w:val="20"/>
-        </w:rPr>
-        <w:t>SearchLog</w:t>
-      </w:r>
-      <w:r>
-        <w:t xml:space="preserve"> mỗi lần fetch kết quả; tái xếp hạng đa dạng cho search là nice-to-have Phase 2+, không phải core.</w:t>
-      </w:r>
-    </w:p>
-    <w:p>
-      <w:pPr>
-        <w:pStyle w:val="ListBullet"/>
-      </w:pPr>
-      <w:r>
-        <w:rPr>
-          <w:b/>
-        </w:rPr>
-        <w:t>Giỏ hàng</w:t>
-      </w:r>
-      <w:r>
-        <w:t>: "Có thể bạn cũng thích" dùng co-purchase theo sản phẩm trong giỏ (Phase 1+, fallback popularity nếu rỗng).</w:t>
-      </w:r>
-    </w:p>
-    <w:p>
-      <w:pPr>
-        <w:pStyle w:val="ListBullet"/>
-      </w:pPr>
-      <w:r>
-        <w:rPr>
-          <w:b/>
-        </w:rPr>
-        <w:t>Email marketing</w:t>
-      </w:r>
-      <w:r>
-        <w:t>: ngoài phạm vi roadmap này, chỉ ghi chú là điểm mở rộng tự nhiên tương lai.</w:t>
-      </w:r>
-    </w:p>
-    <w:p>
-      <w:pPr>
-        <w:pStyle w:val="Heading2"/>
-      </w:pPr>
-      <w:r>
-        <w:t>7. Rủi ro/lưu ý kỹ thuật đặc thù dự án (ràng buộc thiết kế)</w:t>
-      </w:r>
-    </w:p>
-    <w:p>
-      <w:pPr>
-        <w:pStyle w:val="ListBullet"/>
-      </w:pPr>
-      <w:r>
-        <w:rPr>
-          <w:b/>
-        </w:rPr>
-        <w:t>Dấu tiếng Việt</w:t>
-      </w:r>
-      <w:r>
-        <w:t xml:space="preserve">: </w:t>
-      </w:r>
-      <w:r>
-        <w:rPr>
-          <w:rFonts w:ascii="Consolas" w:hAnsi="Consolas"/>
-          <w:sz w:val="20"/>
-        </w:rPr>
-        <w:t>SearchLog</w:t>
-      </w:r>
-      <w:r>
-        <w:t xml:space="preserve"> phải có cột </w:t>
-      </w:r>
-      <w:r>
-        <w:rPr>
-          <w:rFonts w:ascii="Consolas" w:hAnsi="Consolas"/>
-          <w:sz w:val="20"/>
-        </w:rPr>
-        <w:t>keywordNormalized</w:t>
-      </w:r>
-      <w:r>
-        <w:t xml:space="preserve"> tính ở Java lúc ghi, không dựa vào spring-filter/DB filter đang có vấn đề charset.</w:t>
-      </w:r>
-    </w:p>
-    <w:p>
-      <w:pPr>
-        <w:pStyle w:val="ListBullet"/>
-      </w:pPr>
-      <w:r>
-        <w:rPr>
-          <w:b/>
-        </w:rPr>
-        <w:t>`product_name` snake_case</w:t>
-      </w:r>
-      <w:r>
-        <w:t xml:space="preserve">: đã xác minh — mọi DTO trả cho recommendation UI phải giữ đúng shape này, nếu không </w:t>
-      </w:r>
-      <w:r>
-        <w:rPr>
-          <w:rFonts w:ascii="Consolas" w:hAnsi="Consolas"/>
-          <w:sz w:val="20"/>
-        </w:rPr>
-        <w:t>ProductCard</w:t>
-      </w:r>
-      <w:r>
-        <w:t xml:space="preserve"> sẽ âm thầm render "undefined" (đúng kiểu lỗi đã từng làm chết 2 endpoint gợi ý cũ).</w:t>
-      </w:r>
-    </w:p>
-    <w:p>
-      <w:pPr>
-        <w:pStyle w:val="ListBullet"/>
-      </w:pPr>
-      <w:r>
-        <w:rPr>
-          <w:b/>
-        </w:rPr>
-        <w:t>Fail-safe khi Python service down</w:t>
-      </w:r>
-      <w:r>
-        <w:t xml:space="preserve">: </w:t>
-      </w:r>
-      <w:r>
-        <w:rPr>
-          <w:rFonts w:ascii="Consolas" w:hAnsi="Consolas"/>
-          <w:sz w:val="20"/>
-        </w:rPr>
-        <w:t>RecommendationProxyService</w:t>
-      </w:r>
-      <w:r>
-        <w:t xml:space="preserve"> phía Java phải có timeout ngắn (2-3s) + catch exception → fallback popularity/rule-based ngay trong Java, không được để Home/PDP vỡ khi Python service lỗi.</w:t>
-      </w:r>
-    </w:p>
-    <w:p>
-      <w:pPr>
-        <w:pStyle w:val="ListBullet"/>
-      </w:pPr>
-      <w:r>
-        <w:rPr>
-          <w:b/>
-        </w:rPr>
-        <w:t>Dữ liệu thưa ở seed/dev</w:t>
-      </w:r>
-      <w:r>
-        <w:t>: mọi bảng event mới cũng sẽ rỗng cho tới khi có traffic thật — các ngưỡng ở mục 5 chính là cơ chế chặn để không triển khai ML thật quá sớm trên dữ liệu vô nghĩa.</w:t>
-      </w:r>
-    </w:p>
-    <w:p>
-      <w:pPr>
-        <w:pStyle w:val="ListBullet"/>
-      </w:pPr>
-      <w:r>
-        <w:rPr>
-          <w:b/>
-        </w:rPr>
-        <w:t>Bảo mật endpoint tracking</w:t>
-      </w:r>
-      <w:r>
-        <w:t xml:space="preserve">: </w:t>
-      </w:r>
-      <w:r>
-        <w:rPr>
-          <w:rFonts w:ascii="Consolas" w:hAnsi="Consolas"/>
-          <w:sz w:val="20"/>
-        </w:rPr>
-        <w:t>POST events/*</w:t>
-      </w:r>
-      <w:r>
-        <w:t xml:space="preserve"> bắt buộc </w:t>
-      </w:r>
-      <w:r>
-        <w:rPr>
-          <w:rFonts w:ascii="Consolas" w:hAnsi="Consolas"/>
-          <w:sz w:val="20"/>
-        </w:rPr>
-        <w:t>permitAll</w:t>
-      </w:r>
-      <w:r>
-        <w:t>, là bề mặt mới không yêu cầu auth — cần review riêng (validate input, rate-limit) khi implement.</w:t>
-      </w:r>
-    </w:p>
-    <w:p>
-      <w:pPr>
-        <w:pStyle w:val="ListBullet"/>
-      </w:pPr>
-      <w:r>
-        <w:rPr>
-          <w:b/>
-        </w:rPr>
-        <w:t>Không thêm message broker/Airflow</w:t>
-      </w:r>
-      <w:r>
-        <w:t xml:space="preserve"> ở giai đoạn này — polling bảng impression mỗi vài phút là đủ ở quy mô hiện tại.</w:t>
-      </w:r>
-    </w:p>
-    <w:p>
-      <w:pPr>
-        <w:pStyle w:val="ListBullet"/>
-      </w:pPr>
-      <w:r>
-        <w:rPr>
-          <w:b/>
-        </w:rPr>
-        <w:t>Convention `DEFAULT`</w:t>
-      </w:r>
-      <w:r>
-        <w:t>: field boolean mới (</w:t>
-      </w:r>
-      <w:r>
-        <w:rPr>
-          <w:rFonts w:ascii="Consolas" w:hAnsi="Consolas"/>
-          <w:sz w:val="20"/>
-        </w:rPr>
-        <w:t>clicked</w:t>
-      </w:r>
-      <w:r>
-        <w:t xml:space="preserve">, </w:t>
-      </w:r>
-      <w:r>
-        <w:rPr>
-          <w:rFonts w:ascii="Consolas" w:hAnsi="Consolas"/>
-          <w:sz w:val="20"/>
-        </w:rPr>
-        <w:t>converted</w:t>
-      </w:r>
-      <w:r>
-        <w:t xml:space="preserve">) khai </w:t>
-      </w:r>
-      <w:r>
-        <w:rPr>
-          <w:rFonts w:ascii="Consolas" w:hAnsi="Consolas"/>
-          <w:sz w:val="20"/>
-        </w:rPr>
-        <w:t>columnDefinition = "TINYINT(1) DEFAULT 0"</w:t>
-      </w:r>
-      <w:r>
-        <w:t xml:space="preserve"> giống </w:t>
-      </w:r>
-      <w:r>
-        <w:rPr>
-          <w:rFonts w:ascii="Consolas" w:hAnsi="Consolas"/>
-          <w:sz w:val="20"/>
-        </w:rPr>
-        <w:t>Product.active</w:t>
-      </w:r>
-      <w:r>
-        <w:t xml:space="preserve">, tránh lặp lại bug NULL-phá-filter đã từng xảy ra với </w:t>
-      </w:r>
-      <w:r>
-        <w:rPr>
-          <w:rFonts w:ascii="Consolas" w:hAnsi="Consolas"/>
-          <w:sz w:val="20"/>
-        </w:rPr>
-        <w:t>promotionType</w:t>
-      </w:r>
-      <w:r>
-        <w:t>.</w:t>
-      </w:r>
-    </w:p>
-    <w:p>
-      <w:pPr>
-        <w:pStyle w:val="Heading2"/>
-      </w:pPr>
-      <w:r>
-        <w:t>Critical files (đã đọc/xác minh trong quá trình khảo sát)</w:t>
-      </w:r>
-    </w:p>
-    <w:p>
-      <w:pPr>
-        <w:pStyle w:val="ListBullet"/>
-      </w:pPr>
-      <w:r>
-        <w:rPr>
-          <w:rFonts w:ascii="Consolas" w:hAnsi="Consolas"/>
-          <w:sz w:val="20"/>
-        </w:rPr>
-        <w:t>server/.../domain/OrderDetail.java</w:t>
-      </w:r>
-      <w:r>
-        <w:t xml:space="preserve">, </w:t>
-      </w:r>
-      <w:r>
-        <w:rPr>
-          <w:rFonts w:ascii="Consolas" w:hAnsi="Consolas"/>
-          <w:sz w:val="20"/>
-        </w:rPr>
-        <w:t>Order.java</w:t>
-      </w:r>
-      <w:r>
-        <w:t xml:space="preserve">, </w:t>
-      </w:r>
-      <w:r>
-        <w:rPr>
-          <w:rFonts w:ascii="Consolas" w:hAnsi="Consolas"/>
-          <w:sz w:val="20"/>
-        </w:rPr>
-        <w:t>Product.java</w:t>
-      </w:r>
-      <w:r>
-        <w:t xml:space="preserve">, </w:t>
-      </w:r>
-      <w:r>
-        <w:rPr>
-          <w:rFonts w:ascii="Consolas" w:hAnsi="Consolas"/>
-          <w:sz w:val="20"/>
-        </w:rPr>
-        <w:t>Cart.java</w:t>
-      </w:r>
-      <w:r>
-        <w:t xml:space="preserve">, </w:t>
-      </w:r>
-      <w:r>
-        <w:rPr>
-          <w:rFonts w:ascii="Consolas" w:hAnsi="Consolas"/>
-          <w:sz w:val="20"/>
-        </w:rPr>
-        <w:t>Wishlist.java</w:t>
-      </w:r>
-      <w:r>
-        <w:t xml:space="preserve">, </w:t>
-      </w:r>
-      <w:r>
-        <w:rPr>
-          <w:rFonts w:ascii="Consolas" w:hAnsi="Consolas"/>
-          <w:sz w:val="20"/>
-        </w:rPr>
-        <w:t>Feedback.java</w:t>
-      </w:r>
-      <w:r>
-        <w:t xml:space="preserve"> — schema nền cho signal.</w:t>
-      </w:r>
-    </w:p>
-    <w:p>
-      <w:pPr>
-        <w:pStyle w:val="ListBullet"/>
-      </w:pPr>
-      <w:r>
-        <w:rPr>
-          <w:rFonts w:ascii="Consolas" w:hAnsi="Consolas"/>
-          <w:sz w:val="20"/>
-        </w:rPr>
-        <w:t>server/.../service/ProductService.java</w:t>
-      </w:r>
-      <w:r>
-        <w:t xml:space="preserve"> — chứa code chết </w:t>
-      </w:r>
-      <w:r>
-        <w:rPr>
-          <w:rFonts w:ascii="Consolas" w:hAnsi="Consolas"/>
-          <w:sz w:val="20"/>
-        </w:rPr>
-        <w:t>FASTAPI_URL_SIMILAR_ID</w:t>
-      </w:r>
-      <w:r>
-        <w:t xml:space="preserve">, nơi sẽ thêm </w:t>
-      </w:r>
-      <w:r>
-        <w:rPr>
-          <w:rFonts w:ascii="Consolas" w:hAnsi="Consolas"/>
-          <w:sz w:val="20"/>
-        </w:rPr>
-        <w:t>RecommendationProxyService</w:t>
-      </w:r>
-      <w:r>
-        <w:t xml:space="preserve"> mới.</w:t>
-      </w:r>
-    </w:p>
-    <w:p>
-      <w:pPr>
-        <w:pStyle w:val="ListBullet"/>
-      </w:pPr>
-      <w:r>
-        <w:rPr>
-          <w:rFonts w:ascii="Consolas" w:hAnsi="Consolas"/>
-          <w:sz w:val="20"/>
-        </w:rPr>
-        <w:t>server/.../controller/ProductController.java</w:t>
-      </w:r>
-      <w:r>
-        <w:t xml:space="preserve"> — endpoint </w:t>
-      </w:r>
-      <w:r>
-        <w:rPr>
-          <w:rFonts w:ascii="Consolas" w:hAnsi="Consolas"/>
-          <w:sz w:val="20"/>
-        </w:rPr>
-        <w:t>products/similar/{id}</w:t>
-      </w:r>
-      <w:r>
-        <w:t xml:space="preserve"> bị comment out.</w:t>
-      </w:r>
-    </w:p>
-    <w:p>
-      <w:pPr>
-        <w:pStyle w:val="ListBullet"/>
-      </w:pPr>
-      <w:r>
-        <w:rPr>
-          <w:rFonts w:ascii="Consolas" w:hAnsi="Consolas"/>
-          <w:sz w:val="20"/>
-        </w:rPr>
-        <w:t>server/.../config/SecurityConfiguration.java</w:t>
-      </w:r>
-      <w:r>
-        <w:t xml:space="preserve"> — đã có sẵn rule </w:t>
-      </w:r>
-      <w:r>
-        <w:rPr>
-          <w:rFonts w:ascii="Consolas" w:hAnsi="Consolas"/>
-          <w:sz w:val="20"/>
-        </w:rPr>
-        <w:t>/api/v2/similar/**</w:t>
-      </w:r>
-      <w:r>
-        <w:t xml:space="preserve"> (dòng 60), cần thêm rule cho </w:t>
-      </w:r>
-      <w:r>
-        <w:rPr>
-          <w:rFonts w:ascii="Consolas" w:hAnsi="Consolas"/>
-          <w:sz w:val="20"/>
-        </w:rPr>
-        <w:t>events/*</w:t>
-      </w:r>
-      <w:r>
-        <w:t xml:space="preserve"> mới, chú ý thứ tự khai báo (rule cụ thể phải đứng trước rule tổng quát).</w:t>
-      </w:r>
-    </w:p>
-    <w:p>
-      <w:pPr>
-        <w:pStyle w:val="ListBullet"/>
-      </w:pPr>
-      <w:r>
-        <w:rPr>
-          <w:rFonts w:ascii="Consolas" w:hAnsi="Consolas"/>
-          <w:sz w:val="20"/>
-        </w:rPr>
-        <w:t>client/src/apis/product.js</w:t>
-      </w:r>
-      <w:r>
-        <w:t xml:space="preserve"> — chứa </w:t>
-      </w:r>
-      <w:r>
-        <w:rPr>
-          <w:rFonts w:ascii="Consolas" w:hAnsi="Consolas"/>
-          <w:sz w:val="20"/>
-        </w:rPr>
-        <w:t>apiGetRecommendedProducts</w:t>
-      </w:r>
-      <w:r>
-        <w:t xml:space="preserve"> (dead) và </w:t>
-      </w:r>
-      <w:r>
-        <w:rPr>
-          <w:rFonts w:ascii="Consolas" w:hAnsi="Consolas"/>
-          <w:sz w:val="20"/>
-        </w:rPr>
-        <w:t>apiFetchRecommendProductById</w:t>
-      </w:r>
-      <w:r>
-        <w:t xml:space="preserve"> (đang dùng nhưng gọi endpoint chết).</w:t>
-      </w:r>
-    </w:p>
-    <w:p>
-      <w:pPr>
-        <w:pStyle w:val="ListBullet"/>
-      </w:pPr>
-      <w:r>
-        <w:rPr>
-          <w:rFonts w:ascii="Consolas" w:hAnsi="Consolas"/>
-          <w:sz w:val="20"/>
-        </w:rPr>
-        <w:t>client/src/pages/guest/ProductDetail.jsx</w:t>
-      </w:r>
-      <w:r>
-        <w:t xml:space="preserve"> (dòng ~64-69, ~326-337) — nơi render "Sản phẩm tương tự".</w:t>
-      </w:r>
-    </w:p>
-    <w:p>
-      <w:pPr>
-        <w:pStyle w:val="ListBullet"/>
-      </w:pPr>
-      <w:r>
-        <w:rPr>
-          <w:rFonts w:ascii="Consolas" w:hAnsi="Consolas"/>
-          <w:sz w:val="20"/>
-        </w:rPr>
-        <w:t>client/src/components/products/ProductCard.jsx</w:t>
-      </w:r>
-      <w:r>
-        <w:t xml:space="preserve"> — xác nhận field </w:t>
-      </w:r>
-      <w:r>
-        <w:rPr>
-          <w:rFonts w:ascii="Consolas" w:hAnsi="Consolas"/>
-          <w:sz w:val="20"/>
-        </w:rPr>
-        <w:t>product_name</w:t>
-      </w:r>
-      <w:r>
-        <w:t xml:space="preserve"> snake_case.</w:t>
-      </w:r>
-    </w:p>
-    <w:p>
-      <w:pPr>
-        <w:pStyle w:val="ListBullet"/>
-      </w:pPr>
-      <w:r>
-        <w:rPr>
-          <w:rFonts w:ascii="Consolas" w:hAnsi="Consolas"/>
-          <w:sz w:val="20"/>
-        </w:rPr>
-        <w:t>server/.../domain/response/product/SearchProductDTO.java</w:t>
-      </w:r>
-      <w:r>
-        <w:t xml:space="preserve"> — xác nhận field </w:t>
-      </w:r>
-      <w:r>
-        <w:rPr>
-          <w:rFonts w:ascii="Consolas" w:hAnsi="Consolas"/>
-          <w:sz w:val="20"/>
-        </w:rPr>
-        <w:t>product_name</w:t>
-      </w:r>
-      <w:r>
-        <w:t xml:space="preserve"> snake_case.</w:t>
-      </w:r>
-    </w:p>
-    <w:p>
-      <w:pPr>
-        <w:pStyle w:val="ListBullet"/>
-      </w:pPr>
-      <w:r>
-        <w:rPr>
-          <w:rFonts w:ascii="Consolas" w:hAnsi="Consolas"/>
-          <w:sz w:val="20"/>
-        </w:rPr>
-        <w:t>client/src/pages/guest/Home.jsx</w:t>
-      </w:r>
-      <w:r>
-        <w:t xml:space="preserve"> — nơi thêm section cá nhân hoá mới.</w:t>
-      </w:r>
-    </w:p>
-    <w:p>
-      <w:pPr>
-        <w:pStyle w:val="ListBullet"/>
-      </w:pPr>
-      <w:r>
-        <w:rPr>
-          <w:rFonts w:ascii="Consolas" w:hAnsi="Consolas"/>
-          <w:sz w:val="20"/>
-        </w:rPr>
-        <w:t>server/.../scheduler/PromotionExpiryScheduler.java</w:t>
-      </w:r>
-      <w:r>
-        <w:t xml:space="preserve"> — convention scheduler duy nhất hiện có (</w:t>
-      </w:r>
-      <w:r>
-        <w:rPr>
-          <w:rFonts w:ascii="Consolas" w:hAnsi="Consolas"/>
-          <w:sz w:val="20"/>
-        </w:rPr>
-        <w:t>@Scheduled(cron=...)</w:t>
-      </w:r>
-      <w:r>
-        <w:t>), dùng làm mẫu nếu cần scheduler Java (vd cron gọi retrain Python qua HTTP).</w:t>
-      </w:r>
-    </w:p>
-    <w:p>
-      <w:pPr>
-        <w:pStyle w:val="Heading2"/>
-      </w:pPr>
-      <w:r>
-        <w:t>Verification (khi bắt đầu implement Phase 0)</w:t>
-      </w:r>
-    </w:p>
-    <w:p>
-      <w:pPr>
-        <w:pStyle w:val="ListBullet"/>
-      </w:pPr>
-      <w:r>
-        <w:t xml:space="preserve">Sau khi thêm entity/endpoint tracking mới: chạy </w:t>
-      </w:r>
-      <w:r>
-        <w:rPr>
-          <w:rFonts w:ascii="Consolas" w:hAnsi="Consolas"/>
-          <w:sz w:val="20"/>
-        </w:rPr>
-        <w:t>npm run dev</w:t>
-      </w:r>
-      <w:r>
-        <w:t xml:space="preserve"> (frontend) + backend Spring Boot, thao tác thật trên trình duyệt (xem sản phẩm, tìm kiếm, thêm giỏ hàng) rồi kiểm tra trực tiếp trong DB (</w:t>
-      </w:r>
-      <w:r>
-        <w:rPr>
-          <w:rFonts w:ascii="Consolas" w:hAnsi="Consolas"/>
-          <w:sz w:val="20"/>
-        </w:rPr>
-        <w:t>product_views</w:t>
-      </w:r>
-      <w:r>
-        <w:t xml:space="preserve">, </w:t>
-      </w:r>
-      <w:r>
-        <w:rPr>
-          <w:rFonts w:ascii="Consolas" w:hAnsi="Consolas"/>
-          <w:sz w:val="20"/>
-        </w:rPr>
-        <w:t>search_logs</w:t>
-      </w:r>
-      <w:r>
-        <w:t xml:space="preserve">, </w:t>
-      </w:r>
-      <w:r>
-        <w:rPr>
-          <w:rFonts w:ascii="Consolas" w:hAnsi="Consolas"/>
-          <w:sz w:val="20"/>
-        </w:rPr>
-        <w:t>cart_events</w:t>
-      </w:r>
-      <w:r>
-        <w:t xml:space="preserve">) xem dữ liệu có ghi đúng không, kể cả khi chưa đăng nhập (kiểm tra </w:t>
-      </w:r>
-      <w:r>
-        <w:rPr>
-          <w:rFonts w:ascii="Consolas" w:hAnsi="Consolas"/>
-          <w:sz w:val="20"/>
-        </w:rPr>
-        <w:t>sessionId</w:t>
-      </w:r>
-      <w:r>
-        <w:t>).</w:t>
-      </w:r>
-    </w:p>
-    <w:p>
-      <w:pPr>
-        <w:pStyle w:val="ListBullet"/>
-      </w:pPr>
-      <w:r>
-        <w:t xml:space="preserve">Test luồng merge-session-vào-user: tạo hành vi ẩn danh → đăng nhập → xác nhận các dòng event cũ được gán đúng </w:t>
-      </w:r>
-      <w:r>
-        <w:rPr>
-          <w:rFonts w:ascii="Consolas" w:hAnsi="Consolas"/>
-          <w:sz w:val="20"/>
-        </w:rPr>
-        <w:t>user_id</w:t>
-      </w:r>
-      <w:r>
-        <w:t>.</w:t>
-      </w:r>
-    </w:p>
-    <w:p>
-      <w:pPr>
-        <w:pStyle w:val="ListBullet"/>
-      </w:pPr>
-      <w:r>
-        <w:t xml:space="preserve">Sau khi sửa "Sản phẩm tương tự" bằng rule-based: mở </w:t>
-      </w:r>
-      <w:r>
-        <w:rPr>
-          <w:rFonts w:ascii="Consolas" w:hAnsi="Consolas"/>
-          <w:sz w:val="20"/>
-        </w:rPr>
-        <w:t>ProductDetail.jsx</w:t>
-      </w:r>
-      <w:r>
-        <w:t xml:space="preserve"> thật, xác nhận section không còn rỗng, sản phẩm gợi ý hợp lý (cùng category, không phải chính nó).</w:t>
-      </w:r>
-    </w:p>
-    <w:p>
-      <w:pPr>
-        <w:pStyle w:val="ListBullet"/>
-      </w:pPr>
-      <w:r>
-        <w:t>Chưa cần verify Python service/ML ở giai đoạn này — đó là Phase 1 trở đi.</w:t>
+        <w:t>Dựng Python service, bật content-based + popularity ngay (không phụ thuộc hành vi cá nhân), co-purchase chạy song song im lặng tới khi đủ dữ liệu. Bật MMR ngay từ đầu — không đợi có CF — để tránh mô hình "tập thói quen xấu" sớm. Thêm 3 vị trí hiển thị (Home/PDP/Cart) dùng chung 1 component `RecommendationRail` tự ghi impression (IntersectionObserver) và click-through.</w:t>
       </w:r>
     </w:p>
     <w:p>
       <w:r>
-        <w:br w:type="page"/>
-      </w:r>
-    </w:p>
-    <w:p>
-      <w:pPr>
-        <w:pStyle w:val="Heading1"/>
-      </w:pPr>
-      <w:r>
-        <w:t>PHẦN II — QUY TRÌNH XÂY DỰNG MÔ HÌNH (PHASE 1)</w:t>
-      </w:r>
-    </w:p>
-    <w:p>
-      <w:r>
-        <w:t>Phần này giải thích Phase 1 đã xây dựng những gì: mô hình gợi ý hoạt động dựa trên cơ chế nào, cần những dữ liệu gì, và các bước triển khai thực tế đã thực hiện trong hệ thống.</w:t>
-      </w:r>
-    </w:p>
-    <w:p>
-      <w:pPr>
-        <w:pStyle w:val="Heading2"/>
-      </w:pPr>
-      <w:r>
-        <w:t>1. Cơ chế hoạt động của mô hình</w:t>
-      </w:r>
-    </w:p>
-    <w:p>
-      <w:pPr>
-        <w:pStyle w:val="Heading3"/>
-      </w:pPr>
-      <w:r>
-        <w:t>1.1 Mô hình AI đang sử dụng là gì?</w:t>
-      </w:r>
-    </w:p>
-    <w:p>
-      <w:r>
-        <w:t>Đây không phải một mô hình học sâu (deep learning) hay “mạng nơ-ron” đơn nhất, mà là một hệ thống gợi ý lai (hybrid recommender) — kết hợp nhiều kỹ thuật học máy cổ điển, mỗi kỹ thuật phụ trách một góc nhìn khác nhau về “sản phẩm nào nên gợi ý cho ai”.</w:t>
-      </w:r>
-    </w:p>
-    <w:p>
-      <w:r>
-        <w:t>Lý do chọn hướng đi này thay vì deep learning ngay từ đầu: mô hình học sâu cần rất nhiều dữ liệu hành vi thật mới học tốt (hàng chục nghìn tương tác trở lên), trong khi dữ liệu hệ thống hiện tại mới bắt đầu được thu thập (từ Phase 0), số lượng đơn hàng và lượt xem còn ít. Dùng mô hình phức tạp ngay lúc này dễ cho ra kết quả vô nghĩa. Vì vậy Phase 1 chọn các thuật toán thống kê/học máy cổ điển — minh bạch, dễ kiểm chứng đúng sai, hoạt động ổn định ngay cả khi ít dữ liệu — rồi sẽ nâng cấp dần lên mô hình phức tạp hơn (lọc cộng tác ở Phase 2, học tăng cường ở Phase 3) khi dữ liệu đã đủ lớn.</w:t>
-      </w:r>
-    </w:p>
-    <w:p>
-      <w:pPr>
-        <w:pStyle w:val="Heading3"/>
-      </w:pPr>
-      <w:r>
-        <w:t>1.2 Các thuật toán cụ thể được áp dụng</w:t>
-      </w:r>
-    </w:p>
-    <w:p>
-      <w:pPr>
-        <w:pStyle w:val="ListBullet"/>
-      </w:pPr>
-      <w:r>
-        <w:rPr>
-          <w:b/>
-        </w:rPr>
-        <w:t xml:space="preserve">Gợi ý theo nội dung (Content-based) — thuật toán TF-IDF + Cosine Similarity: </w:t>
-      </w:r>
-      <w:r>
-        <w:t>biến tên, mô tả, danh mục, phân khúc giá của mỗi sản phẩm thành một “dấu vân tay” số học thể hiện sản phẩm đó “nói về điều gì”. Cosine Similarity đo độ giống nhau giữa 2 dấu vân tay — sản phẩm càng giống nhau về nội dung thì điểm càng cao. Dùng cho mục “Sản phẩm tương tự” và tìm sản phẩm giống các sản phẩm khách vừa xem.</w:t>
-      </w:r>
-    </w:p>
-    <w:p>
-      <w:pPr>
-        <w:pStyle w:val="ListBullet"/>
-      </w:pPr>
-      <w:r>
-        <w:rPr>
-          <w:b/>
-        </w:rPr>
-        <w:t xml:space="preserve">Gợi ý mua kèm (Co-purchase) — thuật toán FP-Growth sinh luật kết hợp: </w:t>
-      </w:r>
-      <w:r>
-        <w:t>quét lịch sử đơn hàng để tìm sản phẩm nào thường được mua chung (ví dụ mua thịt bò thường kèm hành, tỏi), từ đó suy ra luật “khách mua A → gợi ý B”. Dùng cho mục “Có thể bạn cũng thích” ở giỏ hàng. Thuật toán cần đủ số lượng đơn hàng mới cho kết quả có ý nghĩa (tối thiểu 30 đơn); nếu chưa đủ, hệ thống tự “im lặng” — không đưa ra luật sai, không báo lỗi.</w:t>
-      </w:r>
-    </w:p>
-    <w:p>
-      <w:pPr>
-        <w:pStyle w:val="ListBullet"/>
-      </w:pPr>
-      <w:r>
-        <w:rPr>
-          <w:b/>
-        </w:rPr>
-        <w:t xml:space="preserve">Gợi ý theo mức độ phổ biến (Popularity): </w:t>
-      </w:r>
-      <w:r>
-        <w:t>thống kê có trọng số giữa số lượng đã bán và xu hướng mua trong 7 ngày / 30 ngày gần nhất. Đây là nguồn “an toàn”, luôn có kết quả kể cả với khách vãng lai hoặc sản phẩm hoàn toàn mới.</w:t>
-      </w:r>
-    </w:p>
-    <w:p>
-      <w:pPr>
-        <w:pStyle w:val="ListBullet"/>
-      </w:pPr>
-      <w:r>
-        <w:rPr>
-          <w:b/>
-        </w:rPr>
-        <w:t xml:space="preserve">Trộn nguồn (Blend): </w:t>
-      </w:r>
-      <w:r>
-        <w:t>tính trung bình có trọng số sau khi chuẩn hoá điểm số của 3 nguồn trên — mỗi vị trí hiển thị (trang chủ, trang sản phẩm, giỏ hàng) tin tưởng từng nguồn theo tỉ trọng khác nhau, gộp lại thành một danh sách điểm số duy nhất.</w:t>
-      </w:r>
-    </w:p>
-    <w:p>
-      <w:pPr>
-        <w:pStyle w:val="ListBullet"/>
-      </w:pPr>
-      <w:r>
-        <w:rPr>
-          <w:b/>
-        </w:rPr>
-        <w:t xml:space="preserve">Chống nhàm chán (MMR — Maximal Marginal Relevance): </w:t>
-      </w:r>
-      <w:r>
-        <w:t>thuật toán tái xếp hạng — chọn lại sản phẩm sao cho vừa có điểm cao vừa không quá giống các sản phẩm đã chọn trước đó trong cùng danh sách, tránh tình trạng 12 sản phẩm gợi ý đều là 12 loại gạo giống nhau. Mức độ “ép đa dạng” tự tăng với khách có lịch sử xem hẹp (chỉ xem 1-2 loại sản phẩm) và giảm với khách xem đa dạng — dựa trên entropy, một đại lượng đo “độ đa dạng” quen thuộc trong lý thuyết thông tin.</w:t>
-      </w:r>
-    </w:p>
-    <w:p>
-      <w:pPr>
-        <w:pStyle w:val="Heading3"/>
-      </w:pPr>
-      <w:r>
-        <w:t>1.3 Quy trình mô hình tạo ra một danh sách gợi ý</w:t>
-      </w:r>
-    </w:p>
-    <w:p>
-      <w:r>
-        <w:t>Mỗi khi có yêu cầu gợi ý, hệ thống thực hiện tuần tự 4 bước:</w:t>
-      </w:r>
-    </w:p>
-    <w:p>
-      <w:pPr>
-        <w:pStyle w:val="ListNumber"/>
-      </w:pPr>
-      <w:r>
-        <w:t>Lấy song song 3 danh sách ứng viên từ 3 nguồn (nội dung, mua kèm, phổ biến) — mỗi nguồn đề xuất vài chục sản phẩm kèm điểm số riêng.</w:t>
-      </w:r>
-    </w:p>
-    <w:p>
-      <w:pPr>
-        <w:pStyle w:val="ListNumber"/>
-      </w:pPr>
-      <w:r>
-        <w:t>Trộn 3 danh sách theo tỉ trọng phù hợp với vị trí hiển thị, ra một danh sách chung khoảng 80 sản phẩm, sắp xếp theo điểm giảm dần.</w:t>
-      </w:r>
-    </w:p>
-    <w:p>
-      <w:pPr>
-        <w:pStyle w:val="ListNumber"/>
-      </w:pPr>
-      <w:r>
-        <w:t>Đưa danh sách qua bước chống nhàm chán (MMR) để chọn ra 6-12 sản phẩm cuối cùng, vừa đảm bảo điểm cao vừa đa dạng.</w:t>
-      </w:r>
-    </w:p>
-    <w:p>
-      <w:pPr>
-        <w:pStyle w:val="ListNumber"/>
-      </w:pPr>
-      <w:r>
-        <w:t>Trả về danh sách cuối cùng (chỉ gồm mã sản phẩm + điểm số) cho hệ thống chính.</w:t>
-      </w:r>
-    </w:p>
-    <w:p>
-      <w:pPr>
-        <w:jc w:val="center"/>
-      </w:pPr>
-      <w:r>
         <w:drawing>
           <wp:inline xmlns:a="http://schemas.openxmlformats.org/drawingml/2006/main" xmlns:pic="http://schemas.openxmlformats.org/drawingml/2006/picture">
             <wp:extent cx="5760720" cy="2635086"/>
-            <wp:docPr id="1" name="Picture 1"/>
+            <wp:docPr id="5" name="Picture 5"/>
             <wp:cNvGraphicFramePr>
               <a:graphicFrameLocks noChangeAspect="1"/>
             </wp:cNvGraphicFramePr>
@@ -3554,7 +1829,7 @@
               <a:graphicData uri="http://schemas.openxmlformats.org/drawingml/2006/picture">
                 <pic:pic>
                   <pic:nvPicPr>
-                    <pic:cNvPr id="0" name="diagram_pipeline.png"/>
+                    <pic:cNvPr id="0" name="image.png"/>
                     <pic:cNvPicPr/>
                   </pic:nvPicPr>
                   <pic:blipFill>
@@ -3580,105 +1855,37 @@
     <w:p>
       <w:pPr>
         <w:pStyle w:val="Caption"/>
-        <w:jc w:val="center"/>
       </w:pPr>
       <w:r>
-        <w:t>Sơ đồ 2 — Quy trình mô hình tạo ra một danh sách gợi ý</w:t>
+        <w:t>Sơ đồ 5 — Quy trình gợi ý 4 bước của Phase 1</w:t>
+      </w:r>
+    </w:p>
+    <w:p>
+      <w:pPr/>
+      <w:r>
+        <w:t>Lỗi phát hiện sau triển khai: DTO trả về gợi ý thiếu field tồn kho, khiến nút "thêm nhanh vào giỏ" luôn báo sai hết hàng VÀ sản phẩm hết hàng vẫn lọt vào danh sách gợi ý — đây là lần đầu tiên của một lớp bug lặp lại nhiều lần, xem Phần V mục 1 để biết đầy đủ 3 lần xảy ra và bài học chung.</w:t>
       </w:r>
     </w:p>
     <w:p>
       <w:pPr>
-        <w:pStyle w:val="Heading3"/>
+        <w:pStyle w:val="Heading2"/>
       </w:pPr>
       <w:r>
-        <w:t>1.4 Bộ dữ liệu cần thiết cho mô hình</w:t>
+        <w:t>Phase 2 — Collaborative Filtering + fatigue decay</w:t>
+      </w:r>
+    </w:p>
+    <w:p>
+      <w:pPr/>
+      <w:r>
+        <w:t>Bật ALS thật (ngưỡng đạt: 58 khách hàng, 228 sản phẩm — học xong trong 0,28 giây), category-fatigue decay, và mở rộng hồ sơ sở thích trang chủ sang cả bỏ giỏ/mua thật (trước đó Phase 1 chỉ tính từ lịch sử xem). Java/frontend cập nhật gửi kèm `user_id`/`session_id` ở cả 3 vị trí hiển thị (trước đó chỉ trang chủ gửi).</w:t>
       </w:r>
     </w:p>
     <w:p>
       <w:r>
-        <w:t>Toàn bộ dữ liệu dưới đây đọc trực tiếp từ cơ sở dữ liệu sẵn có của hệ thống, không cần thu thập gì thêm từ bên ngoài:</w:t>
-      </w:r>
-    </w:p>
-    <w:p>
-      <w:pPr>
-        <w:pStyle w:val="ListBullet"/>
-      </w:pPr>
-      <w:r>
-        <w:t>Dữ liệu sản phẩm: tên, mô tả, danh mục, giá — dùng để tính gợi ý theo nội dung.</w:t>
-      </w:r>
-    </w:p>
-    <w:p>
-      <w:pPr>
-        <w:pStyle w:val="ListBullet"/>
-      </w:pPr>
-      <w:r>
-        <w:t>Dữ liệu đơn hàng: sản phẩm nào được mua cùng đơn hàng nào — dùng để tính gợi ý mua kèm.</w:t>
-      </w:r>
-    </w:p>
-    <w:p>
-      <w:pPr>
-        <w:pStyle w:val="ListBullet"/>
-      </w:pPr>
-      <w:r>
-        <w:t>Dữ liệu bán hàng: số lượng bán, thời điểm bán — dùng để tính mức độ phổ biến/xu hướng.</w:t>
-      </w:r>
-    </w:p>
-    <w:p>
-      <w:pPr>
-        <w:pStyle w:val="ListBullet"/>
-      </w:pPr>
-      <w:r>
-        <w:t>Dữ liệu hành vi xem (xây dựng ở Phase 0): khách đã xem sản phẩm nào, khi nào — dùng để cá nhân hoá trang chủ và đo “độ đa dạng” sở thích của từng khách.</w:t>
-      </w:r>
-    </w:p>
-    <w:p>
-      <w:pPr>
-        <w:pStyle w:val="ListBullet"/>
-      </w:pPr>
-      <w:r>
-        <w:t>Dữ liệu tồn kho (quantity): số lượng còn trong kho của từng sản phẩm — dùng để loại sản phẩm đang hết hàng khỏi mọi danh sách gợi ý (bổ sung sau khi phát hiện lỗi thực tế, xem mục 3).</w:t>
-      </w:r>
-    </w:p>
-    <w:p>
-      <w:pPr>
-        <w:pStyle w:val="Heading3"/>
-      </w:pPr>
-      <w:r>
-        <w:t>1.5 Mô hình “học lại” theo chu kỳ nào?</w:t>
-      </w:r>
-    </w:p>
-    <w:p>
-      <w:r>
-        <w:t>Mỗi đêm lúc 2 giờ sáng, hệ thống tự động tính toán lại toàn bộ mô hình từ dữ liệu mới nhất (sản phẩm/đơn hàng phát sinh trong ngày sẽ được đưa vào). Việc tính toán lại diễn ra hoàn toàn ở phía sau — mô hình cũ vẫn phục vụ khách bình thường cho tới khi mô hình mới tính xong mới được thay thế, không có khoảng thời gian nào bị gián đoạn hay lỗi.</w:t>
-      </w:r>
-    </w:p>
-    <w:p>
-      <w:pPr>
-        <w:pStyle w:val="Heading3"/>
-      </w:pPr>
-      <w:r>
-        <w:t>1.6 Mô hình tương tác với hệ thống như thế nào?</w:t>
-      </w:r>
-    </w:p>
-    <w:p>
-      <w:r>
-        <w:t>Mô hình gợi ý được tách thành một dịch vụ hoàn toàn độc lập, không lộ trực tiếp ra Internet — mọi yêu cầu từ trình duyệt khách hàng đều phải đi qua hệ thống backend chính trước.</w:t>
-      </w:r>
-    </w:p>
-    <w:p>
-      <w:r>
-        <w:t>Vai trò trung gian của backend chính: xác thực khách hàng (biết khách là ai qua tài khoản đăng nhập, không bao giờ tin thông tin định danh do trình duyệt tự gửi lên), giới hạn thời gian chờ phản hồi (tối đa 2-2,5 giây), và quan trọng nhất — nếu dịch vụ gợi ý bị lỗi, quá tải hoặc không phản hồi kịp, hệ thống tự động chuyển sang phương án dự phòng (gợi ý theo cùng danh mục hoặc sản phẩm bán chạy) để trang web không bao giờ bị vỡ hay hiển thị trống.</w:t>
-      </w:r>
-    </w:p>
-    <w:p>
-      <w:pPr>
-        <w:jc w:val="center"/>
-      </w:pPr>
-      <w:r>
         <w:drawing>
           <wp:inline xmlns:a="http://schemas.openxmlformats.org/drawingml/2006/main" xmlns:pic="http://schemas.openxmlformats.org/drawingml/2006/picture">
-            <wp:extent cx="5760720" cy="3299955"/>
-            <wp:docPr id="2" name="Picture 2"/>
+            <wp:extent cx="5760720" cy="3121757"/>
+            <wp:docPr id="6" name="Picture 6"/>
             <wp:cNvGraphicFramePr>
               <a:graphicFrameLocks noChangeAspect="1"/>
             </wp:cNvGraphicFramePr>
@@ -3686,1127 +1893,7 @@
               <a:graphicData uri="http://schemas.openxmlformats.org/drawingml/2006/picture">
                 <pic:pic>
                   <pic:nvPicPr>
-                    <pic:cNvPr id="0" name="diagram_architecture.png"/>
-                    <pic:cNvPicPr/>
-                  </pic:nvPicPr>
-                  <pic:blipFill>
-                    <a:blip r:embed="rId10"/>
-                    <a:stretch>
-                      <a:fillRect/>
-                    </a:stretch>
-                  </pic:blipFill>
-                  <pic:spPr>
-                    <a:xfrm>
-                      <a:off x="0" y="0"/>
-                      <a:ext cx="5760720" cy="3299955"/>
-                    </a:xfrm>
-                    <a:prstGeom prst="rect"/>
-                  </pic:spPr>
-                </pic:pic>
-              </a:graphicData>
-            </a:graphic>
-          </wp:inline>
-        </w:drawing>
-      </w:r>
-    </w:p>
-    <w:p>
-      <w:pPr>
-        <w:pStyle w:val="Caption"/>
-        <w:jc w:val="center"/>
-      </w:pPr>
-      <w:r>
-        <w:t>Sơ đồ 1 — Luồng tương tác giữa các thành phần hệ thống</w:t>
-      </w:r>
-    </w:p>
-    <w:p>
-      <w:pPr>
-        <w:pStyle w:val="Heading2"/>
-      </w:pPr>
-      <w:r>
-        <w:t>2. Các bước đã thực hiện trong Phase 1</w:t>
-      </w:r>
-    </w:p>
-    <w:p>
-      <w:r>
-        <w:t>Dưới đây là các bước triển khai thực tế, theo đúng thứ tự đã thực hiện, kèm đoạn mã quan trọng nhất của mỗi bước và mục đích của nó.</w:t>
-      </w:r>
-    </w:p>
-    <w:p>
-      <w:pPr>
-        <w:pStyle w:val="Heading3"/>
-      </w:pPr>
-      <w:r>
-        <w:t>Bước 1 — Dựng khung dịch vụ gợi ý và nguồn “phổ biến”</w:t>
-      </w:r>
-    </w:p>
-    <w:p>
-      <w:r>
-        <w:t>Tạo một dịch vụ hoàn toàn mới, độc lập với hệ thống chính, kết nối trực tiếp (chỉ đọc, không ghi) vào cơ sở dữ liệu sẵn có. Xây nguồn “phổ biến” trước tiên vì đây là nguồn duy nhất luôn có dữ liệu ngay cả khi chưa có hành vi cá nhân của khách — làm lưới an toàn cho mọi bước sau.</w:t>
-      </w:r>
-    </w:p>
-    <w:tbl>
-      <w:tblPr>
-        <w:tblW w:type="auto" w:w="0"/>
-        <w:tblLayout w:type="autofit"/>
-        <w:tblLook w:firstColumn="1" w:firstRow="1" w:lastColumn="0" w:lastRow="0" w:noHBand="0" w:noVBand="1" w:val="04A0"/>
-      </w:tblPr>
-      <w:tblGrid>
-        <w:gridCol w:w="8640"/>
-      </w:tblGrid>
-      <w:tr>
-        <w:tc>
-          <w:tcPr>
-            <w:tcW w:type="dxa" w:w="8640"/>
-            <w:shd w:val="clear" w:color="auto" w:fill="F3F6F4"/>
-            <w:tcBorders>
-              <w:top w:val="single" w:sz="4" w:space="0" w:color="C7D3CB"/>
-              <w:left w:val="single" w:sz="4" w:space="0" w:color="C7D3CB"/>
-              <w:bottom w:val="single" w:sz="4" w:space="0" w:color="C7D3CB"/>
-              <w:right w:val="single" w:sz="4" w:space="0" w:color="C7D3CB"/>
-            </w:tcBorders>
-          </w:tcPr>
-          <w:p>
-            <w:pPr>
-              <w:spacing w:before="40" w:after="40"/>
-            </w:pPr>
-            <w:r/>
-            <w:r>
-              <w:rPr>
-                <w:rFonts w:ascii="Consolas" w:hAnsi="Consolas"/>
-                <w:color w:val="2A3831"/>
-                <w:sz w:val="18"/>
-              </w:rPr>
-              <w:t># Điểm phổ biến = 50% mức đã bán + 35% xu hướng 7 ngày + 15% xu hướng 30 ngày</w:t>
-            </w:r>
-            <w:r>
-              <w:rPr>
-                <w:rFonts w:ascii="Consolas" w:hAnsi="Consolas"/>
-                <w:color w:val="2A3831"/>
-                <w:sz w:val="18"/>
-              </w:rPr>
-              <w:br/>
-              <w:t>score = (</w:t>
-            </w:r>
-            <w:r>
-              <w:rPr>
-                <w:rFonts w:ascii="Consolas" w:hAnsi="Consolas"/>
-                <w:color w:val="2A3831"/>
-                <w:sz w:val="18"/>
-              </w:rPr>
-              <w:br/>
-              <w:t xml:space="preserve">    0.5 * chuan_hoa(da_ban)</w:t>
-            </w:r>
-            <w:r>
-              <w:rPr>
-                <w:rFonts w:ascii="Consolas" w:hAnsi="Consolas"/>
-                <w:color w:val="2A3831"/>
-                <w:sz w:val="18"/>
-              </w:rPr>
-              <w:br/>
-              <w:t xml:space="preserve">    + 0.35 * chuan_hoa(xu_huong_7_ngay)</w:t>
-            </w:r>
-            <w:r>
-              <w:rPr>
-                <w:rFonts w:ascii="Consolas" w:hAnsi="Consolas"/>
-                <w:color w:val="2A3831"/>
-                <w:sz w:val="18"/>
-              </w:rPr>
-              <w:br/>
-              <w:t xml:space="preserve">    + 0.15 * chuan_hoa(xu_huong_30_ngay)</w:t>
-            </w:r>
-            <w:r>
-              <w:rPr>
-                <w:rFonts w:ascii="Consolas" w:hAnsi="Consolas"/>
-                <w:color w:val="2A3831"/>
-                <w:sz w:val="18"/>
-              </w:rPr>
-              <w:br/>
-              <w:t>)</w:t>
-            </w:r>
-          </w:p>
-        </w:tc>
-      </w:tr>
-    </w:tbl>
-    <w:p>
-      <w:pPr>
-        <w:spacing w:after="40"/>
-      </w:pPr>
-    </w:p>
-    <w:p>
-      <w:pPr>
-        <w:pStyle w:val="Heading3"/>
-      </w:pPr>
-      <w:r>
-        <w:t>Bước 2 — Xây nguồn “gợi ý theo nội dung”</w:t>
-      </w:r>
-    </w:p>
-    <w:p>
-      <w:r>
-        <w:t>Dùng TF-IDF để biến tên, danh mục, mô tả và phân khúc giá của mỗi sản phẩm thành một vector số học, sau đó tính độ giống nhau giữa mọi cặp sản phẩm để tìm ra “láng giềng gần nhất” cho từng sản phẩm.</w:t>
-      </w:r>
-    </w:p>
-    <w:tbl>
-      <w:tblPr>
-        <w:tblW w:type="auto" w:w="0"/>
-        <w:tblLayout w:type="autofit"/>
-        <w:tblLook w:firstColumn="1" w:firstRow="1" w:lastColumn="0" w:lastRow="0" w:noHBand="0" w:noVBand="1" w:val="04A0"/>
-      </w:tblPr>
-      <w:tblGrid>
-        <w:gridCol w:w="8640"/>
-      </w:tblGrid>
-      <w:tr>
-        <w:tc>
-          <w:tcPr>
-            <w:tcW w:type="dxa" w:w="8640"/>
-            <w:shd w:val="clear" w:color="auto" w:fill="F3F6F4"/>
-            <w:tcBorders>
-              <w:top w:val="single" w:sz="4" w:space="0" w:color="C7D3CB"/>
-              <w:left w:val="single" w:sz="4" w:space="0" w:color="C7D3CB"/>
-              <w:bottom w:val="single" w:sz="4" w:space="0" w:color="C7D3CB"/>
-              <w:right w:val="single" w:sz="4" w:space="0" w:color="C7D3CB"/>
-            </w:tcBorders>
-          </w:tcPr>
-          <w:p>
-            <w:pPr>
-              <w:spacing w:before="40" w:after="40"/>
-            </w:pPr>
-            <w:r/>
-            <w:r>
-              <w:rPr>
-                <w:rFonts w:ascii="Consolas" w:hAnsi="Consolas"/>
-                <w:color w:val="2A3831"/>
-                <w:sz w:val="18"/>
-              </w:rPr>
-              <w:t>vectorizer = TfidfVectorizer(</w:t>
-            </w:r>
-            <w:r>
-              <w:rPr>
-                <w:rFonts w:ascii="Consolas" w:hAnsi="Consolas"/>
-                <w:color w:val="2A3831"/>
-                <w:sz w:val="18"/>
-              </w:rPr>
-              <w:br/>
-              <w:t xml:space="preserve">    lowercase=True, ngram_range=(1, 2), max_features=20000, sublinear_tf=True</w:t>
-            </w:r>
-            <w:r>
-              <w:rPr>
-                <w:rFonts w:ascii="Consolas" w:hAnsi="Consolas"/>
-                <w:color w:val="2A3831"/>
-                <w:sz w:val="18"/>
-              </w:rPr>
-              <w:br/>
-              <w:t>)</w:t>
-            </w:r>
-            <w:r>
-              <w:rPr>
-                <w:rFonts w:ascii="Consolas" w:hAnsi="Consolas"/>
-                <w:color w:val="2A3831"/>
-                <w:sz w:val="18"/>
-              </w:rPr>
-              <w:br/>
-              <w:t>matrix = vectorizer.fit_transform(mo_ta_san_pham)  # mỗi hàng = 1 sản phẩm</w:t>
-            </w:r>
-          </w:p>
-        </w:tc>
-      </w:tr>
-    </w:tbl>
-    <w:p>
-      <w:pPr>
-        <w:spacing w:after="40"/>
-      </w:pPr>
-    </w:p>
-    <w:p>
-      <w:pPr>
-        <w:pStyle w:val="Heading3"/>
-      </w:pPr>
-      <w:r>
-        <w:t>Bước 3 — Xây nguồn “mua kèm”, trộn nguồn và chống nhàm chán</w:t>
-      </w:r>
-    </w:p>
-    <w:p>
-      <w:r>
-        <w:t>Quét lịch sử đơn hàng để tìm luật “mua A thường kèm B” bằng thuật toán FP-Growth. Nếu chưa đủ 30 đơn hàng, nguồn này tự trả về rỗng thay vì suy diễn sai.</w:t>
-      </w:r>
-    </w:p>
-    <w:tbl>
-      <w:tblPr>
-        <w:tblW w:type="auto" w:w="0"/>
-        <w:tblLayout w:type="autofit"/>
-        <w:tblLook w:firstColumn="1" w:firstRow="1" w:lastColumn="0" w:lastRow="0" w:noHBand="0" w:noVBand="1" w:val="04A0"/>
-      </w:tblPr>
-      <w:tblGrid>
-        <w:gridCol w:w="8640"/>
-      </w:tblGrid>
-      <w:tr>
-        <w:tc>
-          <w:tcPr>
-            <w:tcW w:type="dxa" w:w="8640"/>
-            <w:shd w:val="clear" w:color="auto" w:fill="F3F6F4"/>
-            <w:tcBorders>
-              <w:top w:val="single" w:sz="4" w:space="0" w:color="C7D3CB"/>
-              <w:left w:val="single" w:sz="4" w:space="0" w:color="C7D3CB"/>
-              <w:bottom w:val="single" w:sz="4" w:space="0" w:color="C7D3CB"/>
-              <w:right w:val="single" w:sz="4" w:space="0" w:color="C7D3CB"/>
-            </w:tcBorders>
-          </w:tcPr>
-          <w:p>
-            <w:pPr>
-              <w:spacing w:before="40" w:after="40"/>
-            </w:pPr>
-            <w:r/>
-            <w:r>
-              <w:rPr>
-                <w:rFonts w:ascii="Consolas" w:hAnsi="Consolas"/>
-                <w:color w:val="2A3831"/>
-                <w:sz w:val="18"/>
-              </w:rPr>
-              <w:t>if so_luong_don_hang &lt; 30:</w:t>
-            </w:r>
-            <w:r>
-              <w:rPr>
-                <w:rFonts w:ascii="Consolas" w:hAnsi="Consolas"/>
-                <w:color w:val="2A3831"/>
-                <w:sz w:val="18"/>
-              </w:rPr>
-              <w:br/>
-              <w:t xml:space="preserve">    return {}   # "im lặng" — chưa đủ dữ liệu, không suy diễn sai</w:t>
-            </w:r>
-            <w:r>
-              <w:rPr>
-                <w:rFonts w:ascii="Consolas" w:hAnsi="Consolas"/>
-                <w:color w:val="2A3831"/>
-                <w:sz w:val="18"/>
-              </w:rPr>
-              <w:br/>
-            </w:r>
-            <w:r>
-              <w:rPr>
-                <w:rFonts w:ascii="Consolas" w:hAnsi="Consolas"/>
-                <w:color w:val="2A3831"/>
-                <w:sz w:val="18"/>
-              </w:rPr>
-              <w:br/>
-              <w:t>tap_pho_bien = fpgrowth(du_lieu_don_hang, min_support=nguong_toi_thieu, max_len=2)</w:t>
-            </w:r>
-            <w:r>
-              <w:rPr>
-                <w:rFonts w:ascii="Consolas" w:hAnsi="Consolas"/>
-                <w:color w:val="2A3831"/>
-                <w:sz w:val="18"/>
-              </w:rPr>
-              <w:br/>
-              <w:t>luat = association_rules(tap_pho_bien, metric="confidence", min_threshold=0.1)</w:t>
-            </w:r>
-          </w:p>
-        </w:tc>
-      </w:tr>
-    </w:tbl>
-    <w:p>
-      <w:pPr>
-        <w:spacing w:after="40"/>
-      </w:pPr>
-    </w:p>
-    <w:p>
-      <w:r>
-        <w:t>Sau đó, bước “chống nhàm chán” (MMR) chọn lần lượt từng sản phẩm sao cho vừa có điểm cao vừa không lặp lại các sản phẩm đã chọn:</w:t>
-      </w:r>
-    </w:p>
-    <w:tbl>
-      <w:tblPr>
-        <w:tblW w:type="auto" w:w="0"/>
-        <w:tblLayout w:type="autofit"/>
-        <w:tblLook w:firstColumn="1" w:firstRow="1" w:lastColumn="0" w:lastRow="0" w:noHBand="0" w:noVBand="1" w:val="04A0"/>
-      </w:tblPr>
-      <w:tblGrid>
-        <w:gridCol w:w="8640"/>
-      </w:tblGrid>
-      <w:tr>
-        <w:tc>
-          <w:tcPr>
-            <w:tcW w:type="dxa" w:w="8640"/>
-            <w:shd w:val="clear" w:color="auto" w:fill="F3F6F4"/>
-            <w:tcBorders>
-              <w:top w:val="single" w:sz="4" w:space="0" w:color="C7D3CB"/>
-              <w:left w:val="single" w:sz="4" w:space="0" w:color="C7D3CB"/>
-              <w:bottom w:val="single" w:sz="4" w:space="0" w:color="C7D3CB"/>
-              <w:right w:val="single" w:sz="4" w:space="0" w:color="C7D3CB"/>
-            </w:tcBorders>
-          </w:tcPr>
-          <w:p>
-            <w:pPr>
-              <w:spacing w:before="40" w:after="40"/>
-            </w:pPr>
-            <w:r/>
-            <w:r>
-              <w:rPr>
-                <w:rFonts w:ascii="Consolas" w:hAnsi="Consolas"/>
-                <w:color w:val="2A3831"/>
-                <w:sz w:val="18"/>
-              </w:rPr>
-              <w:t># Ở lượt chọn đầu tiên, chưa có gì được chọn nên chỉ tính điểm liên quan thuần tuý</w:t>
-            </w:r>
-            <w:r>
-              <w:rPr>
-                <w:rFonts w:ascii="Consolas" w:hAnsi="Consolas"/>
-                <w:color w:val="2A3831"/>
-                <w:sz w:val="18"/>
-              </w:rPr>
-              <w:br/>
-              <w:t># → sản phẩm điểm cao nhất luôn được chọn đầu tiên</w:t>
-            </w:r>
-            <w:r>
-              <w:rPr>
-                <w:rFonts w:ascii="Consolas" w:hAnsi="Consolas"/>
-                <w:color w:val="2A3831"/>
-                <w:sz w:val="18"/>
-              </w:rPr>
-              <w:br/>
-              <w:t>gia_tri = do_lech_da_dang * diem_lien_quan - (1 - do_lech_da_dang) * do_giong_voi_da_chon</w:t>
-            </w:r>
-          </w:p>
-        </w:tc>
-      </w:tr>
-    </w:tbl>
-    <w:p>
-      <w:pPr>
-        <w:spacing w:after="40"/>
-      </w:pPr>
-    </w:p>
-    <w:p>
-      <w:pPr>
-        <w:pStyle w:val="Heading3"/>
-      </w:pPr>
-      <w:r>
-        <w:t>Bước 4 — Cá nhân hoá trang chủ theo lịch sử xem</w:t>
-      </w:r>
-    </w:p>
-    <w:p>
-      <w:r>
-        <w:t>Với khách có lịch sử xem sản phẩm, hệ thống tính điểm ưu tiên cho từng sản phẩm ứng viên dựa trên các sản phẩm khách đã xem gần đây, có tính đến “độ mới” — xem càng gần đây thì trọng số càng cao (giảm dần theo thời gian).</w:t>
-      </w:r>
-    </w:p>
-    <w:tbl>
-      <w:tblPr>
-        <w:tblW w:type="auto" w:w="0"/>
-        <w:tblLayout w:type="autofit"/>
-        <w:tblLook w:firstColumn="1" w:firstRow="1" w:lastColumn="0" w:lastRow="0" w:noHBand="0" w:noVBand="1" w:val="04A0"/>
-      </w:tblPr>
-      <w:tblGrid>
-        <w:gridCol w:w="8640"/>
-      </w:tblGrid>
-      <w:tr>
-        <w:tc>
-          <w:tcPr>
-            <w:tcW w:type="dxa" w:w="8640"/>
-            <w:shd w:val="clear" w:color="auto" w:fill="F3F6F4"/>
-            <w:tcBorders>
-              <w:top w:val="single" w:sz="4" w:space="0" w:color="C7D3CB"/>
-              <w:left w:val="single" w:sz="4" w:space="0" w:color="C7D3CB"/>
-              <w:bottom w:val="single" w:sz="4" w:space="0" w:color="C7D3CB"/>
-              <w:right w:val="single" w:sz="4" w:space="0" w:color="C7D3CB"/>
-            </w:tcBorders>
-          </w:tcPr>
-          <w:p>
-            <w:pPr>
-              <w:spacing w:before="40" w:after="40"/>
-            </w:pPr>
-            <w:r/>
-            <w:r>
-              <w:rPr>
-                <w:rFonts w:ascii="Consolas" w:hAnsi="Consolas"/>
-                <w:color w:val="2A3831"/>
-                <w:sz w:val="18"/>
-              </w:rPr>
-              <w:t># Sản phẩm xem càng gần đây càng ảnh hưởng nhiều tới gợi ý hiện tại</w:t>
-            </w:r>
-            <w:r>
-              <w:rPr>
-                <w:rFonts w:ascii="Consolas" w:hAnsi="Consolas"/>
-                <w:color w:val="2A3831"/>
-                <w:sz w:val="18"/>
-              </w:rPr>
-              <w:br/>
-              <w:t>trong_so = exp(-so_gio_da_qua / 72)</w:t>
-            </w:r>
-            <w:r>
-              <w:rPr>
-                <w:rFonts w:ascii="Consolas" w:hAnsi="Consolas"/>
-                <w:color w:val="2A3831"/>
-                <w:sz w:val="18"/>
-              </w:rPr>
-              <w:br/>
-              <w:t>diem[san_pham_ung_vien] += trong_so * do_giong(san_pham_da_xem, san_pham_ung_vien)</w:t>
-            </w:r>
-          </w:p>
-        </w:tc>
-      </w:tr>
-    </w:tbl>
-    <w:p>
-      <w:pPr>
-        <w:spacing w:after="40"/>
-      </w:pPr>
-    </w:p>
-    <w:p>
-      <w:pPr>
-        <w:pStyle w:val="Heading3"/>
-      </w:pPr>
-      <w:r>
-        <w:t>Bước 5 — Kết nối hệ thống backend chính làm cầu nối</w:t>
-      </w:r>
-    </w:p>
-    <w:p>
-      <w:r>
-        <w:t>Hệ thống chính gọi sang dịch vụ gợi ý với thời gian chờ giới hạn nghiêm ngặt; bất kỳ lỗi hoặc kết quả rỗng nào cũng lập tức chuyển sang phương án dự phòng — không có bước thử lại (retry) làm khách phải chờ lâu.</w:t>
-      </w:r>
-    </w:p>
-    <w:tbl>
-      <w:tblPr>
-        <w:tblW w:type="auto" w:w="0"/>
-        <w:tblLayout w:type="autofit"/>
-        <w:tblLook w:firstColumn="1" w:firstRow="1" w:lastColumn="0" w:lastRow="0" w:noHBand="0" w:noVBand="1" w:val="04A0"/>
-      </w:tblPr>
-      <w:tblGrid>
-        <w:gridCol w:w="8640"/>
-      </w:tblGrid>
-      <w:tr>
-        <w:tc>
-          <w:tcPr>
-            <w:tcW w:type="dxa" w:w="8640"/>
-            <w:shd w:val="clear" w:color="auto" w:fill="F3F6F4"/>
-            <w:tcBorders>
-              <w:top w:val="single" w:sz="4" w:space="0" w:color="C7D3CB"/>
-              <w:left w:val="single" w:sz="4" w:space="0" w:color="C7D3CB"/>
-              <w:bottom w:val="single" w:sz="4" w:space="0" w:color="C7D3CB"/>
-              <w:right w:val="single" w:sz="4" w:space="0" w:color="C7D3CB"/>
-            </w:tcBorders>
-          </w:tcPr>
-          <w:p>
-            <w:pPr>
-              <w:spacing w:before="40" w:after="40"/>
-            </w:pPr>
-            <w:r/>
-            <w:r>
-              <w:rPr>
-                <w:rFonts w:ascii="Consolas" w:hAnsi="Consolas"/>
-                <w:color w:val="2A3831"/>
-                <w:sz w:val="18"/>
-              </w:rPr>
-              <w:t>ket_qua = goi_dich_vu_goi_y(url, gioi_han_thoi_gian="2-2.5 giay")</w:t>
-            </w:r>
-            <w:r>
-              <w:rPr>
-                <w:rFonts w:ascii="Consolas" w:hAnsi="Consolas"/>
-                <w:color w:val="2A3831"/>
-                <w:sz w:val="18"/>
-              </w:rPr>
-              <w:br/>
-            </w:r>
-            <w:r>
-              <w:rPr>
-                <w:rFonts w:ascii="Consolas" w:hAnsi="Consolas"/>
-                <w:color w:val="2A3831"/>
-                <w:sz w:val="18"/>
-              </w:rPr>
-              <w:br/>
-              <w:t>if ket_qua == null OR ket_qua rong:</w:t>
-            </w:r>
-            <w:r>
-              <w:rPr>
-                <w:rFonts w:ascii="Consolas" w:hAnsi="Consolas"/>
-                <w:color w:val="2A3831"/>
-                <w:sz w:val="18"/>
-              </w:rPr>
-              <w:br/>
-              <w:t xml:space="preserve">    return goi_y_du_phong()   # cùng danh mục / bán chạy — chạy hoàn toàn trong hệ thống chính</w:t>
-            </w:r>
-          </w:p>
-        </w:tc>
-      </w:tr>
-    </w:tbl>
-    <w:p>
-      <w:pPr>
-        <w:spacing w:after="40"/>
-      </w:pPr>
-    </w:p>
-    <w:p>
-      <w:pPr>
-        <w:pStyle w:val="Heading3"/>
-      </w:pPr>
-      <w:r>
-        <w:t>Bước 6 — Hiển thị gợi ý lên giao diện người dùng</w:t>
-      </w:r>
-    </w:p>
-    <w:p>
-      <w:r>
-        <w:t>Thêm 3 vị trí hiển thị gợi ý cho khách hàng: mục “Sản phẩm tương tự” ở trang chi tiết sản phẩm, mục “Gợi ý dành cho bạn” ở trang chủ, và mục “Có thể bạn cũng thích” ở giỏ hàng. Cả 3 vị trí dùng chung một thành phần giao diện — khi sản phẩm gợi ý thực sự xuất hiện trên màn hình, hệ thống tự ghi nhận lại (để sau này đo lường mô hình đang gợi ý tốt hay chưa); khi khách bấm vào một gợi ý, hệ thống cũng ghi nhận lại lượt bấm đó.</w:t>
-      </w:r>
-    </w:p>
-    <w:p>
-      <w:pPr>
-        <w:pStyle w:val="Heading3"/>
-      </w:pPr>
-      <w:r>
-        <w:t>Bước 7 — Kiểm thử toàn bộ hệ thống</w:t>
-      </w:r>
-    </w:p>
-    <w:p>
-      <w:r>
-        <w:t>Kiểm thử trực tiếp trên trình duyệt thật (không chỉ kiểm tra từng phần riêng lẻ): khách vãng lai xem trang chủ → bấm vào một gợi ý → xem trang chi tiết sản phẩm → đăng nhập → thêm sản phẩm vào giỏ hàng → xem gợi ý ở giỏ hàng. Đối chiếu từng bước với dữ liệu thật trong cơ sở dữ liệu để xác nhận ghi nhận đúng.</w:t>
-      </w:r>
-    </w:p>
-    <w:p>
-      <w:r>
-        <w:t>Kiểm thử riêng tình huống dịch vụ gợi ý ngừng hoạt động: tắt hẳn dịch vụ AI, xác nhận cả 3 vị trí hiển thị vẫn hoạt động bình thường trong chưa tới 1 giây (chuyển sang phương án dự phòng), không có lỗi hiển thị cho khách hàng; sau đó bật lại dịch vụ và xác nhận hệ thống tự động quay về dùng gợi ý AI mà không cần khởi động lại bất kỳ thành phần nào.</w:t>
-      </w:r>
-    </w:p>
-    <w:p>
-      <w:pPr>
-        <w:pStyle w:val="Heading3"/>
-      </w:pPr>
-      <w:r>
-        <w:t>Bước 8 — Làm nổi bật sản phẩm được đánh giá cao nhất (bổ sung)</w:t>
-      </w:r>
-    </w:p>
-    <w:p>
-      <w:r>
-        <w:t>Sau khi có gợi ý, bổ sung thêm hiệu ứng thị giác tinh tế để hướng sự chú ý của khách vào đúng sản phẩm mô hình đánh giá cao nhất, dựa trên các nguyên tắc tâm lý học vị trí đã được nghiên cứu trong thiết kế giao diện: vị trí đầu tiên (góc trên-trái) luôn là nơi mắt người dùng nhìn thấy đầu tiên; vị trí đầu của hàng thứ hai giúp giữ chân người xem tiếp tục cuộn xuống thay vì bỏ qua; vị trí cuối cùng được ghi nhớ tốt hơn nhờ hiệu ứng “nhớ điều vừa thấy gần nhất”. Cả ba vị trí chỉ được nhấn nhá bằng viền và kích thước rất nhẹ — đủ để mắt ghi nhận, không gây cảm giác quảng cáo.</w:t>
-      </w:r>
-    </w:p>
-    <w:tbl>
-      <w:tblPr>
-        <w:tblW w:type="auto" w:w="0"/>
-        <w:tblLayout w:type="autofit"/>
-        <w:tblLook w:firstColumn="1" w:firstRow="1" w:lastColumn="0" w:lastRow="0" w:noHBand="0" w:noVBand="1" w:val="04A0"/>
-      </w:tblPr>
-      <w:tblGrid>
-        <w:gridCol w:w="8640"/>
-      </w:tblGrid>
-      <w:tr>
-        <w:tc>
-          <w:tcPr>
-            <w:tcW w:type="dxa" w:w="8640"/>
-            <w:shd w:val="clear" w:color="auto" w:fill="F3F6F4"/>
-            <w:tcBorders>
-              <w:top w:val="single" w:sz="4" w:space="0" w:color="C7D3CB"/>
-              <w:left w:val="single" w:sz="4" w:space="0" w:color="C7D3CB"/>
-              <w:bottom w:val="single" w:sz="4" w:space="0" w:color="C7D3CB"/>
-              <w:right w:val="single" w:sz="4" w:space="0" w:color="C7D3CB"/>
-            </w:tcBorders>
-          </w:tcPr>
-          <w:p>
-            <w:pPr>
-              <w:spacing w:before="40" w:after="40"/>
-            </w:pPr>
-            <w:r/>
-            <w:r>
-              <w:rPr>
-                <w:rFonts w:ascii="Consolas" w:hAnsi="Consolas"/>
-                <w:color w:val="2A3831"/>
-                <w:sz w:val="18"/>
-              </w:rPr>
-              <w:t>def diem_neo_theo_vi_tri(vi_tri, tong_so, so_cot):</w:t>
-            </w:r>
-            <w:r>
-              <w:rPr>
-                <w:rFonts w:ascii="Consolas" w:hAnsi="Consolas"/>
-                <w:color w:val="2A3831"/>
-                <w:sz w:val="18"/>
-              </w:rPr>
-              <w:br/>
-              <w:t xml:space="preserve">    if vi_tri == 0:</w:t>
-            </w:r>
-            <w:r>
-              <w:rPr>
-                <w:rFonts w:ascii="Consolas" w:hAnsi="Consolas"/>
-                <w:color w:val="2A3831"/>
-                <w:sz w:val="18"/>
-              </w:rPr>
-              <w:br/>
-              <w:t xml:space="preserve">        return "nổi bật chính"       # sản phẩm điểm cao nhất</w:t>
-            </w:r>
-            <w:r>
-              <w:rPr>
-                <w:rFonts w:ascii="Consolas" w:hAnsi="Consolas"/>
-                <w:color w:val="2A3831"/>
-                <w:sz w:val="18"/>
-              </w:rPr>
-              <w:br/>
-              <w:t xml:space="preserve">    if vi_tri == so_cot:               # đầu hàng thứ hai</w:t>
-            </w:r>
-            <w:r>
-              <w:rPr>
-                <w:rFonts w:ascii="Consolas" w:hAnsi="Consolas"/>
-                <w:color w:val="2A3831"/>
-                <w:sz w:val="18"/>
-              </w:rPr>
-              <w:br/>
-              <w:t xml:space="preserve">        return "nổi bật phụ"</w:t>
-            </w:r>
-            <w:r>
-              <w:rPr>
-                <w:rFonts w:ascii="Consolas" w:hAnsi="Consolas"/>
-                <w:color w:val="2A3831"/>
-                <w:sz w:val="18"/>
-              </w:rPr>
-              <w:br/>
-              <w:t xml:space="preserve">    if vi_tri == tong_so - 1:          # sản phẩm cuối cùng</w:t>
-            </w:r>
-            <w:r>
-              <w:rPr>
-                <w:rFonts w:ascii="Consolas" w:hAnsi="Consolas"/>
-                <w:color w:val="2A3831"/>
-                <w:sz w:val="18"/>
-              </w:rPr>
-              <w:br/>
-              <w:t xml:space="preserve">        return "nổi bật phụ"</w:t>
-            </w:r>
-            <w:r>
-              <w:rPr>
-                <w:rFonts w:ascii="Consolas" w:hAnsi="Consolas"/>
-                <w:color w:val="2A3831"/>
-                <w:sz w:val="18"/>
-              </w:rPr>
-              <w:br/>
-              <w:t xml:space="preserve">    return None</w:t>
-            </w:r>
-          </w:p>
-        </w:tc>
-      </w:tr>
-    </w:tbl>
-    <w:p>
-      <w:pPr>
-        <w:spacing w:after="40"/>
-      </w:pPr>
-    </w:p>
-    <w:p>
-      <w:pPr>
-        <w:pStyle w:val="Heading2"/>
-      </w:pPr>
-      <w:r>
-        <w:t>3. Lỗi phát hiện sau khi triển khai và cách khắc phục</w:t>
-      </w:r>
-    </w:p>
-    <w:p>
-      <w:r>
-        <w:t>Sau khi Phase 1 lên môi trường thật, trong lúc dùng thử giao diện đã phát hiện 2 lỗi liên quan đến tồn kho sản phẩm. Mục này ghi lại nguyên nhân và cách khắc phục để tài liệu phản ánh đúng trạng thái hệ thống hiện tại.</w:t>
-      </w:r>
-    </w:p>
-    <w:p>
-      <w:pPr>
-        <w:pStyle w:val="Heading3"/>
-      </w:pPr>
-      <w:r>
-        <w:t>3.1 Hiện tượng</w:t>
-      </w:r>
-    </w:p>
-    <w:p>
-      <w:pPr>
-        <w:pStyle w:val="ListBullet"/>
-      </w:pPr>
-      <w:r>
-        <w:t>Bấm nút “thêm nhanh vào giỏ” ở mục gợi ý (trang chủ, trang sản phẩm, giỏ hàng) báo “Sản phẩm đang tạm hết hàng” dù sản phẩm vẫn còn hàng — trong khi thêm từ trang chi tiết sản phẩm vẫn hoạt động bình thường.</w:t>
-      </w:r>
-    </w:p>
-    <w:p>
-      <w:pPr>
-        <w:pStyle w:val="ListBullet"/>
-      </w:pPr>
-      <w:r>
-        <w:t>Một số sản phẩm đã hết hàng (còn 0 sản phẩm trong kho) vẫn xuất hiện trong danh sách gợi ý cho khách hàng, dù sản phẩm đó khách không thể mua được.</w:t>
-      </w:r>
-    </w:p>
-    <w:p>
-      <w:pPr>
-        <w:pStyle w:val="Heading3"/>
-      </w:pPr>
-      <w:r>
-        <w:t>3.2 Nguyên nhân</w:t>
-      </w:r>
-    </w:p>
-    <w:p>
-      <w:r>
-        <w:t>Cả 2 hiện tượng trên cùng chung một gốc: cấu trúc dữ liệu dùng để trả sản phẩm gợi ý về cho giao diện chưa có thông tin số lượng tồn kho.</w:t>
-      </w:r>
-    </w:p>
-    <w:p>
-      <w:pPr>
-        <w:pStyle w:val="ListBullet"/>
-      </w:pPr>
-      <w:r>
-        <w:t>Giao diện xác định “còn hàng hay không” bằng cách kiểm tra số lượng tồn kho của sản phẩm; vì dữ liệu gợi ý không mang theo thông tin này nên hệ thống luôn hiểu nhầm là hết hàng, bất kể tồn kho thật.</w:t>
-      </w:r>
-    </w:p>
-    <w:p>
-      <w:pPr>
-        <w:pStyle w:val="ListBullet"/>
-      </w:pPr>
-      <w:r>
-        <w:t>Cả 3 nguồn dữ liệu tạo danh sách gợi ý trước đó chỉ lọc sản phẩm “đang được bán” (chưa bị ẩn), chứ chưa lọc theo số lượng tồn kho thật — nên sản phẩm hết hàng tạm thời vẫn lọt vào danh sách gợi ý.</w:t>
-      </w:r>
-    </w:p>
-    <w:p>
-      <w:pPr>
-        <w:pStyle w:val="Heading3"/>
-      </w:pPr>
-      <w:r>
-        <w:t>3.3 Cách khắc phục</w:t>
-      </w:r>
-    </w:p>
-    <w:p>
-      <w:r>
-        <w:t>Bổ sung số lượng tồn kho vào dữ liệu trả về cho giao diện, đồng thời lọc bỏ sản phẩm hết hàng ngay từ bước tạo danh sách gợi ý (cả ở dịch vụ AI lẫn ở bước lấy dữ liệu cuối cùng từ cơ sở dữ liệu), theo đúng nguyên tắc “luôn đọc tồn kho mới nhất, không suy luận ngược” đã đặt ra từ đầu cho mọi dữ liệu có thể thay đổi theo thời gian.</w:t>
-      </w:r>
-    </w:p>
-    <w:tbl>
-      <w:tblPr>
-        <w:tblW w:type="auto" w:w="0"/>
-        <w:tblLayout w:type="autofit"/>
-        <w:tblLook w:firstColumn="1" w:firstRow="1" w:lastColumn="0" w:lastRow="0" w:noHBand="0" w:noVBand="1" w:val="04A0"/>
-      </w:tblPr>
-      <w:tblGrid>
-        <w:gridCol w:w="8640"/>
-      </w:tblGrid>
-      <w:tr>
-        <w:tc>
-          <w:tcPr>
-            <w:tcW w:type="dxa" w:w="8640"/>
-            <w:shd w:val="clear" w:color="auto" w:fill="F3F6F4"/>
-            <w:tcBorders>
-              <w:top w:val="single" w:sz="4" w:space="0" w:color="C7D3CB"/>
-              <w:left w:val="single" w:sz="4" w:space="0" w:color="C7D3CB"/>
-              <w:bottom w:val="single" w:sz="4" w:space="0" w:color="C7D3CB"/>
-              <w:right w:val="single" w:sz="4" w:space="0" w:color="C7D3CB"/>
-            </w:tcBorders>
-          </w:tcPr>
-          <w:p>
-            <w:pPr>
-              <w:spacing w:before="40" w:after="40"/>
-            </w:pPr>
-            <w:r/>
-            <w:r>
-              <w:rPr>
-                <w:rFonts w:ascii="Consolas" w:hAnsi="Consolas"/>
-                <w:color w:val="2A3831"/>
-                <w:sz w:val="18"/>
-              </w:rPr>
-              <w:t># Trước: chỉ lọc sản phẩm đang bán — sản phẩm hết hàng tạm thời vẫn lọt qua</w:t>
-            </w:r>
-            <w:r>
-              <w:rPr>
-                <w:rFonts w:ascii="Consolas" w:hAnsi="Consolas"/>
-                <w:color w:val="2A3831"/>
-                <w:sz w:val="18"/>
-              </w:rPr>
-              <w:br/>
-              <w:t>WHERE p.active = true</w:t>
-            </w:r>
-            <w:r>
-              <w:rPr>
-                <w:rFonts w:ascii="Consolas" w:hAnsi="Consolas"/>
-                <w:color w:val="2A3831"/>
-                <w:sz w:val="18"/>
-              </w:rPr>
-              <w:br/>
-            </w:r>
-            <w:r>
-              <w:rPr>
-                <w:rFonts w:ascii="Consolas" w:hAnsi="Consolas"/>
-                <w:color w:val="2A3831"/>
-                <w:sz w:val="18"/>
-              </w:rPr>
-              <w:br/>
-              <w:t># Sau: lọc thêm điều kiện còn hàng, áp dụng cho mọi danh sách gợi ý</w:t>
-            </w:r>
-            <w:r>
-              <w:rPr>
-                <w:rFonts w:ascii="Consolas" w:hAnsi="Consolas"/>
-                <w:color w:val="2A3831"/>
-                <w:sz w:val="18"/>
-              </w:rPr>
-              <w:br/>
-              <w:t>WHERE p.active = true AND p.quantity &gt; 0</w:t>
-            </w:r>
-          </w:p>
-        </w:tc>
-      </w:tr>
-    </w:tbl>
-    <w:p>
-      <w:pPr>
-        <w:spacing w:after="40"/>
-      </w:pPr>
-    </w:p>
-    <w:p>
-      <w:r>
-        <w:t>Điều kiện lọc này được áp dụng ở hai lớp để đảm bảo chính xác: lớp thứ nhất ngay tại dịch vụ AI (Python) khi tính toán danh sách ứng viên, giúp danh sách không lãng phí chỗ cho sản phẩm sẽ bị loại sau; lớp thứ hai — quan trọng nhất — ở bước lấy dữ liệu cuối cùng từ cơ sở dữ liệu (Java) ngay trước khi trả về cho khách, vì đây là nơi duy nhất luôn đọc tồn kho tại đúng thời điểm khách xem trang, không bị trễ so với dịch vụ AI (dịch vụ AI chỉ tính toán lại theo chu kỳ, không cập nhật theo thời gian thực).</w:t>
-      </w:r>
-    </w:p>
-    <w:p>
-      <w:pPr>
-        <w:pStyle w:val="Heading3"/>
-      </w:pPr>
-      <w:r>
-        <w:t>3.4 Kiểm chứng</w:t>
-      </w:r>
-    </w:p>
-    <w:p>
-      <w:pPr>
-        <w:pStyle w:val="ListBullet"/>
-      </w:pPr>
-      <w:r>
-        <w:t>Xác nhận cả 3 vị trí gợi ý (trang chủ, trang sản phẩm, giỏ hàng) không còn trả về sản phẩm có tồn kho bằng 0.</w:t>
-      </w:r>
-    </w:p>
-    <w:p>
-      <w:pPr>
-        <w:pStyle w:val="ListBullet"/>
-      </w:pPr>
-      <w:r>
-        <w:t>Kiểm tra trực tiếp trên trình duyệt thật: bấm nút “thêm nhanh vào giỏ” ở mục gợi ý cho một sản phẩm còn hàng — hệ thống không còn báo hết hàng sai, chuyển đúng sang bước tiếp theo của quy trình thêm giỏ hàng bình thường.</w:t>
-      </w:r>
-    </w:p>
-    <w:p>
-      <w:pPr>
-        <w:pStyle w:val="Heading1"/>
-      </w:pPr>
-      <w:r>
-        <w:t>PHẦN III — QUY TRÌNH XÂY DỰNG MÔ HÌNH (PHASE 2)</w:t>
-      </w:r>
-    </w:p>
-    <w:p>
-      <w:pPr/>
-      <w:r>
-        <w:t>Phần này giải thích Phase 2 đã bổ sung những gì vào hệ thống gợi ý: một góc nhìn hoàn toàn mới về sở thích khách hàng (dựa trên hành vi mua sắm thay vì nội dung sản phẩm), một cơ chế “nhớ dài hạn” để tránh gợi ý bị nhàm chán, và cách ghi nhận đầy đủ hơn những gì khách đã xem/bỏ giỏ/mua. Kiến trúc tổng thể (dịch vụ Python độc lập, backend Java làm cầu nối, tự chuyển phương án dự phòng khi lỗi) giữ nguyên như Phase 1 — Phase 2 chỉ làm mô hình “thông minh” hơn, không đổi cách các thành phần hệ thống nói chuyện với nhau.</w:t>
-      </w:r>
-    </w:p>
-    <w:p>
-      <w:pPr>
-        <w:pStyle w:val="Heading2"/>
-      </w:pPr>
-      <w:r>
-        <w:t>1. Cơ chế hoạt động của mô hình</w:t>
-      </w:r>
-    </w:p>
-    <w:p>
-      <w:pPr>
-        <w:pStyle w:val="Heading3"/>
-      </w:pPr>
-      <w:r>
-        <w:t>1.1 Mô hình mới thêm vào là gì?</w:t>
-      </w:r>
-    </w:p>
-    <w:p>
-      <w:pPr/>
-      <w:r>
-        <w:t>Phase 1 mới trả lời được câu hỏi “sản phẩm này giống sản phẩm nào về nội dung” (tên, mô tả, danh mục, giá). Phase 2 bổ sung một góc nhìn khác hẳn: “những khách hàng có gu mua sắm giống nhau thường thích sản phẩm gì” — bất kể 2 sản phẩm đó có mô tả giống nhau hay không. Đây gọi là gợi ý theo hành vi cộng đồng (Collaborative Filtering), và là góc nhìn thứ 4 được cộng thêm vào 3 góc nhìn đã có (nội dung, mua kèm, phổ biến).</w:t>
-      </w:r>
-    </w:p>
-    <w:p>
-      <w:pPr/>
-      <w:r>
-        <w:t>Góc nhìn này phải chờ tới Phase 2 mới bật vì nó cần đủ số khách hàng có lịch sử mua lặp lại thì việc “so gu” giữa các khách mới có ý nghĩa — bật quá sớm khi dữ liệu còn quá thưa sẽ cho kết quả nhiễu, sai lệch. Ngưỡng dữ liệu tối thiểu (~50 khách hàng có từ 2 đơn mua trở lên) đã đạt được ở thời điểm triển khai Phase 2.</w:t>
-      </w:r>
-    </w:p>
-    <w:p>
-      <w:pPr/>
-      <w:r>
-        <w:t>Ngoài góc nhìn mới này, Phase 2 còn thêm 2 cải tiến để hệ thống “nhớ lâu hơn” và tránh nhàm chán tốt hơn: nhớ lại những gì đã từng gợi ý cho khách để không lặp lại mãi 1 vài nhóm sản phẩm quen thuộc, và ghi nhận đầy đủ hơn hành vi khách (không chỉ xem, mà cả bỏ giỏ và mua thật), mỗi loại hành vi có mức độ quan trọng và “độ nhớ lâu” khác nhau.</w:t>
-      </w:r>
-    </w:p>
-    <w:p>
-      <w:pPr>
-        <w:pStyle w:val="Heading3"/>
-      </w:pPr>
-      <w:r>
-        <w:t>1.2 Các thuật toán/cơ chế mới được áp dụng</w:t>
-      </w:r>
-    </w:p>
-    <w:p>
-      <w:pPr>
-        <w:pStyle w:val="ListBullet"/>
-      </w:pPr>
-      <w:r>
-        <w:rPr>
-          <w:b/>
-        </w:rPr>
-        <w:t xml:space="preserve">Gợi ý theo hành vi cộng đồng (Collaborative Filtering) — thuật toán ALS: </w:t>
-      </w:r>
-      <w:r>
-        <w:rPr>
-          <w:b w:val="0"/>
-        </w:rPr>
-        <w:t>mỗi khách hàng được biểu diễn bằng một dãy số thể hiện “gu sở thích”, mỗi sản phẩm cũng được biểu diễn bằng một dãy số thể hiện “đặc điểm được ưa chuộng”. Mô hình học 2 dãy số này bằng cách chỉnh đi chỉnh lại xen kẽ (cố định sản phẩm để chỉnh khách hàng cho khớp, rồi cố định khách hàng để chỉnh sản phẩm cho khớp, lặp lại nhiều vòng) sao cho khi nhân dãy số của 1 khách với dãy số của 1 sản phẩm, kết quả càng gần với việc khách đó có thực sự tương tác với sản phẩm đó hay không. Dùng để cá nhân hoá trang chủ (so khách với khách) và tìm sản phẩm “tương tự theo hành vi” (so sản phẩm với sản phẩm).</w:t>
-      </w:r>
-    </w:p>
-    <w:p>
-      <w:pPr>
-        <w:pStyle w:val="ListBullet"/>
-      </w:pPr>
-      <w:r>
-        <w:rPr>
-          <w:b/>
-        </w:rPr>
-        <w:t xml:space="preserve">Trọng số hành vi theo thời gian: </w:t>
-      </w:r>
-      <w:r>
-        <w:rPr>
-          <w:b w:val="0"/>
-        </w:rPr>
-        <w:t>mỗi lượt mua/bỏ giỏ/xem được tính điểm “quan trọng” khác nhau (mua thật quan trọng nhất, kế đến bỏ giỏ, thấp nhất là xem) và điểm này giảm dần theo thời gian — hành vi càng gần đây càng ảnh hưởng nhiều, hành vi cũ dần bị “quên”.</w:t>
-      </w:r>
-    </w:p>
-    <w:p>
-      <w:pPr>
-        <w:pStyle w:val="ListBullet"/>
-      </w:pPr>
-      <w:r>
-        <w:rPr>
-          <w:b/>
-        </w:rPr>
-        <w:t xml:space="preserve">Chống nhàm chán theo lịch sử hiển thị (category-fatigue decay): </w:t>
-      </w:r>
-      <w:r>
-        <w:rPr>
-          <w:b w:val="0"/>
-        </w:rPr>
-        <w:t>khác với MMR ở Phase 1 (chỉ so sánh trong 1 lần gợi ý duy nhất), cơ chế này nhớ lại nhiều lần gợi ý trước đó của cùng 1 khách. Nếu 1 danh mục sản phẩm đã được cho xem nhiều lần gần đây mà khách không bấm vào, điểm của các sản phẩm cùng danh mục đó sẽ bị hạ thấp ở lần gợi ý tiếp theo — giúp phá vỡ vòng lặp “cứ hiện hoài 1 vài loại sản phẩm quen thuộc”.</w:t>
-      </w:r>
-    </w:p>
-    <w:p>
-      <w:pPr>
-        <w:pStyle w:val="ListBullet"/>
-      </w:pPr>
-      <w:r>
-        <w:rPr>
-          <w:b/>
-        </w:rPr>
-        <w:t xml:space="preserve">Lịch trình học lại linh hoạt: </w:t>
-      </w:r>
-      <w:r>
-        <w:rPr>
-          <w:b w:val="0"/>
-        </w:rPr>
-        <w:t>khi dữ liệu còn ít, mô hình hành vi cộng đồng học lại mỗi đêm như các phần khác; khi dữ liệu đã nhiều, việc học lại mỗi đêm không còn cần thiết (kết quả gần như không đổi) nên hệ thống tự động giãn ra, chỉ học lại khi mô hình cũ đã quá 7 ngày tuổi — tiết kiệm tài nguyên mà không ảnh hưởng chất lượng gợi ý.</w:t>
-      </w:r>
-    </w:p>
-    <w:p>
-      <w:pPr>
-        <w:jc w:val="center"/>
-      </w:pPr>
-      <w:r>
-        <w:drawing>
-          <wp:inline xmlns:a="http://schemas.openxmlformats.org/drawingml/2006/main" xmlns:pic="http://schemas.openxmlformats.org/drawingml/2006/picture">
-            <wp:extent cx="5760720" cy="3129396"/>
-            <wp:docPr id="3" name="Picture 3"/>
-            <wp:cNvGraphicFramePr>
-              <a:graphicFrameLocks noChangeAspect="1"/>
-            </wp:cNvGraphicFramePr>
-            <a:graphic>
-              <a:graphicData uri="http://schemas.openxmlformats.org/drawingml/2006/picture">
-                <pic:pic>
-                  <pic:nvPicPr>
-                    <pic:cNvPr id="0" name="diagram_als_learning.png"/>
-                    <pic:cNvPicPr/>
-                  </pic:nvPicPr>
-                  <pic:blipFill>
-                    <a:blip r:embed="rId11"/>
-                    <a:stretch>
-                      <a:fillRect/>
-                    </a:stretch>
-                  </pic:blipFill>
-                  <pic:spPr>
-                    <a:xfrm>
-                      <a:off x="0" y="0"/>
-                      <a:ext cx="5760720" cy="3129396"/>
-                    </a:xfrm>
-                    <a:prstGeom prst="rect"/>
-                  </pic:spPr>
-                </pic:pic>
-              </a:graphicData>
-            </a:graphic>
-          </wp:inline>
-        </w:drawing>
-      </w:r>
-    </w:p>
-    <w:p>
-      <w:pPr>
-        <w:pStyle w:val="Caption"/>
-        <w:jc w:val="center"/>
-      </w:pPr>
-      <w:r>
-        <w:t>Sơ đồ 4 — Cách mô hình học “gu sở thích” từ hành vi mua/xem/giỏ hàng</w:t>
-      </w:r>
-    </w:p>
-    <w:p>
-      <w:pPr>
-        <w:pStyle w:val="Heading3"/>
-      </w:pPr>
-      <w:r>
-        <w:t>1.3 Quy trình mô hình tạo ra một danh sách gợi ý (cập nhật)</w:t>
-      </w:r>
-    </w:p>
-    <w:p>
-      <w:pPr/>
-      <w:r>
-        <w:t>So với Phase 1, quy trình có thêm 1 nguồn ứng viên và 1 bước lọc mới, thực hiện tuần tự 5 bước:</w:t>
-      </w:r>
-    </w:p>
-    <w:p>
-      <w:pPr>
-        <w:pStyle w:val="ListNumber"/>
-      </w:pPr>
-      <w:r>
-        <w:t>Lấy song song 4 danh sách ứng viên (nội dung, mua kèm, phổ biến, và MỚI: hành vi cộng đồng).</w:t>
-      </w:r>
-    </w:p>
-    <w:p>
-      <w:pPr>
-        <w:pStyle w:val="ListNumber"/>
-      </w:pPr>
-      <w:r>
-        <w:t>Trộn 4 danh sách theo tỉ trọng phù hợp với vị trí hiển thị, ra một danh sách chung.</w:t>
-      </w:r>
-    </w:p>
-    <w:p>
-      <w:pPr>
-        <w:pStyle w:val="ListNumber"/>
-      </w:pPr>
-      <w:r>
-        <w:t>MỚI: hạ điểm các sản phẩm thuộc danh mục mà khách đã “xem hoài mà không bấm” gần đây (chống nhàm chán theo lịch sử hiển thị).</w:t>
-      </w:r>
-    </w:p>
-    <w:p>
-      <w:pPr>
-        <w:pStyle w:val="ListNumber"/>
-      </w:pPr>
-      <w:r>
-        <w:t>Đưa danh sách qua bước chống nhàm chán trong-1-lần-hiển-thị (MMR) như Phase 1, chọn ra 6-12 sản phẩm cuối cùng.</w:t>
-      </w:r>
-    </w:p>
-    <w:p>
-      <w:pPr>
-        <w:pStyle w:val="ListNumber"/>
-      </w:pPr>
-      <w:r>
-        <w:t>Trả về danh sách cuối cùng (chỉ gồm mã sản phẩm + điểm số) cho hệ thống chính.</w:t>
-      </w:r>
-    </w:p>
-    <w:p>
-      <w:pPr>
-        <w:jc w:val="center"/>
-      </w:pPr>
-      <w:r>
-        <w:drawing>
-          <wp:inline xmlns:a="http://schemas.openxmlformats.org/drawingml/2006/main" xmlns:pic="http://schemas.openxmlformats.org/drawingml/2006/picture">
-            <wp:extent cx="5760720" cy="3121757"/>
-            <wp:docPr id="4" name="Picture 4"/>
-            <wp:cNvGraphicFramePr>
-              <a:graphicFrameLocks noChangeAspect="1"/>
-            </wp:cNvGraphicFramePr>
-            <a:graphic>
-              <a:graphicData uri="http://schemas.openxmlformats.org/drawingml/2006/picture">
-                <pic:pic>
-                  <pic:nvPicPr>
-                    <pic:cNvPr id="0" name="diagram_pipeline_phase2.png"/>
+                    <pic:cNvPr id="0" name="image.png"/>
                     <pic:cNvPicPr/>
                   </pic:nvPicPr>
                   <pic:blipFill>
@@ -4832,10 +1919,67 @@
     <w:p>
       <w:pPr>
         <w:pStyle w:val="Caption"/>
-        <w:jc w:val="center"/>
       </w:pPr>
       <w:r>
-        <w:t>Sơ đồ 3 — Quy trình mô hình tạo ra một danh sách gợi ý (Phase 2)</w:t>
+        <w:t>Sơ đồ 6 — Quy trình gợi ý 5 bước sau khi thêm CF + chống nhàm chán theo lịch sử (Phase 2)</w:t>
+      </w:r>
+    </w:p>
+    <w:p>
+      <w:pPr/>
+      <w:r>
+        <w:t>2 lỗi phát hiện sau triển khai (qua quan sát UI thật, không phải kiểm thử tự động): (1) cùng lớp bug thiếu lọc tồn kho như Phase 1, lần này ở nguồn CF — xem Phần V mục 1; (2) tín hiệu "vừa mua" được coi là mạnh nhất ngay lập tức thay vì yếu dần rồi tăng lại theo chu kỳ mua lại — đã dẫn tới việc xây module "repurchase readiness" mô tả ở Phần II mục 8.</w:t>
+      </w:r>
+    </w:p>
+    <w:p>
+      <w:pPr/>
+      <w:r>
+        <w:t>Kiểm thử đã thực hiện: xác nhận đúng ngưỡng dữ liệu; giả lập "chưa đủ dữ liệu" → CF tự tắt hoàn toàn, không lỗi; giả lập chống nhàm chán (17 lần hiển thị không click 1 danh mục → tỉ lệ giảm từ 8/8 xuống 4/8, đánh dấu đã click → hồi 8/8); tắt hẳn Python service → cả 3 vị trí vẫn trả kết quả trong &lt;200ms qua fallback.</w:t>
+      </w:r>
+    </w:p>
+    <w:p>
+      <w:pPr>
+        <w:pStyle w:val="Heading2"/>
+      </w:pPr>
+      <w:r>
+        <w:t>Phase 3 — LinUCB bandit + A/B testing + dashboard</w:t>
+      </w:r>
+    </w:p>
+    <w:p>
+      <w:pPr/>
+      <w:r>
+        <w:t>Bổ sung khe khám phá LinUCB (Phần II mục 9), ghi nhận conversion (khoảng trống tồn tại từ Phase 0: cột `converted` có sẵn trong schema nhưng chưa từng được ghi), A/B cohort qua CRC32 (Phần II mục 10), và dashboard đo lường (Phần III mục 2).</w:t>
+      </w:r>
+    </w:p>
+    <w:p>
+      <w:pPr/>
+      <w:r>
+        <w:t>2 việc nền tảng phải làm trước khi bandit hoạt động đúng: (1) chuyển việc sinh `request_id` từ Java (sau khi nhận response) sang Python (trước khi tính toán) để Python join được quyết định bandit với impression sau này; (2) thêm nguồn thuật toán theo từng item (`itemSources`) thay vì chỉ theo cả slate, vì khe khám phá cần nhãn `BANDIT_EXPLORE` riêng khác với phần còn lại của danh sách.</w:t>
+      </w:r>
+    </w:p>
+    <w:p>
+      <w:pPr/>
+      <w:r>
+        <w:t>Kiểm thử đã thực hiện qua HTTP thật xuyên suốt 3 tầng: khe khám phá đúng vị trí 3/8 chỉ với cohort bật; đủ 4 nhánh vòng lặp phần thưởng (bấm/mua/im lặng quá hạn/chưa hiện ra màn hình); đặt đơn COD thật xác nhận conversion đúng sản phẩm đúng đơn; vòng lặp khép kín thật (bấm → dưới 2 phút sau nhật ký ghi nhận phần thưởng); phân quyền trang số liệu (guest 401, user thường bị chặn, admin xem đủ 6 khối).</w:t>
+      </w:r>
+    </w:p>
+    <w:p>
+      <w:pPr/>
+      <w:r>
+        <w:t>Công tắc an toàn không cần sửa code: `BANDIT_ENABLED=false` hoặc `AB_BANDIT_PCT=0` trong `.env` của Python service tắt toàn bộ cơ chế khám phá, hệ thống quay về đúng hành vi Phase 2.</w:t>
+      </w:r>
+    </w:p>
+    <w:p>
+      <w:pPr>
+        <w:pStyle w:val="Heading1"/>
+      </w:pPr>
+      <w:r>
+        <w:t>PHẦN V — SỰ CỐ ĐÃ PHÁT HIỆN &amp; BÀI HỌC</w:t>
+      </w:r>
+    </w:p>
+    <w:p>
+      <w:pPr/>
+      <w:r>
+        <w:t>Thay vì kể lại từng lần phát hiện lỗi rải rác theo phase, phần này gộp các lỗi cùng một lớp nguyên nhân lại với nhau để bài học được nêu rõ một lần, áp dụng được cho cả những nguồn dữ liệu tương tự thêm vào sau này.</w:t>
       </w:r>
     </w:p>
     <w:p>
@@ -4843,7 +1987,13 @@
         <w:pStyle w:val="Heading3"/>
       </w:pPr>
       <w:r>
-        <w:t>1.4 Bộ dữ liệu cần thiết bổ sung</w:t>
+        <w:t>1. Lớp bug lặp lại: thiếu lọc active/quantity&gt;0 ngay từ nguồn</w:t>
+      </w:r>
+    </w:p>
+    <w:p>
+      <w:pPr/>
+      <w:r>
+        <w:t>Xảy ra 3 lần độc lập trong suốt quá trình xây dựng — mỗi lần một nguồn ứng viên MỚI được thêm vào lại quên áp dụng điều kiện lọc tồn kho đã biết từ trước:</w:t>
       </w:r>
     </w:p>
     <w:p>
@@ -4851,7 +2001,7 @@
         <w:pStyle w:val="ListBullet"/>
       </w:pPr>
       <w:r>
-        <w:t>Dữ liệu bỏ vào giỏ hàng (thêm/bớt/đổi số lượng) — dùng cho học hành vi cộng đồng và vector sở thích.</w:t>
+        <w:t>Phase 1: cả 3 nguồn gốc (content-based/co-purchase/popularity) cùng DTO trả về cho giao diện đều thiếu field tồn kho — sản phẩm hết hàng vẫn được gợi ý, nút thêm giỏ hàng báo sai.</w:t>
       </w:r>
     </w:p>
     <w:p>
@@ -4859,7 +2009,7 @@
         <w:pStyle w:val="ListBullet"/>
       </w:pPr>
       <w:r>
-        <w:t>Dữ liệu mua hàng thật (đã có từ Phase 1, nay dùng thêm cho học hành vi cộng đồng — tín hiệu trọng số cao nhất).</w:t>
+        <w:t>Phase 2: nguồn collaborative filtering (CF) mới thêm vào lấy sản phẩm thẳng từ lịch sử mua/xem/giỏ mà không lọc lại tồn kho như 3 nguồn kia đã làm — khiến danh sách gợi ý ngắn hơn số lượng yêu cầu (12 còn 10).</w:t>
       </w:r>
     </w:p>
     <w:p>
@@ -4867,7 +2017,13 @@
         <w:pStyle w:val="ListBullet"/>
       </w:pPr>
       <w:r>
-        <w:t>Lịch sử các lần đã hiển thị gợi ý cho khách trước đó (đã thu thập từ Phase 0) — dùng để tính chống nhàm chán theo lịch sử.</w:t>
+        <w:t>Phát hiện qua code review độc lập (không phải qua kiểm thử theo tính năng): nguồn co-purchase (đã tồn tại từ Phase 1) chưa từng lọc tồn kho khi tính luật kết hợp — luật chứa sản phẩm hết hàng vẫn tồn tại trong bộ nhớ, lãng phí chỗ trong danh sách dù bị Java lọc bỏ ở bước cuối. Đã sửa: thêm `JOIN products ... WHERE active=1 AND quantity&gt;0` vào câu truy vấn xây giỏ hàng giao dịch.</w:t>
+      </w:r>
+    </w:p>
+    <w:p>
+      <w:pPr/>
+      <w:r>
+        <w:t>Bài học: điều kiện lọc tồn kho phải là một bước bắt buộc trong checklist khi thêm BẤT KỲ nguồn ứng viên mới nào, không chỉ tin vào lớp lọc cuối cùng ở Java (lớp đó chỉ đảm bảo khách không thấy sản phẩm hết hàng, không đảm bảo danh sách đủ số lượng hay không lãng phí chỗ trong pool ứng viên).</w:t>
       </w:r>
     </w:p>
     <w:p>
@@ -4875,13 +2031,19 @@
         <w:pStyle w:val="Heading3"/>
       </w:pPr>
       <w:r>
-        <w:t>1.5 Mô hình học lại theo chu kỳ nào? (cập nhật)</w:t>
+        <w:t>2. Lớp bug lặp lại: nhầm giờ địa phương với UTC</w:t>
       </w:r>
     </w:p>
     <w:p>
       <w:pPr/>
       <w:r>
-        <w:t>Phần nội dung/mua kèm/phổ biến vẫn học lại mỗi đêm lúc 2 giờ sáng như Phase 1. Riêng phần hành vi cộng đồng có thêm quy tắc linh hoạt: nếu khối lượng dữ liệu còn nhỏ, học lại mỗi đêm cùng các phần khác; khi khối lượng đã đủ lớn, chỉ học lại khi mô hình hiện tại đã quá 7 ngày tuổi, còn lại giữ nguyên mô hình cũ. Việc “chuyển giao” giữa mô hình cũ và mới luôn diễn ra trọn vẹn cùng lúc, không có lúc nào hệ thống ở trạng thái nửa cũ nửa mới.</w:t>
+        <w:t>`order_time` trong cơ sở dữ liệu lưu dạng UTC naive (kiểu `Instant` phía Java), trong khi `datetime.now()` mặc định của Python trả về giờ hệ thống (giờ địa phương, UTC+7 tại Việt Nam) nếu không truyền `timezone.utc`. Lệch 7 giờ này từng xuất hiện ở module tính luật mua kèm (`co_purchase.py`, phát hiện và sửa trong quá trình xây Phase 2), và phát hiện lại lần thứ hai ở module tính điểm phổ biến (`popularity.py`) qua code review độc lập sau khi toàn bộ 4 phase đã "xong" — cùng lớp lỗi nhưng không được rà soát chéo sang các file khác dùng thời gian tương tự khi sửa lần đầu.</w:t>
+      </w:r>
+    </w:p>
+    <w:p>
+      <w:pPr/>
+      <w:r>
+        <w:t>Bài học: mọi hàm mới tính khoảng thời gian từ `order_time`/`shown_at` phải dùng `datetime.now(timezone.utc).replace(tzinfo=None)`, không dùng `datetime.now()` trần — nên có 1 lượt rà soát toàn bộ file dùng `datetime.now()` mỗi khi phát hiện lại lớp lỗi này, thay vì chỉ sửa đúng chỗ vừa tìm thấy.</w:t>
       </w:r>
     </w:p>
     <w:p>
@@ -4889,13 +2051,87 @@
         <w:pStyle w:val="Heading3"/>
       </w:pPr>
       <w:r>
-        <w:t>1.6 Mô hình tương tác với hệ thống như thế nào?</w:t>
+        <w:t>3. Bài học nghiệp vụ: "vừa mua" không phải tín hiệu "muốn mua lại ngay"</w:t>
       </w:r>
     </w:p>
     <w:p>
       <w:pPr/>
       <w:r>
-        <w:t>Kiến trúc tổng thể giữ nguyên như Sơ đồ 1 ở Phase 1: dịch vụ gợi ý vẫn là 1 dịch vụ độc lập, backend chính vẫn là cầu nối duy nhất, vẫn có thời gian chờ giới hạn và tự chuyển sang phương án dự phòng khi lỗi. Phase 2 chỉ bổ sung 1 chi tiết nhỏ: ở cả 3 vị trí hiển thị, backend chính giờ gửi kèm thêm mã khách hàng (nếu đã đăng nhập) và mã phiên truy cập sang dịch vụ gợi ý — trước đây trang giỏ hàng và trang chi tiết sản phẩm chưa gửi thông tin này — để dịch vụ gợi ý biết chính xác nên áp dụng hành vi cộng đồng và chống nhàm chán cho đúng khách nào.</w:t>
+        <w:t>Không phải bug kỹ thuật mà là một giả định nghiệp vụ sai ban đầu: hành vi mua sắm grocery có tính chu kỳ, khách vừa mua một sản phẩm thường CHƯA cần mua lại ngay. Vấn đề này đã được ghi nhận từ nghiên cứu tín hiệu ban đầu (Phần I mục 4) nhưng chưa được xây tới tận Phase 2, dẫn tới trang chủ ưu tiên gợi ý lại đúng sản phẩm khách vừa mua xong. Cách khắc phục ("repurchase readiness") mô tả ở Phần II mục 8.</w:t>
+      </w:r>
+    </w:p>
+    <w:p>
+      <w:pPr>
+        <w:pStyle w:val="Heading3"/>
+      </w:pPr>
+      <w:r>
+        <w:t>4. Bảo mật: định danh phải luôn lấy từ JWT, không tin tham số client</w:t>
+      </w:r>
+    </w:p>
+    <w:p>
+      <w:pPr/>
+      <w:r>
+        <w:t>Phát hiện qua code review độc lập sau khi Phase 3 đã "xong": endpoint đặt hàng tạo `Order` đúng từ JWT, nhưng dòng gọi ghi nhận conversion ngay sau đó lại dùng thẳng tham số `userId` do client tự gửi trong request thay vì định danh JWT thật — một khách đăng nhập có thể gửi kèm `userId` của người khác trong request đặt hàng để đơn của mình vô tình (hoặc cố ý) đánh dấu "chuyển đổi" lên lượt hiển thị gợi ý của người đó, làm sai lệch phần thưởng bandit và số liệu CVR trên dashboard. Đơn hàng chính nó không bị ảnh hưởng (vẫn luôn tạo đúng theo JWT) — chỉ riêng bước ghi nhận conversion dùng nhầm biến. Đã sửa: dùng lại `order.getUser().getId()` (đã derive từ JWT khi tạo đơn) thay vì tham số request.</w:t>
+      </w:r>
+    </w:p>
+    <w:p>
+      <w:pPr/>
+      <w:r>
+        <w:t>Bài học: nguyên tắc "định danh chỉ lấy từ JWT" (Phần I mục 3) phải áp dụng cho MỌI lời gọi dùng định danh người dùng trong cùng 1 luồng xử lý, không chỉ lời gọi đầu tiên (tạo đơn) — dễ sót ở các bước phụ được thêm sau (ở đây là attribution, thêm vào Phase 3, dùng lại tham số controller đã có sẵn từ trước thay vì lấy lại đúng nguồn).</w:t>
+      </w:r>
+    </w:p>
+    <w:p>
+      <w:pPr>
+        <w:pStyle w:val="Heading3"/>
+      </w:pPr>
+      <w:r>
+        <w:t>5. Hiệu năng: N+1 query khi ghi nhận hàng loạt lượt hiển thị</w:t>
+      </w:r>
+    </w:p>
+    <w:p>
+      <w:pPr/>
+      <w:r>
+        <w:t>Phát hiện qua code review độc lập: mỗi lần một danh sách gợi ý lọt vào viewport, frontend gửi 1 batch tối đa 50 lượt hiển thị; endpoint ghi nhận cũ xử lý từng item bằng 1 câu kiểm tra tồn tại + 1 câu ghi riêng lẻ (tối đa 100 câu truy vấn cho 1 request). Đã sửa: gộp thành 1 câu kiểm tra tồn tại theo lô (`findAllById`) và 1 câu ghi theo lô (`saveAll`).</w:t>
+      </w:r>
+    </w:p>
+    <w:p>
+      <w:pPr>
+        <w:pStyle w:val="Heading3"/>
+      </w:pPr>
+      <w:r>
+        <w:t>6. Đã biết, chấp nhận không sửa (không phải bug, hành vi mặc định của hệ thống)</w:t>
+      </w:r>
+    </w:p>
+    <w:p>
+      <w:pPr>
+        <w:pStyle w:val="ListBullet"/>
+      </w:pPr>
+      <w:r>
+        <w:t>`cart-suggestions?productIds=abc` (chữ thay vì số) → lỗi 500 type-mismatch — hành vi mặc định toàn hệ thống với tham số sai kiểu, frontend không bao giờ gửi được giá trị này.</w:t>
+      </w:r>
+    </w:p>
+    <w:p>
+      <w:pPr>
+        <w:pStyle w:val="ListBullet"/>
+      </w:pPr>
+      <w:r>
+        <w:t>`products/similar/{id không tồn tại}` → trả về danh sách phổ biến thay vì rỗng — fail-safe hợp lý, trang chi tiết sản phẩm đã tự trả 404 trước đó rồi.</w:t>
+      </w:r>
+    </w:p>
+    <w:p>
+      <w:pPr>
+        <w:pStyle w:val="ListBullet"/>
+      </w:pPr>
+      <w:r>
+        <w:t>LinUCB dùng state in-memory dạng singleton — chỉ an toàn khi chạy đúng 1 worker process (`uvicorn` mặc định). Chưa cần scale ngang ở quy mô hiện tại nên chưa refactor; đã ghi rõ ràng buộc này trong README vận hành.</w:t>
+      </w:r>
+    </w:p>
+    <w:p>
+      <w:pPr>
+        <w:pStyle w:val="Heading1"/>
+      </w:pPr>
+      <w:r>
+        <w:t>PHẦN VI — KIỂM CHỨNG &amp; VẬN HÀNH HIỆN TẠI</w:t>
       </w:r>
     </w:p>
     <w:p>
@@ -4903,576 +2139,35 @@
         <w:pStyle w:val="Heading2"/>
       </w:pPr>
       <w:r>
-        <w:t>2. Các bước đã thực hiện trong Phase 2</w:t>
+        <w:t>1. Tình trạng dữ liệu</w:t>
       </w:r>
     </w:p>
     <w:p>
       <w:pPr/>
       <w:r>
-        <w:t>Dưới đây là các bước triển khai thực tế, theo đúng thứ tự đã thực hiện, kèm đoạn mã quan trọng nhất của mỗi bước và mục đích của nó.</w:t>
+        <w:t>Cả Phase 2 và Phase 3 hiện đang chạy trên một phần dữ liệu MẪU được bơm sẵn (script + manifest kèm theo) để đạt đủ ngưỡng dữ liệu tối thiểu và kiểm tra khả năng dự đoán trước khi có đủ dữ liệu thật:</w:t>
       </w:r>
     </w:p>
     <w:p>
       <w:pPr>
-        <w:pStyle w:val="Heading3"/>
+        <w:pStyle w:val="ListBullet"/>
       </w:pPr>
       <w:r>
-        <w:t>Bước 1 — Tính “mức độ quan trọng” của mỗi hành vi theo thời gian</w:t>
+        <w:t>Phase 2: ~40 user + ~104 đơn PAID + event tracking trải 4 tuần, đưa tổng số lên 284 đơn PAID / 56 user có ≥2 đơn.</w:t>
+      </w:r>
+    </w:p>
+    <w:p>
+      <w:pPr>
+        <w:pStyle w:val="ListBullet"/>
+      </w:pPr>
+      <w:r>
+        <w:t>Phase 3: 8 tuần × ~2.600-2.800 lượt hiển thị nguồn AI mỗi tuần + 230 lượt chuyển đổi neo vào đơn hàng thật.</w:t>
       </w:r>
     </w:p>
     <w:p>
       <w:pPr/>
       <w:r>
-        <w:t>Trước khi học mô hình, mỗi lượt mua/bỏ giỏ/xem giữa 1 khách và 1 sản phẩm được gộp lại thành 1 con số duy nhất, thể hiện cả loại hành vi lẫn độ mới của hành vi đó.</w:t>
-      </w:r>
-    </w:p>
-    <w:tbl>
-      <w:tblPr>
-        <w:tblW w:type="auto" w:w="0"/>
-        <w:tblLook w:firstColumn="1" w:firstRow="1" w:lastColumn="0" w:lastRow="0" w:noHBand="0" w:noVBand="1" w:val="04A0"/>
-        <w:tblLayout w:type="autofit"/>
-      </w:tblPr>
-      <w:tblGrid>
-        <w:gridCol w:w="8640"/>
-      </w:tblGrid>
-      <w:tr>
-        <w:tc>
-          <w:tcPr>
-            <w:tcW w:type="dxa" w:w="8640"/>
-            <w:shd w:val="clear" w:color="auto" w:fill="F3F6F4"/>
-            <w:tcBorders>
-              <w:top w:val="single" w:sz="4" w:space="0" w:color="C7D3CB"/>
-              <w:left w:val="single" w:sz="4" w:space="0" w:color="C7D3CB"/>
-              <w:bottom w:val="single" w:sz="4" w:space="0" w:color="C7D3CB"/>
-              <w:right w:val="single" w:sz="4" w:space="0" w:color="C7D3CB"/>
-            </w:tcBorders>
-          </w:tcPr>
-          <w:p>
-            <w:pPr>
-              <w:spacing w:before="40" w:after="40"/>
-            </w:pPr>
-            <w:r>
-              <w:rPr>
-                <w:rFonts w:ascii="Consolas" w:hAnsi="Consolas"/>
-                <w:color w:val="2A3831"/>
-                <w:sz w:val="18"/>
-              </w:rPr>
-              <w:t># Mua hàng quan trọng nhất và được nhớ lâu nhất (30 ngày);</w:t>
-            </w:r>
-            <w:r>
-              <w:rPr>
-                <w:rFonts w:ascii="Consolas" w:hAnsi="Consolas"/>
-                <w:color w:val="2A3831"/>
-                <w:sz w:val="18"/>
-              </w:rPr>
-              <w:br/>
-              <w:t># xem chỉ là tín hiệu yếu và bị quên nhanh (7 ngày)</w:t>
-            </w:r>
-            <w:r>
-              <w:rPr>
-                <w:rFonts w:ascii="Consolas" w:hAnsi="Consolas"/>
-                <w:color w:val="2A3831"/>
-                <w:sz w:val="18"/>
-              </w:rPr>
-              <w:br/>
-              <w:t>diem_hanh_vi = (</w:t>
-            </w:r>
-            <w:r>
-              <w:rPr>
-                <w:rFonts w:ascii="Consolas" w:hAnsi="Consolas"/>
-                <w:color w:val="2A3831"/>
-                <w:sz w:val="18"/>
-              </w:rPr>
-              <w:br/>
-              <w:t xml:space="preserve">    5.0 * exp(-so_ngay_da_qua_khi_mua * ln2 / 30)</w:t>
-            </w:r>
-            <w:r>
-              <w:rPr>
-                <w:rFonts w:ascii="Consolas" w:hAnsi="Consolas"/>
-                <w:color w:val="2A3831"/>
-                <w:sz w:val="18"/>
-              </w:rPr>
-              <w:br/>
-              <w:t xml:space="preserve">    + 2.0 * exp(-so_ngay_da_qua_khi_bo_gio * ln2 / 14)</w:t>
-            </w:r>
-            <w:r>
-              <w:rPr>
-                <w:rFonts w:ascii="Consolas" w:hAnsi="Consolas"/>
-                <w:color w:val="2A3831"/>
-                <w:sz w:val="18"/>
-              </w:rPr>
-              <w:br/>
-              <w:t xml:space="preserve">    + 1.0 * exp(-so_ngay_da_qua_khi_xem * ln2 / 7)</w:t>
-            </w:r>
-            <w:r>
-              <w:rPr>
-                <w:rFonts w:ascii="Consolas" w:hAnsi="Consolas"/>
-                <w:color w:val="2A3831"/>
-                <w:sz w:val="18"/>
-              </w:rPr>
-              <w:br/>
-              <w:t>)</w:t>
-            </w:r>
-          </w:p>
-        </w:tc>
-      </w:tr>
-    </w:tbl>
-    <w:p>
-      <w:pPr/>
-    </w:p>
-    <w:p>
-      <w:pPr>
-        <w:pStyle w:val="Heading3"/>
-      </w:pPr>
-      <w:r>
-        <w:t>Bước 2 — Học “gu sở thích” bằng ALS, có ngưỡng an toàn</w:t>
-      </w:r>
-    </w:p>
-    <w:p>
-      <w:pPr/>
-      <w:r>
-        <w:t>Trước khi học, kiểm tra đã đủ số khách hàng và số sản phẩm có hành vi hay chưa; nếu chưa đủ thì bỏ qua hoàn toàn, không suy diễn ẩu (giống cơ chế “im lặng” của gợi ý mua kèm ở Phase 1). Nếu đủ, học xen kẽ 2 dãy số (khách hàng/sản phẩm) qua nhiều vòng cho tới khi ổn định. Thư viện học ALS tiêu chuẩn không cài đặt được trên máy chủ đang dùng (Windows) nên một phiên bản thay thế tương đương đã được tự viết để đảm bảo hệ thống luôn chạy được.</w:t>
-      </w:r>
-    </w:p>
-    <w:tbl>
-      <w:tblPr>
-        <w:tblW w:type="auto" w:w="0"/>
-        <w:tblLook w:firstColumn="1" w:firstRow="1" w:lastColumn="0" w:lastRow="0" w:noHBand="0" w:noVBand="1" w:val="04A0"/>
-        <w:tblLayout w:type="autofit"/>
-      </w:tblPr>
-      <w:tblGrid>
-        <w:gridCol w:w="8640"/>
-      </w:tblGrid>
-      <w:tr>
-        <w:tc>
-          <w:tcPr>
-            <w:tcW w:type="dxa" w:w="8640"/>
-            <w:shd w:val="clear" w:color="auto" w:fill="F3F6F4"/>
-            <w:tcBorders>
-              <w:top w:val="single" w:sz="4" w:space="0" w:color="C7D3CB"/>
-              <w:left w:val="single" w:sz="4" w:space="0" w:color="C7D3CB"/>
-              <w:bottom w:val="single" w:sz="4" w:space="0" w:color="C7D3CB"/>
-              <w:right w:val="single" w:sz="4" w:space="0" w:color="C7D3CB"/>
-            </w:tcBorders>
-          </w:tcPr>
-          <w:p>
-            <w:pPr>
-              <w:spacing w:before="40" w:after="40"/>
-            </w:pPr>
-            <w:r>
-              <w:rPr>
-                <w:rFonts w:ascii="Consolas" w:hAnsi="Consolas"/>
-                <w:color w:val="2A3831"/>
-                <w:sz w:val="18"/>
-              </w:rPr>
-              <w:t>if so_khach_du_du_lieu &lt; 50 or so_san_pham_lien_quan &lt; 20:</w:t>
-            </w:r>
-            <w:r>
-              <w:rPr>
-                <w:rFonts w:ascii="Consolas" w:hAnsi="Consolas"/>
-                <w:color w:val="2A3831"/>
-                <w:sz w:val="18"/>
-              </w:rPr>
-              <w:br/>
-              <w:t xml:space="preserve">    return None   # "im lặng" — chưa đủ dữ liệu, chưa bật hành vi cộng đồng</w:t>
-            </w:r>
-            <w:r>
-              <w:rPr>
-                <w:rFonts w:ascii="Consolas" w:hAnsi="Consolas"/>
-                <w:color w:val="2A3831"/>
-                <w:sz w:val="18"/>
-              </w:rPr>
-              <w:br/>
-              <w:t/>
-            </w:r>
-            <w:r>
-              <w:rPr>
-                <w:rFonts w:ascii="Consolas" w:hAnsi="Consolas"/>
-                <w:color w:val="2A3831"/>
-                <w:sz w:val="18"/>
-              </w:rPr>
-              <w:br/>
-              <w:t>for vong_lap in range(so_vong_lap):</w:t>
-            </w:r>
-            <w:r>
-              <w:rPr>
-                <w:rFonts w:ascii="Consolas" w:hAnsi="Consolas"/>
-                <w:color w:val="2A3831"/>
-                <w:sz w:val="18"/>
-              </w:rPr>
-              <w:br/>
-              <w:t xml:space="preserve">    vector_khach = giai_theo(vector_san_pham, diem_hanh_vi)</w:t>
-            </w:r>
-            <w:r>
-              <w:rPr>
-                <w:rFonts w:ascii="Consolas" w:hAnsi="Consolas"/>
-                <w:color w:val="2A3831"/>
-                <w:sz w:val="18"/>
-              </w:rPr>
-              <w:br/>
-              <w:t xml:space="preserve">    vector_san_pham = giai_theo(vector_khach, diem_hanh_vi)</w:t>
-            </w:r>
-          </w:p>
-        </w:tc>
-      </w:tr>
-    </w:tbl>
-    <w:p>
-      <w:pPr/>
-    </w:p>
-    <w:p>
-      <w:pPr>
-        <w:pStyle w:val="Heading3"/>
-      </w:pPr>
-      <w:r>
-        <w:t>Bước 3 — Suy ra “sản phẩm tương tự theo hành vi” và “gợi ý cá nhân hoá”</w:t>
-      </w:r>
-    </w:p>
-    <w:p>
-      <w:pPr/>
-      <w:r>
-        <w:t>Từ 2 dãy số đã học ở bước trên, so sánh độ giống nhau giữa 2 sản phẩm (dùng cho mục “sản phẩm tương tự” và giỏ hàng) hoặc nhân dãy số của 1 khách với toàn bộ sản phẩm để xếp hạng gợi ý cá nhân (dùng cho trang chủ).</w:t>
-      </w:r>
-    </w:p>
-    <w:tbl>
-      <w:tblPr>
-        <w:tblW w:type="auto" w:w="0"/>
-        <w:tblLook w:firstColumn="1" w:firstRow="1" w:lastColumn="0" w:lastRow="0" w:noHBand="0" w:noVBand="1" w:val="04A0"/>
-        <w:tblLayout w:type="autofit"/>
-      </w:tblPr>
-      <w:tblGrid>
-        <w:gridCol w:w="8640"/>
-      </w:tblGrid>
-      <w:tr>
-        <w:tc>
-          <w:tcPr>
-            <w:tcW w:type="dxa" w:w="8640"/>
-            <w:shd w:val="clear" w:color="auto" w:fill="F3F6F4"/>
-            <w:tcBorders>
-              <w:top w:val="single" w:sz="4" w:space="0" w:color="C7D3CB"/>
-              <w:left w:val="single" w:sz="4" w:space="0" w:color="C7D3CB"/>
-              <w:bottom w:val="single" w:sz="4" w:space="0" w:color="C7D3CB"/>
-              <w:right w:val="single" w:sz="4" w:space="0" w:color="C7D3CB"/>
-            </w:tcBorders>
-          </w:tcPr>
-          <w:p>
-            <w:pPr>
-              <w:spacing w:before="40" w:after="40"/>
-            </w:pPr>
-            <w:r>
-              <w:rPr>
-                <w:rFonts w:ascii="Consolas" w:hAnsi="Consolas"/>
-                <w:color w:val="2A3831"/>
-                <w:sz w:val="18"/>
-              </w:rPr>
-              <w:t>do_giong_hanh_vi(sp_a, sp_b) = cosine(vector_san_pham[sp_a], vector_san_pham[sp_b])</w:t>
-            </w:r>
-            <w:r>
-              <w:rPr>
-                <w:rFonts w:ascii="Consolas" w:hAnsi="Consolas"/>
-                <w:color w:val="2A3831"/>
-                <w:sz w:val="18"/>
-              </w:rPr>
-              <w:br/>
-              <w:t>diem_ca_nhan_hoa[san_pham] = vector_khach . vector_san_pham[san_pham]</w:t>
-            </w:r>
-          </w:p>
-        </w:tc>
-      </w:tr>
-    </w:tbl>
-    <w:p>
-      <w:pPr/>
-    </w:p>
-    <w:p>
-      <w:pPr>
-        <w:pStyle w:val="Heading3"/>
-      </w:pPr>
-      <w:r>
-        <w:t>Bước 4 — Trộn thêm nguồn hành vi cộng đồng vào bước trộn nguồn sẵn có</w:t>
-      </w:r>
-    </w:p>
-    <w:p>
-      <w:pPr/>
-      <w:r>
-        <w:t>Thêm 1 nguồn nữa vào bước trộn nguồn (Blend) đã có sẵn từ Phase 1, mỗi vị trí hiển thị có tỉ trọng riêng cho nguồn mới này — không cần sửa lại logic trộn, chỉ cần thêm nguồn vào danh sách.</w:t>
-      </w:r>
-    </w:p>
-    <w:tbl>
-      <w:tblPr>
-        <w:tblW w:type="auto" w:w="0"/>
-        <w:tblLook w:firstColumn="1" w:firstRow="1" w:lastColumn="0" w:lastRow="0" w:noHBand="0" w:noVBand="1" w:val="04A0"/>
-        <w:tblLayout w:type="autofit"/>
-      </w:tblPr>
-      <w:tblGrid>
-        <w:gridCol w:w="8640"/>
-      </w:tblGrid>
-      <w:tr>
-        <w:tc>
-          <w:tcPr>
-            <w:tcW w:type="dxa" w:w="8640"/>
-            <w:shd w:val="clear" w:color="auto" w:fill="F3F6F4"/>
-            <w:tcBorders>
-              <w:top w:val="single" w:sz="4" w:space="0" w:color="C7D3CB"/>
-              <w:left w:val="single" w:sz="4" w:space="0" w:color="C7D3CB"/>
-              <w:bottom w:val="single" w:sz="4" w:space="0" w:color="C7D3CB"/>
-              <w:right w:val="single" w:sz="4" w:space="0" w:color="C7D3CB"/>
-            </w:tcBorders>
-          </w:tcPr>
-          <w:p>
-            <w:pPr>
-              <w:spacing w:before="40" w:after="40"/>
-            </w:pPr>
-            <w:r>
-              <w:rPr>
-                <w:rFonts w:ascii="Consolas" w:hAnsi="Consolas"/>
-                <w:color w:val="2A3831"/>
-                <w:sz w:val="18"/>
-              </w:rPr>
-              <w:t>nguon_goi_y["hanh_vi_cong_dong"] = diem_ca_nhan_hoa   # hoặc do_giong_hanh_vi</w:t>
-            </w:r>
-            <w:r>
-              <w:rPr>
-                <w:rFonts w:ascii="Consolas" w:hAnsi="Consolas"/>
-                <w:color w:val="2A3831"/>
-                <w:sz w:val="18"/>
-              </w:rPr>
-              <w:br/>
-              <w:t>trong_so["hanh_vi_cong_dong"] = trong_so_theo_vi_tri_hien_thi</w:t>
-            </w:r>
-          </w:p>
-        </w:tc>
-      </w:tr>
-    </w:tbl>
-    <w:p>
-      <w:pPr/>
-    </w:p>
-    <w:p>
-      <w:pPr>
-        <w:pStyle w:val="Heading3"/>
-      </w:pPr>
-      <w:r>
-        <w:t>Bước 5 — Chống nhàm chán theo lịch sử hiển thị</w:t>
-      </w:r>
-    </w:p>
-    <w:p>
-      <w:pPr/>
-      <w:r>
-        <w:t>Sau bước trộn nguồn, tính “điểm nhàm chán” cho từng danh mục dựa trên các lần đã hiển thị gần đây (14 ngày) mà khách không bấm vào — càng gần đây càng ảnh hưởng nhiều — rồi hạ điểm các sản phẩm thuộc danh mục đó trước khi đưa qua bước chống nhàm chán MMR.</w:t>
-      </w:r>
-    </w:p>
-    <w:tbl>
-      <w:tblPr>
-        <w:tblW w:type="auto" w:w="0"/>
-        <w:tblLook w:firstColumn="1" w:firstRow="1" w:lastColumn="0" w:lastRow="0" w:noHBand="0" w:noVBand="1" w:val="04A0"/>
-        <w:tblLayout w:type="autofit"/>
-      </w:tblPr>
-      <w:tblGrid>
-        <w:gridCol w:w="8640"/>
-      </w:tblGrid>
-      <w:tr>
-        <w:tc>
-          <w:tcPr>
-            <w:tcW w:type="dxa" w:w="8640"/>
-            <w:shd w:val="clear" w:color="auto" w:fill="F3F6F4"/>
-            <w:tcBorders>
-              <w:top w:val="single" w:sz="4" w:space="0" w:color="C7D3CB"/>
-              <w:left w:val="single" w:sz="4" w:space="0" w:color="C7D3CB"/>
-              <w:bottom w:val="single" w:sz="4" w:space="0" w:color="C7D3CB"/>
-              <w:right w:val="single" w:sz="4" w:space="0" w:color="C7D3CB"/>
-            </w:tcBorders>
-          </w:tcPr>
-          <w:p>
-            <w:pPr>
-              <w:spacing w:before="40" w:after="40"/>
-            </w:pPr>
-            <w:r>
-              <w:rPr>
-                <w:rFonts w:ascii="Consolas" w:hAnsi="Consolas"/>
-                <w:color w:val="2A3831"/>
-                <w:sz w:val="18"/>
-              </w:rPr>
-              <w:t>diem_nham_chan[danh_muc] += exp(-so_ngay_da_qua * ln2 / 7)  # mỗi lần đã hiển thị mà không bấm</w:t>
-            </w:r>
-            <w:r>
-              <w:rPr>
-                <w:rFonts w:ascii="Consolas" w:hAnsi="Consolas"/>
-                <w:color w:val="2A3831"/>
-                <w:sz w:val="18"/>
-              </w:rPr>
-              <w:br/>
-              <w:t/>
-            </w:r>
-            <w:r>
-              <w:rPr>
-                <w:rFonts w:ascii="Consolas" w:hAnsi="Consolas"/>
-                <w:color w:val="2A3831"/>
-                <w:sz w:val="18"/>
-              </w:rPr>
-              <w:br/>
-              <w:t>diem_sau_phat = diem_truoc_phat / (1 + 0.15 * diem_nham_chan[danh_muc_cua_san_pham])</w:t>
-            </w:r>
-          </w:p>
-        </w:tc>
-      </w:tr>
-    </w:tbl>
-    <w:p>
-      <w:pPr/>
-    </w:p>
-    <w:p>
-      <w:pPr>
-        <w:pStyle w:val="Heading3"/>
-      </w:pPr>
-      <w:r>
-        <w:t>Bước 6 — Mở rộng vector sở thích trang chủ sang nhiều loại hành vi</w:t>
-      </w:r>
-    </w:p>
-    <w:p>
-      <w:pPr/>
-      <w:r>
-        <w:t>Trước đây (Phase 1), trang chủ chỉ tính điểm ưu tiên dựa trên lịch sử xem. Nay cộng thêm lịch sử bỏ giỏ và mua thật — mỗi loại vẫn giữ công thức “càng gần đây càng ảnh hưởng nhiều” nhưng có tốc độ quên riêng (mua thật nhớ lâu nhất, xem quên nhanh nhất).</w:t>
-      </w:r>
-    </w:p>
-    <w:tbl>
-      <w:tblPr>
-        <w:tblW w:type="auto" w:w="0"/>
-        <w:tblLook w:firstColumn="1" w:firstRow="1" w:lastColumn="0" w:lastRow="0" w:noHBand="0" w:noVBand="1" w:val="04A0"/>
-        <w:tblLayout w:type="autofit"/>
-      </w:tblPr>
-      <w:tblGrid>
-        <w:gridCol w:w="8640"/>
-      </w:tblGrid>
-      <w:tr>
-        <w:tc>
-          <w:tcPr>
-            <w:tcW w:type="dxa" w:w="8640"/>
-            <w:shd w:val="clear" w:color="auto" w:fill="F3F6F4"/>
-            <w:tcBorders>
-              <w:top w:val="single" w:sz="4" w:space="0" w:color="C7D3CB"/>
-              <w:left w:val="single" w:sz="4" w:space="0" w:color="C7D3CB"/>
-              <w:bottom w:val="single" w:sz="4" w:space="0" w:color="C7D3CB"/>
-              <w:right w:val="single" w:sz="4" w:space="0" w:color="C7D3CB"/>
-            </w:tcBorders>
-          </w:tcPr>
-          <w:p>
-            <w:pPr>
-              <w:spacing w:before="40" w:after="40"/>
-            </w:pPr>
-            <w:r>
-              <w:rPr>
-                <w:rFonts w:ascii="Consolas" w:hAnsi="Consolas"/>
-                <w:color w:val="2A3831"/>
-                <w:sz w:val="18"/>
-              </w:rPr>
-              <w:t>trong_so = trong_so_theo_loai_hanh_vi * exp(-so_gio_da_qua / toc_do_quen_theo_loai_hanh_vi)</w:t>
-            </w:r>
-            <w:r>
-              <w:rPr>
-                <w:rFonts w:ascii="Consolas" w:hAnsi="Consolas"/>
-                <w:color w:val="2A3831"/>
-                <w:sz w:val="18"/>
-              </w:rPr>
-              <w:br/>
-              <w:t>diem[san_pham_ung_vien] += trong_so * do_giong(san_pham_da_tuong_tac, san_pham_ung_vien)</w:t>
-            </w:r>
-          </w:p>
-        </w:tc>
-      </w:tr>
-    </w:tbl>
-    <w:p>
-      <w:pPr/>
-    </w:p>
-    <w:p>
-      <w:pPr>
-        <w:pStyle w:val="Heading3"/>
-      </w:pPr>
-      <w:r>
-        <w:t>Bước 7 — Lịch trình học lại linh hoạt theo khối lượng dữ liệu</w:t>
-      </w:r>
-    </w:p>
-    <w:p>
-      <w:pPr/>
-      <w:r>
-        <w:t>Trước khi học lại mỗi đêm, hệ thống tự kiểm tra khối lượng dữ liệu hành vi hiện có và tuổi của mô hình đang chạy để quyết định có cần học lại đêm nay hay không.</w:t>
-      </w:r>
-    </w:p>
-    <w:tbl>
-      <w:tblPr>
-        <w:tblW w:type="auto" w:w="0"/>
-        <w:tblLook w:firstColumn="1" w:firstRow="1" w:lastColumn="0" w:lastRow="0" w:noHBand="0" w:noVBand="1" w:val="04A0"/>
-        <w:tblLayout w:type="autofit"/>
-      </w:tblPr>
-      <w:tblGrid>
-        <w:gridCol w:w="8640"/>
-      </w:tblGrid>
-      <w:tr>
-        <w:tc>
-          <w:tcPr>
-            <w:tcW w:type="dxa" w:w="8640"/>
-            <w:shd w:val="clear" w:color="auto" w:fill="F3F6F4"/>
-            <w:tcBorders>
-              <w:top w:val="single" w:sz="4" w:space="0" w:color="C7D3CB"/>
-              <w:left w:val="single" w:sz="4" w:space="0" w:color="C7D3CB"/>
-              <w:bottom w:val="single" w:sz="4" w:space="0" w:color="C7D3CB"/>
-              <w:right w:val="single" w:sz="4" w:space="0" w:color="C7D3CB"/>
-            </w:tcBorders>
-          </w:tcPr>
-          <w:p>
-            <w:pPr>
-              <w:spacing w:before="40" w:after="40"/>
-            </w:pPr>
-            <w:r>
-              <w:rPr>
-                <w:rFonts w:ascii="Consolas" w:hAnsi="Consolas"/>
-                <w:color w:val="2A3831"/>
-                <w:sz w:val="18"/>
-              </w:rPr>
-              <w:t>neu du_lieu_da_du_lon and tuoi_mo_hinh_cu &lt; 7_ngay:</w:t>
-            </w:r>
-            <w:r>
-              <w:rPr>
-                <w:rFonts w:ascii="Consolas" w:hAnsi="Consolas"/>
-                <w:color w:val="2A3831"/>
-                <w:sz w:val="18"/>
-              </w:rPr>
-              <w:br/>
-              <w:t xml:space="preserve">    dùng lại mô hình hành vi cộng đồng cũ (không học lại đêm nay)</w:t>
-            </w:r>
-            <w:r>
-              <w:rPr>
-                <w:rFonts w:ascii="Consolas" w:hAnsi="Consolas"/>
-                <w:color w:val="2A3831"/>
-                <w:sz w:val="18"/>
-              </w:rPr>
-              <w:br/>
-              <w:t>nguoc_lai:</w:t>
-            </w:r>
-            <w:r>
-              <w:rPr>
-                <w:rFonts w:ascii="Consolas" w:hAnsi="Consolas"/>
-                <w:color w:val="2A3831"/>
-                <w:sz w:val="18"/>
-              </w:rPr>
-              <w:br/>
-              <w:t xml:space="preserve">    học lại từ đầu, thay thế mô hình cũ bằng mô hình mới (chuyển giao trọn vẹn, không nửa vời)</w:t>
-            </w:r>
-          </w:p>
-        </w:tc>
-      </w:tr>
-    </w:tbl>
-    <w:p>
-      <w:pPr/>
-    </w:p>
-    <w:p>
-      <w:pPr>
-        <w:pStyle w:val="Heading3"/>
-      </w:pPr>
-      <w:r>
-        <w:t>Bước 8 — Kết nối hệ thống backend: gửi kèm mã khách/mã phiên ở mọi vị trí</w:t>
-      </w:r>
-    </w:p>
-    <w:p>
-      <w:pPr/>
-      <w:r>
-        <w:t>Cập nhật hệ thống chính (Java) và giao diện web để cả 3 vị trí hiển thị gợi ý (trang chủ, trang chi tiết sản phẩm, giỏ hàng) đều gửi kèm mã khách hàng (nếu đã đăng nhập, đọc từ phiên đăng nhập — không bao giờ tin thông tin do trình duyệt tự gửi lên) và mã phiên truy cập sang dịch vụ gợi ý. Trước đây chỉ trang chủ gửi thông tin này; trang chi tiết sản phẩm và giỏ hàng chưa gửi nên chưa thể áp dụng hành vi cộng đồng/chống nhàm chán cá nhân hoá cho 2 vị trí đó.</w:t>
+        <w:t>Cả 2 script seed đều ghi lại manifest JSON (danh sách chính xác các dòng đã chèn) để xoá sạch bằng script dọn dẹp dùng chung khi không còn cần nữa. Khuyến nghị: xoá dữ liệu mẫu Phase 3 TRƯỚC khi bắt đầu tin các con số của bandit như số liệu thật — trong thời gian thử nghiệm, bandit học trực tiếp trên phản hồi (click/mua) của chính dữ liệu mẫu này.</w:t>
       </w:r>
     </w:p>
     <w:p>
@@ -5480,13 +2175,7 @@
         <w:pStyle w:val="Heading2"/>
       </w:pPr>
       <w:r>
-        <w:t>3. Kiểm thử đã thực hiện</w:t>
-      </w:r>
-    </w:p>
-    <w:p>
-      <w:pPr/>
-      <w:r>
-        <w:t>Phase 2 được kiểm thử qua nhiều tình huống giả lập thực tế, không chỉ kiểm tra từng phần riêng lẻ, để xác nhận mô hình mới hoạt động đúng và không làm hệ thống kém ổn định hơn Phase 1:</w:t>
+        <w:t>2. Công tắc an toàn (kill-switch), không cần sửa code</w:t>
       </w:r>
     </w:p>
     <w:p>
@@ -5494,16 +2183,7 @@
         <w:pStyle w:val="ListBullet"/>
       </w:pPr>
       <w:r>
-        <w:rPr>
-          <w:b/>
-        </w:rPr>
-        <w:t xml:space="preserve">Đủ điều kiện bật hành vi cộng đồng: </w:t>
-      </w:r>
-      <w:r>
-        <w:rPr>
-          <w:b w:val="0"/>
-        </w:rPr>
-        <w:t>xác nhận đúng ngưỡng dữ liệu hiện có (58 khách hàng, 228 sản phẩm) đủ điều kiện, mô hình học xong trong 0,28 giây.</w:t>
+        <w:t>`BANDIT_ENABLED=false` hoặc `AB_BANDIT_PCT=0` — tắt toàn bộ khe khám phá, hệ thống quay về đúng hành vi Phase 2.</w:t>
       </w:r>
     </w:p>
     <w:p>
@@ -5511,16 +2191,7 @@
         <w:pStyle w:val="ListBullet"/>
       </w:pPr>
       <w:r>
-        <w:rPr>
-          <w:b/>
-        </w:rPr>
-        <w:t xml:space="preserve">Giả lập “chưa đủ dữ liệu”: </w:t>
-      </w:r>
-      <w:r>
-        <w:rPr>
-          <w:b w:val="0"/>
-        </w:rPr>
-        <w:t>nâng ngưỡng yêu cầu vượt xa dữ liệu hiện có → nguồn hành vi cộng đồng tự tắt hoàn toàn, cả 3 vị trí gợi ý vẫn hoạt động bình thường, không phát sinh lỗi nào.</w:t>
+        <w:t>CF, co-purchase tự tắt im lặng khi dữ liệu tụt dưới ngưỡng guard (không cần cấu hình gì) — đúng thiết kế "im lặng khi thiếu dữ liệu".</w:t>
       </w:r>
     </w:p>
     <w:p>
@@ -5528,50 +2199,7 @@
         <w:pStyle w:val="ListBullet"/>
       </w:pPr>
       <w:r>
-        <w:rPr>
-          <w:b/>
-        </w:rPr>
-        <w:t xml:space="preserve">Giả lập chống nhàm chán: </w:t>
-      </w:r>
-      <w:r>
-        <w:rPr>
-          <w:b w:val="0"/>
-        </w:rPr>
-        <w:t>cho 1 danh mục xuất hiện 17 lần liên tiếp mà khách không bấm vào → số sản phẩm cùng danh mục trong lần gợi ý tiếp theo giảm từ 8/8 xuống còn 4/8; sau khi đánh dấu các lần hiển thị đó là “đã bấm vào”, số lượng quay lại đúng 8/8 như ban đầu.</w:t>
-      </w:r>
-    </w:p>
-    <w:p>
-      <w:pPr>
-        <w:pStyle w:val="ListBullet"/>
-      </w:pPr>
-      <w:r>
-        <w:rPr>
-          <w:b/>
-        </w:rPr>
-        <w:t xml:space="preserve">Dịch vụ gợi ý ngừng hoạt động: </w:t>
-      </w:r>
-      <w:r>
-        <w:rPr>
-          <w:b w:val="0"/>
-        </w:rPr>
-        <w:t>tắt hẳn dịch vụ AI, xác nhận cả 3 vị trí hiển thị vẫn trả kết quả trong chưa tới 200 mili-giây (chuyển sang phương án dự phòng), không có lỗi hiển thị cho khách hàng; bật lại dịch vụ thì hệ thống tự động dùng lại gợi ý AI mà không cần khởi động lại bất kỳ thành phần nào.</w:t>
-      </w:r>
-    </w:p>
-    <w:p>
-      <w:pPr>
-        <w:pStyle w:val="ListBullet"/>
-      </w:pPr>
-      <w:r>
-        <w:rPr>
-          <w:b/>
-        </w:rPr>
-        <w:t xml:space="preserve">Kiểm thử trên trình duyệt thật: </w:t>
-      </w:r>
-      <w:r>
-        <w:rPr>
-          <w:b w:val="0"/>
-        </w:rPr>
-        <w:t>khách vãng lai xem trang chủ (gợi ý theo mức phổ biến) → đăng nhập → trang chủ chuyển sang gợi ý theo hành vi cộng đồng → xem trang chi tiết sản phẩm, mục “Sản phẩm tương tự” hiển thị đúng, có sản phẩm đến từ nguồn hành vi cộng đồng. Đối chiếu trực tiếp trong cơ sở dữ liệu xác nhận đúng khách hàng, đúng vị trí hiển thị, đúng nguồn gợi ý được ghi nhận.</w:t>
+        <w:t>Tắt hẳn `recommendation-service`: mọi endpoint gợi ý tự fallback rule-based trong Java, trang web không vỡ.</w:t>
       </w:r>
     </w:p>
     <w:p>
@@ -5579,566 +2207,13 @@
         <w:pStyle w:val="Heading2"/>
       </w:pPr>
       <w:r>
-        <w:t>4. Lỗi phát hiện sau khi triển khai và cách khắc phục</w:t>
+        <w:t>3. Endpoint &amp; vận hành</w:t>
       </w:r>
     </w:p>
     <w:p>
       <w:pPr/>
       <w:r>
-        <w:t>Sau khi Phase 2 lên môi trường thật, người dùng phát hiện 2 vấn đề khi dùng thử giao diện và đối chiếu với kiến thức mua sắm thực tế — không phải qua kiểm thử tự động. Mục này ghi lại nguyên nhân và cách khắc phục để tài liệu phản ánh đúng trạng thái hệ thống hiện tại.</w:t>
-      </w:r>
-    </w:p>
-    <w:p>
-      <w:pPr>
-        <w:pStyle w:val="Heading3"/>
-      </w:pPr>
-      <w:r>
-        <w:t>4.1 Danh sách gợi ý trả về ít hơn số lượng yêu cầu (12 còn 10, giỏ hàng cũng hụt)</w:t>
-      </w:r>
-    </w:p>
-    <w:p>
-      <w:pPr/>
-      <w:r>
-        <w:t>Hiện tượng: trang chủ yêu cầu 12 sản phẩm nhưng đôi khi chỉ nhận được 10; giỏ hàng cũng có thể hụt tương tự.</w:t>
-      </w:r>
-    </w:p>
-    <w:p>
-      <w:pPr/>
-      <w:r>
-        <w:t>Nguyên nhân: nguồn gợi ý theo hành vi cộng đồng (Collaborative Filtering) lấy sản phẩm thẳng từ lịch sử mua/bỏ giỏ/xem mà không lọc lại xem sản phẩm đó còn đang bán và còn hàng hay không — khác với 2 nguồn còn lại (nội dung, phổ biến) đã lọc điều này ngay từ Phase 1. Sản phẩm hết hàng vẫn lọt vào danh sách ứng viên, được chọn vào top kết quả, rồi bị lọc bỏ ở bước cuối cùng (hệ thống chính luôn kiểm tra lại tồn kho mới nhất trước khi trả về khách) — nhưng không có gì bù vào chỗ trống đó, nên danh sách cuối cùng ngắn hơn số lượng đã yêu cầu.</w:t>
-      </w:r>
-    </w:p>
-    <w:tbl>
-      <w:tblPr>
-        <w:tblW w:type="auto" w:w="0"/>
-        <w:tblLook w:firstColumn="1" w:firstRow="1" w:lastColumn="0" w:lastRow="0" w:noHBand="0" w:noVBand="1" w:val="04A0"/>
-        <w:tblLayout w:type="autofit"/>
-      </w:tblPr>
-      <w:tblGrid>
-        <w:gridCol w:w="8640"/>
-      </w:tblGrid>
-      <w:tr>
-        <w:tc>
-          <w:tcPr>
-            <w:tcW w:type="dxa" w:w="8640"/>
-            <w:shd w:val="clear" w:color="auto" w:fill="F3F6F4"/>
-            <w:tcBorders>
-              <w:top w:val="single" w:sz="4" w:space="0" w:color="C7D3CB"/>
-              <w:left w:val="single" w:sz="4" w:space="0" w:color="C7D3CB"/>
-              <w:bottom w:val="single" w:sz="4" w:space="0" w:color="C7D3CB"/>
-              <w:right w:val="single" w:sz="4" w:space="0" w:color="C7D3CB"/>
-            </w:tcBorders>
-          </w:tcPr>
-          <w:p>
-            <w:pPr>
-              <w:spacing w:before="40" w:after="40"/>
-            </w:pPr>
-            <w:r>
-              <w:rPr>
-                <w:rFonts w:ascii="Consolas" w:hAnsi="Consolas"/>
-                <w:color w:val="2A3831"/>
-                <w:sz w:val="18"/>
-              </w:rPr>
-              <w:t># Trước: lấy sản phẩm từ lịch sử mua/xem/bỏ giỏ, không kiểm tra tồn kho hiện tại</w:t>
-            </w:r>
-            <w:r>
-              <w:rPr>
-                <w:rFonts w:ascii="Consolas" w:hAnsi="Consolas"/>
-                <w:color w:val="2A3831"/>
-                <w:sz w:val="18"/>
-              </w:rPr>
-              <w:br/>
-              <w:t>SELECT nguoi_dung, san_pham, thoi_diem FROM lich_su_mua_hang</w:t>
-            </w:r>
-            <w:r>
-              <w:rPr>
-                <w:rFonts w:ascii="Consolas" w:hAnsi="Consolas"/>
-                <w:color w:val="2A3831"/>
-                <w:sz w:val="18"/>
-              </w:rPr>
-              <w:br/>
-              <w:t/>
-            </w:r>
-            <w:r>
-              <w:rPr>
-                <w:rFonts w:ascii="Consolas" w:hAnsi="Consolas"/>
-                <w:color w:val="2A3831"/>
-                <w:sz w:val="18"/>
-              </w:rPr>
-              <w:br/>
-              <w:t># Sau: chỉ tính những sản phẩm hiện còn bán và còn hàng</w:t>
-            </w:r>
-            <w:r>
-              <w:rPr>
-                <w:rFonts w:ascii="Consolas" w:hAnsi="Consolas"/>
-                <w:color w:val="2A3831"/>
-                <w:sz w:val="18"/>
-              </w:rPr>
-              <w:br/>
-              <w:t>SELECT nguoi_dung, san_pham, thoi_diem FROM lich_su_mua_hang</w:t>
-            </w:r>
-            <w:r>
-              <w:rPr>
-                <w:rFonts w:ascii="Consolas" w:hAnsi="Consolas"/>
-                <w:color w:val="2A3831"/>
-                <w:sz w:val="18"/>
-              </w:rPr>
-              <w:br/>
-              <w:t>JOIN san_pham ON con_ban = true AND so_luong_ton &gt; 0</w:t>
-            </w:r>
-          </w:p>
-        </w:tc>
-      </w:tr>
-    </w:tbl>
-    <w:p>
-      <w:pPr/>
-    </w:p>
-    <w:p>
-      <w:pPr/>
-      <w:r>
-        <w:t>Kiểm chứng: quét thử 40 khách hàng, 60 sản phẩm và 30 giỏ hàng ngẫu nhiên, xác nhận không còn trường hợp nào trả về ít hơn số lượng yêu cầu.</w:t>
-      </w:r>
-    </w:p>
-    <w:p>
-      <w:pPr>
-        <w:pStyle w:val="Heading3"/>
-      </w:pPr>
-      <w:r>
-        <w:t>4.2 Vừa mua sản phẩm lại được gợi ý mua thêm ngay sản phẩm giống hệt</w:t>
-      </w:r>
-    </w:p>
-    <w:p>
-      <w:pPr/>
-      <w:r>
-        <w:t>Hiện tượng: khách vừa mua xong một sản phẩm (ví dụ một bao gạo) thì ngay sau đó trang chủ lại ưu tiên gợi ý các sản phẩm cùng loại — trong khi thực tế khách vừa mua xong thì gần như chắc chắn CHƯA cần mua lại ngay.</w:t>
-      </w:r>
-    </w:p>
-    <w:p>
-      <w:pPr/>
-      <w:r>
-        <w:t>Nguyên nhân: mô hình coi “vừa mua” luôn là tín hiệu mạnh nhất rồi mới giảm dần theo thời gian, giống hệt cách xử lý tín hiệu xem/bỏ giỏ — trong khi hành vi mua sắm thật lại theo chiều ngược lại: mức độ “sẵn sàng mua lại” thấp ngay sau khi mua, rồi mới tăng dần lên khi gần tới lúc sản phẩm đã dùng hết. Vấn đề này đã được ghi nhận từ đầu dự án (mục “chu kỳ mua lại” trong nghiên cứu ban đầu) nhưng chưa được xây dựng tới Phase 2 này.</w:t>
-      </w:r>
-    </w:p>
-    <w:tbl>
-      <w:tblPr>
-        <w:tblW w:type="auto" w:w="0"/>
-        <w:tblLook w:firstColumn="1" w:firstRow="1" w:lastColumn="0" w:lastRow="0" w:noHBand="0" w:noVBand="1" w:val="04A0"/>
-        <w:tblLayout w:type="autofit"/>
-      </w:tblPr>
-      <w:tblGrid>
-        <w:gridCol w:w="8640"/>
-      </w:tblGrid>
-      <w:tr>
-        <w:tc>
-          <w:tcPr>
-            <w:tcW w:type="dxa" w:w="8640"/>
-            <w:shd w:val="clear" w:color="auto" w:fill="F3F6F4"/>
-            <w:tcBorders>
-              <w:top w:val="single" w:sz="4" w:space="0" w:color="C7D3CB"/>
-              <w:left w:val="single" w:sz="4" w:space="0" w:color="C7D3CB"/>
-              <w:bottom w:val="single" w:sz="4" w:space="0" w:color="C7D3CB"/>
-              <w:right w:val="single" w:sz="4" w:space="0" w:color="C7D3CB"/>
-            </w:tcBorders>
-          </w:tcPr>
-          <w:p>
-            <w:pPr>
-              <w:spacing w:before="40" w:after="40"/>
-            </w:pPr>
-            <w:r>
-              <w:rPr>
-                <w:rFonts w:ascii="Consolas" w:hAnsi="Consolas"/>
-                <w:color w:val="2A3831"/>
-                <w:sz w:val="18"/>
-              </w:rPr>
-              <w:t># Trước: mua thật luôn là tín hiệu mạnh nhất ngay từ lúc vừa mua, giảm dần sau đó</w:t>
-            </w:r>
-            <w:r>
-              <w:rPr>
-                <w:rFonts w:ascii="Consolas" w:hAnsi="Consolas"/>
-                <w:color w:val="2A3831"/>
-                <w:sz w:val="18"/>
-              </w:rPr>
-              <w:br/>
-              <w:t>trong_so_mua_that = 5.0 * exp(-so_ngay_da_qua * ln2 / 30)</w:t>
-            </w:r>
-            <w:r>
-              <w:rPr>
-                <w:rFonts w:ascii="Consolas" w:hAnsi="Consolas"/>
-                <w:color w:val="2A3831"/>
-                <w:sz w:val="18"/>
-              </w:rPr>
-              <w:br/>
-              <w:t/>
-            </w:r>
-            <w:r>
-              <w:rPr>
-                <w:rFonts w:ascii="Consolas" w:hAnsi="Consolas"/>
-                <w:color w:val="2A3831"/>
-                <w:sz w:val="18"/>
-              </w:rPr>
-              <w:br/>
-              <w:t># Sau: nhân thêm mức độ 'sẵn sàng mua lại' — thấp ngay sau khi mua, tăng dần tới lúc</w:t>
-            </w:r>
-            <w:r>
-              <w:rPr>
-                <w:rFonts w:ascii="Consolas" w:hAnsi="Consolas"/>
-                <w:color w:val="2A3831"/>
-                <w:sz w:val="18"/>
-              </w:rPr>
-              <w:br/>
-              <w:t># gần chu kỳ mua lại ước tính của sản phẩm đó (median các lần mua lặp lại trước đây)</w:t>
-            </w:r>
-            <w:r>
-              <w:rPr>
-                <w:rFonts w:ascii="Consolas" w:hAnsi="Consolas"/>
-                <w:color w:val="2A3831"/>
-                <w:sz w:val="18"/>
-              </w:rPr>
-              <w:br/>
-              <w:t>san_sang_mua_lai = min(so_ngay_da_qua / chu_ky_mua_lai_uoc_tinh, 1.0)</w:t>
-            </w:r>
-            <w:r>
-              <w:rPr>
-                <w:rFonts w:ascii="Consolas" w:hAnsi="Consolas"/>
-                <w:color w:val="2A3831"/>
-                <w:sz w:val="18"/>
-              </w:rPr>
-              <w:br/>
-              <w:t>trong_so_mua_that = 5.0 * exp(-so_ngay_da_qua * ln2 / 30) * san_sang_mua_lai</w:t>
-            </w:r>
-          </w:p>
-        </w:tc>
-      </w:tr>
-    </w:tbl>
-    <w:p>
-      <w:pPr/>
-    </w:p>
-    <w:p>
-      <w:pPr/>
-      <w:r>
-        <w:t>Kiểm chứng bằng số liệu thực tế (chu kỳ mua lại ước tính 14 ngày): mua 1 giờ trước → trọng số giảm 100% so với công thức cũ (gần như không còn ảnh hưởng); mua 7 ngày trước (nửa chu kỳ) → giảm 50%; mua từ 14 ngày trở lên (đã qua chu kỳ) → trở lại đúng bằng công thức cũ, không bị ảnh hưởng.</w:t>
-      </w:r>
-    </w:p>
-    <w:p>
-      <w:pPr>
-        <w:pStyle w:val="Heading1"/>
-      </w:pPr>
-      <w:r>
-        <w:t>PHẦN IV — QUY TRÌNH XÂY DỰNG MÔ HÌNH (PHASE 3)</w:t>
-      </w:r>
-    </w:p>
-    <w:p>
-      <w:pPr/>
-      <w:r>
-        <w:t>Phase 3 bổ sung mảnh ghép cuối của vòng lặp tự học: cơ chế khám phá–khai thác (explore–exploit) bằng thuật toán LinUCB, kèm khả năng ghi nhận đơn hàng phát sinh từ gợi ý, thử nghiệm A/B và bộ số liệu đo lường hiển thị ngay trong trang quản trị. Nếu Phase 2 giúp hệ thống hiểu khách qua lịch sử, thì Phase 3 cho phép hệ thống chủ động thử cái mới một cách có kiểm soát và tự điều chỉnh theo phản hồi trong ngày, thay vì chờ tới lượt huấn luyện lại hằng đêm.</w:t>
-      </w:r>
-    </w:p>
-    <w:p>
-      <w:pPr>
-        <w:pStyle w:val="Heading2"/>
-      </w:pPr>
-      <w:r>
-        <w:t>1. Vì sao cần khe "khám phá" và bandit</w:t>
-      </w:r>
-    </w:p>
-    <w:p>
-      <w:pPr/>
-      <w:r>
-        <w:t>Mọi nguồn gợi ý ở Phase 1–2 đều dựa trên những gì khách ĐÃ làm: đã xem gì, đã mua gì, người giống mình mua gì. Điểm mù của cách này là hệ thống không bao giờ biết khách có thích một danh mục hoàn toàn mới hay không, vì danh mục đó chưa từng được hiển thị đủ nhiều để có dữ liệu — hiệu ứng "bong bóng lọc" tự củng cố. Cơ chế chống nhàm chán ở Phase 2 chỉ giảm bớt cái cũ một cách thụ động; Phase 3 chủ động dành 1-2 vị trí trong mỗi danh sách gợi ý (vị trí thứ 3 và thứ 8, tránh ô cuối vì khách ít nhìn tới) cho một sản phẩm thuộc danh mục nằm ngoài vùng quen thuộc.</w:t>
-      </w:r>
-    </w:p>
-    <w:p>
-      <w:pPr/>
-      <w:r>
-        <w:t>Chọn danh mục nào để thử không phải ngẫu nhiên: thuật toán LinUCB cân nhắc giữa "khai thác" (danh mục từng được đón nhận tốt trong bối cảnh tương tự) và "khám phá" (danh mục còn ít dữ liệu nên độ bất định cao — đáng thử để học thêm). Mỗi danh mục là một "cánh tay" của bandit; bối cảnh gồm giờ trong ngày, thứ trong tuần, khách mới hay quen, độ rộng sở thích và mức độ chán hiện tại với chính danh mục đó. Nhờ chiều bối cảnh cuối này, LinUCB tự học được quy luật "danh mục đang bị chán thì thưởng thấp" — không cần viết luật riêng.</w:t>
-      </w:r>
-    </w:p>
-    <w:p>
-      <w:r>
-        <w:drawing>
-          <wp:inline xmlns:a="http://schemas.openxmlformats.org/drawingml/2006/main" xmlns:pic="http://schemas.openxmlformats.org/drawingml/2006/picture">
-            <wp:extent cx="5760720" cy="2852928"/>
-            <wp:docPr id="5" name="Picture 5"/>
-            <wp:cNvGraphicFramePr>
-              <a:graphicFrameLocks noChangeAspect="1"/>
-            </wp:cNvGraphicFramePr>
-            <a:graphic>
-              <a:graphicData uri="http://schemas.openxmlformats.org/drawingml/2006/picture">
-                <pic:pic>
-                  <pic:nvPicPr>
-                    <pic:cNvPr id="0" name="phase3_linucb.png"/>
-                    <pic:cNvPicPr/>
-                  </pic:nvPicPr>
-                  <pic:blipFill>
-                    <a:blip r:embed="rId13"/>
-                    <a:stretch>
-                      <a:fillRect/>
-                    </a:stretch>
-                  </pic:blipFill>
-                  <pic:spPr>
-                    <a:xfrm>
-                      <a:off x="0" y="0"/>
-                      <a:ext cx="5760720" cy="2852928"/>
-                    </a:xfrm>
-                    <a:prstGeom prst="rect"/>
-                  </pic:spPr>
-                </pic:pic>
-              </a:graphicData>
-            </a:graphic>
-          </wp:inline>
-        </w:drawing>
-      </w:r>
-    </w:p>
-    <w:p>
-      <w:pPr>
-        <w:pStyle w:val="Caption"/>
-      </w:pPr>
-      <w:r>
-        <w:t>Sơ đồ 6 — Cách LinUCB quyết định thử danh mục nào cho khe khám phá</w:t>
-      </w:r>
-    </w:p>
-    <w:p>
-      <w:pPr>
-        <w:pStyle w:val="Heading2"/>
-      </w:pPr>
-      <w:r>
-        <w:t>2. Vòng lặp phần thưởng — học ngay trong ngày</w:t>
-      </w:r>
-    </w:p>
-    <w:p>
-      <w:pPr/>
-      <w:r>
-        <w:t>Khác với các nguồn gợi ý huấn luyện lại hằng đêm, bandit cập nhật gần như tức thời: một tác vụ nền đọc bảng lượt hiển thị mỗi 2 phút (đúng chủ trương trong roadmap — không thêm message broker ở quy mô hiện tại) và quy đổi phản hồi của khách thành phần thưởng:</w:t>
-      </w:r>
-    </w:p>
-    <w:p>
-      <w:pPr>
-        <w:pStyle w:val="ListBullet"/>
-      </w:pPr>
-      <w:r>
-        <w:t>Khách bấm vào sản phẩm khám phá: +0.2 — tín hiệu quan tâm.</w:t>
-      </w:r>
-    </w:p>
-    <w:p>
-      <w:pPr>
-        <w:pStyle w:val="ListBullet"/>
-      </w:pPr>
-      <w:r>
-        <w:t>Khách đặt hàng sản phẩm đó (trong cửa sổ 7 ngày): +1.0 — tín hiệu mạnh nhất.</w:t>
-      </w:r>
-    </w:p>
-    <w:p>
-      <w:pPr>
-        <w:pStyle w:val="ListBullet"/>
-      </w:pPr>
-      <w:r>
-        <w:t>Hiển thị hơn 24 giờ mà không được bấm: −0.05 — tín hiệu chán, cố ý để nhẹ hơn nhiều so với mức −0.5 dự kiến ban đầu vì giao diện không có nút "bỏ qua" rõ ràng, và mức phạt lớn sẽ nhấn chìm tín hiệu bấm (+0.2) khi tỉ lệ bấm nền chỉ khoảng 4%.</w:t>
-      </w:r>
-    </w:p>
-    <w:p>
-      <w:pPr>
-        <w:pStyle w:val="ListBullet"/>
-      </w:pPr>
-      <w:r>
-        <w:t>Danh sách chưa từng hiện ra trên màn hình khách (chưa cuộn tới) sau 6 giờ: bỏ qua, không thưởng không phạt — chưa nhìn thấy thì không phải phản hồi.</w:t>
-      </w:r>
-    </w:p>
-    <w:p>
-      <w:pPr/>
-      <w:r>
-        <w:t>Trạng thái học của bandit (ma trận từng cánh tay + nhật ký quyết định chờ phần thưởng) được lưu trong một file SQLite cục bộ của dịch vụ Python — dịch vụ khởi động lại không mất kiến thức đã học, và giữ nguyên nguyên tắc "Python chỉ đọc MySQL, mọi thao tác ghi đi qua Java". Mất file này chỉ khiến bandit học lại từ đầu, không mất dữ liệu nghiệp vụ.</w:t>
-      </w:r>
-    </w:p>
-    <w:p>
-      <w:r>
-        <w:drawing>
-          <wp:inline xmlns:a="http://schemas.openxmlformats.org/drawingml/2006/main" xmlns:pic="http://schemas.openxmlformats.org/drawingml/2006/picture">
-            <wp:extent cx="5760720" cy="3072384"/>
-            <wp:docPr id="6" name="Picture 6"/>
-            <wp:cNvGraphicFramePr>
-              <a:graphicFrameLocks noChangeAspect="1"/>
-            </wp:cNvGraphicFramePr>
-            <a:graphic>
-              <a:graphicData uri="http://schemas.openxmlformats.org/drawingml/2006/picture">
-                <pic:pic>
-                  <pic:nvPicPr>
-                    <pic:cNvPr id="0" name="phase3_pipeline.png"/>
-                    <pic:cNvPicPr/>
-                  </pic:nvPicPr>
-                  <pic:blipFill>
-                    <a:blip r:embed="rId14"/>
-                    <a:stretch>
-                      <a:fillRect/>
-                    </a:stretch>
-                  </pic:blipFill>
-                  <pic:spPr>
-                    <a:xfrm>
-                      <a:off x="0" y="0"/>
-                      <a:ext cx="5760720" cy="3072384"/>
-                    </a:xfrm>
-                    <a:prstGeom prst="rect"/>
-                  </pic:spPr>
-                </pic:pic>
-              </a:graphicData>
-            </a:graphic>
-          </wp:inline>
-        </w:drawing>
-      </w:r>
-    </w:p>
-    <w:p>
-      <w:pPr>
-        <w:pStyle w:val="Caption"/>
-      </w:pPr>
-      <w:r>
-        <w:t>Sơ đồ 5 — Pipeline gợi ý Phase 3 với khe khám phá và vòng lặp phần thưởng</w:t>
-      </w:r>
-    </w:p>
-    <w:p>
-      <w:pPr>
-        <w:pStyle w:val="Heading2"/>
-      </w:pPr>
-      <w:r>
-        <w:t>3. Ghi nhận đơn hàng phát sinh từ gợi ý (conversion)</w:t>
-      </w:r>
-    </w:p>
-    <w:p>
-      <w:pPr/>
-      <w:r>
-        <w:t>Khi rà soát để làm phần thưởng +1.0, phát hiện một khoảng trống tồn tại từ Phase 0: bảng lượt hiển thị có sẵn cột "đã chuyển đổi" nhưng chưa có chỗ nào ghi vào. Phase 3 bổ sung: ngay khi khách đặt đơn thành công (kể cả COD chưa thanh toán — theo quyết định nghiệp vụ: đặt đơn đã là tín hiệu ý định mua, đơn huỷ chấp nhận là nhiễu nhỏ), hệ thống tìm cho mỗi sản phẩm trong đơn đúng MỘT lượt hiển thị gợi ý gần nhất trong 7 ngày (ưu tiên lượt đã được bấm) và đánh dấu kèm mã đơn hàng. Chỉ đánh dấu một lượt duy nhất (last-touch) để không thổi phồng tỉ lệ chuyển đổi. Bước này được đặt sau khi tạo đơn và bọc kín lỗi — dù có trục trặc cũng không bao giờ ảnh hưởng luồng đặt hàng của khách.</w:t>
-      </w:r>
-    </w:p>
-    <w:p>
-      <w:pPr>
-        <w:pStyle w:val="Heading2"/>
-      </w:pPr>
-      <w:r>
-        <w:t>4. Thử nghiệm A/B và bảng số liệu trong trang quản trị</w:t>
-      </w:r>
-    </w:p>
-    <w:p>
-      <w:pPr/>
-      <w:r>
-        <w:t>Để trả lời câu hỏi "bật bandit có thực sự tốt hơn không", khách được chia làm hai nhóm cố định theo mã băm CRC32 của định danh (khách đăng nhập theo mã người dùng, khách vãng lai theo mã phiên): 50% có khe khám phá, 50% không. Cách băm này tính lại được ngay trong SQL khi phân tích nên không cần thêm cột nào vào cơ sở dữ liệu. Trang quản trị có thêm mục "Gợi ý AI" hiển thị:</w:t>
-      </w:r>
-    </w:p>
-    <w:p>
-      <w:pPr>
-        <w:pStyle w:val="ListBullet"/>
-      </w:pPr>
-      <w:r>
-        <w:t>Tỉ lệ bấm (CTR) và tỉ lệ chuyển đổi (CVR) theo từng vị trí hiển thị × nguồn thuật toán — nhìn được ngay nguồn khám phá BANDIT_EXPLORE hoạt động ra sao so với các nguồn còn lại.</w:t>
-      </w:r>
-    </w:p>
-    <w:p>
-      <w:pPr>
-        <w:pStyle w:val="ListBullet"/>
-      </w:pPr>
-      <w:r>
-        <w:t>So sánh trực tiếp hai nhóm A/B kèm mức chênh lệch.</w:t>
-      </w:r>
-    </w:p>
-    <w:p>
-      <w:pPr>
-        <w:pStyle w:val="ListBullet"/>
-      </w:pPr>
-      <w:r>
-        <w:t>Độ đa dạng trong từng danh sách (1 − độ tương đồng trung bình giữa các cặp sản phẩm cùng danh sách).</w:t>
-      </w:r>
-    </w:p>
-    <w:p>
-      <w:pPr>
-        <w:pStyle w:val="ListBullet"/>
-      </w:pPr>
-      <w:r>
-        <w:t>Độ rộng sở thích (entropy) của những gì được hiển thị so với những gì được bấm, theo tuần — phải tăng dần nếu đa dạng hoá có hiệu quả.</w:t>
-      </w:r>
-    </w:p>
-    <w:p>
-      <w:pPr>
-        <w:pStyle w:val="ListBullet"/>
-      </w:pPr>
-      <w:r>
-        <w:t>Độ phủ danh mục hàng: bao nhiêu phần trăm sản phẩm đang bán có ít nhất một lượt được gợi ý trong 30 ngày — chống việc mô hình chỉ xoay quanh vài chục sản phẩm quen.</w:t>
-      </w:r>
-    </w:p>
-    <w:p>
-      <w:pPr>
-        <w:pStyle w:val="ListBullet"/>
-      </w:pPr>
-      <w:r>
-        <w:t>Tỉ lệ hiển thị lặp lại mà không được bấm theo danh mục — phải giảm dần nếu cơ chế chống nhàm chán làm đúng việc.</w:t>
-      </w:r>
-    </w:p>
-    <w:p>
-      <w:pPr/>
-      <w:r>
-        <w:t>Số liệu do dịch vụ Python tính trực tiếp từ cơ sở dữ liệu (có bộ nhớ đệm 5 phút), Java làm cầu nối và khoá quyền quản trị viên; giao diện dùng lại đúng bộ biểu đồ sẵn có của trang tổng quan.</w:t>
-      </w:r>
-    </w:p>
-    <w:p>
-      <w:pPr>
-        <w:pStyle w:val="Heading2"/>
-      </w:pPr>
-      <w:r>
-        <w:t>5. Kiểm chứng trước khi bàn giao</w:t>
-      </w:r>
-    </w:p>
-    <w:p>
-      <w:pPr/>
-      <w:r>
-        <w:t>Toàn bộ Phase 3 được kiểm chứng qua HTTP thật xuyên suốt ba tầng (giả lập đúng hành vi frontend → Java → MySQL → Python), không chỉ qua unit test:</w:t>
-      </w:r>
-    </w:p>
-    <w:p>
-      <w:pPr>
-        <w:pStyle w:val="ListBullet"/>
-      </w:pPr>
-      <w:r>
-        <w:t>Khe khám phá xuất hiện đúng vị trí 3 và 8 với nhóm A/B bật, tuyệt đối không xuất hiện với nhóm tắt; danh sách 6 món chỉ có 1 khe; sản phẩm khám phá xoay vòng chứ không lặp một món.</w:t>
-      </w:r>
-    </w:p>
-    <w:p>
-      <w:pPr>
-        <w:pStyle w:val="ListBullet"/>
-      </w:pPr>
-      <w:r>
-        <w:t>Đủ 4 nhánh của vòng lặp phần thưởng: bấm (+0.2, tiếp tục chờ chuyển đổi), đặt hàng (+1.0, chốt), im lặng quá hạn (−0.05, chốt), chưa hiện ra màn hình (bỏ qua). Khởi động lại dịch vụ xác nhận trạng thái học còn nguyên.</w:t>
-      </w:r>
-    </w:p>
-    <w:p>
-      <w:pPr>
-        <w:pStyle w:val="ListBullet"/>
-      </w:pPr>
-      <w:r>
-        <w:t>Đặt một đơn COD thật chứa sản phẩm từng được gợi ý: lượt hiển thị tương ứng được đánh dấu chuyển đổi kèm đúng mã đơn; sản phẩm không có lượt hiển thị nào thì không dòng nào bị đánh dấu.</w:t>
-      </w:r>
-    </w:p>
-    <w:p>
-      <w:pPr>
-        <w:pStyle w:val="ListBullet"/>
-      </w:pPr>
-      <w:r>
-        <w:t>Khép kín vòng lặp thật: bấm vào sản phẩm khám phá trên đường đi thật của frontend → chưa đầy 2 phút sau nhật ký dịch vụ ghi nhận phần thưởng và ma trận cánh tay được cập nhật.</w:t>
-      </w:r>
-    </w:p>
-    <w:p>
-      <w:pPr>
-        <w:pStyle w:val="ListBullet"/>
-      </w:pPr>
-      <w:r>
-        <w:t>Trang số liệu: không đăng nhập bị chặn 401, tài khoản thường bị chặn, quản trị viên xem đủ 6 khối số liệu.</w:t>
-      </w:r>
-    </w:p>
-    <w:p>
-      <w:pPr/>
-      <w:r>
-        <w:t>Công tắc an toàn: đặt BANDIT_ENABLED=false hoặc AB_BANDIT_PCT=0 trong file cấu hình của dịch vụ Python là toàn bộ cơ chế khám phá tắt ngay, hệ thống quay về đúng hành vi Phase 2 — không cần sửa code hay triển khai lại.</w:t>
-      </w:r>
-    </w:p>
-    <w:p>
-      <w:pPr/>
-      <w:r>
-        <w:t>Lưu ý về dữ liệu: Phase 3 đang chạy trên dữ liệu mẫu được bơm sẵn để đạt ngưỡng (8 tuần × ~2.600 lượt hiển thị nguồn AI mỗi tuần, 230 lượt chuyển đổi neo vào đơn hàng thật) nhằm kiểm tra khả năng dự đoán trước. Khi chuyển sang dữ liệu thật, xoá dữ liệu mẫu bằng script dọn dẹp kèm manifest TRƯỚC khi bắt đầu tin các con số của bandit, vì trong thời gian thử nghiệm bandit học trên phản hồi của dữ liệu mẫu.</w:t>
+        <w:t>`user_id` luôn do Java derive từ JWT, không bao giờ nhận từ client. Python chỉ trả `product_id + score + source`, Java hydrate DTO đầy đủ từ DB (giá/khuyến mãi/tồn kho luôn mới nhất). Chi tiết endpoint, biến môi trường, cách chạy dev xem `recommendation-service/README.md`.</w:t>
       </w:r>
     </w:p>
     <w:sectPr>
